--- a/RelatórioFEITV.docx
+++ b/RelatórioFEITV.docx
@@ -1,18 +1,52 @@
 
 <file path=word/document.xml><?xml version="1.0" encoding="utf-8"?>
-<w:document xmlns:wpc="http://schemas.microsoft.com/office/word/2010/wordprocessingCanvas" xmlns:cx="http://schemas.microsoft.com/office/drawing/2014/chartex" xmlns:cx1="http://schemas.microsoft.com/office/drawing/2015/9/8/chartex" xmlns:cx2="http://schemas.microsoft.com/office/drawing/2015/10/21/chartex" xmlns:cx3="http://schemas.microsoft.com/office/drawing/2016/5/9/chartex" xmlns:cx4="http://schemas.microsoft.com/office/drawing/2016/5/10/chartex" xmlns:cx5="http://schemas.microsoft.com/office/drawing/2016/5/11/chartex" xmlns:cx6="http://schemas.microsoft.com/office/drawing/2016/5/12/chartex" xmlns:cx7="http://schemas.microsoft.com/office/drawing/2016/5/13/chartex" xmlns:cx8="http://schemas.microsoft.com/office/drawing/2016/5/14/chartex" xmlns:mc="http://schemas.openxmlformats.org/markup-compatibility/2006" xmlns:aink="http://schemas.microsoft.com/office/drawing/2016/ink" xmlns:am3d="http://schemas.microsoft.com/office/drawing/2017/model3d" xmlns:o="urn:schemas-microsoft-com:office:office" xmlns:oel="http://schemas.microsoft.com/office/2019/extlst" xmlns:r="http://schemas.openxmlformats.org/officeDocument/2006/relationships" xmlns:m="http://schemas.openxmlformats.org/officeDocument/2006/math" xmlns:v="urn:schemas-microsoft-com:vml" xmlns:wp14="http://schemas.microsoft.com/office/word/2010/wordprocessingDrawing" xmlns:wp="http://schemas.openxmlformats.org/drawingml/2006/wordprocessingDrawing" xmlns:w10="urn:schemas-microsoft-com:office:word" xmlns:w="http://schemas.openxmlformats.org/wordprocessingml/2006/main" xmlns:w14="http://schemas.microsoft.com/office/word/2010/wordml" xmlns:w15="http://schemas.microsoft.com/office/word/2012/wordml" xmlns:w16cex="http://schemas.microsoft.com/office/word/2018/wordml/cex" xmlns:w16cid="http://schemas.microsoft.com/office/word/2016/wordml/cid" xmlns:w16="http://schemas.microsoft.com/office/word/2018/wordml" xmlns:w16sdtdh="http://schemas.microsoft.com/office/word/2020/wordml/sdtdatahash" xmlns:w16se="http://schemas.microsoft.com/office/word/2015/wordml/symex" xmlns:wpg="http://schemas.microsoft.com/office/word/2010/wordprocessingGroup" xmlns:wpi="http://schemas.microsoft.com/office/word/2010/wordprocessingInk" xmlns:wne="http://schemas.microsoft.com/office/word/2006/wordml" xmlns:wps="http://schemas.microsoft.com/office/word/2010/wordprocessingShape" mc:Ignorable="w14 w15 w16se w16cid w16 w16cex w16sdtdh wp14">
+<w:document xmlns:wpc="http://schemas.microsoft.com/office/word/2010/wordprocessingCanvas" xmlns:cx="http://schemas.microsoft.com/office/drawing/2014/chartex" xmlns:cx1="http://schemas.microsoft.com/office/drawing/2015/9/8/chartex" xmlns:cx2="http://schemas.microsoft.com/office/drawing/2015/10/21/chartex" xmlns:cx3="http://schemas.microsoft.com/office/drawing/2016/5/9/chartex" xmlns:cx4="http://schemas.microsoft.com/office/drawing/2016/5/10/chartex" xmlns:cx5="http://schemas.microsoft.com/office/drawing/2016/5/11/chartex" xmlns:cx6="http://schemas.microsoft.com/office/drawing/2016/5/12/chartex" xmlns:cx7="http://schemas.microsoft.com/office/drawing/2016/5/13/chartex" xmlns:cx8="http://schemas.microsoft.com/office/drawing/2016/5/14/chartex" xmlns:mc="http://schemas.openxmlformats.org/markup-compatibility/2006" xmlns:aink="http://schemas.microsoft.com/office/drawing/2016/ink" xmlns:am3d="http://schemas.microsoft.com/office/drawing/2017/model3d" xmlns:o="urn:schemas-microsoft-com:office:office" xmlns:oel="http://schemas.microsoft.com/office/2019/extlst" xmlns:r="http://schemas.openxmlformats.org/officeDocument/2006/relationships" xmlns:m="http://schemas.openxmlformats.org/officeDocument/2006/math" xmlns:v="urn:schemas-microsoft-com:vml" xmlns:wp14="http://schemas.microsoft.com/office/word/2010/wordprocessingDrawing" xmlns:wp="http://schemas.openxmlformats.org/drawingml/2006/wordprocessingDrawing" xmlns:w10="urn:schemas-microsoft-com:office:word" xmlns:w="http://schemas.openxmlformats.org/wordprocessingml/2006/main" xmlns:w14="http://schemas.microsoft.com/office/word/2010/wordml" xmlns:w15="http://schemas.microsoft.com/office/word/2012/wordml" xmlns:w16cex="http://schemas.microsoft.com/office/word/2018/wordml/cex" xmlns:w16cid="http://schemas.microsoft.com/office/word/2016/wordml/cid" xmlns:w16="http://schemas.microsoft.com/office/word/2018/wordml" xmlns:w16du="http://schemas.microsoft.com/office/word/2023/wordml/word16du" xmlns:w16sdtdh="http://schemas.microsoft.com/office/word/2020/wordml/sdtdatahash" xmlns:w16sdtfl="http://schemas.microsoft.com/office/word/2024/wordml/sdtformatlock" xmlns:w16se="http://schemas.microsoft.com/office/word/2015/wordml/symex" xmlns:wpg="http://schemas.microsoft.com/office/word/2010/wordprocessingGroup" xmlns:wpi="http://schemas.microsoft.com/office/word/2010/wordprocessingInk" xmlns:wne="http://schemas.microsoft.com/office/word/2006/wordml" xmlns:wps="http://schemas.microsoft.com/office/word/2010/wordprocessingShape" mc:Ignorable="w14 w15 w16se w16cid w16 w16cex w16sdtdh w16sdtfl w16du wp14">
   <w:body>
     <w:p>
       <w:pPr>
         <w:jc w:val="center"/>
       </w:pPr>
+      <w:proofErr w:type="spellStart"/>
       <w:r>
         <w:rPr>
           <w:b/>
           <w:sz w:val="32"/>
         </w:rPr>
-        <w:t>FEItv - Relatório do Projeto</w:t>
-      </w:r>
+        <w:t>FEItv</w:t>
+      </w:r>
+      <w:proofErr w:type="spellEnd"/>
+      <w:r>
+        <w:rPr>
+          <w:b/>
+          <w:sz w:val="32"/>
+        </w:rPr>
+        <w:t xml:space="preserve"> - </w:t>
+      </w:r>
+      <w:proofErr w:type="spellStart"/>
+      <w:r>
+        <w:rPr>
+          <w:b/>
+          <w:sz w:val="32"/>
+        </w:rPr>
+        <w:t>Relatório</w:t>
+      </w:r>
+      <w:proofErr w:type="spellEnd"/>
+      <w:r>
+        <w:rPr>
+          <w:b/>
+          <w:sz w:val="32"/>
+        </w:rPr>
+        <w:t xml:space="preserve"> do </w:t>
+      </w:r>
+      <w:proofErr w:type="spellStart"/>
+      <w:r>
+        <w:rPr>
+          <w:b/>
+          <w:sz w:val="32"/>
+        </w:rPr>
+        <w:t>Projeto</w:t>
+      </w:r>
+      <w:proofErr w:type="spellEnd"/>
     </w:p>
     <w:p>
       <w:pPr>
@@ -21,13 +55,95 @@
           <w:iCs/>
         </w:rPr>
       </w:pPr>
+      <w:proofErr w:type="spellStart"/>
       <w:r>
         <w:rPr>
           <w:iCs/>
           <w:sz w:val="21"/>
         </w:rPr>
-        <w:t>Projeto da disciplina CCM310 - Arquitetura de Software e Programação Orientada a Objetos</w:t>
-      </w:r>
+        <w:t>Projeto</w:t>
+      </w:r>
+      <w:proofErr w:type="spellEnd"/>
+      <w:r>
+        <w:rPr>
+          <w:iCs/>
+          <w:sz w:val="21"/>
+        </w:rPr>
+        <w:t xml:space="preserve"> da </w:t>
+      </w:r>
+      <w:proofErr w:type="spellStart"/>
+      <w:r>
+        <w:rPr>
+          <w:iCs/>
+          <w:sz w:val="21"/>
+        </w:rPr>
+        <w:t>disciplina</w:t>
+      </w:r>
+      <w:proofErr w:type="spellEnd"/>
+      <w:r>
+        <w:rPr>
+          <w:iCs/>
+          <w:sz w:val="21"/>
+        </w:rPr>
+        <w:t xml:space="preserve"> CCM310 - </w:t>
+      </w:r>
+      <w:proofErr w:type="spellStart"/>
+      <w:r>
+        <w:rPr>
+          <w:iCs/>
+          <w:sz w:val="21"/>
+        </w:rPr>
+        <w:t>Arquitetura</w:t>
+      </w:r>
+      <w:proofErr w:type="spellEnd"/>
+      <w:r>
+        <w:rPr>
+          <w:iCs/>
+          <w:sz w:val="21"/>
+        </w:rPr>
+        <w:t xml:space="preserve"> de Software e </w:t>
+      </w:r>
+      <w:proofErr w:type="spellStart"/>
+      <w:r>
+        <w:rPr>
+          <w:iCs/>
+          <w:sz w:val="21"/>
+        </w:rPr>
+        <w:t>Programação</w:t>
+      </w:r>
+      <w:proofErr w:type="spellEnd"/>
+      <w:r>
+        <w:rPr>
+          <w:iCs/>
+          <w:sz w:val="21"/>
+        </w:rPr>
+        <w:t xml:space="preserve"> </w:t>
+      </w:r>
+      <w:proofErr w:type="spellStart"/>
+      <w:r>
+        <w:rPr>
+          <w:iCs/>
+          <w:sz w:val="21"/>
+        </w:rPr>
+        <w:t>Orientada</w:t>
+      </w:r>
+      <w:proofErr w:type="spellEnd"/>
+      <w:r>
+        <w:rPr>
+          <w:iCs/>
+          <w:sz w:val="21"/>
+        </w:rPr>
+        <w:t xml:space="preserve"> a </w:t>
+      </w:r>
+      <w:proofErr w:type="spellStart"/>
+      <w:r>
+        <w:rPr>
+          <w:iCs/>
+          <w:sz w:val="21"/>
+        </w:rPr>
+        <w:t>Objetos</w:t>
+      </w:r>
+      <w:proofErr w:type="spellEnd"/>
     </w:p>
     <w:p>
       <w:pPr>
@@ -41,19 +157,7 @@
         <w:rPr>
           <w:sz w:val="21"/>
         </w:rPr>
-        <w:t>Nome</w:t>
-      </w:r>
-      <w:r>
-        <w:rPr>
-          <w:sz w:val="21"/>
-        </w:rPr>
-        <w:t xml:space="preserve">: </w:t>
-      </w:r>
-      <w:r>
-        <w:rPr>
-          <w:sz w:val="21"/>
-        </w:rPr>
-        <w:t>Matheus da Cunha Cres</w:t>
+        <w:t>Nome: Matheus da Cunha Cres</w:t>
       </w:r>
     </w:p>
     <w:p>
@@ -65,31 +169,186 @@
           <w:b/>
           <w:sz w:val="26"/>
         </w:rPr>
-        <w:t>1. Introdução</w:t>
-      </w:r>
+        <w:t xml:space="preserve">1. </w:t>
+      </w:r>
+      <w:proofErr w:type="spellStart"/>
+      <w:r>
+        <w:rPr>
+          <w:b/>
+          <w:sz w:val="26"/>
+        </w:rPr>
+        <w:t>Introdução</w:t>
+      </w:r>
+      <w:proofErr w:type="spellEnd"/>
     </w:p>
     <w:p>
       <w:pPr>
         <w:spacing w:after="120"/>
       </w:pPr>
       <w:r>
-        <w:t xml:space="preserve">O FEItv é um sistema de </w:t>
+        <w:t xml:space="preserve">O </w:t>
+      </w:r>
+      <w:proofErr w:type="spellStart"/>
+      <w:r>
+        <w:t>FEItv</w:t>
+      </w:r>
+      <w:proofErr w:type="spellEnd"/>
+      <w:r>
+        <w:t xml:space="preserve"> é um </w:t>
+      </w:r>
+      <w:proofErr w:type="spellStart"/>
+      <w:r>
+        <w:t>sistema</w:t>
+      </w:r>
+      <w:proofErr w:type="spellEnd"/>
+      <w:r>
+        <w:t xml:space="preserve"> de </w:t>
       </w:r>
       <w:r>
         <w:t>CRUD</w:t>
       </w:r>
       <w:r>
-        <w:t xml:space="preserve"> e consulta de vídeos inspirado em plataformas de streaming, mas com foco apenas na organização e no compartilhamento de informações. O projeto foi desenvolvido em Java</w:t>
+        <w:t xml:space="preserve"> e consulta de </w:t>
+      </w:r>
+      <w:proofErr w:type="spellStart"/>
+      <w:r>
+        <w:t>vídeos</w:t>
+      </w:r>
+      <w:proofErr w:type="spellEnd"/>
+      <w:r>
+        <w:t xml:space="preserve"> </w:t>
+      </w:r>
+      <w:proofErr w:type="spellStart"/>
+      <w:r>
+        <w:t>inspirado</w:t>
+      </w:r>
+      <w:proofErr w:type="spellEnd"/>
+      <w:r>
+        <w:t xml:space="preserve"> </w:t>
+      </w:r>
+      <w:proofErr w:type="spellStart"/>
+      <w:r>
+        <w:t>em</w:t>
+      </w:r>
+      <w:proofErr w:type="spellEnd"/>
+      <w:r>
+        <w:t xml:space="preserve"> </w:t>
+      </w:r>
+      <w:proofErr w:type="spellStart"/>
+      <w:r>
+        <w:t>plataformas</w:t>
+      </w:r>
+      <w:proofErr w:type="spellEnd"/>
+      <w:r>
+        <w:t xml:space="preserve"> de streaming, </w:t>
+      </w:r>
+      <w:proofErr w:type="gramStart"/>
+      <w:r>
+        <w:t>mas</w:t>
+      </w:r>
+      <w:proofErr w:type="gramEnd"/>
+      <w:r>
+        <w:t xml:space="preserve"> com </w:t>
+      </w:r>
+      <w:proofErr w:type="spellStart"/>
+      <w:r>
+        <w:t>foco</w:t>
+      </w:r>
+      <w:proofErr w:type="spellEnd"/>
+      <w:r>
+        <w:t xml:space="preserve"> </w:t>
+      </w:r>
+      <w:proofErr w:type="spellStart"/>
+      <w:r>
+        <w:t>apenas</w:t>
+      </w:r>
+      <w:proofErr w:type="spellEnd"/>
+      <w:r>
+        <w:t xml:space="preserve"> </w:t>
+      </w:r>
+      <w:proofErr w:type="spellStart"/>
+      <w:r>
+        <w:t>na</w:t>
+      </w:r>
+      <w:proofErr w:type="spellEnd"/>
+      <w:r>
+        <w:t xml:space="preserve"> </w:t>
+      </w:r>
+      <w:proofErr w:type="spellStart"/>
+      <w:r>
+        <w:t>organização</w:t>
+      </w:r>
+      <w:proofErr w:type="spellEnd"/>
+      <w:r>
+        <w:t xml:space="preserve"> e no </w:t>
+      </w:r>
+      <w:proofErr w:type="spellStart"/>
+      <w:r>
+        <w:t>compartilhamento</w:t>
+      </w:r>
+      <w:proofErr w:type="spellEnd"/>
+      <w:r>
+        <w:t xml:space="preserve"> de </w:t>
+      </w:r>
+      <w:proofErr w:type="spellStart"/>
+      <w:r>
+        <w:t>informações</w:t>
+      </w:r>
+      <w:proofErr w:type="spellEnd"/>
+      <w:r>
+        <w:t xml:space="preserve">. O </w:t>
+      </w:r>
+      <w:proofErr w:type="spellStart"/>
+      <w:r>
+        <w:t>projeto</w:t>
+      </w:r>
+      <w:proofErr w:type="spellEnd"/>
+      <w:r>
+        <w:t xml:space="preserve"> </w:t>
+      </w:r>
+      <w:proofErr w:type="spellStart"/>
+      <w:r>
+        <w:t>foi</w:t>
+      </w:r>
+      <w:proofErr w:type="spellEnd"/>
+      <w:r>
+        <w:t xml:space="preserve"> </w:t>
+      </w:r>
+      <w:proofErr w:type="spellStart"/>
+      <w:r>
+        <w:t>desenvolvido</w:t>
+      </w:r>
+      <w:proofErr w:type="spellEnd"/>
+      <w:r>
+        <w:t xml:space="preserve"> </w:t>
+      </w:r>
+      <w:proofErr w:type="spellStart"/>
+      <w:r>
+        <w:t>em</w:t>
+      </w:r>
+      <w:proofErr w:type="spellEnd"/>
+      <w:r>
+        <w:t xml:space="preserve"> Java</w:t>
       </w:r>
       <w:r>
         <w:t xml:space="preserve">, com </w:t>
       </w:r>
-      <w:r>
-        <w:t>acesso a</w:t>
+      <w:proofErr w:type="spellStart"/>
+      <w:r>
+        <w:t>acesso</w:t>
+      </w:r>
+      <w:proofErr w:type="spellEnd"/>
+      <w:r>
+        <w:t xml:space="preserve"> </w:t>
+      </w:r>
+      <w:proofErr w:type="spellStart"/>
+      <w:r>
+        <w:t>a</w:t>
       </w:r>
       <w:r>
         <w:t>o</w:t>
       </w:r>
+      <w:proofErr w:type="spellEnd"/>
       <w:r>
         <w:t xml:space="preserve"> banco de dados PostgreSQL</w:t>
       </w:r>
@@ -97,7 +356,23 @@
         <w:t xml:space="preserve"> </w:t>
       </w:r>
       <w:r>
-        <w:t>e organização em MVC (Model, View e Controller).</w:t>
+        <w:t xml:space="preserve">e </w:t>
+      </w:r>
+      <w:proofErr w:type="spellStart"/>
+      <w:r>
+        <w:t>organização</w:t>
+      </w:r>
+      <w:proofErr w:type="spellEnd"/>
+      <w:r>
+        <w:t xml:space="preserve"> </w:t>
+      </w:r>
+      <w:proofErr w:type="spellStart"/>
+      <w:r>
+        <w:t>em</w:t>
+      </w:r>
+      <w:proofErr w:type="spellEnd"/>
+      <w:r>
+        <w:t xml:space="preserve"> MVC (Model, View e Controller).</w:t>
       </w:r>
     </w:p>
     <w:p>
@@ -105,16 +380,215 @@
         <w:spacing w:after="120"/>
       </w:pPr>
       <w:r>
-        <w:t>O projeto</w:t>
-      </w:r>
+        <w:t xml:space="preserve">O </w:t>
+      </w:r>
+      <w:proofErr w:type="spellStart"/>
+      <w:r>
+        <w:t>projeto</w:t>
+      </w:r>
+      <w:proofErr w:type="spellEnd"/>
       <w:r>
         <w:t xml:space="preserve"> </w:t>
       </w:r>
-      <w:r>
-        <w:t xml:space="preserve">tem as funções de </w:t>
-      </w:r>
-      <w:r>
-        <w:t xml:space="preserve">cadastrar usuários, realizar login, buscar vídeos por nome, visualizar as informações dos vídeos encontrados, curtir e descurtir conteúdos e gerenciar listas de reprodução, adicionando ou removendo vídeos de cada lista. </w:t>
+      <w:proofErr w:type="spellStart"/>
+      <w:r>
+        <w:t>tem</w:t>
+      </w:r>
+      <w:proofErr w:type="spellEnd"/>
+      <w:r>
+        <w:t xml:space="preserve"> as </w:t>
+      </w:r>
+      <w:proofErr w:type="spellStart"/>
+      <w:r>
+        <w:t>funções</w:t>
+      </w:r>
+      <w:proofErr w:type="spellEnd"/>
+      <w:r>
+        <w:t xml:space="preserve"> de </w:t>
+      </w:r>
+      <w:proofErr w:type="spellStart"/>
+      <w:r>
+        <w:t>cadastrar</w:t>
+      </w:r>
+      <w:proofErr w:type="spellEnd"/>
+      <w:r>
+        <w:t xml:space="preserve"> </w:t>
+      </w:r>
+      <w:proofErr w:type="spellStart"/>
+      <w:r>
+        <w:t>usuários</w:t>
+      </w:r>
+      <w:proofErr w:type="spellEnd"/>
+      <w:r>
+        <w:t xml:space="preserve">, </w:t>
+      </w:r>
+      <w:proofErr w:type="spellStart"/>
+      <w:r>
+        <w:t>realizar</w:t>
+      </w:r>
+      <w:proofErr w:type="spellEnd"/>
+      <w:r>
+        <w:t xml:space="preserve"> login, </w:t>
+      </w:r>
+      <w:proofErr w:type="spellStart"/>
+      <w:r>
+        <w:t>buscar</w:t>
+      </w:r>
+      <w:proofErr w:type="spellEnd"/>
+      <w:r>
+        <w:t xml:space="preserve"> </w:t>
+      </w:r>
+      <w:proofErr w:type="spellStart"/>
+      <w:r>
+        <w:t>vídeos</w:t>
+      </w:r>
+      <w:proofErr w:type="spellEnd"/>
+      <w:r>
+        <w:t xml:space="preserve"> </w:t>
+      </w:r>
+      <w:proofErr w:type="spellStart"/>
+      <w:r>
+        <w:t>por</w:t>
+      </w:r>
+      <w:proofErr w:type="spellEnd"/>
+      <w:r>
+        <w:t xml:space="preserve"> </w:t>
+      </w:r>
+      <w:proofErr w:type="spellStart"/>
+      <w:r>
+        <w:t>nome</w:t>
+      </w:r>
+      <w:proofErr w:type="spellEnd"/>
+      <w:r>
+        <w:t xml:space="preserve">, </w:t>
+      </w:r>
+      <w:proofErr w:type="spellStart"/>
+      <w:r>
+        <w:t>visualizar</w:t>
+      </w:r>
+      <w:proofErr w:type="spellEnd"/>
+      <w:r>
+        <w:t xml:space="preserve"> as </w:t>
+      </w:r>
+      <w:proofErr w:type="spellStart"/>
+      <w:r>
+        <w:t>informações</w:t>
+      </w:r>
+      <w:proofErr w:type="spellEnd"/>
+      <w:r>
+        <w:t xml:space="preserve"> dos </w:t>
+      </w:r>
+      <w:proofErr w:type="spellStart"/>
+      <w:r>
+        <w:t>vídeos</w:t>
+      </w:r>
+      <w:proofErr w:type="spellEnd"/>
+      <w:r>
+        <w:t xml:space="preserve"> </w:t>
+      </w:r>
+      <w:proofErr w:type="spellStart"/>
+      <w:r>
+        <w:t>encontrados</w:t>
+      </w:r>
+      <w:proofErr w:type="spellEnd"/>
+      <w:r>
+        <w:t xml:space="preserve">, </w:t>
+      </w:r>
+      <w:proofErr w:type="spellStart"/>
+      <w:r>
+        <w:t>curtir</w:t>
+      </w:r>
+      <w:proofErr w:type="spellEnd"/>
+      <w:r>
+        <w:t xml:space="preserve"> e </w:t>
+      </w:r>
+      <w:proofErr w:type="spellStart"/>
+      <w:r>
+        <w:t>descurtir</w:t>
+      </w:r>
+      <w:proofErr w:type="spellEnd"/>
+      <w:r>
+        <w:t xml:space="preserve"> </w:t>
+      </w:r>
+      <w:proofErr w:type="spellStart"/>
+      <w:r>
+        <w:t>conteúdos</w:t>
+      </w:r>
+      <w:proofErr w:type="spellEnd"/>
+      <w:r>
+        <w:t xml:space="preserve"> e </w:t>
+      </w:r>
+      <w:proofErr w:type="spellStart"/>
+      <w:r>
+        <w:t>gerenciar</w:t>
+      </w:r>
+      <w:proofErr w:type="spellEnd"/>
+      <w:r>
+        <w:t xml:space="preserve"> </w:t>
+      </w:r>
+      <w:proofErr w:type="spellStart"/>
+      <w:r>
+        <w:t>listas</w:t>
+      </w:r>
+      <w:proofErr w:type="spellEnd"/>
+      <w:r>
+        <w:t xml:space="preserve"> de </w:t>
+      </w:r>
+      <w:proofErr w:type="spellStart"/>
+      <w:r>
+        <w:t>reprodução</w:t>
+      </w:r>
+      <w:proofErr w:type="spellEnd"/>
+      <w:r>
+        <w:t xml:space="preserve">, </w:t>
+      </w:r>
+      <w:proofErr w:type="spellStart"/>
+      <w:r>
+        <w:t>adicionando</w:t>
+      </w:r>
+      <w:proofErr w:type="spellEnd"/>
+      <w:r>
+        <w:t xml:space="preserve"> </w:t>
+      </w:r>
+      <w:proofErr w:type="spellStart"/>
+      <w:r>
+        <w:t>ou</w:t>
+      </w:r>
+      <w:proofErr w:type="spellEnd"/>
+      <w:r>
+        <w:t xml:space="preserve"> </w:t>
+      </w:r>
+      <w:proofErr w:type="spellStart"/>
+      <w:r>
+        <w:t>removendo</w:t>
+      </w:r>
+      <w:proofErr w:type="spellEnd"/>
+      <w:r>
+        <w:t xml:space="preserve"> </w:t>
+      </w:r>
+      <w:proofErr w:type="spellStart"/>
+      <w:r>
+        <w:t>vídeos</w:t>
+      </w:r>
+      <w:proofErr w:type="spellEnd"/>
+      <w:r>
+        <w:t xml:space="preserve"> de </w:t>
+      </w:r>
+      <w:proofErr w:type="spellStart"/>
+      <w:r>
+        <w:t>cada</w:t>
+      </w:r>
+      <w:proofErr w:type="spellEnd"/>
+      <w:r>
+        <w:t xml:space="preserve"> </w:t>
+      </w:r>
+      <w:proofErr w:type="spellStart"/>
+      <w:r>
+        <w:t>lista</w:t>
+      </w:r>
+      <w:proofErr w:type="spellEnd"/>
+      <w:r>
+        <w:t xml:space="preserve">. </w:t>
       </w:r>
     </w:p>
     <w:p>
@@ -131,15 +605,112 @@
           <w:b/>
           <w:sz w:val="26"/>
         </w:rPr>
-        <w:t>2. Estrutura do projeto</w:t>
-      </w:r>
+        <w:t xml:space="preserve">2. </w:t>
+      </w:r>
+      <w:proofErr w:type="spellStart"/>
+      <w:r>
+        <w:rPr>
+          <w:b/>
+          <w:sz w:val="26"/>
+        </w:rPr>
+        <w:t>Estrutura</w:t>
+      </w:r>
+      <w:proofErr w:type="spellEnd"/>
+      <w:r>
+        <w:rPr>
+          <w:b/>
+          <w:sz w:val="26"/>
+        </w:rPr>
+        <w:t xml:space="preserve"> do </w:t>
+      </w:r>
+      <w:proofErr w:type="spellStart"/>
+      <w:r>
+        <w:rPr>
+          <w:b/>
+          <w:sz w:val="26"/>
+        </w:rPr>
+        <w:t>projeto</w:t>
+      </w:r>
+      <w:proofErr w:type="spellEnd"/>
     </w:p>
     <w:p>
       <w:pPr>
         <w:spacing w:after="120"/>
       </w:pPr>
       <w:r>
-        <w:t>O projeto foi organizado em pacotes para separar responsabilidades e facilitar a manutenção:</w:t>
+        <w:t xml:space="preserve">O </w:t>
+      </w:r>
+      <w:proofErr w:type="spellStart"/>
+      <w:r>
+        <w:t>projeto</w:t>
+      </w:r>
+      <w:proofErr w:type="spellEnd"/>
+      <w:r>
+        <w:t xml:space="preserve"> </w:t>
+      </w:r>
+      <w:proofErr w:type="spellStart"/>
+      <w:r>
+        <w:t>foi</w:t>
+      </w:r>
+      <w:proofErr w:type="spellEnd"/>
+      <w:r>
+        <w:t xml:space="preserve"> </w:t>
+      </w:r>
+      <w:proofErr w:type="spellStart"/>
+      <w:r>
+        <w:t>organizado</w:t>
+      </w:r>
+      <w:proofErr w:type="spellEnd"/>
+      <w:r>
+        <w:t xml:space="preserve"> </w:t>
+      </w:r>
+      <w:proofErr w:type="spellStart"/>
+      <w:r>
+        <w:t>em</w:t>
+      </w:r>
+      <w:proofErr w:type="spellEnd"/>
+      <w:r>
+        <w:t xml:space="preserve"> </w:t>
+      </w:r>
+      <w:proofErr w:type="spellStart"/>
+      <w:r>
+        <w:t>pacotes</w:t>
+      </w:r>
+      <w:proofErr w:type="spellEnd"/>
+      <w:r>
+        <w:t xml:space="preserve"> para </w:t>
+      </w:r>
+      <w:proofErr w:type="spellStart"/>
+      <w:r>
+        <w:t>separar</w:t>
+      </w:r>
+      <w:proofErr w:type="spellEnd"/>
+      <w:r>
+        <w:t xml:space="preserve"> </w:t>
+      </w:r>
+      <w:proofErr w:type="spellStart"/>
+      <w:r>
+        <w:t>responsabilidades</w:t>
+      </w:r>
+      <w:proofErr w:type="spellEnd"/>
+      <w:r>
+        <w:t xml:space="preserve"> e </w:t>
+      </w:r>
+      <w:proofErr w:type="spellStart"/>
+      <w:r>
+        <w:t>facilitar</w:t>
+      </w:r>
+      <w:proofErr w:type="spellEnd"/>
+      <w:r>
+        <w:t xml:space="preserve"> a </w:t>
+      </w:r>
+      <w:proofErr w:type="spellStart"/>
+      <w:r>
+        <w:t>manutenção</w:t>
+      </w:r>
+      <w:proofErr w:type="spellEnd"/>
+      <w:r>
+        <w:t>:</w:t>
       </w:r>
     </w:p>
     <w:p>
@@ -147,19 +718,213 @@
         <w:spacing w:after="120"/>
       </w:pPr>
       <w:r>
-        <w:t>• view: contém as telas em JFrame, como TelaInicial, TelaCadastro, TelaLogin e TelaPrincipal.</w:t>
+        <w:t xml:space="preserve">• view: </w:t>
+      </w:r>
+      <w:proofErr w:type="spellStart"/>
+      <w:r>
+        <w:t>contém</w:t>
+      </w:r>
+      <w:proofErr w:type="spellEnd"/>
+      <w:r>
+        <w:t xml:space="preserve"> as </w:t>
+      </w:r>
+      <w:proofErr w:type="spellStart"/>
+      <w:r>
+        <w:t>telas</w:t>
+      </w:r>
+      <w:proofErr w:type="spellEnd"/>
+      <w:r>
+        <w:t xml:space="preserve"> </w:t>
+      </w:r>
+      <w:proofErr w:type="spellStart"/>
+      <w:r>
+        <w:t>em</w:t>
+      </w:r>
+      <w:proofErr w:type="spellEnd"/>
+      <w:r>
+        <w:t xml:space="preserve"> </w:t>
+      </w:r>
+      <w:proofErr w:type="spellStart"/>
+      <w:r>
+        <w:t>JFrame</w:t>
+      </w:r>
+      <w:proofErr w:type="spellEnd"/>
+      <w:r>
+        <w:t xml:space="preserve">, </w:t>
+      </w:r>
+      <w:proofErr w:type="spellStart"/>
+      <w:r>
+        <w:t>como</w:t>
+      </w:r>
+      <w:proofErr w:type="spellEnd"/>
+      <w:r>
+        <w:t xml:space="preserve"> </w:t>
+      </w:r>
+      <w:proofErr w:type="spellStart"/>
+      <w:r>
+        <w:t>TelaInicial</w:t>
+      </w:r>
+      <w:proofErr w:type="spellEnd"/>
+      <w:r>
+        <w:t xml:space="preserve">, </w:t>
+      </w:r>
+      <w:proofErr w:type="spellStart"/>
+      <w:r>
+        <w:t>TelaCadastro</w:t>
+      </w:r>
+      <w:proofErr w:type="spellEnd"/>
+      <w:r>
+        <w:t xml:space="preserve">, </w:t>
+      </w:r>
+      <w:proofErr w:type="spellStart"/>
+      <w:r>
+        <w:t>TelaLogin</w:t>
+      </w:r>
+      <w:proofErr w:type="spellEnd"/>
+      <w:r>
+        <w:t xml:space="preserve"> e </w:t>
+      </w:r>
+      <w:proofErr w:type="spellStart"/>
+      <w:r>
+        <w:t>TelaPrincipal</w:t>
+      </w:r>
+      <w:proofErr w:type="spellEnd"/>
+      <w:r>
+        <w:t>.</w:t>
       </w:r>
       <w:r>
         <w:br/>
-        <w:t>• controller: concentra as regras da aplicação e a comunicação entre a interface e o banco.</w:t>
+        <w:t xml:space="preserve">• controller: </w:t>
+      </w:r>
+      <w:proofErr w:type="spellStart"/>
+      <w:r>
+        <w:t>concentra</w:t>
+      </w:r>
+      <w:proofErr w:type="spellEnd"/>
+      <w:r>
+        <w:t xml:space="preserve"> as </w:t>
+      </w:r>
+      <w:proofErr w:type="spellStart"/>
+      <w:r>
+        <w:t>regras</w:t>
+      </w:r>
+      <w:proofErr w:type="spellEnd"/>
+      <w:r>
+        <w:t xml:space="preserve"> da </w:t>
+      </w:r>
+      <w:proofErr w:type="spellStart"/>
+      <w:r>
+        <w:t>aplicação</w:t>
+      </w:r>
+      <w:proofErr w:type="spellEnd"/>
+      <w:r>
+        <w:t xml:space="preserve"> e a </w:t>
+      </w:r>
+      <w:proofErr w:type="spellStart"/>
+      <w:r>
+        <w:t>comunicação</w:t>
+      </w:r>
+      <w:proofErr w:type="spellEnd"/>
+      <w:r>
+        <w:t xml:space="preserve"> entre </w:t>
+      </w:r>
+      <w:proofErr w:type="spellStart"/>
+      <w:proofErr w:type="gramStart"/>
+      <w:r>
+        <w:t>a</w:t>
+      </w:r>
+      <w:proofErr w:type="spellEnd"/>
+      <w:proofErr w:type="gramEnd"/>
+      <w:r>
+        <w:t xml:space="preserve"> interface e o banco.</w:t>
       </w:r>
       <w:r>
         <w:br/>
-        <w:t>• dao: faz o acesso ao PostgreSQL e executa as consultas SQL.</w:t>
+        <w:t xml:space="preserve">• dao: </w:t>
+      </w:r>
+      <w:proofErr w:type="spellStart"/>
+      <w:r>
+        <w:t>faz</w:t>
+      </w:r>
+      <w:proofErr w:type="spellEnd"/>
+      <w:r>
+        <w:t xml:space="preserve"> o </w:t>
+      </w:r>
+      <w:proofErr w:type="spellStart"/>
+      <w:r>
+        <w:t>acesso</w:t>
+      </w:r>
+      <w:proofErr w:type="spellEnd"/>
+      <w:r>
+        <w:t xml:space="preserve"> </w:t>
+      </w:r>
+      <w:proofErr w:type="spellStart"/>
+      <w:r>
+        <w:t>ao</w:t>
+      </w:r>
+      <w:proofErr w:type="spellEnd"/>
+      <w:r>
+        <w:t xml:space="preserve"> PostgreSQL e </w:t>
+      </w:r>
+      <w:proofErr w:type="spellStart"/>
+      <w:r>
+        <w:t>executa</w:t>
+      </w:r>
+      <w:proofErr w:type="spellEnd"/>
+      <w:r>
+        <w:t xml:space="preserve"> as </w:t>
+      </w:r>
+      <w:proofErr w:type="spellStart"/>
+      <w:r>
+        <w:t>consultas</w:t>
+      </w:r>
+      <w:proofErr w:type="spellEnd"/>
+      <w:r>
+        <w:t xml:space="preserve"> SQL.</w:t>
       </w:r>
       <w:r>
         <w:br/>
-        <w:t>• model: guarda as classes de dados, como Usuario, SerieFilme e ListaReproducao.</w:t>
+        <w:t xml:space="preserve">• model: </w:t>
+      </w:r>
+      <w:proofErr w:type="spellStart"/>
+      <w:r>
+        <w:t>guarda</w:t>
+      </w:r>
+      <w:proofErr w:type="spellEnd"/>
+      <w:r>
+        <w:t xml:space="preserve"> as classes de dados, </w:t>
+      </w:r>
+      <w:proofErr w:type="spellStart"/>
+      <w:r>
+        <w:t>como</w:t>
+      </w:r>
+      <w:proofErr w:type="spellEnd"/>
+      <w:r>
+        <w:t xml:space="preserve"> </w:t>
+      </w:r>
+      <w:proofErr w:type="spellStart"/>
+      <w:r>
+        <w:t>Usuario</w:t>
+      </w:r>
+      <w:proofErr w:type="spellEnd"/>
+      <w:r>
+        <w:t xml:space="preserve">, </w:t>
+      </w:r>
+      <w:proofErr w:type="spellStart"/>
+      <w:r>
+        <w:t>SerieFilme</w:t>
+      </w:r>
+      <w:proofErr w:type="spellEnd"/>
+      <w:r>
+        <w:t xml:space="preserve"> e </w:t>
+      </w:r>
+      <w:proofErr w:type="spellStart"/>
+      <w:r>
+        <w:t>ListaReproducao</w:t>
+      </w:r>
+      <w:proofErr w:type="spellEnd"/>
+      <w:r>
+        <w:t>.</w:t>
       </w:r>
     </w:p>
     <w:p>
@@ -167,13 +932,210 @@
         <w:spacing w:after="120"/>
       </w:pPr>
       <w:r>
-        <w:t>A classe principal FEITV inicia a aplicação e abre a primeira tela</w:t>
-      </w:r>
-      <w:r>
-        <w:t xml:space="preserve"> (em resumo, o main)</w:t>
-      </w:r>
-      <w:r>
-        <w:t>. A partir dela, o usuário escolhe entre cadastrar ou entrar no sistema. Depois do login, o sistema abre a tela principal com as funções de busca, reação e listas de reprodução.</w:t>
+        <w:t xml:space="preserve">A </w:t>
+      </w:r>
+      <w:proofErr w:type="spellStart"/>
+      <w:r>
+        <w:t>classe</w:t>
+      </w:r>
+      <w:proofErr w:type="spellEnd"/>
+      <w:r>
+        <w:t xml:space="preserve"> principal FEITV </w:t>
+      </w:r>
+      <w:proofErr w:type="spellStart"/>
+      <w:r>
+        <w:t>inicia</w:t>
+      </w:r>
+      <w:proofErr w:type="spellEnd"/>
+      <w:r>
+        <w:t xml:space="preserve"> </w:t>
+      </w:r>
+      <w:proofErr w:type="gramStart"/>
+      <w:r>
+        <w:t>a</w:t>
+      </w:r>
+      <w:proofErr w:type="gramEnd"/>
+      <w:r>
+        <w:t xml:space="preserve"> </w:t>
+      </w:r>
+      <w:proofErr w:type="spellStart"/>
+      <w:r>
+        <w:t>aplicação</w:t>
+      </w:r>
+      <w:proofErr w:type="spellEnd"/>
+      <w:r>
+        <w:t xml:space="preserve"> e </w:t>
+      </w:r>
+      <w:proofErr w:type="spellStart"/>
+      <w:r>
+        <w:t>abre</w:t>
+      </w:r>
+      <w:proofErr w:type="spellEnd"/>
+      <w:r>
+        <w:t xml:space="preserve"> a </w:t>
+      </w:r>
+      <w:proofErr w:type="spellStart"/>
+      <w:r>
+        <w:t>primeira</w:t>
+      </w:r>
+      <w:proofErr w:type="spellEnd"/>
+      <w:r>
+        <w:t xml:space="preserve"> </w:t>
+      </w:r>
+      <w:proofErr w:type="spellStart"/>
+      <w:r>
+        <w:t>tela</w:t>
+      </w:r>
+      <w:proofErr w:type="spellEnd"/>
+      <w:r>
+        <w:t xml:space="preserve"> (</w:t>
+      </w:r>
+      <w:proofErr w:type="spellStart"/>
+      <w:r>
+        <w:t>em</w:t>
+      </w:r>
+      <w:proofErr w:type="spellEnd"/>
+      <w:r>
+        <w:t xml:space="preserve"> </w:t>
+      </w:r>
+      <w:proofErr w:type="spellStart"/>
+      <w:r>
+        <w:t>resumo</w:t>
+      </w:r>
+      <w:proofErr w:type="spellEnd"/>
+      <w:r>
+        <w:t>, o main)</w:t>
+      </w:r>
+      <w:r>
+        <w:t xml:space="preserve">. A </w:t>
+      </w:r>
+      <w:proofErr w:type="spellStart"/>
+      <w:r>
+        <w:t>partir</w:t>
+      </w:r>
+      <w:proofErr w:type="spellEnd"/>
+      <w:r>
+        <w:t xml:space="preserve"> dela, o </w:t>
+      </w:r>
+      <w:proofErr w:type="spellStart"/>
+      <w:r>
+        <w:t>usuário</w:t>
+      </w:r>
+      <w:proofErr w:type="spellEnd"/>
+      <w:r>
+        <w:t xml:space="preserve"> </w:t>
+      </w:r>
+      <w:proofErr w:type="spellStart"/>
+      <w:r>
+        <w:t>escolhe</w:t>
+      </w:r>
+      <w:proofErr w:type="spellEnd"/>
+      <w:r>
+        <w:t xml:space="preserve"> entre </w:t>
+      </w:r>
+      <w:proofErr w:type="spellStart"/>
+      <w:r>
+        <w:t>cadastrar</w:t>
+      </w:r>
+      <w:proofErr w:type="spellEnd"/>
+      <w:r>
+        <w:t xml:space="preserve"> </w:t>
+      </w:r>
+      <w:proofErr w:type="spellStart"/>
+      <w:r>
+        <w:t>ou</w:t>
+      </w:r>
+      <w:proofErr w:type="spellEnd"/>
+      <w:r>
+        <w:t xml:space="preserve"> </w:t>
+      </w:r>
+      <w:proofErr w:type="spellStart"/>
+      <w:r>
+        <w:t>entrar</w:t>
+      </w:r>
+      <w:proofErr w:type="spellEnd"/>
+      <w:r>
+        <w:t xml:space="preserve"> no </w:t>
+      </w:r>
+      <w:proofErr w:type="spellStart"/>
+      <w:r>
+        <w:t>sistema</w:t>
+      </w:r>
+      <w:proofErr w:type="spellEnd"/>
+      <w:r>
+        <w:t xml:space="preserve">. </w:t>
+      </w:r>
+      <w:proofErr w:type="spellStart"/>
+      <w:r>
+        <w:t>Depois</w:t>
+      </w:r>
+      <w:proofErr w:type="spellEnd"/>
+      <w:r>
+        <w:t xml:space="preserve"> do login, o </w:t>
+      </w:r>
+      <w:proofErr w:type="spellStart"/>
+      <w:r>
+        <w:t>sistema</w:t>
+      </w:r>
+      <w:proofErr w:type="spellEnd"/>
+      <w:r>
+        <w:t xml:space="preserve"> </w:t>
+      </w:r>
+      <w:proofErr w:type="spellStart"/>
+      <w:r>
+        <w:t>abre</w:t>
+      </w:r>
+      <w:proofErr w:type="spellEnd"/>
+      <w:r>
+        <w:t xml:space="preserve"> a </w:t>
+      </w:r>
+      <w:proofErr w:type="spellStart"/>
+      <w:r>
+        <w:t>tela</w:t>
+      </w:r>
+      <w:proofErr w:type="spellEnd"/>
+      <w:r>
+        <w:t xml:space="preserve"> principal com as </w:t>
+      </w:r>
+      <w:proofErr w:type="spellStart"/>
+      <w:r>
+        <w:t>funções</w:t>
+      </w:r>
+      <w:proofErr w:type="spellEnd"/>
+      <w:r>
+        <w:t xml:space="preserve"> de </w:t>
+      </w:r>
+      <w:proofErr w:type="spellStart"/>
+      <w:r>
+        <w:t>busca</w:t>
+      </w:r>
+      <w:proofErr w:type="spellEnd"/>
+      <w:r>
+        <w:t xml:space="preserve">, </w:t>
+      </w:r>
+      <w:proofErr w:type="spellStart"/>
+      <w:r>
+        <w:t>reação</w:t>
+      </w:r>
+      <w:proofErr w:type="spellEnd"/>
+      <w:r>
+        <w:t xml:space="preserve"> e </w:t>
+      </w:r>
+      <w:proofErr w:type="spellStart"/>
+      <w:r>
+        <w:t>listas</w:t>
+      </w:r>
+      <w:proofErr w:type="spellEnd"/>
+      <w:r>
+        <w:t xml:space="preserve"> de </w:t>
+      </w:r>
+      <w:proofErr w:type="spellStart"/>
+      <w:r>
+        <w:t>reprodução</w:t>
+      </w:r>
+      <w:proofErr w:type="spellEnd"/>
+      <w:r>
+        <w:t>.</w:t>
       </w:r>
     </w:p>
     <w:p>
@@ -198,7 +1160,191 @@
         <w:spacing w:after="120"/>
       </w:pPr>
       <w:r>
-        <w:t>No PostgreSQL, o sistema utiliza tabelas para armazenar os usuários, os vídeos, as listas de reprodução e as reações (curtir/descurtir). A estrutura foi pensada para trabalhar com chaves estrangeiras e manter o vínculo entre os dados.</w:t>
+        <w:t xml:space="preserve">No PostgreSQL, o </w:t>
+      </w:r>
+      <w:proofErr w:type="spellStart"/>
+      <w:r>
+        <w:t>sistema</w:t>
+      </w:r>
+      <w:proofErr w:type="spellEnd"/>
+      <w:r>
+        <w:t xml:space="preserve"> </w:t>
+      </w:r>
+      <w:proofErr w:type="spellStart"/>
+      <w:r>
+        <w:t>utiliza</w:t>
+      </w:r>
+      <w:proofErr w:type="spellEnd"/>
+      <w:r>
+        <w:t xml:space="preserve"> </w:t>
+      </w:r>
+      <w:proofErr w:type="spellStart"/>
+      <w:r>
+        <w:t>tabelas</w:t>
+      </w:r>
+      <w:proofErr w:type="spellEnd"/>
+      <w:r>
+        <w:t xml:space="preserve"> para </w:t>
+      </w:r>
+      <w:proofErr w:type="spellStart"/>
+      <w:r>
+        <w:t>armazenar</w:t>
+      </w:r>
+      <w:proofErr w:type="spellEnd"/>
+      <w:r>
+        <w:t xml:space="preserve"> </w:t>
+      </w:r>
+      <w:proofErr w:type="spellStart"/>
+      <w:r>
+        <w:t>os</w:t>
+      </w:r>
+      <w:proofErr w:type="spellEnd"/>
+      <w:r>
+        <w:t xml:space="preserve"> </w:t>
+      </w:r>
+      <w:proofErr w:type="spellStart"/>
+      <w:r>
+        <w:t>usuários</w:t>
+      </w:r>
+      <w:proofErr w:type="spellEnd"/>
+      <w:r>
+        <w:t xml:space="preserve">, </w:t>
+      </w:r>
+      <w:proofErr w:type="spellStart"/>
+      <w:r>
+        <w:t>os</w:t>
+      </w:r>
+      <w:proofErr w:type="spellEnd"/>
+      <w:r>
+        <w:t xml:space="preserve"> </w:t>
+      </w:r>
+      <w:proofErr w:type="spellStart"/>
+      <w:r>
+        <w:t>vídeos</w:t>
+      </w:r>
+      <w:proofErr w:type="spellEnd"/>
+      <w:r>
+        <w:t xml:space="preserve">, as </w:t>
+      </w:r>
+      <w:proofErr w:type="spellStart"/>
+      <w:r>
+        <w:t>listas</w:t>
+      </w:r>
+      <w:proofErr w:type="spellEnd"/>
+      <w:r>
+        <w:t xml:space="preserve"> de </w:t>
+      </w:r>
+      <w:proofErr w:type="spellStart"/>
+      <w:r>
+        <w:t>reprodução</w:t>
+      </w:r>
+      <w:proofErr w:type="spellEnd"/>
+      <w:r>
+        <w:t xml:space="preserve"> e as </w:t>
+      </w:r>
+      <w:proofErr w:type="spellStart"/>
+      <w:r>
+        <w:t>reações</w:t>
+      </w:r>
+      <w:proofErr w:type="spellEnd"/>
+      <w:r>
+        <w:t xml:space="preserve"> (</w:t>
+      </w:r>
+      <w:proofErr w:type="spellStart"/>
+      <w:r>
+        <w:t>curtir</w:t>
+      </w:r>
+      <w:proofErr w:type="spellEnd"/>
+      <w:r>
+        <w:t>/</w:t>
+      </w:r>
+      <w:proofErr w:type="spellStart"/>
+      <w:r>
+        <w:t>descurtir</w:t>
+      </w:r>
+      <w:proofErr w:type="spellEnd"/>
+      <w:r>
+        <w:t xml:space="preserve">). </w:t>
+      </w:r>
+      <w:proofErr w:type="gramStart"/>
+      <w:r>
+        <w:t>A</w:t>
+      </w:r>
+      <w:proofErr w:type="gramEnd"/>
+      <w:r>
+        <w:t xml:space="preserve"> </w:t>
+      </w:r>
+      <w:proofErr w:type="spellStart"/>
+      <w:r>
+        <w:t>estrutura</w:t>
+      </w:r>
+      <w:proofErr w:type="spellEnd"/>
+      <w:r>
+        <w:t xml:space="preserve"> </w:t>
+      </w:r>
+      <w:proofErr w:type="spellStart"/>
+      <w:r>
+        <w:t>foi</w:t>
+      </w:r>
+      <w:proofErr w:type="spellEnd"/>
+      <w:r>
+        <w:t xml:space="preserve"> </w:t>
+      </w:r>
+      <w:proofErr w:type="spellStart"/>
+      <w:r>
+        <w:t>pensada</w:t>
+      </w:r>
+      <w:proofErr w:type="spellEnd"/>
+      <w:r>
+        <w:t xml:space="preserve"> para </w:t>
+      </w:r>
+      <w:proofErr w:type="spellStart"/>
+      <w:r>
+        <w:t>trabalhar</w:t>
+      </w:r>
+      <w:proofErr w:type="spellEnd"/>
+      <w:r>
+        <w:t xml:space="preserve"> com </w:t>
+      </w:r>
+      <w:proofErr w:type="spellStart"/>
+      <w:r>
+        <w:t>chaves</w:t>
+      </w:r>
+      <w:proofErr w:type="spellEnd"/>
+      <w:r>
+        <w:t xml:space="preserve"> </w:t>
+      </w:r>
+      <w:proofErr w:type="spellStart"/>
+      <w:r>
+        <w:t>estrangeiras</w:t>
+      </w:r>
+      <w:proofErr w:type="spellEnd"/>
+      <w:r>
+        <w:t xml:space="preserve"> e </w:t>
+      </w:r>
+      <w:proofErr w:type="spellStart"/>
+      <w:r>
+        <w:t>manter</w:t>
+      </w:r>
+      <w:proofErr w:type="spellEnd"/>
+      <w:r>
+        <w:t xml:space="preserve"> o </w:t>
+      </w:r>
+      <w:proofErr w:type="spellStart"/>
+      <w:r>
+        <w:t>vínculo</w:t>
+      </w:r>
+      <w:proofErr w:type="spellEnd"/>
+      <w:r>
+        <w:t xml:space="preserve"> entre </w:t>
+      </w:r>
+      <w:proofErr w:type="spellStart"/>
+      <w:r>
+        <w:t>os</w:t>
+      </w:r>
+      <w:proofErr w:type="spellEnd"/>
+      <w:r>
+        <w:t xml:space="preserve"> dados.</w:t>
       </w:r>
     </w:p>
     <w:p>
@@ -217,7 +1363,21 @@
         <w:rPr>
           <w:b/>
         </w:rPr>
-        <w:t>Script principal do banco de dados:</w:t>
+        <w:t xml:space="preserve">Script </w:t>
+      </w:r>
+      <w:proofErr w:type="gramStart"/>
+      <w:r>
+        <w:rPr>
+          <w:b/>
+        </w:rPr>
+        <w:t>principal</w:t>
+      </w:r>
+      <w:proofErr w:type="gramEnd"/>
+      <w:r>
+        <w:rPr>
+          <w:b/>
+        </w:rPr>
+        <w:t xml:space="preserve"> do banco de dados:</w:t>
       </w:r>
     </w:p>
     <w:p>
@@ -235,7 +1395,23 @@
           <w:rFonts w:ascii="Courier New" w:hAnsi="Courier New"/>
           <w:sz w:val="18"/>
         </w:rPr>
-        <w:t>CREATE TABLE usuarios (</w:t>
+        <w:t xml:space="preserve">CREATE TABLE </w:t>
+      </w:r>
+      <w:proofErr w:type="spellStart"/>
+      <w:r>
+        <w:rPr>
+          <w:rFonts w:ascii="Courier New" w:hAnsi="Courier New"/>
+          <w:sz w:val="18"/>
+        </w:rPr>
+        <w:t>usuarios</w:t>
+      </w:r>
+      <w:proofErr w:type="spellEnd"/>
+      <w:r>
+        <w:rPr>
+          <w:rFonts w:ascii="Courier New" w:hAnsi="Courier New"/>
+          <w:sz w:val="18"/>
+        </w:rPr>
+        <w:t xml:space="preserve"> (</w:t>
       </w:r>
     </w:p>
     <w:p>
@@ -261,7 +1437,39 @@
           <w:rFonts w:ascii="Courier New" w:hAnsi="Courier New"/>
           <w:sz w:val="18"/>
         </w:rPr>
-        <w:t xml:space="preserve">    nome VARCHAR(100) NOT NULL,</w:t>
+        <w:t xml:space="preserve">    </w:t>
+      </w:r>
+      <w:proofErr w:type="spellStart"/>
+      <w:r>
+        <w:rPr>
+          <w:rFonts w:ascii="Courier New" w:hAnsi="Courier New"/>
+          <w:sz w:val="18"/>
+        </w:rPr>
+        <w:t>nome</w:t>
+      </w:r>
+      <w:proofErr w:type="spellEnd"/>
+      <w:r>
+        <w:rPr>
+          <w:rFonts w:ascii="Courier New" w:hAnsi="Courier New"/>
+          <w:sz w:val="18"/>
+        </w:rPr>
+        <w:t xml:space="preserve"> </w:t>
+      </w:r>
+      <w:proofErr w:type="gramStart"/>
+      <w:r>
+        <w:rPr>
+          <w:rFonts w:ascii="Courier New" w:hAnsi="Courier New"/>
+          <w:sz w:val="18"/>
+        </w:rPr>
+        <w:t>VARCHAR(</w:t>
+      </w:r>
+      <w:proofErr w:type="gramEnd"/>
+      <w:r>
+        <w:rPr>
+          <w:rFonts w:ascii="Courier New" w:hAnsi="Courier New"/>
+          <w:sz w:val="18"/>
+        </w:rPr>
+        <w:t>100) NOT NULL,</w:t>
       </w:r>
     </w:p>
     <w:p>
@@ -274,7 +1482,23 @@
           <w:rFonts w:ascii="Courier New" w:hAnsi="Courier New"/>
           <w:sz w:val="18"/>
         </w:rPr>
-        <w:t xml:space="preserve">    email VARCHAR(120) NOT NULL UNIQUE,</w:t>
+        <w:t xml:space="preserve">    email </w:t>
+      </w:r>
+      <w:proofErr w:type="gramStart"/>
+      <w:r>
+        <w:rPr>
+          <w:rFonts w:ascii="Courier New" w:hAnsi="Courier New"/>
+          <w:sz w:val="18"/>
+        </w:rPr>
+        <w:t>VARCHAR(</w:t>
+      </w:r>
+      <w:proofErr w:type="gramEnd"/>
+      <w:r>
+        <w:rPr>
+          <w:rFonts w:ascii="Courier New" w:hAnsi="Courier New"/>
+          <w:sz w:val="18"/>
+        </w:rPr>
+        <w:t>120) NOT NULL UNIQUE,</w:t>
       </w:r>
     </w:p>
     <w:p>
@@ -287,7 +1511,39 @@
           <w:rFonts w:ascii="Courier New" w:hAnsi="Courier New"/>
           <w:sz w:val="18"/>
         </w:rPr>
-        <w:t xml:space="preserve">    senha VARCHAR(60) NOT NULL</w:t>
+        <w:t xml:space="preserve">    </w:t>
+      </w:r>
+      <w:proofErr w:type="spellStart"/>
+      <w:r>
+        <w:rPr>
+          <w:rFonts w:ascii="Courier New" w:hAnsi="Courier New"/>
+          <w:sz w:val="18"/>
+        </w:rPr>
+        <w:t>senha</w:t>
+      </w:r>
+      <w:proofErr w:type="spellEnd"/>
+      <w:r>
+        <w:rPr>
+          <w:rFonts w:ascii="Courier New" w:hAnsi="Courier New"/>
+          <w:sz w:val="18"/>
+        </w:rPr>
+        <w:t xml:space="preserve"> </w:t>
+      </w:r>
+      <w:proofErr w:type="gramStart"/>
+      <w:r>
+        <w:rPr>
+          <w:rFonts w:ascii="Courier New" w:hAnsi="Courier New"/>
+          <w:sz w:val="18"/>
+        </w:rPr>
+        <w:t>VARCHAR(</w:t>
+      </w:r>
+      <w:proofErr w:type="gramEnd"/>
+      <w:r>
+        <w:rPr>
+          <w:rFonts w:ascii="Courier New" w:hAnsi="Courier New"/>
+          <w:sz w:val="18"/>
+        </w:rPr>
+        <w:t>60) NOT NULL</w:t>
       </w:r>
     </w:p>
     <w:p>
@@ -345,7 +1601,39 @@
           <w:rFonts w:ascii="Courier New" w:hAnsi="Courier New"/>
           <w:sz w:val="18"/>
         </w:rPr>
-        <w:t xml:space="preserve">    titulo VARCHAR(150) NOT NULL,</w:t>
+        <w:t xml:space="preserve">    </w:t>
+      </w:r>
+      <w:proofErr w:type="spellStart"/>
+      <w:r>
+        <w:rPr>
+          <w:rFonts w:ascii="Courier New" w:hAnsi="Courier New"/>
+          <w:sz w:val="18"/>
+        </w:rPr>
+        <w:t>titulo</w:t>
+      </w:r>
+      <w:proofErr w:type="spellEnd"/>
+      <w:r>
+        <w:rPr>
+          <w:rFonts w:ascii="Courier New" w:hAnsi="Courier New"/>
+          <w:sz w:val="18"/>
+        </w:rPr>
+        <w:t xml:space="preserve"> </w:t>
+      </w:r>
+      <w:proofErr w:type="gramStart"/>
+      <w:r>
+        <w:rPr>
+          <w:rFonts w:ascii="Courier New" w:hAnsi="Courier New"/>
+          <w:sz w:val="18"/>
+        </w:rPr>
+        <w:t>VARCHAR(</w:t>
+      </w:r>
+      <w:proofErr w:type="gramEnd"/>
+      <w:r>
+        <w:rPr>
+          <w:rFonts w:ascii="Courier New" w:hAnsi="Courier New"/>
+          <w:sz w:val="18"/>
+        </w:rPr>
+        <w:t>150) NOT NULL,</w:t>
       </w:r>
     </w:p>
     <w:p>
@@ -358,7 +1646,23 @@
           <w:rFonts w:ascii="Courier New" w:hAnsi="Courier New"/>
           <w:sz w:val="18"/>
         </w:rPr>
-        <w:t xml:space="preserve">    descricao TEXT NOT NULL,</w:t>
+        <w:t xml:space="preserve">    </w:t>
+      </w:r>
+      <w:proofErr w:type="spellStart"/>
+      <w:r>
+        <w:rPr>
+          <w:rFonts w:ascii="Courier New" w:hAnsi="Courier New"/>
+          <w:sz w:val="18"/>
+        </w:rPr>
+        <w:t>descricao</w:t>
+      </w:r>
+      <w:proofErr w:type="spellEnd"/>
+      <w:r>
+        <w:rPr>
+          <w:rFonts w:ascii="Courier New" w:hAnsi="Courier New"/>
+          <w:sz w:val="18"/>
+        </w:rPr>
+        <w:t xml:space="preserve"> TEXT NOT NULL,</w:t>
       </w:r>
     </w:p>
     <w:p>
@@ -371,7 +1675,39 @@
           <w:rFonts w:ascii="Courier New" w:hAnsi="Courier New"/>
           <w:sz w:val="18"/>
         </w:rPr>
-        <w:t xml:space="preserve">    tipo VARCHAR(10) NOT NULL,</w:t>
+        <w:t xml:space="preserve">    </w:t>
+      </w:r>
+      <w:proofErr w:type="spellStart"/>
+      <w:r>
+        <w:rPr>
+          <w:rFonts w:ascii="Courier New" w:hAnsi="Courier New"/>
+          <w:sz w:val="18"/>
+        </w:rPr>
+        <w:t>tipo</w:t>
+      </w:r>
+      <w:proofErr w:type="spellEnd"/>
+      <w:r>
+        <w:rPr>
+          <w:rFonts w:ascii="Courier New" w:hAnsi="Courier New"/>
+          <w:sz w:val="18"/>
+        </w:rPr>
+        <w:t xml:space="preserve"> </w:t>
+      </w:r>
+      <w:proofErr w:type="gramStart"/>
+      <w:r>
+        <w:rPr>
+          <w:rFonts w:ascii="Courier New" w:hAnsi="Courier New"/>
+          <w:sz w:val="18"/>
+        </w:rPr>
+        <w:t>VARCHAR(</w:t>
+      </w:r>
+      <w:proofErr w:type="gramEnd"/>
+      <w:r>
+        <w:rPr>
+          <w:rFonts w:ascii="Courier New" w:hAnsi="Courier New"/>
+          <w:sz w:val="18"/>
+        </w:rPr>
+        <w:t>10) NOT NULL,</w:t>
       </w:r>
     </w:p>
     <w:p>
@@ -384,7 +1720,23 @@
           <w:rFonts w:ascii="Courier New" w:hAnsi="Courier New"/>
           <w:sz w:val="18"/>
         </w:rPr>
-        <w:t xml:space="preserve">    ano INT NOT NULL,</w:t>
+        <w:t xml:space="preserve">    </w:t>
+      </w:r>
+      <w:proofErr w:type="spellStart"/>
+      <w:r>
+        <w:rPr>
+          <w:rFonts w:ascii="Courier New" w:hAnsi="Courier New"/>
+          <w:sz w:val="18"/>
+        </w:rPr>
+        <w:t>ano</w:t>
+      </w:r>
+      <w:proofErr w:type="spellEnd"/>
+      <w:r>
+        <w:rPr>
+          <w:rFonts w:ascii="Courier New" w:hAnsi="Courier New"/>
+          <w:sz w:val="18"/>
+        </w:rPr>
+        <w:t xml:space="preserve"> INT NOT NULL,</w:t>
       </w:r>
     </w:p>
     <w:p>
@@ -398,7 +1750,39 @@
           <w:sz w:val="18"/>
         </w:rPr>
         <w:lastRenderedPageBreak/>
-        <w:t xml:space="preserve">    categoria VARCHAR(60) NOT NULL,</w:t>
+        <w:t xml:space="preserve">    </w:t>
+      </w:r>
+      <w:proofErr w:type="spellStart"/>
+      <w:r>
+        <w:rPr>
+          <w:rFonts w:ascii="Courier New" w:hAnsi="Courier New"/>
+          <w:sz w:val="18"/>
+        </w:rPr>
+        <w:t>categoria</w:t>
+      </w:r>
+      <w:proofErr w:type="spellEnd"/>
+      <w:r>
+        <w:rPr>
+          <w:rFonts w:ascii="Courier New" w:hAnsi="Courier New"/>
+          <w:sz w:val="18"/>
+        </w:rPr>
+        <w:t xml:space="preserve"> </w:t>
+      </w:r>
+      <w:proofErr w:type="gramStart"/>
+      <w:r>
+        <w:rPr>
+          <w:rFonts w:ascii="Courier New" w:hAnsi="Courier New"/>
+          <w:sz w:val="18"/>
+        </w:rPr>
+        <w:t>VARCHAR(</w:t>
+      </w:r>
+      <w:proofErr w:type="gramEnd"/>
+      <w:r>
+        <w:rPr>
+          <w:rFonts w:ascii="Courier New" w:hAnsi="Courier New"/>
+          <w:sz w:val="18"/>
+        </w:rPr>
+        <w:t>60) NOT NULL,</w:t>
       </w:r>
     </w:p>
     <w:p>
@@ -411,7 +1795,39 @@
           <w:rFonts w:ascii="Courier New" w:hAnsi="Courier New"/>
           <w:sz w:val="18"/>
         </w:rPr>
-        <w:t xml:space="preserve">    detalhe VARCHAR(120) NOT NULL,</w:t>
+        <w:t xml:space="preserve">    </w:t>
+      </w:r>
+      <w:proofErr w:type="spellStart"/>
+      <w:r>
+        <w:rPr>
+          <w:rFonts w:ascii="Courier New" w:hAnsi="Courier New"/>
+          <w:sz w:val="18"/>
+        </w:rPr>
+        <w:t>detalhe</w:t>
+      </w:r>
+      <w:proofErr w:type="spellEnd"/>
+      <w:r>
+        <w:rPr>
+          <w:rFonts w:ascii="Courier New" w:hAnsi="Courier New"/>
+          <w:sz w:val="18"/>
+        </w:rPr>
+        <w:t xml:space="preserve"> </w:t>
+      </w:r>
+      <w:proofErr w:type="gramStart"/>
+      <w:r>
+        <w:rPr>
+          <w:rFonts w:ascii="Courier New" w:hAnsi="Courier New"/>
+          <w:sz w:val="18"/>
+        </w:rPr>
+        <w:t>VARCHAR(</w:t>
+      </w:r>
+      <w:proofErr w:type="gramEnd"/>
+      <w:r>
+        <w:rPr>
+          <w:rFonts w:ascii="Courier New" w:hAnsi="Courier New"/>
+          <w:sz w:val="18"/>
+        </w:rPr>
+        <w:t>120) NOT NULL,</w:t>
       </w:r>
     </w:p>
     <w:p>
@@ -495,7 +1911,39 @@
           <w:rFonts w:ascii="Courier New" w:hAnsi="Courier New"/>
           <w:sz w:val="18"/>
         </w:rPr>
-        <w:t xml:space="preserve">    usuario_id INT NOT NULL REFERENCES usuarios(id) ON DELETE CASCADE,</w:t>
+        <w:t xml:space="preserve">    </w:t>
+      </w:r>
+      <w:proofErr w:type="spellStart"/>
+      <w:r>
+        <w:rPr>
+          <w:rFonts w:ascii="Courier New" w:hAnsi="Courier New"/>
+          <w:sz w:val="18"/>
+        </w:rPr>
+        <w:t>usuario_id</w:t>
+      </w:r>
+      <w:proofErr w:type="spellEnd"/>
+      <w:r>
+        <w:rPr>
+          <w:rFonts w:ascii="Courier New" w:hAnsi="Courier New"/>
+          <w:sz w:val="18"/>
+        </w:rPr>
+        <w:t xml:space="preserve"> INT NOT NULL REFERENCES </w:t>
+      </w:r>
+      <w:proofErr w:type="spellStart"/>
+      <w:r>
+        <w:rPr>
+          <w:rFonts w:ascii="Courier New" w:hAnsi="Courier New"/>
+          <w:sz w:val="18"/>
+        </w:rPr>
+        <w:t>usuarios</w:t>
+      </w:r>
+      <w:proofErr w:type="spellEnd"/>
+      <w:r>
+        <w:rPr>
+          <w:rFonts w:ascii="Courier New" w:hAnsi="Courier New"/>
+          <w:sz w:val="18"/>
+        </w:rPr>
+        <w:t>(id) ON DELETE CASCADE,</w:t>
       </w:r>
     </w:p>
     <w:p>
@@ -508,7 +1956,39 @@
           <w:rFonts w:ascii="Courier New" w:hAnsi="Courier New"/>
           <w:sz w:val="18"/>
         </w:rPr>
-        <w:t xml:space="preserve">    nome VARCHAR(100) NOT NULL,</w:t>
+        <w:t xml:space="preserve">    </w:t>
+      </w:r>
+      <w:proofErr w:type="spellStart"/>
+      <w:r>
+        <w:rPr>
+          <w:rFonts w:ascii="Courier New" w:hAnsi="Courier New"/>
+          <w:sz w:val="18"/>
+        </w:rPr>
+        <w:t>nome</w:t>
+      </w:r>
+      <w:proofErr w:type="spellEnd"/>
+      <w:r>
+        <w:rPr>
+          <w:rFonts w:ascii="Courier New" w:hAnsi="Courier New"/>
+          <w:sz w:val="18"/>
+        </w:rPr>
+        <w:t xml:space="preserve"> </w:t>
+      </w:r>
+      <w:proofErr w:type="gramStart"/>
+      <w:r>
+        <w:rPr>
+          <w:rFonts w:ascii="Courier New" w:hAnsi="Courier New"/>
+          <w:sz w:val="18"/>
+        </w:rPr>
+        <w:t>VARCHAR(</w:t>
+      </w:r>
+      <w:proofErr w:type="gramEnd"/>
+      <w:r>
+        <w:rPr>
+          <w:rFonts w:ascii="Courier New" w:hAnsi="Courier New"/>
+          <w:sz w:val="18"/>
+        </w:rPr>
+        <w:t>100) NOT NULL,</w:t>
       </w:r>
     </w:p>
     <w:p>
@@ -521,7 +2001,39 @@
           <w:rFonts w:ascii="Courier New" w:hAnsi="Courier New"/>
           <w:sz w:val="18"/>
         </w:rPr>
-        <w:t xml:space="preserve">    UNIQUE (usuario_id, nome)</w:t>
+        <w:t xml:space="preserve">    UNIQUE (</w:t>
+      </w:r>
+      <w:proofErr w:type="spellStart"/>
+      <w:r>
+        <w:rPr>
+          <w:rFonts w:ascii="Courier New" w:hAnsi="Courier New"/>
+          <w:sz w:val="18"/>
+        </w:rPr>
+        <w:t>usuario_id</w:t>
+      </w:r>
+      <w:proofErr w:type="spellEnd"/>
+      <w:r>
+        <w:rPr>
+          <w:rFonts w:ascii="Courier New" w:hAnsi="Courier New"/>
+          <w:sz w:val="18"/>
+        </w:rPr>
+        <w:t xml:space="preserve">, </w:t>
+      </w:r>
+      <w:proofErr w:type="spellStart"/>
+      <w:r>
+        <w:rPr>
+          <w:rFonts w:ascii="Courier New" w:hAnsi="Courier New"/>
+          <w:sz w:val="18"/>
+        </w:rPr>
+        <w:t>nome</w:t>
+      </w:r>
+      <w:proofErr w:type="spellEnd"/>
+      <w:r>
+        <w:rPr>
+          <w:rFonts w:ascii="Courier New" w:hAnsi="Courier New"/>
+          <w:sz w:val="18"/>
+        </w:rPr>
+        <w:t>)</w:t>
       </w:r>
     </w:p>
     <w:p>
@@ -553,7 +2065,23 @@
           <w:rFonts w:ascii="Courier New" w:hAnsi="Courier New"/>
           <w:sz w:val="18"/>
         </w:rPr>
-        <w:t>CREATE TABLE playlist_videos (</w:t>
+        <w:t xml:space="preserve">CREATE TABLE </w:t>
+      </w:r>
+      <w:proofErr w:type="spellStart"/>
+      <w:r>
+        <w:rPr>
+          <w:rFonts w:ascii="Courier New" w:hAnsi="Courier New"/>
+          <w:sz w:val="18"/>
+        </w:rPr>
+        <w:t>playlist_videos</w:t>
+      </w:r>
+      <w:proofErr w:type="spellEnd"/>
+      <w:r>
+        <w:rPr>
+          <w:rFonts w:ascii="Courier New" w:hAnsi="Courier New"/>
+          <w:sz w:val="18"/>
+        </w:rPr>
+        <w:t xml:space="preserve"> (</w:t>
       </w:r>
     </w:p>
     <w:p>
@@ -566,7 +2094,23 @@
           <w:rFonts w:ascii="Courier New" w:hAnsi="Courier New"/>
           <w:sz w:val="18"/>
         </w:rPr>
-        <w:t xml:space="preserve">    playlist_id INT NOT NULL REFERENCES playlists(id) ON DELETE CASCADE,</w:t>
+        <w:t xml:space="preserve">    </w:t>
+      </w:r>
+      <w:proofErr w:type="spellStart"/>
+      <w:r>
+        <w:rPr>
+          <w:rFonts w:ascii="Courier New" w:hAnsi="Courier New"/>
+          <w:sz w:val="18"/>
+        </w:rPr>
+        <w:t>playlist_id</w:t>
+      </w:r>
+      <w:proofErr w:type="spellEnd"/>
+      <w:r>
+        <w:rPr>
+          <w:rFonts w:ascii="Courier New" w:hAnsi="Courier New"/>
+          <w:sz w:val="18"/>
+        </w:rPr>
+        <w:t xml:space="preserve"> INT NOT NULL REFERENCES playlists(id) ON DELETE CASCADE,</w:t>
       </w:r>
     </w:p>
     <w:p>
@@ -579,7 +2123,23 @@
           <w:rFonts w:ascii="Courier New" w:hAnsi="Courier New"/>
           <w:sz w:val="18"/>
         </w:rPr>
-        <w:t xml:space="preserve">    video_id INT NOT NULL REFERENCES videos(id) ON DELETE CASCADE,</w:t>
+        <w:t xml:space="preserve">    </w:t>
+      </w:r>
+      <w:proofErr w:type="spellStart"/>
+      <w:r>
+        <w:rPr>
+          <w:rFonts w:ascii="Courier New" w:hAnsi="Courier New"/>
+          <w:sz w:val="18"/>
+        </w:rPr>
+        <w:t>video_id</w:t>
+      </w:r>
+      <w:proofErr w:type="spellEnd"/>
+      <w:r>
+        <w:rPr>
+          <w:rFonts w:ascii="Courier New" w:hAnsi="Courier New"/>
+          <w:sz w:val="18"/>
+        </w:rPr>
+        <w:t xml:space="preserve"> INT NOT NULL REFERENCES videos(id) ON DELETE CASCADE,</w:t>
       </w:r>
     </w:p>
     <w:p>
@@ -592,7 +2152,39 @@
           <w:rFonts w:ascii="Courier New" w:hAnsi="Courier New"/>
           <w:sz w:val="18"/>
         </w:rPr>
-        <w:t xml:space="preserve">    PRIMARY KEY (playlist_id, video_id)</w:t>
+        <w:t xml:space="preserve">    PRIMARY KEY (</w:t>
+      </w:r>
+      <w:proofErr w:type="spellStart"/>
+      <w:r>
+        <w:rPr>
+          <w:rFonts w:ascii="Courier New" w:hAnsi="Courier New"/>
+          <w:sz w:val="18"/>
+        </w:rPr>
+        <w:t>playlist_id</w:t>
+      </w:r>
+      <w:proofErr w:type="spellEnd"/>
+      <w:r>
+        <w:rPr>
+          <w:rFonts w:ascii="Courier New" w:hAnsi="Courier New"/>
+          <w:sz w:val="18"/>
+        </w:rPr>
+        <w:t xml:space="preserve">, </w:t>
+      </w:r>
+      <w:proofErr w:type="spellStart"/>
+      <w:r>
+        <w:rPr>
+          <w:rFonts w:ascii="Courier New" w:hAnsi="Courier New"/>
+          <w:sz w:val="18"/>
+        </w:rPr>
+        <w:t>video_id</w:t>
+      </w:r>
+      <w:proofErr w:type="spellEnd"/>
+      <w:r>
+        <w:rPr>
+          <w:rFonts w:ascii="Courier New" w:hAnsi="Courier New"/>
+          <w:sz w:val="18"/>
+        </w:rPr>
+        <w:t>)</w:t>
       </w:r>
     </w:p>
     <w:p>
@@ -624,7 +2216,23 @@
           <w:rFonts w:ascii="Courier New" w:hAnsi="Courier New"/>
           <w:sz w:val="18"/>
         </w:rPr>
-        <w:t>CREATE TABLE reacoes (</w:t>
+        <w:t xml:space="preserve">CREATE TABLE </w:t>
+      </w:r>
+      <w:proofErr w:type="spellStart"/>
+      <w:r>
+        <w:rPr>
+          <w:rFonts w:ascii="Courier New" w:hAnsi="Courier New"/>
+          <w:sz w:val="18"/>
+        </w:rPr>
+        <w:t>reacoes</w:t>
+      </w:r>
+      <w:proofErr w:type="spellEnd"/>
+      <w:r>
+        <w:rPr>
+          <w:rFonts w:ascii="Courier New" w:hAnsi="Courier New"/>
+          <w:sz w:val="18"/>
+        </w:rPr>
+        <w:t xml:space="preserve"> (</w:t>
       </w:r>
     </w:p>
     <w:p>
@@ -637,7 +2245,39 @@
           <w:rFonts w:ascii="Courier New" w:hAnsi="Courier New"/>
           <w:sz w:val="18"/>
         </w:rPr>
-        <w:t xml:space="preserve">    usuario_id INT NOT NULL REFERENCES usuarios(id) ON DELETE CASCADE,</w:t>
+        <w:t xml:space="preserve">    </w:t>
+      </w:r>
+      <w:proofErr w:type="spellStart"/>
+      <w:r>
+        <w:rPr>
+          <w:rFonts w:ascii="Courier New" w:hAnsi="Courier New"/>
+          <w:sz w:val="18"/>
+        </w:rPr>
+        <w:t>usuario_id</w:t>
+      </w:r>
+      <w:proofErr w:type="spellEnd"/>
+      <w:r>
+        <w:rPr>
+          <w:rFonts w:ascii="Courier New" w:hAnsi="Courier New"/>
+          <w:sz w:val="18"/>
+        </w:rPr>
+        <w:t xml:space="preserve"> INT NOT NULL REFERENCES </w:t>
+      </w:r>
+      <w:proofErr w:type="spellStart"/>
+      <w:r>
+        <w:rPr>
+          <w:rFonts w:ascii="Courier New" w:hAnsi="Courier New"/>
+          <w:sz w:val="18"/>
+        </w:rPr>
+        <w:t>usuarios</w:t>
+      </w:r>
+      <w:proofErr w:type="spellEnd"/>
+      <w:r>
+        <w:rPr>
+          <w:rFonts w:ascii="Courier New" w:hAnsi="Courier New"/>
+          <w:sz w:val="18"/>
+        </w:rPr>
+        <w:t>(id) ON DELETE CASCADE,</w:t>
       </w:r>
     </w:p>
     <w:p>
@@ -650,7 +2290,23 @@
           <w:rFonts w:ascii="Courier New" w:hAnsi="Courier New"/>
           <w:sz w:val="18"/>
         </w:rPr>
-        <w:t xml:space="preserve">    video_id INT NOT NULL REFERENCES videos(id) ON DELETE CASCADE,</w:t>
+        <w:t xml:space="preserve">    </w:t>
+      </w:r>
+      <w:proofErr w:type="spellStart"/>
+      <w:r>
+        <w:rPr>
+          <w:rFonts w:ascii="Courier New" w:hAnsi="Courier New"/>
+          <w:sz w:val="18"/>
+        </w:rPr>
+        <w:t>video_id</w:t>
+      </w:r>
+      <w:proofErr w:type="spellEnd"/>
+      <w:r>
+        <w:rPr>
+          <w:rFonts w:ascii="Courier New" w:hAnsi="Courier New"/>
+          <w:sz w:val="18"/>
+        </w:rPr>
+        <w:t xml:space="preserve"> INT NOT NULL REFERENCES videos(id) ON DELETE CASCADE,</w:t>
       </w:r>
     </w:p>
     <w:p>
@@ -663,7 +2319,39 @@
           <w:rFonts w:ascii="Courier New" w:hAnsi="Courier New"/>
           <w:sz w:val="18"/>
         </w:rPr>
-        <w:t xml:space="preserve">    tipo CHAR(1) NOT NULL,</w:t>
+        <w:t xml:space="preserve">    </w:t>
+      </w:r>
+      <w:proofErr w:type="spellStart"/>
+      <w:r>
+        <w:rPr>
+          <w:rFonts w:ascii="Courier New" w:hAnsi="Courier New"/>
+          <w:sz w:val="18"/>
+        </w:rPr>
+        <w:t>tipo</w:t>
+      </w:r>
+      <w:proofErr w:type="spellEnd"/>
+      <w:r>
+        <w:rPr>
+          <w:rFonts w:ascii="Courier New" w:hAnsi="Courier New"/>
+          <w:sz w:val="18"/>
+        </w:rPr>
+        <w:t xml:space="preserve"> </w:t>
+      </w:r>
+      <w:proofErr w:type="gramStart"/>
+      <w:r>
+        <w:rPr>
+          <w:rFonts w:ascii="Courier New" w:hAnsi="Courier New"/>
+          <w:sz w:val="18"/>
+        </w:rPr>
+        <w:t>CHAR(</w:t>
+      </w:r>
+      <w:proofErr w:type="gramEnd"/>
+      <w:r>
+        <w:rPr>
+          <w:rFonts w:ascii="Courier New" w:hAnsi="Courier New"/>
+          <w:sz w:val="18"/>
+        </w:rPr>
+        <w:t>1) NOT NULL,</w:t>
       </w:r>
     </w:p>
     <w:p>
@@ -676,7 +2364,39 @@
           <w:rFonts w:ascii="Courier New" w:hAnsi="Courier New"/>
           <w:sz w:val="18"/>
         </w:rPr>
-        <w:t xml:space="preserve">    PRIMARY KEY (usuario_id, video_id)</w:t>
+        <w:t xml:space="preserve">    PRIMARY KEY (</w:t>
+      </w:r>
+      <w:proofErr w:type="spellStart"/>
+      <w:r>
+        <w:rPr>
+          <w:rFonts w:ascii="Courier New" w:hAnsi="Courier New"/>
+          <w:sz w:val="18"/>
+        </w:rPr>
+        <w:t>usuario_id</w:t>
+      </w:r>
+      <w:proofErr w:type="spellEnd"/>
+      <w:r>
+        <w:rPr>
+          <w:rFonts w:ascii="Courier New" w:hAnsi="Courier New"/>
+          <w:sz w:val="18"/>
+        </w:rPr>
+        <w:t xml:space="preserve">, </w:t>
+      </w:r>
+      <w:proofErr w:type="spellStart"/>
+      <w:r>
+        <w:rPr>
+          <w:rFonts w:ascii="Courier New" w:hAnsi="Courier New"/>
+          <w:sz w:val="18"/>
+        </w:rPr>
+        <w:t>video_id</w:t>
+      </w:r>
+      <w:proofErr w:type="spellEnd"/>
+      <w:r>
+        <w:rPr>
+          <w:rFonts w:ascii="Courier New" w:hAnsi="Courier New"/>
+          <w:sz w:val="18"/>
+        </w:rPr>
+        <w:t>)</w:t>
       </w:r>
     </w:p>
     <w:p>
@@ -706,11 +2426,263 @@
       <w:pPr>
         <w:spacing w:after="120"/>
       </w:pPr>
-      <w:r>
-        <w:t>Os inserts iniciais servem para alimentar a tabela de vídeos e permitir testes de busca logo após a criação do banco. Assim, o sistema já abre com conteúdo disponível, sem depender de cadastro manual de todos os vídeos</w:t>
-      </w:r>
-      <w:r>
-        <w:t>(já que essa funcionalidade só era pra ser feita, caso feito em dupla)</w:t>
+      <w:proofErr w:type="spellStart"/>
+      <w:r>
+        <w:t>Os</w:t>
+      </w:r>
+      <w:proofErr w:type="spellEnd"/>
+      <w:r>
+        <w:t xml:space="preserve"> inserts </w:t>
+      </w:r>
+      <w:proofErr w:type="spellStart"/>
+      <w:r>
+        <w:t>iniciais</w:t>
+      </w:r>
+      <w:proofErr w:type="spellEnd"/>
+      <w:r>
+        <w:t xml:space="preserve"> </w:t>
+      </w:r>
+      <w:proofErr w:type="spellStart"/>
+      <w:r>
+        <w:t>servem</w:t>
+      </w:r>
+      <w:proofErr w:type="spellEnd"/>
+      <w:r>
+        <w:t xml:space="preserve"> para </w:t>
+      </w:r>
+      <w:proofErr w:type="spellStart"/>
+      <w:r>
+        <w:t>alimentar</w:t>
+      </w:r>
+      <w:proofErr w:type="spellEnd"/>
+      <w:r>
+        <w:t xml:space="preserve"> a </w:t>
+      </w:r>
+      <w:proofErr w:type="spellStart"/>
+      <w:r>
+        <w:t>tabela</w:t>
+      </w:r>
+      <w:proofErr w:type="spellEnd"/>
+      <w:r>
+        <w:t xml:space="preserve"> de </w:t>
+      </w:r>
+      <w:proofErr w:type="spellStart"/>
+      <w:r>
+        <w:t>vídeos</w:t>
+      </w:r>
+      <w:proofErr w:type="spellEnd"/>
+      <w:r>
+        <w:t xml:space="preserve"> e </w:t>
+      </w:r>
+      <w:proofErr w:type="spellStart"/>
+      <w:r>
+        <w:t>permitir</w:t>
+      </w:r>
+      <w:proofErr w:type="spellEnd"/>
+      <w:r>
+        <w:t xml:space="preserve"> testes de </w:t>
+      </w:r>
+      <w:proofErr w:type="spellStart"/>
+      <w:r>
+        <w:t>busca</w:t>
+      </w:r>
+      <w:proofErr w:type="spellEnd"/>
+      <w:r>
+        <w:t xml:space="preserve"> logo </w:t>
+      </w:r>
+      <w:proofErr w:type="spellStart"/>
+      <w:r>
+        <w:t>após</w:t>
+      </w:r>
+      <w:proofErr w:type="spellEnd"/>
+      <w:r>
+        <w:t xml:space="preserve"> a </w:t>
+      </w:r>
+      <w:proofErr w:type="spellStart"/>
+      <w:r>
+        <w:t>criação</w:t>
+      </w:r>
+      <w:proofErr w:type="spellEnd"/>
+      <w:r>
+        <w:t xml:space="preserve"> do banco. Assim, o </w:t>
+      </w:r>
+      <w:proofErr w:type="spellStart"/>
+      <w:r>
+        <w:t>sistema</w:t>
+      </w:r>
+      <w:proofErr w:type="spellEnd"/>
+      <w:r>
+        <w:t xml:space="preserve"> </w:t>
+      </w:r>
+      <w:proofErr w:type="spellStart"/>
+      <w:r>
+        <w:t>já</w:t>
+      </w:r>
+      <w:proofErr w:type="spellEnd"/>
+      <w:r>
+        <w:t xml:space="preserve"> </w:t>
+      </w:r>
+      <w:proofErr w:type="spellStart"/>
+      <w:r>
+        <w:t>abre</w:t>
+      </w:r>
+      <w:proofErr w:type="spellEnd"/>
+      <w:r>
+        <w:t xml:space="preserve"> com </w:t>
+      </w:r>
+      <w:proofErr w:type="spellStart"/>
+      <w:r>
+        <w:t>conteúdo</w:t>
+      </w:r>
+      <w:proofErr w:type="spellEnd"/>
+      <w:r>
+        <w:t xml:space="preserve"> </w:t>
+      </w:r>
+      <w:proofErr w:type="spellStart"/>
+      <w:r>
+        <w:t>disponível</w:t>
+      </w:r>
+      <w:proofErr w:type="spellEnd"/>
+      <w:r>
+        <w:t xml:space="preserve">, </w:t>
+      </w:r>
+      <w:proofErr w:type="spellStart"/>
+      <w:r>
+        <w:t>sem</w:t>
+      </w:r>
+      <w:proofErr w:type="spellEnd"/>
+      <w:r>
+        <w:t xml:space="preserve"> </w:t>
+      </w:r>
+      <w:proofErr w:type="spellStart"/>
+      <w:r>
+        <w:t>depender</w:t>
+      </w:r>
+      <w:proofErr w:type="spellEnd"/>
+      <w:r>
+        <w:t xml:space="preserve"> de </w:t>
+      </w:r>
+      <w:proofErr w:type="spellStart"/>
+      <w:r>
+        <w:t>cadastro</w:t>
+      </w:r>
+      <w:proofErr w:type="spellEnd"/>
+      <w:r>
+        <w:t xml:space="preserve"> manual de </w:t>
+      </w:r>
+      <w:proofErr w:type="spellStart"/>
+      <w:r>
+        <w:t>todos</w:t>
+      </w:r>
+      <w:proofErr w:type="spellEnd"/>
+      <w:r>
+        <w:t xml:space="preserve"> </w:t>
+      </w:r>
+      <w:proofErr w:type="spellStart"/>
+      <w:r>
+        <w:t>os</w:t>
+      </w:r>
+      <w:proofErr w:type="spellEnd"/>
+      <w:r>
+        <w:t xml:space="preserve"> </w:t>
+      </w:r>
+      <w:proofErr w:type="spellStart"/>
+      <w:proofErr w:type="gramStart"/>
+      <w:r>
+        <w:t>vídeos</w:t>
+      </w:r>
+      <w:proofErr w:type="spellEnd"/>
+      <w:r>
+        <w:t>(</w:t>
+      </w:r>
+      <w:proofErr w:type="spellStart"/>
+      <w:proofErr w:type="gramEnd"/>
+      <w:r>
+        <w:t>já</w:t>
+      </w:r>
+      <w:proofErr w:type="spellEnd"/>
+      <w:r>
+        <w:t xml:space="preserve"> </w:t>
+      </w:r>
+      <w:proofErr w:type="spellStart"/>
+      <w:r>
+        <w:t>que</w:t>
+      </w:r>
+      <w:proofErr w:type="spellEnd"/>
+      <w:r>
+        <w:t xml:space="preserve"> </w:t>
+      </w:r>
+      <w:proofErr w:type="spellStart"/>
+      <w:r>
+        <w:t>essa</w:t>
+      </w:r>
+      <w:proofErr w:type="spellEnd"/>
+      <w:r>
+        <w:t xml:space="preserve"> </w:t>
+      </w:r>
+      <w:proofErr w:type="spellStart"/>
+      <w:r>
+        <w:t>funcionalidade</w:t>
+      </w:r>
+      <w:proofErr w:type="spellEnd"/>
+      <w:r>
+        <w:t xml:space="preserve"> </w:t>
+      </w:r>
+      <w:proofErr w:type="spellStart"/>
+      <w:r>
+        <w:t>só</w:t>
+      </w:r>
+      <w:proofErr w:type="spellEnd"/>
+      <w:r>
+        <w:t xml:space="preserve"> era </w:t>
+      </w:r>
+      <w:proofErr w:type="spellStart"/>
+      <w:r>
+        <w:t>pra</w:t>
+      </w:r>
+      <w:proofErr w:type="spellEnd"/>
+      <w:r>
+        <w:t xml:space="preserve"> ser </w:t>
+      </w:r>
+      <w:proofErr w:type="spellStart"/>
+      <w:r>
+        <w:t>feita</w:t>
+      </w:r>
+      <w:proofErr w:type="spellEnd"/>
+      <w:r>
+        <w:t xml:space="preserve">, </w:t>
+      </w:r>
+      <w:proofErr w:type="spellStart"/>
+      <w:r>
+        <w:t>caso</w:t>
+      </w:r>
+      <w:proofErr w:type="spellEnd"/>
+      <w:r>
+        <w:t xml:space="preserve"> </w:t>
+      </w:r>
+      <w:proofErr w:type="spellStart"/>
+      <w:r>
+        <w:t>feito</w:t>
+      </w:r>
+      <w:proofErr w:type="spellEnd"/>
+      <w:r>
+        <w:t xml:space="preserve"> </w:t>
+      </w:r>
+      <w:proofErr w:type="spellStart"/>
+      <w:r>
+        <w:t>em</w:t>
+      </w:r>
+      <w:proofErr w:type="spellEnd"/>
+      <w:r>
+        <w:t xml:space="preserve"> </w:t>
+      </w:r>
+      <w:proofErr w:type="spellStart"/>
+      <w:r>
+        <w:t>dupla</w:t>
+      </w:r>
+      <w:proofErr w:type="spellEnd"/>
+      <w:r>
+        <w:t>)</w:t>
       </w:r>
       <w:r>
         <w:t>.</w:t>
@@ -730,15 +2702,165 @@
           <w:b/>
           <w:sz w:val="26"/>
         </w:rPr>
-        <w:t>4. Funcionalidades principais</w:t>
-      </w:r>
+        <w:t xml:space="preserve">4. </w:t>
+      </w:r>
+      <w:proofErr w:type="spellStart"/>
+      <w:r>
+        <w:rPr>
+          <w:b/>
+          <w:sz w:val="26"/>
+        </w:rPr>
+        <w:t>Funcionalidades</w:t>
+      </w:r>
+      <w:proofErr w:type="spellEnd"/>
+      <w:r>
+        <w:rPr>
+          <w:b/>
+          <w:sz w:val="26"/>
+        </w:rPr>
+        <w:t xml:space="preserve"> </w:t>
+      </w:r>
+      <w:proofErr w:type="spellStart"/>
+      <w:r>
+        <w:rPr>
+          <w:b/>
+          <w:sz w:val="26"/>
+        </w:rPr>
+        <w:t>principais</w:t>
+      </w:r>
+      <w:proofErr w:type="spellEnd"/>
     </w:p>
     <w:p>
       <w:pPr>
         <w:spacing w:after="120"/>
       </w:pPr>
-      <w:r>
-        <w:t>Cadastro de usuário: a tela de cadastro recebe nome, e-mail e senha. O controller valida os dados mais básicos e o DAO grava as informações na tabela usuarios.</w:t>
+      <w:proofErr w:type="spellStart"/>
+      <w:r>
+        <w:t>Cadastro</w:t>
+      </w:r>
+      <w:proofErr w:type="spellEnd"/>
+      <w:r>
+        <w:t xml:space="preserve"> de </w:t>
+      </w:r>
+      <w:proofErr w:type="spellStart"/>
+      <w:r>
+        <w:t>usuário</w:t>
+      </w:r>
+      <w:proofErr w:type="spellEnd"/>
+      <w:r>
+        <w:t xml:space="preserve">: a </w:t>
+      </w:r>
+      <w:proofErr w:type="spellStart"/>
+      <w:r>
+        <w:t>tela</w:t>
+      </w:r>
+      <w:proofErr w:type="spellEnd"/>
+      <w:r>
+        <w:t xml:space="preserve"> de </w:t>
+      </w:r>
+      <w:proofErr w:type="spellStart"/>
+      <w:r>
+        <w:t>cadastro</w:t>
+      </w:r>
+      <w:proofErr w:type="spellEnd"/>
+      <w:r>
+        <w:t xml:space="preserve"> </w:t>
+      </w:r>
+      <w:proofErr w:type="spellStart"/>
+      <w:r>
+        <w:t>recebe</w:t>
+      </w:r>
+      <w:proofErr w:type="spellEnd"/>
+      <w:r>
+        <w:t xml:space="preserve"> </w:t>
+      </w:r>
+      <w:proofErr w:type="spellStart"/>
+      <w:r>
+        <w:t>nome</w:t>
+      </w:r>
+      <w:proofErr w:type="spellEnd"/>
+      <w:r>
+        <w:t xml:space="preserve">, e-mail e </w:t>
+      </w:r>
+      <w:proofErr w:type="spellStart"/>
+      <w:r>
+        <w:t>senha</w:t>
+      </w:r>
+      <w:proofErr w:type="spellEnd"/>
+      <w:r>
+        <w:t xml:space="preserve">. O controller </w:t>
+      </w:r>
+      <w:proofErr w:type="spellStart"/>
+      <w:r>
+        <w:t>valida</w:t>
+      </w:r>
+      <w:proofErr w:type="spellEnd"/>
+      <w:r>
+        <w:t xml:space="preserve"> </w:t>
+      </w:r>
+      <w:proofErr w:type="spellStart"/>
+      <w:r>
+        <w:t>os</w:t>
+      </w:r>
+      <w:proofErr w:type="spellEnd"/>
+      <w:r>
+        <w:t xml:space="preserve"> dados </w:t>
+      </w:r>
+      <w:proofErr w:type="spellStart"/>
+      <w:r>
+        <w:t>mais</w:t>
+      </w:r>
+      <w:proofErr w:type="spellEnd"/>
+      <w:r>
+        <w:t xml:space="preserve"> </w:t>
+      </w:r>
+      <w:proofErr w:type="spellStart"/>
+      <w:r>
+        <w:t>básicos</w:t>
+      </w:r>
+      <w:proofErr w:type="spellEnd"/>
+      <w:r>
+        <w:t xml:space="preserve"> e o DAO </w:t>
+      </w:r>
+      <w:proofErr w:type="spellStart"/>
+      <w:r>
+        <w:t>grava</w:t>
+      </w:r>
+      <w:proofErr w:type="spellEnd"/>
+      <w:r>
+        <w:t xml:space="preserve"> as </w:t>
+      </w:r>
+      <w:proofErr w:type="spellStart"/>
+      <w:r>
+        <w:t>informações</w:t>
+      </w:r>
+      <w:proofErr w:type="spellEnd"/>
+      <w:r>
+        <w:t xml:space="preserve"> </w:t>
+      </w:r>
+      <w:proofErr w:type="spellStart"/>
+      <w:r>
+        <w:t>na</w:t>
+      </w:r>
+      <w:proofErr w:type="spellEnd"/>
+      <w:r>
+        <w:t xml:space="preserve"> </w:t>
+      </w:r>
+      <w:proofErr w:type="spellStart"/>
+      <w:r>
+        <w:t>tabela</w:t>
+      </w:r>
+      <w:proofErr w:type="spellEnd"/>
+      <w:r>
+        <w:t xml:space="preserve"> </w:t>
+      </w:r>
+      <w:proofErr w:type="spellStart"/>
+      <w:r>
+        <w:t>usuarios</w:t>
+      </w:r>
+      <w:proofErr w:type="spellEnd"/>
+      <w:r>
+        <w:t>.</w:t>
       </w:r>
     </w:p>
     <w:p>
@@ -746,31 +2868,486 @@
         <w:spacing w:after="120"/>
       </w:pPr>
       <w:r>
-        <w:t>Login: o usuário informa e-mail e senha. Se os dados existirem no banco, o sistema libera o acesso à tela principal.</w:t>
+        <w:t xml:space="preserve">Login: o </w:t>
+      </w:r>
+      <w:proofErr w:type="spellStart"/>
+      <w:r>
+        <w:t>usuário</w:t>
+      </w:r>
+      <w:proofErr w:type="spellEnd"/>
+      <w:r>
+        <w:t xml:space="preserve"> </w:t>
+      </w:r>
+      <w:proofErr w:type="spellStart"/>
+      <w:r>
+        <w:t>informa</w:t>
+      </w:r>
+      <w:proofErr w:type="spellEnd"/>
+      <w:r>
+        <w:t xml:space="preserve"> e-mail e </w:t>
+      </w:r>
+      <w:proofErr w:type="spellStart"/>
+      <w:r>
+        <w:t>senha</w:t>
+      </w:r>
+      <w:proofErr w:type="spellEnd"/>
+      <w:r>
+        <w:t xml:space="preserve">. Se </w:t>
+      </w:r>
+      <w:proofErr w:type="spellStart"/>
+      <w:r>
+        <w:t>os</w:t>
+      </w:r>
+      <w:proofErr w:type="spellEnd"/>
+      <w:r>
+        <w:t xml:space="preserve"> dados </w:t>
+      </w:r>
+      <w:proofErr w:type="spellStart"/>
+      <w:r>
+        <w:t>existirem</w:t>
+      </w:r>
+      <w:proofErr w:type="spellEnd"/>
+      <w:r>
+        <w:t xml:space="preserve"> no banco, o </w:t>
+      </w:r>
+      <w:proofErr w:type="spellStart"/>
+      <w:r>
+        <w:t>sistema</w:t>
+      </w:r>
+      <w:proofErr w:type="spellEnd"/>
+      <w:r>
+        <w:t xml:space="preserve"> libera o </w:t>
+      </w:r>
+      <w:proofErr w:type="spellStart"/>
+      <w:r>
+        <w:t>acesso</w:t>
+      </w:r>
+      <w:proofErr w:type="spellEnd"/>
+      <w:r>
+        <w:t xml:space="preserve"> à </w:t>
+      </w:r>
+      <w:proofErr w:type="spellStart"/>
+      <w:r>
+        <w:t>tela</w:t>
+      </w:r>
+      <w:proofErr w:type="spellEnd"/>
+      <w:r>
+        <w:t xml:space="preserve"> principal.</w:t>
       </w:r>
     </w:p>
     <w:p>
       <w:pPr>
         <w:spacing w:after="120"/>
       </w:pPr>
-      <w:r>
-        <w:t>Busca de vídeos: na tela principal, o usuário digita parte do título e o sistema consulta a tabela videos. Os resultados aparecem na lista, e ao selecionar um item os detalhes são mostrados na área de texto.</w:t>
+      <w:proofErr w:type="spellStart"/>
+      <w:r>
+        <w:t>Busca</w:t>
+      </w:r>
+      <w:proofErr w:type="spellEnd"/>
+      <w:r>
+        <w:t xml:space="preserve"> de </w:t>
+      </w:r>
+      <w:proofErr w:type="spellStart"/>
+      <w:r>
+        <w:t>vídeos</w:t>
+      </w:r>
+      <w:proofErr w:type="spellEnd"/>
+      <w:r>
+        <w:t xml:space="preserve">: </w:t>
+      </w:r>
+      <w:proofErr w:type="spellStart"/>
+      <w:r>
+        <w:t>na</w:t>
+      </w:r>
+      <w:proofErr w:type="spellEnd"/>
+      <w:r>
+        <w:t xml:space="preserve"> </w:t>
+      </w:r>
+      <w:proofErr w:type="spellStart"/>
+      <w:r>
+        <w:t>tela</w:t>
+      </w:r>
+      <w:proofErr w:type="spellEnd"/>
+      <w:r>
+        <w:t xml:space="preserve"> principal, o </w:t>
+      </w:r>
+      <w:proofErr w:type="spellStart"/>
+      <w:r>
+        <w:t>usuário</w:t>
+      </w:r>
+      <w:proofErr w:type="spellEnd"/>
+      <w:r>
+        <w:t xml:space="preserve"> </w:t>
+      </w:r>
+      <w:proofErr w:type="spellStart"/>
+      <w:r>
+        <w:t>digita</w:t>
+      </w:r>
+      <w:proofErr w:type="spellEnd"/>
+      <w:r>
+        <w:t xml:space="preserve"> </w:t>
+      </w:r>
+      <w:proofErr w:type="spellStart"/>
+      <w:r>
+        <w:t>parte</w:t>
+      </w:r>
+      <w:proofErr w:type="spellEnd"/>
+      <w:r>
+        <w:t xml:space="preserve"> do </w:t>
+      </w:r>
+      <w:proofErr w:type="spellStart"/>
+      <w:r>
+        <w:t>título</w:t>
+      </w:r>
+      <w:proofErr w:type="spellEnd"/>
+      <w:r>
+        <w:t xml:space="preserve"> e o </w:t>
+      </w:r>
+      <w:proofErr w:type="spellStart"/>
+      <w:r>
+        <w:t>sistema</w:t>
+      </w:r>
+      <w:proofErr w:type="spellEnd"/>
+      <w:r>
+        <w:t xml:space="preserve"> consulta a </w:t>
+      </w:r>
+      <w:proofErr w:type="spellStart"/>
+      <w:r>
+        <w:t>tabela</w:t>
+      </w:r>
+      <w:proofErr w:type="spellEnd"/>
+      <w:r>
+        <w:t xml:space="preserve"> videos. </w:t>
+      </w:r>
+      <w:proofErr w:type="spellStart"/>
+      <w:r>
+        <w:t>Os</w:t>
+      </w:r>
+      <w:proofErr w:type="spellEnd"/>
+      <w:r>
+        <w:t xml:space="preserve"> </w:t>
+      </w:r>
+      <w:proofErr w:type="spellStart"/>
+      <w:r>
+        <w:t>resultados</w:t>
+      </w:r>
+      <w:proofErr w:type="spellEnd"/>
+      <w:r>
+        <w:t xml:space="preserve"> </w:t>
+      </w:r>
+      <w:proofErr w:type="spellStart"/>
+      <w:r>
+        <w:t>aparecem</w:t>
+      </w:r>
+      <w:proofErr w:type="spellEnd"/>
+      <w:r>
+        <w:t xml:space="preserve"> </w:t>
+      </w:r>
+      <w:proofErr w:type="spellStart"/>
+      <w:r>
+        <w:t>na</w:t>
+      </w:r>
+      <w:proofErr w:type="spellEnd"/>
+      <w:r>
+        <w:t xml:space="preserve"> </w:t>
+      </w:r>
+      <w:proofErr w:type="spellStart"/>
+      <w:r>
+        <w:t>lista</w:t>
+      </w:r>
+      <w:proofErr w:type="spellEnd"/>
+      <w:r>
+        <w:t xml:space="preserve">, e </w:t>
+      </w:r>
+      <w:proofErr w:type="spellStart"/>
+      <w:r>
+        <w:t>ao</w:t>
+      </w:r>
+      <w:proofErr w:type="spellEnd"/>
+      <w:r>
+        <w:t xml:space="preserve"> </w:t>
+      </w:r>
+      <w:proofErr w:type="spellStart"/>
+      <w:r>
+        <w:t>selecionar</w:t>
+      </w:r>
+      <w:proofErr w:type="spellEnd"/>
+      <w:r>
+        <w:t xml:space="preserve"> um item </w:t>
+      </w:r>
+      <w:proofErr w:type="spellStart"/>
+      <w:r>
+        <w:t>os</w:t>
+      </w:r>
+      <w:proofErr w:type="spellEnd"/>
+      <w:r>
+        <w:t xml:space="preserve"> </w:t>
+      </w:r>
+      <w:proofErr w:type="spellStart"/>
+      <w:r>
+        <w:t>detalhes</w:t>
+      </w:r>
+      <w:proofErr w:type="spellEnd"/>
+      <w:r>
+        <w:t xml:space="preserve"> </w:t>
+      </w:r>
+      <w:proofErr w:type="spellStart"/>
+      <w:r>
+        <w:t>são</w:t>
+      </w:r>
+      <w:proofErr w:type="spellEnd"/>
+      <w:r>
+        <w:t xml:space="preserve"> </w:t>
+      </w:r>
+      <w:proofErr w:type="spellStart"/>
+      <w:r>
+        <w:t>mostrados</w:t>
+      </w:r>
+      <w:proofErr w:type="spellEnd"/>
+      <w:r>
+        <w:t xml:space="preserve"> </w:t>
+      </w:r>
+      <w:proofErr w:type="spellStart"/>
+      <w:r>
+        <w:t>na</w:t>
+      </w:r>
+      <w:proofErr w:type="spellEnd"/>
+      <w:r>
+        <w:t xml:space="preserve"> </w:t>
+      </w:r>
+      <w:proofErr w:type="spellStart"/>
+      <w:r>
+        <w:t>área</w:t>
+      </w:r>
+      <w:proofErr w:type="spellEnd"/>
+      <w:r>
+        <w:t xml:space="preserve"> de </w:t>
+      </w:r>
+      <w:proofErr w:type="spellStart"/>
+      <w:r>
+        <w:t>texto</w:t>
+      </w:r>
+      <w:proofErr w:type="spellEnd"/>
+      <w:r>
+        <w:t>.</w:t>
       </w:r>
     </w:p>
     <w:p>
       <w:pPr>
         <w:spacing w:after="120"/>
       </w:pPr>
-      <w:r>
-        <w:t>Curtir e descurtir: cada reação é registrada na tabela reacoes e atualiza os contadores likes e dislikes do vídeo.</w:t>
+      <w:proofErr w:type="spellStart"/>
+      <w:r>
+        <w:t>Curtir</w:t>
+      </w:r>
+      <w:proofErr w:type="spellEnd"/>
+      <w:r>
+        <w:t xml:space="preserve"> e </w:t>
+      </w:r>
+      <w:proofErr w:type="spellStart"/>
+      <w:r>
+        <w:t>descurtir</w:t>
+      </w:r>
+      <w:proofErr w:type="spellEnd"/>
+      <w:r>
+        <w:t xml:space="preserve">: </w:t>
+      </w:r>
+      <w:proofErr w:type="spellStart"/>
+      <w:r>
+        <w:t>cada</w:t>
+      </w:r>
+      <w:proofErr w:type="spellEnd"/>
+      <w:r>
+        <w:t xml:space="preserve"> </w:t>
+      </w:r>
+      <w:proofErr w:type="spellStart"/>
+      <w:r>
+        <w:t>reação</w:t>
+      </w:r>
+      <w:proofErr w:type="spellEnd"/>
+      <w:r>
+        <w:t xml:space="preserve"> é </w:t>
+      </w:r>
+      <w:proofErr w:type="spellStart"/>
+      <w:r>
+        <w:t>registrada</w:t>
+      </w:r>
+      <w:proofErr w:type="spellEnd"/>
+      <w:r>
+        <w:t xml:space="preserve"> </w:t>
+      </w:r>
+      <w:proofErr w:type="spellStart"/>
+      <w:r>
+        <w:t>na</w:t>
+      </w:r>
+      <w:proofErr w:type="spellEnd"/>
+      <w:r>
+        <w:t xml:space="preserve"> </w:t>
+      </w:r>
+      <w:proofErr w:type="spellStart"/>
+      <w:r>
+        <w:t>tabela</w:t>
+      </w:r>
+      <w:proofErr w:type="spellEnd"/>
+      <w:r>
+        <w:t xml:space="preserve"> </w:t>
+      </w:r>
+      <w:proofErr w:type="spellStart"/>
+      <w:r>
+        <w:t>reacoes</w:t>
+      </w:r>
+      <w:proofErr w:type="spellEnd"/>
+      <w:r>
+        <w:t xml:space="preserve"> e </w:t>
+      </w:r>
+      <w:proofErr w:type="spellStart"/>
+      <w:r>
+        <w:t>atualiza</w:t>
+      </w:r>
+      <w:proofErr w:type="spellEnd"/>
+      <w:r>
+        <w:t xml:space="preserve"> </w:t>
+      </w:r>
+      <w:proofErr w:type="spellStart"/>
+      <w:r>
+        <w:t>os</w:t>
+      </w:r>
+      <w:proofErr w:type="spellEnd"/>
+      <w:r>
+        <w:t xml:space="preserve"> </w:t>
+      </w:r>
+      <w:proofErr w:type="spellStart"/>
+      <w:r>
+        <w:t>contadores</w:t>
+      </w:r>
+      <w:proofErr w:type="spellEnd"/>
+      <w:r>
+        <w:t xml:space="preserve"> likes e dislikes do </w:t>
+      </w:r>
+      <w:proofErr w:type="spellStart"/>
+      <w:r>
+        <w:t>vídeo</w:t>
+      </w:r>
+      <w:proofErr w:type="spellEnd"/>
+      <w:r>
+        <w:t>.</w:t>
       </w:r>
     </w:p>
     <w:p>
       <w:pPr>
         <w:spacing w:after="120"/>
       </w:pPr>
-      <w:r>
-        <w:t>Listas de reprodução: o usuário pode criar, renomear e excluir listas, além de adicionar ou remover vídeos de cada lista.</w:t>
+      <w:proofErr w:type="spellStart"/>
+      <w:r>
+        <w:t>Listas</w:t>
+      </w:r>
+      <w:proofErr w:type="spellEnd"/>
+      <w:r>
+        <w:t xml:space="preserve"> de </w:t>
+      </w:r>
+      <w:proofErr w:type="spellStart"/>
+      <w:r>
+        <w:t>reprodução</w:t>
+      </w:r>
+      <w:proofErr w:type="spellEnd"/>
+      <w:r>
+        <w:t xml:space="preserve">: o </w:t>
+      </w:r>
+      <w:proofErr w:type="spellStart"/>
+      <w:r>
+        <w:t>usuário</w:t>
+      </w:r>
+      <w:proofErr w:type="spellEnd"/>
+      <w:r>
+        <w:t xml:space="preserve"> </w:t>
+      </w:r>
+      <w:proofErr w:type="spellStart"/>
+      <w:r>
+        <w:t>pode</w:t>
+      </w:r>
+      <w:proofErr w:type="spellEnd"/>
+      <w:r>
+        <w:t xml:space="preserve"> </w:t>
+      </w:r>
+      <w:proofErr w:type="spellStart"/>
+      <w:r>
+        <w:t>criar</w:t>
+      </w:r>
+      <w:proofErr w:type="spellEnd"/>
+      <w:r>
+        <w:t xml:space="preserve">, </w:t>
+      </w:r>
+      <w:proofErr w:type="spellStart"/>
+      <w:r>
+        <w:t>renomear</w:t>
+      </w:r>
+      <w:proofErr w:type="spellEnd"/>
+      <w:r>
+        <w:t xml:space="preserve"> e </w:t>
+      </w:r>
+      <w:proofErr w:type="spellStart"/>
+      <w:r>
+        <w:t>excluir</w:t>
+      </w:r>
+      <w:proofErr w:type="spellEnd"/>
+      <w:r>
+        <w:t xml:space="preserve"> </w:t>
+      </w:r>
+      <w:proofErr w:type="spellStart"/>
+      <w:r>
+        <w:t>listas</w:t>
+      </w:r>
+      <w:proofErr w:type="spellEnd"/>
+      <w:r>
+        <w:t xml:space="preserve">, </w:t>
+      </w:r>
+      <w:proofErr w:type="spellStart"/>
+      <w:r>
+        <w:t>além</w:t>
+      </w:r>
+      <w:proofErr w:type="spellEnd"/>
+      <w:r>
+        <w:t xml:space="preserve"> de </w:t>
+      </w:r>
+      <w:proofErr w:type="spellStart"/>
+      <w:r>
+        <w:t>adicionar</w:t>
+      </w:r>
+      <w:proofErr w:type="spellEnd"/>
+      <w:r>
+        <w:t xml:space="preserve"> </w:t>
+      </w:r>
+      <w:proofErr w:type="spellStart"/>
+      <w:r>
+        <w:t>ou</w:t>
+      </w:r>
+      <w:proofErr w:type="spellEnd"/>
+      <w:r>
+        <w:t xml:space="preserve"> remover </w:t>
+      </w:r>
+      <w:proofErr w:type="spellStart"/>
+      <w:r>
+        <w:t>vídeos</w:t>
+      </w:r>
+      <w:proofErr w:type="spellEnd"/>
+      <w:r>
+        <w:t xml:space="preserve"> de </w:t>
+      </w:r>
+      <w:proofErr w:type="spellStart"/>
+      <w:r>
+        <w:t>cada</w:t>
+      </w:r>
+      <w:proofErr w:type="spellEnd"/>
+      <w:r>
+        <w:t xml:space="preserve"> </w:t>
+      </w:r>
+      <w:proofErr w:type="spellStart"/>
+      <w:r>
+        <w:t>lista</w:t>
+      </w:r>
+      <w:proofErr w:type="spellEnd"/>
+      <w:r>
+        <w:t>.</w:t>
       </w:r>
     </w:p>
     <w:p>
@@ -787,15 +3364,256 @@
           <w:b/>
           <w:sz w:val="26"/>
         </w:rPr>
-        <w:t>5. Organização do código e funcionamento</w:t>
-      </w:r>
+        <w:t xml:space="preserve">5. </w:t>
+      </w:r>
+      <w:proofErr w:type="spellStart"/>
+      <w:r>
+        <w:rPr>
+          <w:b/>
+          <w:sz w:val="26"/>
+        </w:rPr>
+        <w:t>Organização</w:t>
+      </w:r>
+      <w:proofErr w:type="spellEnd"/>
+      <w:r>
+        <w:rPr>
+          <w:b/>
+          <w:sz w:val="26"/>
+        </w:rPr>
+        <w:t xml:space="preserve"> do </w:t>
+      </w:r>
+      <w:proofErr w:type="spellStart"/>
+      <w:r>
+        <w:rPr>
+          <w:b/>
+          <w:sz w:val="26"/>
+        </w:rPr>
+        <w:t>código</w:t>
+      </w:r>
+      <w:proofErr w:type="spellEnd"/>
+      <w:r>
+        <w:rPr>
+          <w:b/>
+          <w:sz w:val="26"/>
+        </w:rPr>
+        <w:t xml:space="preserve"> e </w:t>
+      </w:r>
+      <w:proofErr w:type="spellStart"/>
+      <w:r>
+        <w:rPr>
+          <w:b/>
+          <w:sz w:val="26"/>
+        </w:rPr>
+        <w:t>funcionamento</w:t>
+      </w:r>
+      <w:proofErr w:type="spellEnd"/>
     </w:p>
     <w:p>
       <w:pPr>
         <w:spacing w:after="120"/>
       </w:pPr>
       <w:r>
-        <w:t>A camada de model representa os dados do sistema. Usuario guarda o nome, e-mail, senha e identificador. SerieFilme representa o conteúdo exibido na busca e na lista, enquanto ListaReproducao representa cada coleção criada pelo usuário.</w:t>
+        <w:t xml:space="preserve">A </w:t>
+      </w:r>
+      <w:proofErr w:type="spellStart"/>
+      <w:r>
+        <w:t>camada</w:t>
+      </w:r>
+      <w:proofErr w:type="spellEnd"/>
+      <w:r>
+        <w:t xml:space="preserve"> de model </w:t>
+      </w:r>
+      <w:proofErr w:type="spellStart"/>
+      <w:r>
+        <w:t>representa</w:t>
+      </w:r>
+      <w:proofErr w:type="spellEnd"/>
+      <w:r>
+        <w:t xml:space="preserve"> </w:t>
+      </w:r>
+      <w:proofErr w:type="spellStart"/>
+      <w:r>
+        <w:t>os</w:t>
+      </w:r>
+      <w:proofErr w:type="spellEnd"/>
+      <w:r>
+        <w:t xml:space="preserve"> dados do </w:t>
+      </w:r>
+      <w:proofErr w:type="spellStart"/>
+      <w:r>
+        <w:t>sistema</w:t>
+      </w:r>
+      <w:proofErr w:type="spellEnd"/>
+      <w:r>
+        <w:t xml:space="preserve">. </w:t>
+      </w:r>
+      <w:proofErr w:type="spellStart"/>
+      <w:r>
+        <w:t>Usuario</w:t>
+      </w:r>
+      <w:proofErr w:type="spellEnd"/>
+      <w:r>
+        <w:t xml:space="preserve"> </w:t>
+      </w:r>
+      <w:proofErr w:type="spellStart"/>
+      <w:r>
+        <w:t>guarda</w:t>
+      </w:r>
+      <w:proofErr w:type="spellEnd"/>
+      <w:r>
+        <w:t xml:space="preserve"> o </w:t>
+      </w:r>
+      <w:proofErr w:type="spellStart"/>
+      <w:r>
+        <w:t>nome</w:t>
+      </w:r>
+      <w:proofErr w:type="spellEnd"/>
+      <w:r>
+        <w:t xml:space="preserve">, e-mail, </w:t>
+      </w:r>
+      <w:proofErr w:type="spellStart"/>
+      <w:r>
+        <w:t>senha</w:t>
+      </w:r>
+      <w:proofErr w:type="spellEnd"/>
+      <w:r>
+        <w:t xml:space="preserve"> e </w:t>
+      </w:r>
+      <w:proofErr w:type="spellStart"/>
+      <w:r>
+        <w:t>identificador</w:t>
+      </w:r>
+      <w:proofErr w:type="spellEnd"/>
+      <w:r>
+        <w:t xml:space="preserve">. </w:t>
+      </w:r>
+      <w:proofErr w:type="spellStart"/>
+      <w:r>
+        <w:t>SerieFilme</w:t>
+      </w:r>
+      <w:proofErr w:type="spellEnd"/>
+      <w:r>
+        <w:t xml:space="preserve"> </w:t>
+      </w:r>
+      <w:proofErr w:type="spellStart"/>
+      <w:r>
+        <w:t>representa</w:t>
+      </w:r>
+      <w:proofErr w:type="spellEnd"/>
+      <w:r>
+        <w:t xml:space="preserve"> o </w:t>
+      </w:r>
+      <w:proofErr w:type="spellStart"/>
+      <w:r>
+        <w:t>conteúdo</w:t>
+      </w:r>
+      <w:proofErr w:type="spellEnd"/>
+      <w:r>
+        <w:t xml:space="preserve"> </w:t>
+      </w:r>
+      <w:proofErr w:type="spellStart"/>
+      <w:r>
+        <w:t>exibido</w:t>
+      </w:r>
+      <w:proofErr w:type="spellEnd"/>
+      <w:r>
+        <w:t xml:space="preserve"> </w:t>
+      </w:r>
+      <w:proofErr w:type="spellStart"/>
+      <w:r>
+        <w:t>na</w:t>
+      </w:r>
+      <w:proofErr w:type="spellEnd"/>
+      <w:r>
+        <w:t xml:space="preserve"> </w:t>
+      </w:r>
+      <w:proofErr w:type="spellStart"/>
+      <w:r>
+        <w:t>busca</w:t>
+      </w:r>
+      <w:proofErr w:type="spellEnd"/>
+      <w:r>
+        <w:t xml:space="preserve"> e </w:t>
+      </w:r>
+      <w:proofErr w:type="spellStart"/>
+      <w:r>
+        <w:t>na</w:t>
+      </w:r>
+      <w:proofErr w:type="spellEnd"/>
+      <w:r>
+        <w:t xml:space="preserve"> </w:t>
+      </w:r>
+      <w:proofErr w:type="spellStart"/>
+      <w:r>
+        <w:t>lista</w:t>
+      </w:r>
+      <w:proofErr w:type="spellEnd"/>
+      <w:r>
+        <w:t xml:space="preserve">, </w:t>
+      </w:r>
+      <w:proofErr w:type="spellStart"/>
+      <w:r>
+        <w:t>enquanto</w:t>
+      </w:r>
+      <w:proofErr w:type="spellEnd"/>
+      <w:r>
+        <w:t xml:space="preserve"> </w:t>
+      </w:r>
+      <w:proofErr w:type="spellStart"/>
+      <w:r>
+        <w:t>ListaReproducao</w:t>
+      </w:r>
+      <w:proofErr w:type="spellEnd"/>
+      <w:r>
+        <w:t xml:space="preserve"> </w:t>
+      </w:r>
+      <w:proofErr w:type="spellStart"/>
+      <w:r>
+        <w:t>representa</w:t>
+      </w:r>
+      <w:proofErr w:type="spellEnd"/>
+      <w:r>
+        <w:t xml:space="preserve"> </w:t>
+      </w:r>
+      <w:proofErr w:type="spellStart"/>
+      <w:r>
+        <w:t>cada</w:t>
+      </w:r>
+      <w:proofErr w:type="spellEnd"/>
+      <w:r>
+        <w:t xml:space="preserve"> </w:t>
+      </w:r>
+      <w:proofErr w:type="spellStart"/>
+      <w:r>
+        <w:t>coleção</w:t>
+      </w:r>
+      <w:proofErr w:type="spellEnd"/>
+      <w:r>
+        <w:t xml:space="preserve"> </w:t>
+      </w:r>
+      <w:proofErr w:type="spellStart"/>
+      <w:r>
+        <w:t>criada</w:t>
+      </w:r>
+      <w:proofErr w:type="spellEnd"/>
+      <w:r>
+        <w:t xml:space="preserve"> </w:t>
+      </w:r>
+      <w:proofErr w:type="spellStart"/>
+      <w:r>
+        <w:t>pelo</w:t>
+      </w:r>
+      <w:proofErr w:type="spellEnd"/>
+      <w:r>
+        <w:t xml:space="preserve"> </w:t>
+      </w:r>
+      <w:proofErr w:type="spellStart"/>
+      <w:r>
+        <w:t>usuário</w:t>
+      </w:r>
+      <w:proofErr w:type="spellEnd"/>
+      <w:r>
+        <w:t>.</w:t>
       </w:r>
     </w:p>
     <w:p>
@@ -804,7 +3622,191 @@
       </w:pPr>
       <w:r>
         <w:lastRenderedPageBreak/>
-        <w:t>A camada DAO faz a comunicação com o PostgreSQL. Conexao centraliza o acesso ao banco, UsuarioDAO trata os cadastros e autenticação, VideoDAO faz a leitura dos vídeos, ListaReproducaoDAO controla as listas e ReacaoDAO registra curtir e descurtir.</w:t>
+        <w:t xml:space="preserve">A </w:t>
+      </w:r>
+      <w:proofErr w:type="spellStart"/>
+      <w:r>
+        <w:t>camada</w:t>
+      </w:r>
+      <w:proofErr w:type="spellEnd"/>
+      <w:r>
+        <w:t xml:space="preserve"> DAO </w:t>
+      </w:r>
+      <w:proofErr w:type="spellStart"/>
+      <w:r>
+        <w:t>faz</w:t>
+      </w:r>
+      <w:proofErr w:type="spellEnd"/>
+      <w:r>
+        <w:t xml:space="preserve"> a </w:t>
+      </w:r>
+      <w:proofErr w:type="spellStart"/>
+      <w:r>
+        <w:t>comunicação</w:t>
+      </w:r>
+      <w:proofErr w:type="spellEnd"/>
+      <w:r>
+        <w:t xml:space="preserve"> com o PostgreSQL. </w:t>
+      </w:r>
+      <w:proofErr w:type="spellStart"/>
+      <w:r>
+        <w:t>Conexao</w:t>
+      </w:r>
+      <w:proofErr w:type="spellEnd"/>
+      <w:r>
+        <w:t xml:space="preserve"> </w:t>
+      </w:r>
+      <w:proofErr w:type="spellStart"/>
+      <w:r>
+        <w:t>centraliza</w:t>
+      </w:r>
+      <w:proofErr w:type="spellEnd"/>
+      <w:r>
+        <w:t xml:space="preserve"> o </w:t>
+      </w:r>
+      <w:proofErr w:type="spellStart"/>
+      <w:r>
+        <w:t>acesso</w:t>
+      </w:r>
+      <w:proofErr w:type="spellEnd"/>
+      <w:r>
+        <w:t xml:space="preserve"> </w:t>
+      </w:r>
+      <w:proofErr w:type="spellStart"/>
+      <w:r>
+        <w:t>ao</w:t>
+      </w:r>
+      <w:proofErr w:type="spellEnd"/>
+      <w:r>
+        <w:t xml:space="preserve"> banco, </w:t>
+      </w:r>
+      <w:proofErr w:type="spellStart"/>
+      <w:r>
+        <w:t>UsuarioDAO</w:t>
+      </w:r>
+      <w:proofErr w:type="spellEnd"/>
+      <w:r>
+        <w:t xml:space="preserve"> </w:t>
+      </w:r>
+      <w:proofErr w:type="spellStart"/>
+      <w:r>
+        <w:t>trata</w:t>
+      </w:r>
+      <w:proofErr w:type="spellEnd"/>
+      <w:r>
+        <w:t xml:space="preserve"> </w:t>
+      </w:r>
+      <w:proofErr w:type="spellStart"/>
+      <w:r>
+        <w:t>os</w:t>
+      </w:r>
+      <w:proofErr w:type="spellEnd"/>
+      <w:r>
+        <w:t xml:space="preserve"> </w:t>
+      </w:r>
+      <w:proofErr w:type="spellStart"/>
+      <w:r>
+        <w:t>cadastros</w:t>
+      </w:r>
+      <w:proofErr w:type="spellEnd"/>
+      <w:r>
+        <w:t xml:space="preserve"> e </w:t>
+      </w:r>
+      <w:proofErr w:type="spellStart"/>
+      <w:r>
+        <w:t>autenticação</w:t>
+      </w:r>
+      <w:proofErr w:type="spellEnd"/>
+      <w:r>
+        <w:t xml:space="preserve">, </w:t>
+      </w:r>
+      <w:proofErr w:type="spellStart"/>
+      <w:r>
+        <w:t>VideoDAO</w:t>
+      </w:r>
+      <w:proofErr w:type="spellEnd"/>
+      <w:r>
+        <w:t xml:space="preserve"> </w:t>
+      </w:r>
+      <w:proofErr w:type="spellStart"/>
+      <w:r>
+        <w:t>faz</w:t>
+      </w:r>
+      <w:proofErr w:type="spellEnd"/>
+      <w:r>
+        <w:t xml:space="preserve"> a </w:t>
+      </w:r>
+      <w:proofErr w:type="spellStart"/>
+      <w:r>
+        <w:t>leitura</w:t>
+      </w:r>
+      <w:proofErr w:type="spellEnd"/>
+      <w:r>
+        <w:t xml:space="preserve"> dos </w:t>
+      </w:r>
+      <w:proofErr w:type="spellStart"/>
+      <w:r>
+        <w:t>vídeos</w:t>
+      </w:r>
+      <w:proofErr w:type="spellEnd"/>
+      <w:r>
+        <w:t xml:space="preserve">, </w:t>
+      </w:r>
+      <w:proofErr w:type="spellStart"/>
+      <w:r>
+        <w:t>ListaReproducaoDAO</w:t>
+      </w:r>
+      <w:proofErr w:type="spellEnd"/>
+      <w:r>
+        <w:t xml:space="preserve"> </w:t>
+      </w:r>
+      <w:proofErr w:type="spellStart"/>
+      <w:r>
+        <w:t>controla</w:t>
+      </w:r>
+      <w:proofErr w:type="spellEnd"/>
+      <w:r>
+        <w:t xml:space="preserve"> as </w:t>
+      </w:r>
+      <w:proofErr w:type="spellStart"/>
+      <w:r>
+        <w:t>listas</w:t>
+      </w:r>
+      <w:proofErr w:type="spellEnd"/>
+      <w:r>
+        <w:t xml:space="preserve"> e </w:t>
+      </w:r>
+      <w:proofErr w:type="spellStart"/>
+      <w:r>
+        <w:t>ReacaoDAO</w:t>
+      </w:r>
+      <w:proofErr w:type="spellEnd"/>
+      <w:r>
+        <w:t xml:space="preserve"> </w:t>
+      </w:r>
+      <w:proofErr w:type="spellStart"/>
+      <w:r>
+        <w:t>registra</w:t>
+      </w:r>
+      <w:proofErr w:type="spellEnd"/>
+      <w:r>
+        <w:t xml:space="preserve"> </w:t>
+      </w:r>
+      <w:proofErr w:type="spellStart"/>
+      <w:r>
+        <w:t>curtir</w:t>
+      </w:r>
+      <w:proofErr w:type="spellEnd"/>
+      <w:r>
+        <w:t xml:space="preserve"> e </w:t>
+      </w:r>
+      <w:proofErr w:type="spellStart"/>
+      <w:r>
+        <w:t>descurtir</w:t>
+      </w:r>
+      <w:proofErr w:type="spellEnd"/>
+      <w:r>
+        <w:t>.</w:t>
       </w:r>
     </w:p>
     <w:p>
@@ -812,7 +3814,113 @@
         <w:spacing w:after="120"/>
       </w:pPr>
       <w:r>
-        <w:t>A camada controller fica entre a interface e o banco. Ela organiza as chamadas, trata os erros mais simples e evita que a tela precise lidar diretamente com SQL.</w:t>
+        <w:t xml:space="preserve">A </w:t>
+      </w:r>
+      <w:proofErr w:type="spellStart"/>
+      <w:r>
+        <w:t>camada</w:t>
+      </w:r>
+      <w:proofErr w:type="spellEnd"/>
+      <w:r>
+        <w:t xml:space="preserve"> controller </w:t>
+      </w:r>
+      <w:proofErr w:type="spellStart"/>
+      <w:r>
+        <w:t>fica</w:t>
+      </w:r>
+      <w:proofErr w:type="spellEnd"/>
+      <w:r>
+        <w:t xml:space="preserve"> entre </w:t>
+      </w:r>
+      <w:proofErr w:type="spellStart"/>
+      <w:proofErr w:type="gramStart"/>
+      <w:r>
+        <w:t>a</w:t>
+      </w:r>
+      <w:proofErr w:type="spellEnd"/>
+      <w:proofErr w:type="gramEnd"/>
+      <w:r>
+        <w:t xml:space="preserve"> interface e o banco. Ela </w:t>
+      </w:r>
+      <w:proofErr w:type="spellStart"/>
+      <w:r>
+        <w:t>organiza</w:t>
+      </w:r>
+      <w:proofErr w:type="spellEnd"/>
+      <w:r>
+        <w:t xml:space="preserve"> as </w:t>
+      </w:r>
+      <w:proofErr w:type="spellStart"/>
+      <w:r>
+        <w:t>chamadas</w:t>
+      </w:r>
+      <w:proofErr w:type="spellEnd"/>
+      <w:r>
+        <w:t xml:space="preserve">, </w:t>
+      </w:r>
+      <w:proofErr w:type="spellStart"/>
+      <w:r>
+        <w:t>trata</w:t>
+      </w:r>
+      <w:proofErr w:type="spellEnd"/>
+      <w:r>
+        <w:t xml:space="preserve"> </w:t>
+      </w:r>
+      <w:proofErr w:type="spellStart"/>
+      <w:r>
+        <w:t>os</w:t>
+      </w:r>
+      <w:proofErr w:type="spellEnd"/>
+      <w:r>
+        <w:t xml:space="preserve"> </w:t>
+      </w:r>
+      <w:proofErr w:type="spellStart"/>
+      <w:r>
+        <w:t>erros</w:t>
+      </w:r>
+      <w:proofErr w:type="spellEnd"/>
+      <w:r>
+        <w:t xml:space="preserve"> </w:t>
+      </w:r>
+      <w:proofErr w:type="spellStart"/>
+      <w:r>
+        <w:t>mais</w:t>
+      </w:r>
+      <w:proofErr w:type="spellEnd"/>
+      <w:r>
+        <w:t xml:space="preserve"> simples e </w:t>
+      </w:r>
+      <w:proofErr w:type="spellStart"/>
+      <w:r>
+        <w:t>evita</w:t>
+      </w:r>
+      <w:proofErr w:type="spellEnd"/>
+      <w:r>
+        <w:t xml:space="preserve"> </w:t>
+      </w:r>
+      <w:proofErr w:type="spellStart"/>
+      <w:r>
+        <w:t>que</w:t>
+      </w:r>
+      <w:proofErr w:type="spellEnd"/>
+      <w:r>
+        <w:t xml:space="preserve"> a </w:t>
+      </w:r>
+      <w:proofErr w:type="spellStart"/>
+      <w:r>
+        <w:t>tela</w:t>
+      </w:r>
+      <w:proofErr w:type="spellEnd"/>
+      <w:r>
+        <w:t xml:space="preserve"> precise lidar </w:t>
+      </w:r>
+      <w:proofErr w:type="spellStart"/>
+      <w:r>
+        <w:t>diretamente</w:t>
+      </w:r>
+      <w:proofErr w:type="spellEnd"/>
+      <w:r>
+        <w:t xml:space="preserve"> com SQL.</w:t>
       </w:r>
     </w:p>
     <w:p>
@@ -820,7 +3928,247 @@
         <w:spacing w:after="120"/>
       </w:pPr>
       <w:r>
-        <w:t>Na camada view, cada janela foi feita em JFrame, seguindo a ideia mostrada em aula. A primeira tela apresenta as opções de cadastrar ou entrar. Depois do login, a tela principal exibe as abas de busca, listas de reprodução e perfil, permitindo o uso do sistema de forma simples e direta.</w:t>
+        <w:t xml:space="preserve">Na </w:t>
+      </w:r>
+      <w:proofErr w:type="spellStart"/>
+      <w:r>
+        <w:t>camada</w:t>
+      </w:r>
+      <w:proofErr w:type="spellEnd"/>
+      <w:r>
+        <w:t xml:space="preserve"> view, </w:t>
+      </w:r>
+      <w:proofErr w:type="spellStart"/>
+      <w:r>
+        <w:t>cada</w:t>
+      </w:r>
+      <w:proofErr w:type="spellEnd"/>
+      <w:r>
+        <w:t xml:space="preserve"> </w:t>
+      </w:r>
+      <w:proofErr w:type="spellStart"/>
+      <w:r>
+        <w:t>janela</w:t>
+      </w:r>
+      <w:proofErr w:type="spellEnd"/>
+      <w:r>
+        <w:t xml:space="preserve"> </w:t>
+      </w:r>
+      <w:proofErr w:type="spellStart"/>
+      <w:r>
+        <w:t>foi</w:t>
+      </w:r>
+      <w:proofErr w:type="spellEnd"/>
+      <w:r>
+        <w:t xml:space="preserve"> </w:t>
+      </w:r>
+      <w:proofErr w:type="spellStart"/>
+      <w:r>
+        <w:t>feita</w:t>
+      </w:r>
+      <w:proofErr w:type="spellEnd"/>
+      <w:r>
+        <w:t xml:space="preserve"> </w:t>
+      </w:r>
+      <w:proofErr w:type="spellStart"/>
+      <w:r>
+        <w:t>em</w:t>
+      </w:r>
+      <w:proofErr w:type="spellEnd"/>
+      <w:r>
+        <w:t xml:space="preserve"> </w:t>
+      </w:r>
+      <w:proofErr w:type="spellStart"/>
+      <w:r>
+        <w:t>JFrame</w:t>
+      </w:r>
+      <w:proofErr w:type="spellEnd"/>
+      <w:r>
+        <w:t xml:space="preserve">, </w:t>
+      </w:r>
+      <w:proofErr w:type="spellStart"/>
+      <w:r>
+        <w:t>seguindo</w:t>
+      </w:r>
+      <w:proofErr w:type="spellEnd"/>
+      <w:r>
+        <w:t xml:space="preserve"> </w:t>
+      </w:r>
+      <w:proofErr w:type="gramStart"/>
+      <w:r>
+        <w:t>a</w:t>
+      </w:r>
+      <w:proofErr w:type="gramEnd"/>
+      <w:r>
+        <w:t xml:space="preserve"> </w:t>
+      </w:r>
+      <w:proofErr w:type="spellStart"/>
+      <w:r>
+        <w:t>ideia</w:t>
+      </w:r>
+      <w:proofErr w:type="spellEnd"/>
+      <w:r>
+        <w:t xml:space="preserve"> </w:t>
+      </w:r>
+      <w:proofErr w:type="spellStart"/>
+      <w:r>
+        <w:t>mostrada</w:t>
+      </w:r>
+      <w:proofErr w:type="spellEnd"/>
+      <w:r>
+        <w:t xml:space="preserve"> </w:t>
+      </w:r>
+      <w:proofErr w:type="spellStart"/>
+      <w:r>
+        <w:t>em</w:t>
+      </w:r>
+      <w:proofErr w:type="spellEnd"/>
+      <w:r>
+        <w:t xml:space="preserve"> aula. A </w:t>
+      </w:r>
+      <w:proofErr w:type="spellStart"/>
+      <w:r>
+        <w:t>primeira</w:t>
+      </w:r>
+      <w:proofErr w:type="spellEnd"/>
+      <w:r>
+        <w:t xml:space="preserve"> </w:t>
+      </w:r>
+      <w:proofErr w:type="spellStart"/>
+      <w:r>
+        <w:t>tela</w:t>
+      </w:r>
+      <w:proofErr w:type="spellEnd"/>
+      <w:r>
+        <w:t xml:space="preserve"> </w:t>
+      </w:r>
+      <w:proofErr w:type="spellStart"/>
+      <w:r>
+        <w:t>apresenta</w:t>
+      </w:r>
+      <w:proofErr w:type="spellEnd"/>
+      <w:r>
+        <w:t xml:space="preserve"> as </w:t>
+      </w:r>
+      <w:proofErr w:type="spellStart"/>
+      <w:r>
+        <w:t>opções</w:t>
+      </w:r>
+      <w:proofErr w:type="spellEnd"/>
+      <w:r>
+        <w:t xml:space="preserve"> de </w:t>
+      </w:r>
+      <w:proofErr w:type="spellStart"/>
+      <w:r>
+        <w:t>cadastrar</w:t>
+      </w:r>
+      <w:proofErr w:type="spellEnd"/>
+      <w:r>
+        <w:t xml:space="preserve"> </w:t>
+      </w:r>
+      <w:proofErr w:type="spellStart"/>
+      <w:r>
+        <w:t>ou</w:t>
+      </w:r>
+      <w:proofErr w:type="spellEnd"/>
+      <w:r>
+        <w:t xml:space="preserve"> </w:t>
+      </w:r>
+      <w:proofErr w:type="spellStart"/>
+      <w:r>
+        <w:t>entrar</w:t>
+      </w:r>
+      <w:proofErr w:type="spellEnd"/>
+      <w:r>
+        <w:t xml:space="preserve">. </w:t>
+      </w:r>
+      <w:proofErr w:type="spellStart"/>
+      <w:r>
+        <w:t>Depois</w:t>
+      </w:r>
+      <w:proofErr w:type="spellEnd"/>
+      <w:r>
+        <w:t xml:space="preserve"> do login, a </w:t>
+      </w:r>
+      <w:proofErr w:type="spellStart"/>
+      <w:r>
+        <w:t>tela</w:t>
+      </w:r>
+      <w:proofErr w:type="spellEnd"/>
+      <w:r>
+        <w:t xml:space="preserve"> principal </w:t>
+      </w:r>
+      <w:proofErr w:type="spellStart"/>
+      <w:r>
+        <w:t>exibe</w:t>
+      </w:r>
+      <w:proofErr w:type="spellEnd"/>
+      <w:r>
+        <w:t xml:space="preserve"> as abas de </w:t>
+      </w:r>
+      <w:proofErr w:type="spellStart"/>
+      <w:r>
+        <w:t>busca</w:t>
+      </w:r>
+      <w:proofErr w:type="spellEnd"/>
+      <w:r>
+        <w:t xml:space="preserve">, </w:t>
+      </w:r>
+      <w:proofErr w:type="spellStart"/>
+      <w:r>
+        <w:t>listas</w:t>
+      </w:r>
+      <w:proofErr w:type="spellEnd"/>
+      <w:r>
+        <w:t xml:space="preserve"> de </w:t>
+      </w:r>
+      <w:proofErr w:type="spellStart"/>
+      <w:r>
+        <w:t>reprodução</w:t>
+      </w:r>
+      <w:proofErr w:type="spellEnd"/>
+      <w:r>
+        <w:t xml:space="preserve"> e </w:t>
+      </w:r>
+      <w:proofErr w:type="spellStart"/>
+      <w:r>
+        <w:t>perfil</w:t>
+      </w:r>
+      <w:proofErr w:type="spellEnd"/>
+      <w:r>
+        <w:t xml:space="preserve">, </w:t>
+      </w:r>
+      <w:proofErr w:type="spellStart"/>
+      <w:r>
+        <w:t>permitindo</w:t>
+      </w:r>
+      <w:proofErr w:type="spellEnd"/>
+      <w:r>
+        <w:t xml:space="preserve"> o </w:t>
+      </w:r>
+      <w:proofErr w:type="spellStart"/>
+      <w:r>
+        <w:t>uso</w:t>
+      </w:r>
+      <w:proofErr w:type="spellEnd"/>
+      <w:r>
+        <w:t xml:space="preserve"> do </w:t>
+      </w:r>
+      <w:proofErr w:type="spellStart"/>
+      <w:r>
+        <w:t>sistema</w:t>
+      </w:r>
+      <w:proofErr w:type="spellEnd"/>
+      <w:r>
+        <w:t xml:space="preserve"> de forma simples e </w:t>
+      </w:r>
+      <w:proofErr w:type="spellStart"/>
+      <w:r>
+        <w:t>direta</w:t>
+      </w:r>
+      <w:proofErr w:type="spellEnd"/>
+      <w:r>
+        <w:t>.</w:t>
       </w:r>
     </w:p>
     <w:p>
@@ -839,6 +4187,7 @@
         </w:rPr>
         <w:t xml:space="preserve">6. </w:t>
       </w:r>
+      <w:proofErr w:type="spellStart"/>
       <w:r>
         <w:rPr>
           <w:b/>
@@ -846,31 +4195,183 @@
         </w:rPr>
         <w:t>Conclusão</w:t>
       </w:r>
+      <w:proofErr w:type="spellEnd"/>
     </w:p>
     <w:p>
       <w:pPr>
         <w:spacing w:after="120"/>
       </w:pPr>
       <w:r>
-        <w:t xml:space="preserve">O projeto FEItv reuniu conceitos </w:t>
+        <w:t xml:space="preserve">O </w:t>
+      </w:r>
+      <w:proofErr w:type="spellStart"/>
+      <w:r>
+        <w:t>projeto</w:t>
+      </w:r>
+      <w:proofErr w:type="spellEnd"/>
+      <w:r>
+        <w:t xml:space="preserve"> </w:t>
+      </w:r>
+      <w:proofErr w:type="spellStart"/>
+      <w:r>
+        <w:t>FEItv</w:t>
+      </w:r>
+      <w:proofErr w:type="spellEnd"/>
+      <w:r>
+        <w:t xml:space="preserve"> </w:t>
+      </w:r>
+      <w:proofErr w:type="spellStart"/>
+      <w:r>
+        <w:t>reuniu</w:t>
+      </w:r>
+      <w:proofErr w:type="spellEnd"/>
+      <w:r>
+        <w:t xml:space="preserve"> </w:t>
+      </w:r>
+      <w:proofErr w:type="spellStart"/>
+      <w:r>
+        <w:t>conceitos</w:t>
+      </w:r>
+      <w:proofErr w:type="spellEnd"/>
+      <w:r>
+        <w:t xml:space="preserve"> </w:t>
       </w:r>
       <w:r>
         <w:t>POO</w:t>
       </w:r>
       <w:r>
-        <w:t>, banco de dados e interface gráfica em uma aplicação única. A separação entre telas, controle</w:t>
-      </w:r>
-      <w:r>
-        <w:t xml:space="preserve">, entre outros fatores, </w:t>
-      </w:r>
+        <w:t xml:space="preserve">, banco de dados e interface </w:t>
+      </w:r>
+      <w:proofErr w:type="spellStart"/>
+      <w:r>
+        <w:t>gráfica</w:t>
+      </w:r>
+      <w:proofErr w:type="spellEnd"/>
+      <w:r>
+        <w:t xml:space="preserve"> </w:t>
+      </w:r>
+      <w:proofErr w:type="spellStart"/>
+      <w:r>
+        <w:t>em</w:t>
+      </w:r>
+      <w:proofErr w:type="spellEnd"/>
+      <w:r>
+        <w:t xml:space="preserve"> </w:t>
+      </w:r>
+      <w:proofErr w:type="spellStart"/>
+      <w:r>
+        <w:t>uma</w:t>
+      </w:r>
+      <w:proofErr w:type="spellEnd"/>
+      <w:r>
+        <w:t xml:space="preserve"> </w:t>
+      </w:r>
+      <w:proofErr w:type="spellStart"/>
+      <w:r>
+        <w:t>aplicação</w:t>
+      </w:r>
+      <w:proofErr w:type="spellEnd"/>
+      <w:r>
+        <w:t xml:space="preserve"> </w:t>
+      </w:r>
+      <w:proofErr w:type="spellStart"/>
+      <w:r>
+        <w:t>única</w:t>
+      </w:r>
+      <w:proofErr w:type="spellEnd"/>
+      <w:r>
+        <w:t xml:space="preserve">. A </w:t>
+      </w:r>
+      <w:proofErr w:type="spellStart"/>
+      <w:r>
+        <w:t>separação</w:t>
+      </w:r>
+      <w:proofErr w:type="spellEnd"/>
+      <w:r>
+        <w:t xml:space="preserve"> entre </w:t>
+      </w:r>
+      <w:proofErr w:type="spellStart"/>
+      <w:r>
+        <w:t>telas</w:t>
+      </w:r>
+      <w:proofErr w:type="spellEnd"/>
+      <w:r>
+        <w:t xml:space="preserve">, </w:t>
+      </w:r>
+      <w:proofErr w:type="spellStart"/>
+      <w:r>
+        <w:t>controle</w:t>
+      </w:r>
+      <w:proofErr w:type="spellEnd"/>
+      <w:r>
+        <w:t xml:space="preserve">, entre outros </w:t>
+      </w:r>
+      <w:proofErr w:type="spellStart"/>
+      <w:r>
+        <w:t>fatores</w:t>
+      </w:r>
+      <w:proofErr w:type="spellEnd"/>
+      <w:r>
+        <w:t xml:space="preserve">, </w:t>
+      </w:r>
+      <w:proofErr w:type="spellStart"/>
       <w:r>
         <w:t>ajud</w:t>
       </w:r>
       <w:r>
         <w:t>aram</w:t>
       </w:r>
-      <w:r>
-        <w:t xml:space="preserve"> a manter o código organizado e próximo do conteúdo visto em aula.</w:t>
+      <w:proofErr w:type="spellEnd"/>
+      <w:r>
+        <w:t xml:space="preserve"> a </w:t>
+      </w:r>
+      <w:proofErr w:type="spellStart"/>
+      <w:r>
+        <w:t>manter</w:t>
+      </w:r>
+      <w:proofErr w:type="spellEnd"/>
+      <w:r>
+        <w:t xml:space="preserve"> o </w:t>
+      </w:r>
+      <w:proofErr w:type="spellStart"/>
+      <w:r>
+        <w:t>código</w:t>
+      </w:r>
+      <w:proofErr w:type="spellEnd"/>
+      <w:r>
+        <w:t xml:space="preserve"> </w:t>
+      </w:r>
+      <w:proofErr w:type="spellStart"/>
+      <w:r>
+        <w:t>organizado</w:t>
+      </w:r>
+      <w:proofErr w:type="spellEnd"/>
+      <w:r>
+        <w:t xml:space="preserve"> e </w:t>
+      </w:r>
+      <w:proofErr w:type="spellStart"/>
+      <w:r>
+        <w:t>próximo</w:t>
+      </w:r>
+      <w:proofErr w:type="spellEnd"/>
+      <w:r>
+        <w:t xml:space="preserve"> do </w:t>
+      </w:r>
+      <w:proofErr w:type="spellStart"/>
+      <w:r>
+        <w:t>conteúdo</w:t>
+      </w:r>
+      <w:proofErr w:type="spellEnd"/>
+      <w:r>
+        <w:t xml:space="preserve"> visto </w:t>
+      </w:r>
+      <w:proofErr w:type="spellStart"/>
+      <w:r>
+        <w:t>em</w:t>
+      </w:r>
+      <w:proofErr w:type="spellEnd"/>
+      <w:r>
+        <w:t xml:space="preserve"> aula.</w:t>
       </w:r>
     </w:p>
     <w:p>
@@ -878,22 +4379,354 @@
         <w:spacing w:after="120"/>
       </w:pPr>
       <w:r>
-        <w:t>Sob esse viés</w:t>
-      </w:r>
-      <w:r>
-        <w:t>, o sistema entrega para o usuário</w:t>
-      </w:r>
-      <w:r>
-        <w:t xml:space="preserve"> as funções de</w:t>
-      </w:r>
-      <w:r>
-        <w:t>: criar conta, entrar, procurar vídeos, reagir aos conteúdos</w:t>
-      </w:r>
-      <w:r>
-        <w:t>(like e deslike)</w:t>
-      </w:r>
-      <w:r>
-        <w:t xml:space="preserve"> e montar suas próprias listas de reprodução. O projeto também serviu para praticar o uso de JFrame, JDBC, SQL e MVC em um cenário realista de aplicação.</w:t>
+        <w:t xml:space="preserve">Sob esse </w:t>
+      </w:r>
+      <w:proofErr w:type="spellStart"/>
+      <w:r>
+        <w:t>viés</w:t>
+      </w:r>
+      <w:proofErr w:type="spellEnd"/>
+      <w:r>
+        <w:t xml:space="preserve">, o </w:t>
+      </w:r>
+      <w:proofErr w:type="spellStart"/>
+      <w:r>
+        <w:t>sistema</w:t>
+      </w:r>
+      <w:proofErr w:type="spellEnd"/>
+      <w:r>
+        <w:t xml:space="preserve"> </w:t>
+      </w:r>
+      <w:proofErr w:type="spellStart"/>
+      <w:r>
+        <w:t>entrega</w:t>
+      </w:r>
+      <w:proofErr w:type="spellEnd"/>
+      <w:r>
+        <w:t xml:space="preserve"> para o </w:t>
+      </w:r>
+      <w:proofErr w:type="spellStart"/>
+      <w:r>
+        <w:t>usuário</w:t>
+      </w:r>
+      <w:proofErr w:type="spellEnd"/>
+      <w:r>
+        <w:t xml:space="preserve"> as </w:t>
+      </w:r>
+      <w:proofErr w:type="spellStart"/>
+      <w:r>
+        <w:t>funções</w:t>
+      </w:r>
+      <w:proofErr w:type="spellEnd"/>
+      <w:r>
+        <w:t xml:space="preserve"> de: </w:t>
+      </w:r>
+      <w:proofErr w:type="spellStart"/>
+      <w:r>
+        <w:t>criar</w:t>
+      </w:r>
+      <w:proofErr w:type="spellEnd"/>
+      <w:r>
+        <w:t xml:space="preserve"> </w:t>
+      </w:r>
+      <w:proofErr w:type="spellStart"/>
+      <w:r>
+        <w:t>conta</w:t>
+      </w:r>
+      <w:proofErr w:type="spellEnd"/>
+      <w:r>
+        <w:t xml:space="preserve">, </w:t>
+      </w:r>
+      <w:proofErr w:type="spellStart"/>
+      <w:r>
+        <w:t>entrar</w:t>
+      </w:r>
+      <w:proofErr w:type="spellEnd"/>
+      <w:r>
+        <w:t xml:space="preserve">, </w:t>
+      </w:r>
+      <w:proofErr w:type="spellStart"/>
+      <w:r>
+        <w:t>procurar</w:t>
+      </w:r>
+      <w:proofErr w:type="spellEnd"/>
+      <w:r>
+        <w:t xml:space="preserve"> </w:t>
+      </w:r>
+      <w:proofErr w:type="spellStart"/>
+      <w:r>
+        <w:t>vídeos</w:t>
+      </w:r>
+      <w:proofErr w:type="spellEnd"/>
+      <w:r>
+        <w:t xml:space="preserve">, </w:t>
+      </w:r>
+      <w:proofErr w:type="spellStart"/>
+      <w:r>
+        <w:t>reagir</w:t>
+      </w:r>
+      <w:proofErr w:type="spellEnd"/>
+      <w:r>
+        <w:t xml:space="preserve"> </w:t>
+      </w:r>
+      <w:proofErr w:type="spellStart"/>
+      <w:r>
+        <w:t>aos</w:t>
+      </w:r>
+      <w:proofErr w:type="spellEnd"/>
+      <w:r>
+        <w:t xml:space="preserve"> </w:t>
+      </w:r>
+      <w:proofErr w:type="spellStart"/>
+      <w:proofErr w:type="gramStart"/>
+      <w:r>
+        <w:t>conteúdos</w:t>
+      </w:r>
+      <w:proofErr w:type="spellEnd"/>
+      <w:r>
+        <w:t>(</w:t>
+      </w:r>
+      <w:proofErr w:type="gramEnd"/>
+      <w:r>
+        <w:t xml:space="preserve">like e </w:t>
+      </w:r>
+      <w:proofErr w:type="spellStart"/>
+      <w:r>
+        <w:t>deslike</w:t>
+      </w:r>
+      <w:proofErr w:type="spellEnd"/>
+      <w:r>
+        <w:t xml:space="preserve">) e </w:t>
+      </w:r>
+      <w:proofErr w:type="spellStart"/>
+      <w:r>
+        <w:t>montar</w:t>
+      </w:r>
+      <w:proofErr w:type="spellEnd"/>
+      <w:r>
+        <w:t xml:space="preserve"> </w:t>
+      </w:r>
+      <w:proofErr w:type="spellStart"/>
+      <w:r>
+        <w:t>suas</w:t>
+      </w:r>
+      <w:proofErr w:type="spellEnd"/>
+      <w:r>
+        <w:t xml:space="preserve"> </w:t>
+      </w:r>
+      <w:proofErr w:type="spellStart"/>
+      <w:r>
+        <w:t>próprias</w:t>
+      </w:r>
+      <w:proofErr w:type="spellEnd"/>
+      <w:r>
+        <w:t xml:space="preserve"> </w:t>
+      </w:r>
+      <w:proofErr w:type="spellStart"/>
+      <w:r>
+        <w:t>listas</w:t>
+      </w:r>
+      <w:proofErr w:type="spellEnd"/>
+      <w:r>
+        <w:t xml:space="preserve"> de </w:t>
+      </w:r>
+      <w:proofErr w:type="spellStart"/>
+      <w:r>
+        <w:t>reprodução</w:t>
+      </w:r>
+      <w:proofErr w:type="spellEnd"/>
+      <w:r>
+        <w:t xml:space="preserve">. O </w:t>
+      </w:r>
+      <w:proofErr w:type="spellStart"/>
+      <w:r>
+        <w:t>projeto</w:t>
+      </w:r>
+      <w:proofErr w:type="spellEnd"/>
+      <w:r>
+        <w:t xml:space="preserve"> </w:t>
+      </w:r>
+      <w:proofErr w:type="spellStart"/>
+      <w:r>
+        <w:t>também</w:t>
+      </w:r>
+      <w:proofErr w:type="spellEnd"/>
+      <w:r>
+        <w:t xml:space="preserve"> </w:t>
+      </w:r>
+      <w:proofErr w:type="spellStart"/>
+      <w:r>
+        <w:t>serviu</w:t>
+      </w:r>
+      <w:proofErr w:type="spellEnd"/>
+      <w:r>
+        <w:t xml:space="preserve"> para </w:t>
+      </w:r>
+      <w:proofErr w:type="spellStart"/>
+      <w:r>
+        <w:t>praticar</w:t>
+      </w:r>
+      <w:proofErr w:type="spellEnd"/>
+      <w:r>
+        <w:t xml:space="preserve"> o </w:t>
+      </w:r>
+      <w:proofErr w:type="spellStart"/>
+      <w:r>
+        <w:t>uso</w:t>
+      </w:r>
+      <w:proofErr w:type="spellEnd"/>
+      <w:r>
+        <w:t xml:space="preserve"> de </w:t>
+      </w:r>
+      <w:proofErr w:type="spellStart"/>
+      <w:r>
+        <w:t>JFrame</w:t>
+      </w:r>
+      <w:proofErr w:type="spellEnd"/>
+      <w:r>
+        <w:t xml:space="preserve">, JDBC, SQL e MVC </w:t>
+      </w:r>
+      <w:proofErr w:type="spellStart"/>
+      <w:r>
+        <w:t>em</w:t>
+      </w:r>
+      <w:proofErr w:type="spellEnd"/>
+      <w:r>
+        <w:t xml:space="preserve"> um </w:t>
+      </w:r>
+      <w:proofErr w:type="spellStart"/>
+      <w:r>
+        <w:t>cenário</w:t>
+      </w:r>
+      <w:proofErr w:type="spellEnd"/>
+      <w:r>
+        <w:t xml:space="preserve"> </w:t>
+      </w:r>
+      <w:proofErr w:type="spellStart"/>
+      <w:r>
+        <w:t>realista</w:t>
+      </w:r>
+      <w:proofErr w:type="spellEnd"/>
+      <w:r>
+        <w:t xml:space="preserve"> de </w:t>
+      </w:r>
+      <w:proofErr w:type="spellStart"/>
+      <w:r>
+        <w:t>aplicação</w:t>
+      </w:r>
+      <w:proofErr w:type="spellEnd"/>
+      <w:r>
+        <w:t>.</w:t>
+      </w:r>
+    </w:p>
+    <w:p>
+      <w:pPr>
+        <w:spacing w:after="120"/>
+      </w:pPr>
+    </w:p>
+    <w:p>
+      <w:pPr>
+        <w:spacing w:before="120" w:after="80"/>
+        <w:rPr>
+          <w:b/>
+          <w:sz w:val="26"/>
+        </w:rPr>
+      </w:pPr>
+      <w:r>
+        <w:rPr>
+          <w:b/>
+          <w:sz w:val="26"/>
+        </w:rPr>
+        <w:t xml:space="preserve">6. </w:t>
+      </w:r>
+      <w:proofErr w:type="spellStart"/>
+      <w:r>
+        <w:rPr>
+          <w:b/>
+          <w:sz w:val="26"/>
+        </w:rPr>
+        <w:t>Diagrama</w:t>
+      </w:r>
+      <w:proofErr w:type="spellEnd"/>
+      <w:r>
+        <w:rPr>
+          <w:b/>
+          <w:sz w:val="26"/>
+        </w:rPr>
+        <w:t xml:space="preserve"> do </w:t>
+      </w:r>
+      <w:proofErr w:type="spellStart"/>
+      <w:r>
+        <w:rPr>
+          <w:b/>
+          <w:sz w:val="26"/>
+        </w:rPr>
+        <w:t>Projeto</w:t>
+      </w:r>
+      <w:proofErr w:type="spellEnd"/>
+    </w:p>
+    <w:p>
+      <w:pPr>
+        <w:spacing w:before="120" w:after="80"/>
+      </w:pPr>
+    </w:p>
+    <w:p>
+      <w:pPr>
+        <w:spacing w:after="120"/>
+      </w:pPr>
+      <w:r>
+        <w:rPr>
+          <w:noProof/>
+        </w:rPr>
+        <w:lastRenderedPageBreak/>
+        <w:drawing>
+          <wp:inline distT="0" distB="0" distL="0" distR="0" wp14:anchorId="0110CE3C" wp14:editId="1F29F4D9">
+            <wp:extent cx="5972810" cy="3984625"/>
+            <wp:effectExtent l="0" t="0" r="8890" b="0"/>
+            <wp:docPr id="1597455305" name="Imagem 1"/>
+            <wp:cNvGraphicFramePr>
+              <a:graphicFrameLocks xmlns:a="http://schemas.openxmlformats.org/drawingml/2006/main" noChangeAspect="1"/>
+            </wp:cNvGraphicFramePr>
+            <a:graphic xmlns:a="http://schemas.openxmlformats.org/drawingml/2006/main">
+              <a:graphicData uri="http://schemas.openxmlformats.org/drawingml/2006/picture">
+                <pic:pic xmlns:pic="http://schemas.openxmlformats.org/drawingml/2006/picture">
+                  <pic:nvPicPr>
+                    <pic:cNvPr id="0" name="Picture 1"/>
+                    <pic:cNvPicPr>
+                      <a:picLocks noChangeAspect="1" noChangeArrowheads="1"/>
+                    </pic:cNvPicPr>
+                  </pic:nvPicPr>
+                  <pic:blipFill>
+                    <a:blip r:embed="rId6">
+                      <a:extLst>
+                        <a:ext uri="{28A0092B-C50C-407E-A947-70E740481C1C}">
+                          <a14:useLocalDpi xmlns:a14="http://schemas.microsoft.com/office/drawing/2010/main" val="0"/>
+                        </a:ext>
+                      </a:extLst>
+                    </a:blip>
+                    <a:srcRect/>
+                    <a:stretch>
+                      <a:fillRect/>
+                    </a:stretch>
+                  </pic:blipFill>
+                  <pic:spPr bwMode="auto">
+                    <a:xfrm>
+                      <a:off x="0" y="0"/>
+                      <a:ext cx="5972810" cy="3984625"/>
+                    </a:xfrm>
+                    <a:prstGeom prst="rect">
+                      <a:avLst/>
+                    </a:prstGeom>
+                    <a:noFill/>
+                    <a:ln>
+                      <a:noFill/>
+                    </a:ln>
+                  </pic:spPr>
+                </pic:pic>
+              </a:graphicData>
+            </a:graphic>
+          </wp:inline>
+        </w:drawing>
       </w:r>
     </w:p>
     <w:sectPr>
@@ -907,7 +4740,7 @@
 </file>
 
 <file path=word/numbering.xml><?xml version="1.0" encoding="utf-8"?>
-<w:numbering xmlns:wpc="http://schemas.microsoft.com/office/word/2010/wordprocessingCanvas" xmlns:cx="http://schemas.microsoft.com/office/drawing/2014/chartex" xmlns:cx1="http://schemas.microsoft.com/office/drawing/2015/9/8/chartex" xmlns:cx2="http://schemas.microsoft.com/office/drawing/2015/10/21/chartex" xmlns:cx3="http://schemas.microsoft.com/office/drawing/2016/5/9/chartex" xmlns:cx4="http://schemas.microsoft.com/office/drawing/2016/5/10/chartex" xmlns:cx5="http://schemas.microsoft.com/office/drawing/2016/5/11/chartex" xmlns:cx6="http://schemas.microsoft.com/office/drawing/2016/5/12/chartex" xmlns:cx7="http://schemas.microsoft.com/office/drawing/2016/5/13/chartex" xmlns:cx8="http://schemas.microsoft.com/office/drawing/2016/5/14/chartex" xmlns:mc="http://schemas.openxmlformats.org/markup-compatibility/2006" xmlns:aink="http://schemas.microsoft.com/office/drawing/2016/ink" xmlns:am3d="http://schemas.microsoft.com/office/drawing/2017/model3d" xmlns:o="urn:schemas-microsoft-com:office:office" xmlns:oel="http://schemas.microsoft.com/office/2019/extlst" xmlns:r="http://schemas.openxmlformats.org/officeDocument/2006/relationships" xmlns:m="http://schemas.openxmlformats.org/officeDocument/2006/math" xmlns:v="urn:schemas-microsoft-com:vml" xmlns:wp14="http://schemas.microsoft.com/office/word/2010/wordprocessingDrawing" xmlns:wp="http://schemas.openxmlformats.org/drawingml/2006/wordprocessingDrawing" xmlns:w10="urn:schemas-microsoft-com:office:word" xmlns:w="http://schemas.openxmlformats.org/wordprocessingml/2006/main" xmlns:w14="http://schemas.microsoft.com/office/word/2010/wordml" xmlns:w15="http://schemas.microsoft.com/office/word/2012/wordml" xmlns:w16cex="http://schemas.microsoft.com/office/word/2018/wordml/cex" xmlns:w16cid="http://schemas.microsoft.com/office/word/2016/wordml/cid" xmlns:w16="http://schemas.microsoft.com/office/word/2018/wordml" xmlns:w16sdtdh="http://schemas.microsoft.com/office/word/2020/wordml/sdtdatahash" xmlns:w16se="http://schemas.microsoft.com/office/word/2015/wordml/symex" xmlns:wpg="http://schemas.microsoft.com/office/word/2010/wordprocessingGroup" xmlns:wpi="http://schemas.microsoft.com/office/word/2010/wordprocessingInk" xmlns:wne="http://schemas.microsoft.com/office/word/2006/wordml" xmlns:wps="http://schemas.microsoft.com/office/word/2010/wordprocessingShape" mc:Ignorable="w14 w15 w16se w16cid w16 w16cex w16sdtdh wp14">
+<w:numbering xmlns:wpc="http://schemas.microsoft.com/office/word/2010/wordprocessingCanvas" xmlns:cx="http://schemas.microsoft.com/office/drawing/2014/chartex" xmlns:cx1="http://schemas.microsoft.com/office/drawing/2015/9/8/chartex" xmlns:cx2="http://schemas.microsoft.com/office/drawing/2015/10/21/chartex" xmlns:cx3="http://schemas.microsoft.com/office/drawing/2016/5/9/chartex" xmlns:cx4="http://schemas.microsoft.com/office/drawing/2016/5/10/chartex" xmlns:cx5="http://schemas.microsoft.com/office/drawing/2016/5/11/chartex" xmlns:cx6="http://schemas.microsoft.com/office/drawing/2016/5/12/chartex" xmlns:cx7="http://schemas.microsoft.com/office/drawing/2016/5/13/chartex" xmlns:cx8="http://schemas.microsoft.com/office/drawing/2016/5/14/chartex" xmlns:mc="http://schemas.openxmlformats.org/markup-compatibility/2006" xmlns:aink="http://schemas.microsoft.com/office/drawing/2016/ink" xmlns:am3d="http://schemas.microsoft.com/office/drawing/2017/model3d" xmlns:o="urn:schemas-microsoft-com:office:office" xmlns:oel="http://schemas.microsoft.com/office/2019/extlst" xmlns:r="http://schemas.openxmlformats.org/officeDocument/2006/relationships" xmlns:m="http://schemas.openxmlformats.org/officeDocument/2006/math" xmlns:v="urn:schemas-microsoft-com:vml" xmlns:wp14="http://schemas.microsoft.com/office/word/2010/wordprocessingDrawing" xmlns:wp="http://schemas.openxmlformats.org/drawingml/2006/wordprocessingDrawing" xmlns:w10="urn:schemas-microsoft-com:office:word" xmlns:w="http://schemas.openxmlformats.org/wordprocessingml/2006/main" xmlns:w14="http://schemas.microsoft.com/office/word/2010/wordml" xmlns:w15="http://schemas.microsoft.com/office/word/2012/wordml" xmlns:w16cex="http://schemas.microsoft.com/office/word/2018/wordml/cex" xmlns:w16cid="http://schemas.microsoft.com/office/word/2016/wordml/cid" xmlns:w16="http://schemas.microsoft.com/office/word/2018/wordml" xmlns:w16du="http://schemas.microsoft.com/office/word/2023/wordml/word16du" xmlns:w16sdtdh="http://schemas.microsoft.com/office/word/2020/wordml/sdtdatahash" xmlns:w16sdtfl="http://schemas.microsoft.com/office/word/2024/wordml/sdtformatlock" xmlns:w16se="http://schemas.microsoft.com/office/word/2015/wordml/symex" xmlns:wpg="http://schemas.microsoft.com/office/word/2010/wordprocessingGroup" xmlns:wpi="http://schemas.microsoft.com/office/word/2010/wordprocessingInk" xmlns:wne="http://schemas.microsoft.com/office/word/2006/wordml" xmlns:wps="http://schemas.microsoft.com/office/word/2010/wordprocessingShape" mc:Ignorable="w14 w15 w16se w16cid w16 w16cex w16sdtdh w16sdtfl w16du wp14">
   <w:abstractNum w:abstractNumId="0" w15:restartNumberingAfterBreak="0">
     <w:nsid w:val="FFFFFF7C"/>
     <w:multiLevelType w:val="singleLevel"/>
@@ -949,7 +4782,7 @@
     <w:lvl w:ilvl="0">
       <w:start w:val="1"/>
       <w:numFmt w:val="decimal"/>
-      <w:pStyle w:val="ListNumber3"/>
+      <w:pStyle w:val="Numerada3"/>
       <w:lvlText w:val="%1."/>
       <w:lvlJc w:val="left"/>
       <w:pPr>
@@ -967,7 +4800,7 @@
     <w:lvl w:ilvl="0">
       <w:start w:val="1"/>
       <w:numFmt w:val="decimal"/>
-      <w:pStyle w:val="ListNumber2"/>
+      <w:pStyle w:val="Numerada2"/>
       <w:lvlText w:val="%1."/>
       <w:lvlJc w:val="left"/>
       <w:pPr>
@@ -1005,7 +4838,7 @@
     <w:lvl w:ilvl="0">
       <w:start w:val="1"/>
       <w:numFmt w:val="bullet"/>
-      <w:pStyle w:val="ListBullet3"/>
+      <w:pStyle w:val="Commarcadores3"/>
       <w:lvlText w:val=""/>
       <w:lvlJc w:val="left"/>
       <w:pPr>
@@ -1026,7 +4859,7 @@
     <w:lvl w:ilvl="0">
       <w:start w:val="1"/>
       <w:numFmt w:val="bullet"/>
-      <w:pStyle w:val="ListBullet2"/>
+      <w:pStyle w:val="Commarcadores2"/>
       <w:lvlText w:val=""/>
       <w:lvlJc w:val="left"/>
       <w:pPr>
@@ -1047,7 +4880,7 @@
     <w:lvl w:ilvl="0">
       <w:start w:val="1"/>
       <w:numFmt w:val="decimal"/>
-      <w:pStyle w:val="ListNumber"/>
+      <w:pStyle w:val="Numerada"/>
       <w:lvlText w:val="%1."/>
       <w:lvlJc w:val="left"/>
       <w:pPr>
@@ -1065,7 +4898,7 @@
     <w:lvl w:ilvl="0">
       <w:start w:val="1"/>
       <w:numFmt w:val="bullet"/>
-      <w:pStyle w:val="ListBullet"/>
+      <w:pStyle w:val="Commarcadores"/>
       <w:lvlText w:val=""/>
       <w:lvlJc w:val="left"/>
       <w:pPr>
@@ -1110,7 +4943,7 @@
 </file>
 
 <file path=word/styles.xml><?xml version="1.0" encoding="utf-8"?>
-<w:styles xmlns:mc="http://schemas.openxmlformats.org/markup-compatibility/2006" xmlns:r="http://schemas.openxmlformats.org/officeDocument/2006/relationships" xmlns:w="http://schemas.openxmlformats.org/wordprocessingml/2006/main" xmlns:w14="http://schemas.microsoft.com/office/word/2010/wordml" xmlns:w15="http://schemas.microsoft.com/office/word/2012/wordml" xmlns:w16cex="http://schemas.microsoft.com/office/word/2018/wordml/cex" xmlns:w16cid="http://schemas.microsoft.com/office/word/2016/wordml/cid" xmlns:w16="http://schemas.microsoft.com/office/word/2018/wordml" xmlns:w16sdtdh="http://schemas.microsoft.com/office/word/2020/wordml/sdtdatahash" xmlns:w16se="http://schemas.microsoft.com/office/word/2015/wordml/symex" mc:Ignorable="w14 w15 w16se w16cid w16 w16cex w16sdtdh">
+<w:styles xmlns:mc="http://schemas.openxmlformats.org/markup-compatibility/2006" xmlns:r="http://schemas.openxmlformats.org/officeDocument/2006/relationships" xmlns:w="http://schemas.openxmlformats.org/wordprocessingml/2006/main" xmlns:w14="http://schemas.microsoft.com/office/word/2010/wordml" xmlns:w15="http://schemas.microsoft.com/office/word/2012/wordml" xmlns:w16cex="http://schemas.microsoft.com/office/word/2018/wordml/cex" xmlns:w16cid="http://schemas.microsoft.com/office/word/2016/wordml/cid" xmlns:w16="http://schemas.microsoft.com/office/word/2018/wordml" xmlns:w16du="http://schemas.microsoft.com/office/word/2023/wordml/word16du" xmlns:w16sdtdh="http://schemas.microsoft.com/office/word/2020/wordml/sdtdatahash" xmlns:w16sdtfl="http://schemas.microsoft.com/office/word/2024/wordml/sdtformatlock" xmlns:w16se="http://schemas.microsoft.com/office/word/2015/wordml/symex" mc:Ignorable="w14 w15 w16se w16cid w16 w16cex w16sdtdh w16sdtfl w16du">
   <w:docDefaults>
     <w:rPrDefault>
       <w:rPr>
@@ -1503,11 +5336,11 @@
       <w:rFonts w:ascii="Arial" w:hAnsi="Arial"/>
     </w:rPr>
   </w:style>
-  <w:style w:type="paragraph" w:styleId="Heading1">
+  <w:style w:type="paragraph" w:styleId="Ttulo1">
     <w:name w:val="heading 1"/>
     <w:basedOn w:val="Normal"/>
     <w:next w:val="Normal"/>
-    <w:link w:val="Heading1Char"/>
+    <w:link w:val="Ttulo1Char"/>
     <w:uiPriority w:val="9"/>
     <w:qFormat/>
     <w:rsid w:val="00FC693F"/>
@@ -1526,11 +5359,11 @@
       <w:szCs w:val="28"/>
     </w:rPr>
   </w:style>
-  <w:style w:type="paragraph" w:styleId="Heading2">
+  <w:style w:type="paragraph" w:styleId="Ttulo2">
     <w:name w:val="heading 2"/>
     <w:basedOn w:val="Normal"/>
     <w:next w:val="Normal"/>
-    <w:link w:val="Heading2Char"/>
+    <w:link w:val="Ttulo2Char"/>
     <w:uiPriority w:val="9"/>
     <w:unhideWhenUsed/>
     <w:qFormat/>
@@ -1550,11 +5383,11 @@
       <w:szCs w:val="26"/>
     </w:rPr>
   </w:style>
-  <w:style w:type="paragraph" w:styleId="Heading3">
+  <w:style w:type="paragraph" w:styleId="Ttulo3">
     <w:name w:val="heading 3"/>
     <w:basedOn w:val="Normal"/>
     <w:next w:val="Normal"/>
-    <w:link w:val="Heading3Char"/>
+    <w:link w:val="Ttulo3Char"/>
     <w:uiPriority w:val="9"/>
     <w:unhideWhenUsed/>
     <w:qFormat/>
@@ -1572,11 +5405,11 @@
       <w:color w:val="4F81BD" w:themeColor="accent1"/>
     </w:rPr>
   </w:style>
-  <w:style w:type="paragraph" w:styleId="Heading4">
+  <w:style w:type="paragraph" w:styleId="Ttulo4">
     <w:name w:val="heading 4"/>
     <w:basedOn w:val="Normal"/>
     <w:next w:val="Normal"/>
-    <w:link w:val="Heading4Char"/>
+    <w:link w:val="Ttulo4Char"/>
     <w:uiPriority w:val="9"/>
     <w:semiHidden/>
     <w:unhideWhenUsed/>
@@ -1597,11 +5430,11 @@
       <w:color w:val="4F81BD" w:themeColor="accent1"/>
     </w:rPr>
   </w:style>
-  <w:style w:type="paragraph" w:styleId="Heading5">
+  <w:style w:type="paragraph" w:styleId="Ttulo5">
     <w:name w:val="heading 5"/>
     <w:basedOn w:val="Normal"/>
     <w:next w:val="Normal"/>
-    <w:link w:val="Heading5Char"/>
+    <w:link w:val="Ttulo5Char"/>
     <w:uiPriority w:val="9"/>
     <w:semiHidden/>
     <w:unhideWhenUsed/>
@@ -1618,11 +5451,11 @@
       <w:color w:val="243F60" w:themeColor="accent1" w:themeShade="7F"/>
     </w:rPr>
   </w:style>
-  <w:style w:type="paragraph" w:styleId="Heading6">
+  <w:style w:type="paragraph" w:styleId="Ttulo6">
     <w:name w:val="heading 6"/>
     <w:basedOn w:val="Normal"/>
     <w:next w:val="Normal"/>
-    <w:link w:val="Heading6Char"/>
+    <w:link w:val="Ttulo6Char"/>
     <w:uiPriority w:val="9"/>
     <w:semiHidden/>
     <w:unhideWhenUsed/>
@@ -1641,11 +5474,11 @@
       <w:color w:val="243F60" w:themeColor="accent1" w:themeShade="7F"/>
     </w:rPr>
   </w:style>
-  <w:style w:type="paragraph" w:styleId="Heading7">
+  <w:style w:type="paragraph" w:styleId="Ttulo7">
     <w:name w:val="heading 7"/>
     <w:basedOn w:val="Normal"/>
     <w:next w:val="Normal"/>
-    <w:link w:val="Heading7Char"/>
+    <w:link w:val="Ttulo7Char"/>
     <w:uiPriority w:val="9"/>
     <w:semiHidden/>
     <w:unhideWhenUsed/>
@@ -1664,11 +5497,11 @@
       <w:color w:val="404040" w:themeColor="text1" w:themeTint="BF"/>
     </w:rPr>
   </w:style>
-  <w:style w:type="paragraph" w:styleId="Heading8">
+  <w:style w:type="paragraph" w:styleId="Ttulo8">
     <w:name w:val="heading 8"/>
     <w:basedOn w:val="Normal"/>
     <w:next w:val="Normal"/>
-    <w:link w:val="Heading8Char"/>
+    <w:link w:val="Ttulo8Char"/>
     <w:uiPriority w:val="9"/>
     <w:semiHidden/>
     <w:unhideWhenUsed/>
@@ -1687,11 +5520,11 @@
       <w:szCs w:val="20"/>
     </w:rPr>
   </w:style>
-  <w:style w:type="paragraph" w:styleId="Heading9">
+  <w:style w:type="paragraph" w:styleId="Ttulo9">
     <w:name w:val="heading 9"/>
     <w:basedOn w:val="Normal"/>
     <w:next w:val="Normal"/>
-    <w:link w:val="Heading9Char"/>
+    <w:link w:val="Ttulo9Char"/>
     <w:uiPriority w:val="9"/>
     <w:semiHidden/>
     <w:unhideWhenUsed/>
@@ -1712,12 +5545,13 @@
       <w:szCs w:val="20"/>
     </w:rPr>
   </w:style>
-  <w:style w:type="character" w:default="1" w:styleId="DefaultParagraphFont">
+  <w:style w:type="character" w:default="1" w:styleId="Fontepargpadro">
     <w:name w:val="Default Paragraph Font"/>
     <w:uiPriority w:val="1"/>
+    <w:semiHidden/>
     <w:unhideWhenUsed/>
   </w:style>
-  <w:style w:type="table" w:default="1" w:styleId="TableNormal">
+  <w:style w:type="table" w:default="1" w:styleId="Tabelanormal">
     <w:name w:val="Normal Table"/>
     <w:uiPriority w:val="99"/>
     <w:semiHidden/>
@@ -1732,16 +5566,16 @@
       </w:tblCellMar>
     </w:tblPr>
   </w:style>
-  <w:style w:type="numbering" w:default="1" w:styleId="NoList">
+  <w:style w:type="numbering" w:default="1" w:styleId="Semlista">
     <w:name w:val="No List"/>
     <w:uiPriority w:val="99"/>
     <w:semiHidden/>
     <w:unhideWhenUsed/>
   </w:style>
-  <w:style w:type="paragraph" w:styleId="Header">
+  <w:style w:type="paragraph" w:styleId="Cabealho">
     <w:name w:val="header"/>
     <w:basedOn w:val="Normal"/>
-    <w:link w:val="HeaderChar"/>
+    <w:link w:val="CabealhoChar"/>
     <w:uiPriority w:val="99"/>
     <w:unhideWhenUsed/>
     <w:rsid w:val="00E618BF"/>
@@ -1753,17 +5587,17 @@
       <w:spacing w:after="0" w:line="240" w:lineRule="auto"/>
     </w:pPr>
   </w:style>
-  <w:style w:type="character" w:customStyle="1" w:styleId="HeaderChar">
-    <w:name w:val="Header Char"/>
-    <w:basedOn w:val="DefaultParagraphFont"/>
-    <w:link w:val="Header"/>
+  <w:style w:type="character" w:customStyle="1" w:styleId="CabealhoChar">
+    <w:name w:val="Cabeçalho Char"/>
+    <w:basedOn w:val="Fontepargpadro"/>
+    <w:link w:val="Cabealho"/>
     <w:uiPriority w:val="99"/>
     <w:rsid w:val="00E618BF"/>
   </w:style>
-  <w:style w:type="paragraph" w:styleId="Footer">
+  <w:style w:type="paragraph" w:styleId="Rodap">
     <w:name w:val="footer"/>
     <w:basedOn w:val="Normal"/>
-    <w:link w:val="FooterChar"/>
+    <w:link w:val="RodapChar"/>
     <w:uiPriority w:val="99"/>
     <w:unhideWhenUsed/>
     <w:rsid w:val="00E618BF"/>
@@ -1775,14 +5609,14 @@
       <w:spacing w:after="0" w:line="240" w:lineRule="auto"/>
     </w:pPr>
   </w:style>
-  <w:style w:type="character" w:customStyle="1" w:styleId="FooterChar">
-    <w:name w:val="Footer Char"/>
-    <w:basedOn w:val="DefaultParagraphFont"/>
-    <w:link w:val="Footer"/>
+  <w:style w:type="character" w:customStyle="1" w:styleId="RodapChar">
+    <w:name w:val="Rodapé Char"/>
+    <w:basedOn w:val="Fontepargpadro"/>
+    <w:link w:val="Rodap"/>
     <w:uiPriority w:val="99"/>
     <w:rsid w:val="00E618BF"/>
   </w:style>
-  <w:style w:type="paragraph" w:styleId="NoSpacing">
+  <w:style w:type="paragraph" w:styleId="SemEspaamento">
     <w:name w:val="No Spacing"/>
     <w:uiPriority w:val="1"/>
     <w:qFormat/>
@@ -1791,10 +5625,10 @@
       <w:spacing w:after="0" w:line="240" w:lineRule="auto"/>
     </w:pPr>
   </w:style>
-  <w:style w:type="character" w:customStyle="1" w:styleId="Heading1Char">
-    <w:name w:val="Heading 1 Char"/>
-    <w:basedOn w:val="DefaultParagraphFont"/>
-    <w:link w:val="Heading1"/>
+  <w:style w:type="character" w:customStyle="1" w:styleId="Ttulo1Char">
+    <w:name w:val="Título 1 Char"/>
+    <w:basedOn w:val="Fontepargpadro"/>
+    <w:link w:val="Ttulo1"/>
     <w:uiPriority w:val="9"/>
     <w:rsid w:val="00FC693F"/>
     <w:rPr>
@@ -1806,10 +5640,10 @@
       <w:szCs w:val="28"/>
     </w:rPr>
   </w:style>
-  <w:style w:type="character" w:customStyle="1" w:styleId="Heading2Char">
-    <w:name w:val="Heading 2 Char"/>
-    <w:basedOn w:val="DefaultParagraphFont"/>
-    <w:link w:val="Heading2"/>
+  <w:style w:type="character" w:customStyle="1" w:styleId="Ttulo2Char">
+    <w:name w:val="Título 2 Char"/>
+    <w:basedOn w:val="Fontepargpadro"/>
+    <w:link w:val="Ttulo2"/>
     <w:uiPriority w:val="9"/>
     <w:rsid w:val="00FC693F"/>
     <w:rPr>
@@ -1821,10 +5655,10 @@
       <w:szCs w:val="26"/>
     </w:rPr>
   </w:style>
-  <w:style w:type="character" w:customStyle="1" w:styleId="Heading3Char">
-    <w:name w:val="Heading 3 Char"/>
-    <w:basedOn w:val="DefaultParagraphFont"/>
-    <w:link w:val="Heading3"/>
+  <w:style w:type="character" w:customStyle="1" w:styleId="Ttulo3Char">
+    <w:name w:val="Título 3 Char"/>
+    <w:basedOn w:val="Fontepargpadro"/>
+    <w:link w:val="Ttulo3"/>
     <w:uiPriority w:val="9"/>
     <w:rsid w:val="00FC693F"/>
     <w:rPr>
@@ -1834,11 +5668,11 @@
       <w:color w:val="4F81BD" w:themeColor="accent1"/>
     </w:rPr>
   </w:style>
-  <w:style w:type="paragraph" w:styleId="Title">
+  <w:style w:type="paragraph" w:styleId="Ttulo">
     <w:name w:val="Title"/>
     <w:basedOn w:val="Normal"/>
     <w:next w:val="Normal"/>
-    <w:link w:val="TitleChar"/>
+    <w:link w:val="TtuloChar"/>
     <w:uiPriority w:val="10"/>
     <w:qFormat/>
     <w:rsid w:val="00FC693F"/>
@@ -1858,10 +5692,10 @@
       <w:szCs w:val="52"/>
     </w:rPr>
   </w:style>
-  <w:style w:type="character" w:customStyle="1" w:styleId="TitleChar">
-    <w:name w:val="Title Char"/>
-    <w:basedOn w:val="DefaultParagraphFont"/>
-    <w:link w:val="Title"/>
+  <w:style w:type="character" w:customStyle="1" w:styleId="TtuloChar">
+    <w:name w:val="Título Char"/>
+    <w:basedOn w:val="Fontepargpadro"/>
+    <w:link w:val="Ttulo"/>
     <w:uiPriority w:val="10"/>
     <w:rsid w:val="00FC693F"/>
     <w:rPr>
@@ -1873,11 +5707,11 @@
       <w:szCs w:val="52"/>
     </w:rPr>
   </w:style>
-  <w:style w:type="paragraph" w:styleId="Subtitle">
+  <w:style w:type="paragraph" w:styleId="Subttulo">
     <w:name w:val="Subtitle"/>
     <w:basedOn w:val="Normal"/>
     <w:next w:val="Normal"/>
-    <w:link w:val="SubtitleChar"/>
+    <w:link w:val="SubttuloChar"/>
     <w:uiPriority w:val="11"/>
     <w:qFormat/>
     <w:rsid w:val="00FC693F"/>
@@ -1896,10 +5730,10 @@
       <w:szCs w:val="24"/>
     </w:rPr>
   </w:style>
-  <w:style w:type="character" w:customStyle="1" w:styleId="SubtitleChar">
-    <w:name w:val="Subtitle Char"/>
-    <w:basedOn w:val="DefaultParagraphFont"/>
-    <w:link w:val="Subtitle"/>
+  <w:style w:type="character" w:customStyle="1" w:styleId="SubttuloChar">
+    <w:name w:val="Subtítulo Char"/>
+    <w:basedOn w:val="Fontepargpadro"/>
+    <w:link w:val="Subttulo"/>
     <w:uiPriority w:val="11"/>
     <w:rsid w:val="00FC693F"/>
     <w:rPr>
@@ -1912,7 +5746,7 @@
       <w:szCs w:val="24"/>
     </w:rPr>
   </w:style>
-  <w:style w:type="paragraph" w:styleId="ListParagraph">
+  <w:style w:type="paragraph" w:styleId="PargrafodaLista">
     <w:name w:val="List Paragraph"/>
     <w:basedOn w:val="Normal"/>
     <w:uiPriority w:val="34"/>
@@ -1923,10 +5757,10 @@
       <w:contextualSpacing/>
     </w:pPr>
   </w:style>
-  <w:style w:type="paragraph" w:styleId="BodyText">
+  <w:style w:type="paragraph" w:styleId="Corpodetexto">
     <w:name w:val="Body Text"/>
     <w:basedOn w:val="Normal"/>
-    <w:link w:val="BodyTextChar"/>
+    <w:link w:val="CorpodetextoChar"/>
     <w:uiPriority w:val="99"/>
     <w:unhideWhenUsed/>
     <w:rsid w:val="00AA1D8D"/>
@@ -1934,17 +5768,17 @@
       <w:spacing w:after="120"/>
     </w:pPr>
   </w:style>
-  <w:style w:type="character" w:customStyle="1" w:styleId="BodyTextChar">
-    <w:name w:val="Body Text Char"/>
-    <w:basedOn w:val="DefaultParagraphFont"/>
-    <w:link w:val="BodyText"/>
+  <w:style w:type="character" w:customStyle="1" w:styleId="CorpodetextoChar">
+    <w:name w:val="Corpo de texto Char"/>
+    <w:basedOn w:val="Fontepargpadro"/>
+    <w:link w:val="Corpodetexto"/>
     <w:uiPriority w:val="99"/>
     <w:rsid w:val="00AA1D8D"/>
   </w:style>
-  <w:style w:type="paragraph" w:styleId="BodyText2">
+  <w:style w:type="paragraph" w:styleId="Corpodetexto2">
     <w:name w:val="Body Text 2"/>
     <w:basedOn w:val="Normal"/>
-    <w:link w:val="BodyText2Char"/>
+    <w:link w:val="Corpodetexto2Char"/>
     <w:uiPriority w:val="99"/>
     <w:unhideWhenUsed/>
     <w:rsid w:val="00AA1D8D"/>
@@ -1952,17 +5786,17 @@
       <w:spacing w:after="120" w:line="480" w:lineRule="auto"/>
     </w:pPr>
   </w:style>
-  <w:style w:type="character" w:customStyle="1" w:styleId="BodyText2Char">
-    <w:name w:val="Body Text 2 Char"/>
-    <w:basedOn w:val="DefaultParagraphFont"/>
-    <w:link w:val="BodyText2"/>
+  <w:style w:type="character" w:customStyle="1" w:styleId="Corpodetexto2Char">
+    <w:name w:val="Corpo de texto 2 Char"/>
+    <w:basedOn w:val="Fontepargpadro"/>
+    <w:link w:val="Corpodetexto2"/>
     <w:uiPriority w:val="99"/>
     <w:rsid w:val="00AA1D8D"/>
   </w:style>
-  <w:style w:type="paragraph" w:styleId="BodyText3">
+  <w:style w:type="paragraph" w:styleId="Corpodetexto3">
     <w:name w:val="Body Text 3"/>
     <w:basedOn w:val="Normal"/>
-    <w:link w:val="BodyText3Char"/>
+    <w:link w:val="Corpodetexto3Char"/>
     <w:uiPriority w:val="99"/>
     <w:unhideWhenUsed/>
     <w:rsid w:val="00AA1D8D"/>
@@ -1974,10 +5808,10 @@
       <w:szCs w:val="16"/>
     </w:rPr>
   </w:style>
-  <w:style w:type="character" w:customStyle="1" w:styleId="BodyText3Char">
-    <w:name w:val="Body Text 3 Char"/>
-    <w:basedOn w:val="DefaultParagraphFont"/>
-    <w:link w:val="BodyText3"/>
+  <w:style w:type="character" w:customStyle="1" w:styleId="Corpodetexto3Char">
+    <w:name w:val="Corpo de texto 3 Char"/>
+    <w:basedOn w:val="Fontepargpadro"/>
+    <w:link w:val="Corpodetexto3"/>
     <w:uiPriority w:val="99"/>
     <w:rsid w:val="00AA1D8D"/>
     <w:rPr>
@@ -1985,7 +5819,7 @@
       <w:szCs w:val="16"/>
     </w:rPr>
   </w:style>
-  <w:style w:type="paragraph" w:styleId="List">
+  <w:style w:type="paragraph" w:styleId="Lista">
     <w:name w:val="List"/>
     <w:basedOn w:val="Normal"/>
     <w:uiPriority w:val="99"/>
@@ -1996,7 +5830,7 @@
       <w:contextualSpacing/>
     </w:pPr>
   </w:style>
-  <w:style w:type="paragraph" w:styleId="List2">
+  <w:style w:type="paragraph" w:styleId="Lista2">
     <w:name w:val="List 2"/>
     <w:basedOn w:val="Normal"/>
     <w:uiPriority w:val="99"/>
@@ -2007,7 +5841,7 @@
       <w:contextualSpacing/>
     </w:pPr>
   </w:style>
-  <w:style w:type="paragraph" w:styleId="List3">
+  <w:style w:type="paragraph" w:styleId="Lista3">
     <w:name w:val="List 3"/>
     <w:basedOn w:val="Normal"/>
     <w:uiPriority w:val="99"/>
@@ -2018,7 +5852,7 @@
       <w:contextualSpacing/>
     </w:pPr>
   </w:style>
-  <w:style w:type="paragraph" w:styleId="ListBullet">
+  <w:style w:type="paragraph" w:styleId="Commarcadores">
     <w:name w:val="List Bullet"/>
     <w:basedOn w:val="Normal"/>
     <w:uiPriority w:val="99"/>
@@ -2031,7 +5865,7 @@
       <w:contextualSpacing/>
     </w:pPr>
   </w:style>
-  <w:style w:type="paragraph" w:styleId="ListBullet2">
+  <w:style w:type="paragraph" w:styleId="Commarcadores2">
     <w:name w:val="List Bullet 2"/>
     <w:basedOn w:val="Normal"/>
     <w:uiPriority w:val="99"/>
@@ -2044,7 +5878,7 @@
       <w:contextualSpacing/>
     </w:pPr>
   </w:style>
-  <w:style w:type="paragraph" w:styleId="ListBullet3">
+  <w:style w:type="paragraph" w:styleId="Commarcadores3">
     <w:name w:val="List Bullet 3"/>
     <w:basedOn w:val="Normal"/>
     <w:uiPriority w:val="99"/>
@@ -2057,7 +5891,7 @@
       <w:contextualSpacing/>
     </w:pPr>
   </w:style>
-  <w:style w:type="paragraph" w:styleId="ListNumber">
+  <w:style w:type="paragraph" w:styleId="Numerada">
     <w:name w:val="List Number"/>
     <w:basedOn w:val="Normal"/>
     <w:uiPriority w:val="99"/>
@@ -2070,7 +5904,7 @@
       <w:contextualSpacing/>
     </w:pPr>
   </w:style>
-  <w:style w:type="paragraph" w:styleId="ListNumber2">
+  <w:style w:type="paragraph" w:styleId="Numerada2">
     <w:name w:val="List Number 2"/>
     <w:basedOn w:val="Normal"/>
     <w:uiPriority w:val="99"/>
@@ -2083,7 +5917,7 @@
       <w:contextualSpacing/>
     </w:pPr>
   </w:style>
-  <w:style w:type="paragraph" w:styleId="ListNumber3">
+  <w:style w:type="paragraph" w:styleId="Numerada3">
     <w:name w:val="List Number 3"/>
     <w:basedOn w:val="Normal"/>
     <w:uiPriority w:val="99"/>
@@ -2096,7 +5930,7 @@
       <w:contextualSpacing/>
     </w:pPr>
   </w:style>
-  <w:style w:type="paragraph" w:styleId="ListContinue">
+  <w:style w:type="paragraph" w:styleId="Listadecontinuao">
     <w:name w:val="List Continue"/>
     <w:basedOn w:val="Normal"/>
     <w:uiPriority w:val="99"/>
@@ -2108,7 +5942,7 @@
       <w:contextualSpacing/>
     </w:pPr>
   </w:style>
-  <w:style w:type="paragraph" w:styleId="ListContinue2">
+  <w:style w:type="paragraph" w:styleId="Listadecontinuao2">
     <w:name w:val="List Continue 2"/>
     <w:basedOn w:val="Normal"/>
     <w:uiPriority w:val="99"/>
@@ -2120,7 +5954,7 @@
       <w:contextualSpacing/>
     </w:pPr>
   </w:style>
-  <w:style w:type="paragraph" w:styleId="ListContinue3">
+  <w:style w:type="paragraph" w:styleId="Listadecontinuao3">
     <w:name w:val="List Continue 3"/>
     <w:basedOn w:val="Normal"/>
     <w:uiPriority w:val="99"/>
@@ -2132,9 +5966,9 @@
       <w:contextualSpacing/>
     </w:pPr>
   </w:style>
-  <w:style w:type="paragraph" w:styleId="MacroText">
+  <w:style w:type="paragraph" w:styleId="Textodemacro">
     <w:name w:val="macro"/>
-    <w:link w:val="MacroTextChar"/>
+    <w:link w:val="TextodemacroChar"/>
     <w:uiPriority w:val="99"/>
     <w:unhideWhenUsed/>
     <w:rsid w:val="0029639D"/>
@@ -2155,10 +5989,10 @@
       <w:szCs w:val="20"/>
     </w:rPr>
   </w:style>
-  <w:style w:type="character" w:customStyle="1" w:styleId="MacroTextChar">
-    <w:name w:val="Macro Text Char"/>
-    <w:basedOn w:val="DefaultParagraphFont"/>
-    <w:link w:val="MacroText"/>
+  <w:style w:type="character" w:customStyle="1" w:styleId="TextodemacroChar">
+    <w:name w:val="Texto de macro Char"/>
+    <w:basedOn w:val="Fontepargpadro"/>
+    <w:link w:val="Textodemacro"/>
     <w:uiPriority w:val="99"/>
     <w:rsid w:val="0029639D"/>
     <w:rPr>
@@ -2167,11 +6001,11 @@
       <w:szCs w:val="20"/>
     </w:rPr>
   </w:style>
-  <w:style w:type="paragraph" w:styleId="Quote">
+  <w:style w:type="paragraph" w:styleId="Citao">
     <w:name w:val="Quote"/>
     <w:basedOn w:val="Normal"/>
     <w:next w:val="Normal"/>
-    <w:link w:val="QuoteChar"/>
+    <w:link w:val="CitaoChar"/>
     <w:uiPriority w:val="29"/>
     <w:qFormat/>
     <w:rsid w:val="00FC693F"/>
@@ -2181,10 +6015,10 @@
       <w:color w:val="000000" w:themeColor="text1"/>
     </w:rPr>
   </w:style>
-  <w:style w:type="character" w:customStyle="1" w:styleId="QuoteChar">
-    <w:name w:val="Quote Char"/>
-    <w:basedOn w:val="DefaultParagraphFont"/>
-    <w:link w:val="Quote"/>
+  <w:style w:type="character" w:customStyle="1" w:styleId="CitaoChar">
+    <w:name w:val="Citação Char"/>
+    <w:basedOn w:val="Fontepargpadro"/>
+    <w:link w:val="Citao"/>
     <w:uiPriority w:val="29"/>
     <w:rsid w:val="00FC693F"/>
     <w:rPr>
@@ -2193,10 +6027,10 @@
       <w:color w:val="000000" w:themeColor="text1"/>
     </w:rPr>
   </w:style>
-  <w:style w:type="character" w:customStyle="1" w:styleId="Heading4Char">
-    <w:name w:val="Heading 4 Char"/>
-    <w:basedOn w:val="DefaultParagraphFont"/>
-    <w:link w:val="Heading4"/>
+  <w:style w:type="character" w:customStyle="1" w:styleId="Ttulo4Char">
+    <w:name w:val="Título 4 Char"/>
+    <w:basedOn w:val="Fontepargpadro"/>
+    <w:link w:val="Ttulo4"/>
     <w:uiPriority w:val="9"/>
     <w:semiHidden/>
     <w:rsid w:val="00FC693F"/>
@@ -2209,10 +6043,10 @@
       <w:color w:val="4F81BD" w:themeColor="accent1"/>
     </w:rPr>
   </w:style>
-  <w:style w:type="character" w:customStyle="1" w:styleId="Heading5Char">
-    <w:name w:val="Heading 5 Char"/>
-    <w:basedOn w:val="DefaultParagraphFont"/>
-    <w:link w:val="Heading5"/>
+  <w:style w:type="character" w:customStyle="1" w:styleId="Ttulo5Char">
+    <w:name w:val="Título 5 Char"/>
+    <w:basedOn w:val="Fontepargpadro"/>
+    <w:link w:val="Ttulo5"/>
     <w:uiPriority w:val="9"/>
     <w:semiHidden/>
     <w:rsid w:val="00FC693F"/>
@@ -2221,10 +6055,10 @@
       <w:color w:val="243F60" w:themeColor="accent1" w:themeShade="7F"/>
     </w:rPr>
   </w:style>
-  <w:style w:type="character" w:customStyle="1" w:styleId="Heading6Char">
-    <w:name w:val="Heading 6 Char"/>
-    <w:basedOn w:val="DefaultParagraphFont"/>
-    <w:link w:val="Heading6"/>
+  <w:style w:type="character" w:customStyle="1" w:styleId="Ttulo6Char">
+    <w:name w:val="Título 6 Char"/>
+    <w:basedOn w:val="Fontepargpadro"/>
+    <w:link w:val="Ttulo6"/>
     <w:uiPriority w:val="9"/>
     <w:semiHidden/>
     <w:rsid w:val="00FC693F"/>
@@ -2235,10 +6069,10 @@
       <w:color w:val="243F60" w:themeColor="accent1" w:themeShade="7F"/>
     </w:rPr>
   </w:style>
-  <w:style w:type="character" w:customStyle="1" w:styleId="Heading7Char">
-    <w:name w:val="Heading 7 Char"/>
-    <w:basedOn w:val="DefaultParagraphFont"/>
-    <w:link w:val="Heading7"/>
+  <w:style w:type="character" w:customStyle="1" w:styleId="Ttulo7Char">
+    <w:name w:val="Título 7 Char"/>
+    <w:basedOn w:val="Fontepargpadro"/>
+    <w:link w:val="Ttulo7"/>
     <w:uiPriority w:val="9"/>
     <w:semiHidden/>
     <w:rsid w:val="00FC693F"/>
@@ -2249,10 +6083,10 @@
       <w:color w:val="404040" w:themeColor="text1" w:themeTint="BF"/>
     </w:rPr>
   </w:style>
-  <w:style w:type="character" w:customStyle="1" w:styleId="Heading8Char">
-    <w:name w:val="Heading 8 Char"/>
-    <w:basedOn w:val="DefaultParagraphFont"/>
-    <w:link w:val="Heading8"/>
+  <w:style w:type="character" w:customStyle="1" w:styleId="Ttulo8Char">
+    <w:name w:val="Título 8 Char"/>
+    <w:basedOn w:val="Fontepargpadro"/>
+    <w:link w:val="Ttulo8"/>
     <w:uiPriority w:val="9"/>
     <w:semiHidden/>
     <w:rsid w:val="00FC693F"/>
@@ -2263,10 +6097,10 @@
       <w:szCs w:val="20"/>
     </w:rPr>
   </w:style>
-  <w:style w:type="character" w:customStyle="1" w:styleId="Heading9Char">
-    <w:name w:val="Heading 9 Char"/>
-    <w:basedOn w:val="DefaultParagraphFont"/>
-    <w:link w:val="Heading9"/>
+  <w:style w:type="character" w:customStyle="1" w:styleId="Ttulo9Char">
+    <w:name w:val="Título 9 Char"/>
+    <w:basedOn w:val="Fontepargpadro"/>
+    <w:link w:val="Ttulo9"/>
     <w:uiPriority w:val="9"/>
     <w:semiHidden/>
     <w:rsid w:val="00FC693F"/>
@@ -2279,7 +6113,7 @@
       <w:szCs w:val="20"/>
     </w:rPr>
   </w:style>
-  <w:style w:type="paragraph" w:styleId="Caption">
+  <w:style w:type="paragraph" w:styleId="Legenda">
     <w:name w:val="caption"/>
     <w:basedOn w:val="Normal"/>
     <w:next w:val="Normal"/>
@@ -2299,9 +6133,9 @@
       <w:szCs w:val="18"/>
     </w:rPr>
   </w:style>
-  <w:style w:type="character" w:styleId="Strong">
+  <w:style w:type="character" w:styleId="Forte">
     <w:name w:val="Strong"/>
-    <w:basedOn w:val="DefaultParagraphFont"/>
+    <w:basedOn w:val="Fontepargpadro"/>
     <w:uiPriority w:val="22"/>
     <w:qFormat/>
     <w:rsid w:val="00FC693F"/>
@@ -2310,9 +6144,9 @@
       <w:bCs/>
     </w:rPr>
   </w:style>
-  <w:style w:type="character" w:styleId="Emphasis">
+  <w:style w:type="character" w:styleId="nfase">
     <w:name w:val="Emphasis"/>
-    <w:basedOn w:val="DefaultParagraphFont"/>
+    <w:basedOn w:val="Fontepargpadro"/>
     <w:uiPriority w:val="20"/>
     <w:qFormat/>
     <w:rsid w:val="00FC693F"/>
@@ -2321,11 +6155,11 @@
       <w:iCs/>
     </w:rPr>
   </w:style>
-  <w:style w:type="paragraph" w:styleId="IntenseQuote">
+  <w:style w:type="paragraph" w:styleId="CitaoIntensa">
     <w:name w:val="Intense Quote"/>
     <w:basedOn w:val="Normal"/>
     <w:next w:val="Normal"/>
-    <w:link w:val="IntenseQuoteChar"/>
+    <w:link w:val="CitaoIntensaChar"/>
     <w:uiPriority w:val="30"/>
     <w:qFormat/>
     <w:rsid w:val="00FC693F"/>
@@ -2344,10 +6178,10 @@
       <w:color w:val="4F81BD" w:themeColor="accent1"/>
     </w:rPr>
   </w:style>
-  <w:style w:type="character" w:customStyle="1" w:styleId="IntenseQuoteChar">
-    <w:name w:val="Intense Quote Char"/>
-    <w:basedOn w:val="DefaultParagraphFont"/>
-    <w:link w:val="IntenseQuote"/>
+  <w:style w:type="character" w:customStyle="1" w:styleId="CitaoIntensaChar">
+    <w:name w:val="Citação Intensa Char"/>
+    <w:basedOn w:val="Fontepargpadro"/>
+    <w:link w:val="CitaoIntensa"/>
     <w:uiPriority w:val="30"/>
     <w:rsid w:val="00FC693F"/>
     <w:rPr>
@@ -2358,9 +6192,9 @@
       <w:color w:val="4F81BD" w:themeColor="accent1"/>
     </w:rPr>
   </w:style>
-  <w:style w:type="character" w:styleId="SubtleEmphasis">
+  <w:style w:type="character" w:styleId="nfaseSutil">
     <w:name w:val="Subtle Emphasis"/>
-    <w:basedOn w:val="DefaultParagraphFont"/>
+    <w:basedOn w:val="Fontepargpadro"/>
     <w:uiPriority w:val="19"/>
     <w:qFormat/>
     <w:rsid w:val="00FC693F"/>
@@ -2370,9 +6204,9 @@
       <w:color w:val="808080" w:themeColor="text1" w:themeTint="7F"/>
     </w:rPr>
   </w:style>
-  <w:style w:type="character" w:styleId="IntenseEmphasis">
+  <w:style w:type="character" w:styleId="nfaseIntensa">
     <w:name w:val="Intense Emphasis"/>
-    <w:basedOn w:val="DefaultParagraphFont"/>
+    <w:basedOn w:val="Fontepargpadro"/>
     <w:uiPriority w:val="21"/>
     <w:qFormat/>
     <w:rsid w:val="00FC693F"/>
@@ -2384,9 +6218,9 @@
       <w:color w:val="4F81BD" w:themeColor="accent1"/>
     </w:rPr>
   </w:style>
-  <w:style w:type="character" w:styleId="SubtleReference">
+  <w:style w:type="character" w:styleId="RefernciaSutil">
     <w:name w:val="Subtle Reference"/>
-    <w:basedOn w:val="DefaultParagraphFont"/>
+    <w:basedOn w:val="Fontepargpadro"/>
     <w:uiPriority w:val="31"/>
     <w:qFormat/>
     <w:rsid w:val="00FC693F"/>
@@ -2396,9 +6230,9 @@
       <w:u w:val="single"/>
     </w:rPr>
   </w:style>
-  <w:style w:type="character" w:styleId="IntenseReference">
+  <w:style w:type="character" w:styleId="RefernciaIntensa">
     <w:name w:val="Intense Reference"/>
-    <w:basedOn w:val="DefaultParagraphFont"/>
+    <w:basedOn w:val="Fontepargpadro"/>
     <w:uiPriority w:val="32"/>
     <w:qFormat/>
     <w:rsid w:val="00FC693F"/>
@@ -2411,9 +6245,9 @@
       <w:u w:val="single"/>
     </w:rPr>
   </w:style>
-  <w:style w:type="character" w:styleId="BookTitle">
+  <w:style w:type="character" w:styleId="TtulodoLivro">
     <w:name w:val="Book Title"/>
-    <w:basedOn w:val="DefaultParagraphFont"/>
+    <w:basedOn w:val="Fontepargpadro"/>
     <w:uiPriority w:val="33"/>
     <w:qFormat/>
     <w:rsid w:val="00FC693F"/>
@@ -2424,9 +6258,9 @@
       <w:spacing w:val="5"/>
     </w:rPr>
   </w:style>
-  <w:style w:type="paragraph" w:styleId="TOCHeading">
+  <w:style w:type="paragraph" w:styleId="CabealhodoSumrio">
     <w:name w:val="TOC Heading"/>
-    <w:basedOn w:val="Heading1"/>
+    <w:basedOn w:val="Ttulo1"/>
     <w:next w:val="Normal"/>
     <w:uiPriority w:val="39"/>
     <w:semiHidden/>
@@ -2437,9 +6271,9 @@
       <w:outlineLvl w:val="9"/>
     </w:pPr>
   </w:style>
-  <w:style w:type="table" w:styleId="TableGrid">
+  <w:style w:type="table" w:styleId="Tabelacomgrade">
     <w:name w:val="Table Grid"/>
-    <w:basedOn w:val="TableNormal"/>
+    <w:basedOn w:val="Tabelanormal"/>
     <w:uiPriority w:val="59"/>
     <w:rsid w:val="00FC693F"/>
     <w:pPr>
@@ -2456,9 +6290,9 @@
       </w:tblBorders>
     </w:tblPr>
   </w:style>
-  <w:style w:type="table" w:styleId="LightShading">
+  <w:style w:type="table" w:styleId="SombreamentoClaro">
     <w:name w:val="Light Shading"/>
-    <w:basedOn w:val="TableNormal"/>
+    <w:basedOn w:val="Tabelanormal"/>
     <w:uiPriority w:val="60"/>
     <w:rsid w:val="00FC693F"/>
     <w:pPr>
@@ -2552,9 +6386,9 @@
       </w:tcPr>
     </w:tblStylePr>
   </w:style>
-  <w:style w:type="table" w:styleId="LightShading-Accent1">
+  <w:style w:type="table" w:styleId="SombreamentoClaro-nfase1">
     <w:name w:val="Light Shading Accent 1"/>
-    <w:basedOn w:val="TableNormal"/>
+    <w:basedOn w:val="Tabelanormal"/>
     <w:uiPriority w:val="60"/>
     <w:rsid w:val="00FC693F"/>
     <w:pPr>
@@ -2648,9 +6482,9 @@
       </w:tcPr>
     </w:tblStylePr>
   </w:style>
-  <w:style w:type="table" w:styleId="LightShading-Accent2">
+  <w:style w:type="table" w:styleId="SombreamentoClaro-nfase2">
     <w:name w:val="Light Shading Accent 2"/>
-    <w:basedOn w:val="TableNormal"/>
+    <w:basedOn w:val="Tabelanormal"/>
     <w:uiPriority w:val="60"/>
     <w:rsid w:val="00FC693F"/>
     <w:pPr>
@@ -2744,9 +6578,9 @@
       </w:tcPr>
     </w:tblStylePr>
   </w:style>
-  <w:style w:type="table" w:styleId="LightShading-Accent3">
+  <w:style w:type="table" w:styleId="SombreamentoClaro-nfase3">
     <w:name w:val="Light Shading Accent 3"/>
-    <w:basedOn w:val="TableNormal"/>
+    <w:basedOn w:val="Tabelanormal"/>
     <w:uiPriority w:val="60"/>
     <w:rsid w:val="00FC693F"/>
     <w:pPr>
@@ -2840,9 +6674,9 @@
       </w:tcPr>
     </w:tblStylePr>
   </w:style>
-  <w:style w:type="table" w:styleId="LightShading-Accent4">
+  <w:style w:type="table" w:styleId="SombreamentoClaro-nfase4">
     <w:name w:val="Light Shading Accent 4"/>
-    <w:basedOn w:val="TableNormal"/>
+    <w:basedOn w:val="Tabelanormal"/>
     <w:uiPriority w:val="60"/>
     <w:rsid w:val="00FC693F"/>
     <w:pPr>
@@ -2936,9 +6770,9 @@
       </w:tcPr>
     </w:tblStylePr>
   </w:style>
-  <w:style w:type="table" w:styleId="LightShading-Accent5">
+  <w:style w:type="table" w:styleId="SombreamentoClaro-nfase5">
     <w:name w:val="Light Shading Accent 5"/>
-    <w:basedOn w:val="TableNormal"/>
+    <w:basedOn w:val="Tabelanormal"/>
     <w:uiPriority w:val="60"/>
     <w:rsid w:val="00FC693F"/>
     <w:pPr>
@@ -3032,9 +6866,9 @@
       </w:tcPr>
     </w:tblStylePr>
   </w:style>
-  <w:style w:type="table" w:styleId="LightShading-Accent6">
+  <w:style w:type="table" w:styleId="SombreamentoClaro-nfase6">
     <w:name w:val="Light Shading Accent 6"/>
-    <w:basedOn w:val="TableNormal"/>
+    <w:basedOn w:val="Tabelanormal"/>
     <w:uiPriority w:val="60"/>
     <w:rsid w:val="00FC693F"/>
     <w:pPr>
@@ -3128,9 +6962,9 @@
       </w:tcPr>
     </w:tblStylePr>
   </w:style>
-  <w:style w:type="table" w:styleId="LightList">
+  <w:style w:type="table" w:styleId="ListaClara">
     <w:name w:val="Light List"/>
-    <w:basedOn w:val="TableNormal"/>
+    <w:basedOn w:val="Tabelanormal"/>
     <w:uiPriority w:val="61"/>
     <w:rsid w:val="00FC693F"/>
     <w:pPr>
@@ -3213,9 +7047,9 @@
       </w:tcPr>
     </w:tblStylePr>
   </w:style>
-  <w:style w:type="table" w:styleId="LightList-Accent1">
+  <w:style w:type="table" w:styleId="ListaClara-nfase1">
     <w:name w:val="Light List Accent 1"/>
-    <w:basedOn w:val="TableNormal"/>
+    <w:basedOn w:val="Tabelanormal"/>
     <w:uiPriority w:val="61"/>
     <w:rsid w:val="00FC693F"/>
     <w:pPr>
@@ -3298,9 +7132,9 @@
       </w:tcPr>
     </w:tblStylePr>
   </w:style>
-  <w:style w:type="table" w:styleId="LightList-Accent2">
+  <w:style w:type="table" w:styleId="ListaClara-nfase2">
     <w:name w:val="Light List Accent 2"/>
-    <w:basedOn w:val="TableNormal"/>
+    <w:basedOn w:val="Tabelanormal"/>
     <w:uiPriority w:val="61"/>
     <w:rsid w:val="00CB0664"/>
     <w:pPr>
@@ -3383,9 +7217,9 @@
       </w:tcPr>
     </w:tblStylePr>
   </w:style>
-  <w:style w:type="table" w:styleId="LightList-Accent3">
+  <w:style w:type="table" w:styleId="ListaClara-nfase3">
     <w:name w:val="Light List Accent 3"/>
-    <w:basedOn w:val="TableNormal"/>
+    <w:basedOn w:val="Tabelanormal"/>
     <w:uiPriority w:val="61"/>
     <w:rsid w:val="00CB0664"/>
     <w:pPr>
@@ -3468,9 +7302,9 @@
       </w:tcPr>
     </w:tblStylePr>
   </w:style>
-  <w:style w:type="table" w:styleId="LightList-Accent4">
+  <w:style w:type="table" w:styleId="ListaClara-nfase4">
     <w:name w:val="Light List Accent 4"/>
-    <w:basedOn w:val="TableNormal"/>
+    <w:basedOn w:val="Tabelanormal"/>
     <w:uiPriority w:val="61"/>
     <w:rsid w:val="00CB0664"/>
     <w:pPr>
@@ -3553,9 +7387,9 @@
       </w:tcPr>
     </w:tblStylePr>
   </w:style>
-  <w:style w:type="table" w:styleId="LightList-Accent5">
+  <w:style w:type="table" w:styleId="ListaClara-nfase5">
     <w:name w:val="Light List Accent 5"/>
-    <w:basedOn w:val="TableNormal"/>
+    <w:basedOn w:val="Tabelanormal"/>
     <w:uiPriority w:val="61"/>
     <w:rsid w:val="00CB0664"/>
     <w:pPr>
@@ -3638,9 +7472,9 @@
       </w:tcPr>
     </w:tblStylePr>
   </w:style>
-  <w:style w:type="table" w:styleId="LightList-Accent6">
+  <w:style w:type="table" w:styleId="ListaClara-nfase6">
     <w:name w:val="Light List Accent 6"/>
-    <w:basedOn w:val="TableNormal"/>
+    <w:basedOn w:val="Tabelanormal"/>
     <w:uiPriority w:val="61"/>
     <w:rsid w:val="00CB0664"/>
     <w:pPr>
@@ -3723,9 +7557,9 @@
       </w:tcPr>
     </w:tblStylePr>
   </w:style>
-  <w:style w:type="table" w:styleId="LightGrid">
+  <w:style w:type="table" w:styleId="GradeClara">
     <w:name w:val="Light Grid"/>
-    <w:basedOn w:val="TableNormal"/>
+    <w:basedOn w:val="Tabelanormal"/>
     <w:uiPriority w:val="62"/>
     <w:rsid w:val="00CB0664"/>
     <w:pPr>
@@ -3846,9 +7680,9 @@
       </w:tcPr>
     </w:tblStylePr>
   </w:style>
-  <w:style w:type="table" w:styleId="LightGrid-Accent1">
+  <w:style w:type="table" w:styleId="GradeClara-nfase1">
     <w:name w:val="Light Grid Accent 1"/>
-    <w:basedOn w:val="TableNormal"/>
+    <w:basedOn w:val="Tabelanormal"/>
     <w:uiPriority w:val="62"/>
     <w:rsid w:val="00CB0664"/>
     <w:pPr>
@@ -3969,9 +7803,9 @@
       </w:tcPr>
     </w:tblStylePr>
   </w:style>
-  <w:style w:type="table" w:styleId="LightGrid-Accent2">
+  <w:style w:type="table" w:styleId="GradeClara-nfase2">
     <w:name w:val="Light Grid Accent 2"/>
-    <w:basedOn w:val="TableNormal"/>
+    <w:basedOn w:val="Tabelanormal"/>
     <w:uiPriority w:val="62"/>
     <w:rsid w:val="00CB0664"/>
     <w:pPr>
@@ -4092,9 +7926,9 @@
       </w:tcPr>
     </w:tblStylePr>
   </w:style>
-  <w:style w:type="table" w:styleId="LightGrid-Accent3">
+  <w:style w:type="table" w:styleId="GradeClara-nfase3">
     <w:name w:val="Light Grid Accent 3"/>
-    <w:basedOn w:val="TableNormal"/>
+    <w:basedOn w:val="Tabelanormal"/>
     <w:uiPriority w:val="62"/>
     <w:rsid w:val="00CB0664"/>
     <w:pPr>
@@ -4215,9 +8049,9 @@
       </w:tcPr>
     </w:tblStylePr>
   </w:style>
-  <w:style w:type="table" w:styleId="LightGrid-Accent4">
+  <w:style w:type="table" w:styleId="GradeClara-nfase4">
     <w:name w:val="Light Grid Accent 4"/>
-    <w:basedOn w:val="TableNormal"/>
+    <w:basedOn w:val="Tabelanormal"/>
     <w:uiPriority w:val="62"/>
     <w:rsid w:val="00CB0664"/>
     <w:pPr>
@@ -4338,9 +8172,9 @@
       </w:tcPr>
     </w:tblStylePr>
   </w:style>
-  <w:style w:type="table" w:styleId="LightGrid-Accent5">
+  <w:style w:type="table" w:styleId="GradeClara-nfase5">
     <w:name w:val="Light Grid Accent 5"/>
-    <w:basedOn w:val="TableNormal"/>
+    <w:basedOn w:val="Tabelanormal"/>
     <w:uiPriority w:val="62"/>
     <w:rsid w:val="00CB0664"/>
     <w:pPr>
@@ -4461,9 +8295,9 @@
       </w:tcPr>
     </w:tblStylePr>
   </w:style>
-  <w:style w:type="table" w:styleId="LightGrid-Accent6">
+  <w:style w:type="table" w:styleId="GradeClara-nfase6">
     <w:name w:val="Light Grid Accent 6"/>
-    <w:basedOn w:val="TableNormal"/>
+    <w:basedOn w:val="Tabelanormal"/>
     <w:uiPriority w:val="62"/>
     <w:rsid w:val="00CB0664"/>
     <w:pPr>
@@ -4584,9 +8418,9 @@
       </w:tcPr>
     </w:tblStylePr>
   </w:style>
-  <w:style w:type="table" w:styleId="MediumShading1">
+  <w:style w:type="table" w:styleId="SombreamentoMdio1">
     <w:name w:val="Medium Shading 1"/>
-    <w:basedOn w:val="TableNormal"/>
+    <w:basedOn w:val="Tabelanormal"/>
     <w:uiPriority w:val="63"/>
     <w:rsid w:val="00CB0664"/>
     <w:pPr>
@@ -4683,9 +8517,9 @@
       </w:tcPr>
     </w:tblStylePr>
   </w:style>
-  <w:style w:type="table" w:styleId="MediumShading1-Accent1">
+  <w:style w:type="table" w:styleId="SombreamentoMdio1-nfase1">
     <w:name w:val="Medium Shading 1 Accent 1"/>
-    <w:basedOn w:val="TableNormal"/>
+    <w:basedOn w:val="Tabelanormal"/>
     <w:uiPriority w:val="63"/>
     <w:rsid w:val="00CB0664"/>
     <w:pPr>
@@ -4782,9 +8616,9 @@
       </w:tcPr>
     </w:tblStylePr>
   </w:style>
-  <w:style w:type="table" w:styleId="MediumShading1-Accent2">
+  <w:style w:type="table" w:styleId="SombreamentoMdio1-nfase2">
     <w:name w:val="Medium Shading 1 Accent 2"/>
-    <w:basedOn w:val="TableNormal"/>
+    <w:basedOn w:val="Tabelanormal"/>
     <w:uiPriority w:val="63"/>
     <w:rsid w:val="00CB0664"/>
     <w:pPr>
@@ -4881,9 +8715,9 @@
       </w:tcPr>
     </w:tblStylePr>
   </w:style>
-  <w:style w:type="table" w:styleId="MediumShading1-Accent3">
+  <w:style w:type="table" w:styleId="SombreamentoMdio1-nfase3">
     <w:name w:val="Medium Shading 1 Accent 3"/>
-    <w:basedOn w:val="TableNormal"/>
+    <w:basedOn w:val="Tabelanormal"/>
     <w:uiPriority w:val="63"/>
     <w:rsid w:val="00CB0664"/>
     <w:pPr>
@@ -4980,9 +8814,9 @@
       </w:tcPr>
     </w:tblStylePr>
   </w:style>
-  <w:style w:type="table" w:styleId="MediumShading1-Accent4">
+  <w:style w:type="table" w:styleId="SombreamentoMdio1-nfase4">
     <w:name w:val="Medium Shading 1 Accent 4"/>
-    <w:basedOn w:val="TableNormal"/>
+    <w:basedOn w:val="Tabelanormal"/>
     <w:uiPriority w:val="63"/>
     <w:rsid w:val="00CB0664"/>
     <w:pPr>
@@ -5079,9 +8913,9 @@
       </w:tcPr>
     </w:tblStylePr>
   </w:style>
-  <w:style w:type="table" w:styleId="MediumShading1-Accent5">
+  <w:style w:type="table" w:styleId="SombreamentoMdio1-nfase5">
     <w:name w:val="Medium Shading 1 Accent 5"/>
-    <w:basedOn w:val="TableNormal"/>
+    <w:basedOn w:val="Tabelanormal"/>
     <w:uiPriority w:val="63"/>
     <w:rsid w:val="00CB0664"/>
     <w:pPr>
@@ -5178,9 +9012,9 @@
       </w:tcPr>
     </w:tblStylePr>
   </w:style>
-  <w:style w:type="table" w:styleId="MediumShading1-Accent6">
+  <w:style w:type="table" w:styleId="SombreamentoMdio1-nfase6">
     <w:name w:val="Medium Shading 1 Accent 6"/>
-    <w:basedOn w:val="TableNormal"/>
+    <w:basedOn w:val="Tabelanormal"/>
     <w:uiPriority w:val="63"/>
     <w:rsid w:val="00CB0664"/>
     <w:pPr>
@@ -5277,9 +9111,9 @@
       </w:tcPr>
     </w:tblStylePr>
   </w:style>
-  <w:style w:type="table" w:styleId="MediumShading2">
+  <w:style w:type="table" w:styleId="SombreamentoMdio2">
     <w:name w:val="Medium Shading 2"/>
-    <w:basedOn w:val="TableNormal"/>
+    <w:basedOn w:val="Tabelanormal"/>
     <w:uiPriority w:val="64"/>
     <w:rsid w:val="00CB0664"/>
     <w:pPr>
@@ -5419,9 +9253,9 @@
       </w:tcPr>
     </w:tblStylePr>
   </w:style>
-  <w:style w:type="table" w:styleId="MediumShading2-Accent1">
+  <w:style w:type="table" w:styleId="SombreamentoMdio2-nfase1">
     <w:name w:val="Medium Shading 2 Accent 1"/>
-    <w:basedOn w:val="TableNormal"/>
+    <w:basedOn w:val="Tabelanormal"/>
     <w:uiPriority w:val="64"/>
     <w:rsid w:val="00CB0664"/>
     <w:pPr>
@@ -5561,9 +9395,9 @@
       </w:tcPr>
     </w:tblStylePr>
   </w:style>
-  <w:style w:type="table" w:styleId="MediumShading2-Accent2">
+  <w:style w:type="table" w:styleId="SombreamentoMdio2-nfase2">
     <w:name w:val="Medium Shading 2 Accent 2"/>
-    <w:basedOn w:val="TableNormal"/>
+    <w:basedOn w:val="Tabelanormal"/>
     <w:uiPriority w:val="64"/>
     <w:rsid w:val="00CB0664"/>
     <w:pPr>
@@ -5703,9 +9537,9 @@
       </w:tcPr>
     </w:tblStylePr>
   </w:style>
-  <w:style w:type="table" w:styleId="MediumShading2-Accent3">
+  <w:style w:type="table" w:styleId="SombreamentoMdio2-nfase3">
     <w:name w:val="Medium Shading 2 Accent 3"/>
-    <w:basedOn w:val="TableNormal"/>
+    <w:basedOn w:val="Tabelanormal"/>
     <w:uiPriority w:val="64"/>
     <w:rsid w:val="00CB0664"/>
     <w:pPr>
@@ -5845,9 +9679,9 @@
       </w:tcPr>
     </w:tblStylePr>
   </w:style>
-  <w:style w:type="table" w:styleId="MediumShading2-Accent4">
+  <w:style w:type="table" w:styleId="SombreamentoMdio2-nfase4">
     <w:name w:val="Medium Shading 2 Accent 4"/>
-    <w:basedOn w:val="TableNormal"/>
+    <w:basedOn w:val="Tabelanormal"/>
     <w:uiPriority w:val="64"/>
     <w:rsid w:val="00CB0664"/>
     <w:pPr>
@@ -5987,9 +9821,9 @@
       </w:tcPr>
     </w:tblStylePr>
   </w:style>
-  <w:style w:type="table" w:styleId="MediumShading2-Accent5">
+  <w:style w:type="table" w:styleId="SombreamentoMdio2-nfase5">
     <w:name w:val="Medium Shading 2 Accent 5"/>
-    <w:basedOn w:val="TableNormal"/>
+    <w:basedOn w:val="Tabelanormal"/>
     <w:uiPriority w:val="64"/>
     <w:rsid w:val="00CB0664"/>
     <w:pPr>
@@ -6129,9 +9963,9 @@
       </w:tcPr>
     </w:tblStylePr>
   </w:style>
-  <w:style w:type="table" w:styleId="MediumShading2-Accent6">
+  <w:style w:type="table" w:styleId="SombreamentoMdio2-nfase6">
     <w:name w:val="Medium Shading 2 Accent 6"/>
-    <w:basedOn w:val="TableNormal"/>
+    <w:basedOn w:val="Tabelanormal"/>
     <w:uiPriority w:val="64"/>
     <w:rsid w:val="00CB0664"/>
     <w:pPr>
@@ -6271,9 +10105,9 @@
       </w:tcPr>
     </w:tblStylePr>
   </w:style>
-  <w:style w:type="table" w:styleId="MediumList1">
+  <w:style w:type="table" w:styleId="ListaMdia1">
     <w:name w:val="Medium List 1"/>
-    <w:basedOn w:val="TableNormal"/>
+    <w:basedOn w:val="Tabelanormal"/>
     <w:uiPriority w:val="65"/>
     <w:rsid w:val="00CB0664"/>
     <w:pPr>
@@ -6348,9 +10182,9 @@
       </w:tcPr>
     </w:tblStylePr>
   </w:style>
-  <w:style w:type="table" w:styleId="MediumList1-Accent1">
+  <w:style w:type="table" w:styleId="ListaMdia1-nfase1">
     <w:name w:val="Medium List 1 Accent 1"/>
-    <w:basedOn w:val="TableNormal"/>
+    <w:basedOn w:val="Tabelanormal"/>
     <w:uiPriority w:val="65"/>
     <w:rsid w:val="00CB0664"/>
     <w:pPr>
@@ -6425,9 +10259,9 @@
       </w:tcPr>
     </w:tblStylePr>
   </w:style>
-  <w:style w:type="table" w:styleId="MediumList1-Accent2">
+  <w:style w:type="table" w:styleId="ListaMdia1-nfase2">
     <w:name w:val="Medium List 1 Accent 2"/>
-    <w:basedOn w:val="TableNormal"/>
+    <w:basedOn w:val="Tabelanormal"/>
     <w:uiPriority w:val="65"/>
     <w:rsid w:val="00CB0664"/>
     <w:pPr>
@@ -6502,9 +10336,9 @@
       </w:tcPr>
     </w:tblStylePr>
   </w:style>
-  <w:style w:type="table" w:styleId="MediumList1-Accent3">
+  <w:style w:type="table" w:styleId="ListaMdia1-nfase3">
     <w:name w:val="Medium List 1 Accent 3"/>
-    <w:basedOn w:val="TableNormal"/>
+    <w:basedOn w:val="Tabelanormal"/>
     <w:uiPriority w:val="65"/>
     <w:rsid w:val="00CB0664"/>
     <w:pPr>
@@ -6579,9 +10413,9 @@
       </w:tcPr>
     </w:tblStylePr>
   </w:style>
-  <w:style w:type="table" w:styleId="MediumList1-Accent4">
+  <w:style w:type="table" w:styleId="ListaMdia1-nfase4">
     <w:name w:val="Medium List 1 Accent 4"/>
-    <w:basedOn w:val="TableNormal"/>
+    <w:basedOn w:val="Tabelanormal"/>
     <w:uiPriority w:val="65"/>
     <w:rsid w:val="00CB0664"/>
     <w:pPr>
@@ -6656,9 +10490,9 @@
       </w:tcPr>
     </w:tblStylePr>
   </w:style>
-  <w:style w:type="table" w:styleId="MediumList1-Accent5">
+  <w:style w:type="table" w:styleId="ListaMdia1-nfase5">
     <w:name w:val="Medium List 1 Accent 5"/>
-    <w:basedOn w:val="TableNormal"/>
+    <w:basedOn w:val="Tabelanormal"/>
     <w:uiPriority w:val="65"/>
     <w:rsid w:val="00CB0664"/>
     <w:pPr>
@@ -6733,9 +10567,9 @@
       </w:tcPr>
     </w:tblStylePr>
   </w:style>
-  <w:style w:type="table" w:styleId="MediumList1-Accent6">
+  <w:style w:type="table" w:styleId="ListaMdia1-nfase6">
     <w:name w:val="Medium List 1 Accent 6"/>
-    <w:basedOn w:val="TableNormal"/>
+    <w:basedOn w:val="Tabelanormal"/>
     <w:uiPriority w:val="65"/>
     <w:rsid w:val="00CB0664"/>
     <w:pPr>
@@ -6810,9 +10644,9 @@
       </w:tcPr>
     </w:tblStylePr>
   </w:style>
-  <w:style w:type="table" w:styleId="MediumList2">
+  <w:style w:type="table" w:styleId="ListaMdia2">
     <w:name w:val="Medium List 2"/>
-    <w:basedOn w:val="TableNormal"/>
+    <w:basedOn w:val="Tabelanormal"/>
     <w:uiPriority w:val="66"/>
     <w:rsid w:val="00CB0664"/>
     <w:pPr>
@@ -6931,9 +10765,9 @@
       </w:tcPr>
     </w:tblStylePr>
   </w:style>
-  <w:style w:type="table" w:styleId="MediumList2-Accent1">
+  <w:style w:type="table" w:styleId="ListaMdia2-nfase1">
     <w:name w:val="Medium List 2 Accent 1"/>
-    <w:basedOn w:val="TableNormal"/>
+    <w:basedOn w:val="Tabelanormal"/>
     <w:uiPriority w:val="66"/>
     <w:rsid w:val="00CB0664"/>
     <w:pPr>
@@ -7052,9 +10886,9 @@
       </w:tcPr>
     </w:tblStylePr>
   </w:style>
-  <w:style w:type="table" w:styleId="MediumList2-Accent2">
+  <w:style w:type="table" w:styleId="ListaMdia2-nfase2">
     <w:name w:val="Medium List 2 Accent 2"/>
-    <w:basedOn w:val="TableNormal"/>
+    <w:basedOn w:val="Tabelanormal"/>
     <w:uiPriority w:val="66"/>
     <w:rsid w:val="00CB0664"/>
     <w:pPr>
@@ -7173,9 +11007,9 @@
       </w:tcPr>
     </w:tblStylePr>
   </w:style>
-  <w:style w:type="table" w:styleId="MediumList2-Accent3">
+  <w:style w:type="table" w:styleId="ListaMdia2-nfase3">
     <w:name w:val="Medium List 2 Accent 3"/>
-    <w:basedOn w:val="TableNormal"/>
+    <w:basedOn w:val="Tabelanormal"/>
     <w:uiPriority w:val="66"/>
     <w:rsid w:val="00CB0664"/>
     <w:pPr>
@@ -7294,9 +11128,9 @@
       </w:tcPr>
     </w:tblStylePr>
   </w:style>
-  <w:style w:type="table" w:styleId="MediumList2-Accent4">
+  <w:style w:type="table" w:styleId="ListaMdia2-nfase4">
     <w:name w:val="Medium List 2 Accent 4"/>
-    <w:basedOn w:val="TableNormal"/>
+    <w:basedOn w:val="Tabelanormal"/>
     <w:uiPriority w:val="66"/>
     <w:rsid w:val="00CB0664"/>
     <w:pPr>
@@ -7415,9 +11249,9 @@
       </w:tcPr>
     </w:tblStylePr>
   </w:style>
-  <w:style w:type="table" w:styleId="MediumList2-Accent5">
+  <w:style w:type="table" w:styleId="ListaMdia2-nfase5">
     <w:name w:val="Medium List 2 Accent 5"/>
-    <w:basedOn w:val="TableNormal"/>
+    <w:basedOn w:val="Tabelanormal"/>
     <w:uiPriority w:val="66"/>
     <w:rsid w:val="00CB0664"/>
     <w:pPr>
@@ -7536,9 +11370,9 @@
       </w:tcPr>
     </w:tblStylePr>
   </w:style>
-  <w:style w:type="table" w:styleId="MediumList2-Accent6">
+  <w:style w:type="table" w:styleId="ListaMdia2-nfase6">
     <w:name w:val="Medium List 2 Accent 6"/>
-    <w:basedOn w:val="TableNormal"/>
+    <w:basedOn w:val="Tabelanormal"/>
     <w:uiPriority w:val="66"/>
     <w:rsid w:val="00CB0664"/>
     <w:pPr>
@@ -7657,9 +11491,9 @@
       </w:tcPr>
     </w:tblStylePr>
   </w:style>
-  <w:style w:type="table" w:styleId="MediumGrid1">
+  <w:style w:type="table" w:styleId="GradeMdia1">
     <w:name w:val="Medium Grid 1"/>
-    <w:basedOn w:val="TableNormal"/>
+    <w:basedOn w:val="Tabelanormal"/>
     <w:uiPriority w:val="67"/>
     <w:rsid w:val="00CB0664"/>
     <w:pPr>
@@ -7723,9 +11557,9 @@
       </w:tcPr>
     </w:tblStylePr>
   </w:style>
-  <w:style w:type="table" w:styleId="MediumGrid1-Accent1">
+  <w:style w:type="table" w:styleId="GradeMdia1-nfase1">
     <w:name w:val="Medium Grid 1 Accent 1"/>
-    <w:basedOn w:val="TableNormal"/>
+    <w:basedOn w:val="Tabelanormal"/>
     <w:uiPriority w:val="67"/>
     <w:rsid w:val="00CB0664"/>
     <w:pPr>
@@ -7789,9 +11623,9 @@
       </w:tcPr>
     </w:tblStylePr>
   </w:style>
-  <w:style w:type="table" w:styleId="MediumGrid1-Accent2">
+  <w:style w:type="table" w:styleId="GradeMdia1-nfase2">
     <w:name w:val="Medium Grid 1 Accent 2"/>
-    <w:basedOn w:val="TableNormal"/>
+    <w:basedOn w:val="Tabelanormal"/>
     <w:uiPriority w:val="67"/>
     <w:rsid w:val="00CB0664"/>
     <w:pPr>
@@ -7855,9 +11689,9 @@
       </w:tcPr>
     </w:tblStylePr>
   </w:style>
-  <w:style w:type="table" w:styleId="MediumGrid1-Accent3">
+  <w:style w:type="table" w:styleId="GradeMdia1-nfase3">
     <w:name w:val="Medium Grid 1 Accent 3"/>
-    <w:basedOn w:val="TableNormal"/>
+    <w:basedOn w:val="Tabelanormal"/>
     <w:uiPriority w:val="67"/>
     <w:rsid w:val="00CB0664"/>
     <w:pPr>
@@ -7921,9 +11755,9 @@
       </w:tcPr>
     </w:tblStylePr>
   </w:style>
-  <w:style w:type="table" w:styleId="MediumGrid1-Accent4">
+  <w:style w:type="table" w:styleId="GradeMdia1-nfase4">
     <w:name w:val="Medium Grid 1 Accent 4"/>
-    <w:basedOn w:val="TableNormal"/>
+    <w:basedOn w:val="Tabelanormal"/>
     <w:uiPriority w:val="67"/>
     <w:rsid w:val="00CB0664"/>
     <w:pPr>
@@ -7987,9 +11821,9 @@
       </w:tcPr>
     </w:tblStylePr>
   </w:style>
-  <w:style w:type="table" w:styleId="MediumGrid1-Accent5">
+  <w:style w:type="table" w:styleId="GradeMdia1-nfase5">
     <w:name w:val="Medium Grid 1 Accent 5"/>
-    <w:basedOn w:val="TableNormal"/>
+    <w:basedOn w:val="Tabelanormal"/>
     <w:uiPriority w:val="67"/>
     <w:rsid w:val="00CB0664"/>
     <w:pPr>
@@ -8053,9 +11887,9 @@
       </w:tcPr>
     </w:tblStylePr>
   </w:style>
-  <w:style w:type="table" w:styleId="MediumGrid1-Accent6">
+  <w:style w:type="table" w:styleId="GradeMdia1-nfase6">
     <w:name w:val="Medium Grid 1 Accent 6"/>
-    <w:basedOn w:val="TableNormal"/>
+    <w:basedOn w:val="Tabelanormal"/>
     <w:uiPriority w:val="67"/>
     <w:rsid w:val="00CB0664"/>
     <w:pPr>
@@ -8119,9 +11953,9 @@
       </w:tcPr>
     </w:tblStylePr>
   </w:style>
-  <w:style w:type="table" w:styleId="MediumGrid2">
+  <w:style w:type="table" w:styleId="GradeMdia2">
     <w:name w:val="Medium Grid 2"/>
-    <w:basedOn w:val="TableNormal"/>
+    <w:basedOn w:val="Tabelanormal"/>
     <w:uiPriority w:val="68"/>
     <w:rsid w:val="00CB0664"/>
     <w:pPr>
@@ -8237,9 +12071,9 @@
       </w:tcPr>
     </w:tblStylePr>
   </w:style>
-  <w:style w:type="table" w:styleId="MediumGrid2-Accent1">
+  <w:style w:type="table" w:styleId="GradeMdia2-nfase1">
     <w:name w:val="Medium Grid 2 Accent 1"/>
-    <w:basedOn w:val="TableNormal"/>
+    <w:basedOn w:val="Tabelanormal"/>
     <w:uiPriority w:val="68"/>
     <w:rsid w:val="00CB0664"/>
     <w:pPr>
@@ -8355,9 +12189,9 @@
       </w:tcPr>
     </w:tblStylePr>
   </w:style>
-  <w:style w:type="table" w:styleId="MediumGrid2-Accent2">
+  <w:style w:type="table" w:styleId="GradeMdia2-nfase2">
     <w:name w:val="Medium Grid 2 Accent 2"/>
-    <w:basedOn w:val="TableNormal"/>
+    <w:basedOn w:val="Tabelanormal"/>
     <w:uiPriority w:val="68"/>
     <w:rsid w:val="00CB0664"/>
     <w:pPr>
@@ -8473,9 +12307,9 @@
       </w:tcPr>
     </w:tblStylePr>
   </w:style>
-  <w:style w:type="table" w:styleId="MediumGrid2-Accent3">
+  <w:style w:type="table" w:styleId="GradeMdia2-nfase3">
     <w:name w:val="Medium Grid 2 Accent 3"/>
-    <w:basedOn w:val="TableNormal"/>
+    <w:basedOn w:val="Tabelanormal"/>
     <w:uiPriority w:val="68"/>
     <w:rsid w:val="00CB0664"/>
     <w:pPr>
@@ -8591,9 +12425,9 @@
       </w:tcPr>
     </w:tblStylePr>
   </w:style>
-  <w:style w:type="table" w:styleId="MediumGrid2-Accent4">
+  <w:style w:type="table" w:styleId="GradeMdia2-nfase4">
     <w:name w:val="Medium Grid 2 Accent 4"/>
-    <w:basedOn w:val="TableNormal"/>
+    <w:basedOn w:val="Tabelanormal"/>
     <w:uiPriority w:val="68"/>
     <w:rsid w:val="00CB0664"/>
     <w:pPr>
@@ -8709,9 +12543,9 @@
       </w:tcPr>
     </w:tblStylePr>
   </w:style>
-  <w:style w:type="table" w:styleId="MediumGrid2-Accent5">
+  <w:style w:type="table" w:styleId="GradeMdia2-nfase5">
     <w:name w:val="Medium Grid 2 Accent 5"/>
-    <w:basedOn w:val="TableNormal"/>
+    <w:basedOn w:val="Tabelanormal"/>
     <w:uiPriority w:val="68"/>
     <w:rsid w:val="00CB0664"/>
     <w:pPr>
@@ -8827,9 +12661,9 @@
       </w:tcPr>
     </w:tblStylePr>
   </w:style>
-  <w:style w:type="table" w:styleId="MediumGrid2-Accent6">
+  <w:style w:type="table" w:styleId="GradeMdia2-nfase6">
     <w:name w:val="Medium Grid 2 Accent 6"/>
-    <w:basedOn w:val="TableNormal"/>
+    <w:basedOn w:val="Tabelanormal"/>
     <w:uiPriority w:val="68"/>
     <w:rsid w:val="00CB0664"/>
     <w:pPr>
@@ -8945,9 +12779,9 @@
       </w:tcPr>
     </w:tblStylePr>
   </w:style>
-  <w:style w:type="table" w:styleId="MediumGrid3">
+  <w:style w:type="table" w:styleId="GradeMdia3">
     <w:name w:val="Medium Grid 3"/>
-    <w:basedOn w:val="TableNormal"/>
+    <w:basedOn w:val="Tabelanormal"/>
     <w:uiPriority w:val="69"/>
     <w:rsid w:val="00CB0664"/>
     <w:pPr>
@@ -9079,9 +12913,9 @@
       </w:tcPr>
     </w:tblStylePr>
   </w:style>
-  <w:style w:type="table" w:styleId="MediumGrid3-Accent1">
+  <w:style w:type="table" w:styleId="GradeMdia3-nfase1">
     <w:name w:val="Medium Grid 3 Accent 1"/>
-    <w:basedOn w:val="TableNormal"/>
+    <w:basedOn w:val="Tabelanormal"/>
     <w:uiPriority w:val="69"/>
     <w:rsid w:val="00CB0664"/>
     <w:pPr>
@@ -9213,9 +13047,9 @@
       </w:tcPr>
     </w:tblStylePr>
   </w:style>
-  <w:style w:type="table" w:styleId="MediumGrid3-Accent2">
+  <w:style w:type="table" w:styleId="GradeMdia3-nfase2">
     <w:name w:val="Medium Grid 3 Accent 2"/>
-    <w:basedOn w:val="TableNormal"/>
+    <w:basedOn w:val="Tabelanormal"/>
     <w:uiPriority w:val="69"/>
     <w:rsid w:val="00CB0664"/>
     <w:pPr>
@@ -9347,9 +13181,9 @@
       </w:tcPr>
     </w:tblStylePr>
   </w:style>
-  <w:style w:type="table" w:styleId="MediumGrid3-Accent3">
+  <w:style w:type="table" w:styleId="GradeMdia3-nfase3">
     <w:name w:val="Medium Grid 3 Accent 3"/>
-    <w:basedOn w:val="TableNormal"/>
+    <w:basedOn w:val="Tabelanormal"/>
     <w:uiPriority w:val="69"/>
     <w:rsid w:val="00CB0664"/>
     <w:pPr>
@@ -9481,9 +13315,9 @@
       </w:tcPr>
     </w:tblStylePr>
   </w:style>
-  <w:style w:type="table" w:styleId="MediumGrid3-Accent4">
+  <w:style w:type="table" w:styleId="GradeMdia3-nfase4">
     <w:name w:val="Medium Grid 3 Accent 4"/>
-    <w:basedOn w:val="TableNormal"/>
+    <w:basedOn w:val="Tabelanormal"/>
     <w:uiPriority w:val="69"/>
     <w:rsid w:val="00CB0664"/>
     <w:pPr>
@@ -9615,9 +13449,9 @@
       </w:tcPr>
     </w:tblStylePr>
   </w:style>
-  <w:style w:type="table" w:styleId="MediumGrid3-Accent5">
+  <w:style w:type="table" w:styleId="GradeMdia3-nfase5">
     <w:name w:val="Medium Grid 3 Accent 5"/>
-    <w:basedOn w:val="TableNormal"/>
+    <w:basedOn w:val="Tabelanormal"/>
     <w:uiPriority w:val="69"/>
     <w:rsid w:val="00CB0664"/>
     <w:pPr>
@@ -9749,9 +13583,9 @@
       </w:tcPr>
     </w:tblStylePr>
   </w:style>
-  <w:style w:type="table" w:styleId="MediumGrid3-Accent6">
+  <w:style w:type="table" w:styleId="GradeMdia3-nfase6">
     <w:name w:val="Medium Grid 3 Accent 6"/>
-    <w:basedOn w:val="TableNormal"/>
+    <w:basedOn w:val="Tabelanormal"/>
     <w:uiPriority w:val="69"/>
     <w:rsid w:val="00CB0664"/>
     <w:pPr>
@@ -9883,9 +13717,9 @@
       </w:tcPr>
     </w:tblStylePr>
   </w:style>
-  <w:style w:type="table" w:styleId="DarkList">
+  <w:style w:type="table" w:styleId="ListaEscura">
     <w:name w:val="Dark List"/>
-    <w:basedOn w:val="TableNormal"/>
+    <w:basedOn w:val="Tabelanormal"/>
     <w:uiPriority w:val="70"/>
     <w:rsid w:val="00CB0664"/>
     <w:pPr>
@@ -9990,9 +13824,9 @@
       </w:tcPr>
     </w:tblStylePr>
   </w:style>
-  <w:style w:type="table" w:styleId="DarkList-Accent1">
+  <w:style w:type="table" w:styleId="ListaEscura-nfase1">
     <w:name w:val="Dark List Accent 1"/>
-    <w:basedOn w:val="TableNormal"/>
+    <w:basedOn w:val="Tabelanormal"/>
     <w:uiPriority w:val="70"/>
     <w:rsid w:val="00CB0664"/>
     <w:pPr>
@@ -10097,9 +13931,9 @@
       </w:tcPr>
     </w:tblStylePr>
   </w:style>
-  <w:style w:type="table" w:styleId="DarkList-Accent2">
+  <w:style w:type="table" w:styleId="ListaEscura-nfase2">
     <w:name w:val="Dark List Accent 2"/>
-    <w:basedOn w:val="TableNormal"/>
+    <w:basedOn w:val="Tabelanormal"/>
     <w:uiPriority w:val="70"/>
     <w:rsid w:val="00CB0664"/>
     <w:pPr>
@@ -10204,9 +14038,9 @@
       </w:tcPr>
     </w:tblStylePr>
   </w:style>
-  <w:style w:type="table" w:styleId="DarkList-Accent3">
+  <w:style w:type="table" w:styleId="ListaEscura-nfase3">
     <w:name w:val="Dark List Accent 3"/>
-    <w:basedOn w:val="TableNormal"/>
+    <w:basedOn w:val="Tabelanormal"/>
     <w:uiPriority w:val="70"/>
     <w:rsid w:val="00CB0664"/>
     <w:pPr>
@@ -10311,9 +14145,9 @@
       </w:tcPr>
     </w:tblStylePr>
   </w:style>
-  <w:style w:type="table" w:styleId="DarkList-Accent4">
+  <w:style w:type="table" w:styleId="ListaEscura-nfase4">
     <w:name w:val="Dark List Accent 4"/>
-    <w:basedOn w:val="TableNormal"/>
+    <w:basedOn w:val="Tabelanormal"/>
     <w:uiPriority w:val="70"/>
     <w:rsid w:val="00CB0664"/>
     <w:pPr>
@@ -10418,9 +14252,9 @@
       </w:tcPr>
     </w:tblStylePr>
   </w:style>
-  <w:style w:type="table" w:styleId="DarkList-Accent5">
+  <w:style w:type="table" w:styleId="ListaEscura-nfase5">
     <w:name w:val="Dark List Accent 5"/>
-    <w:basedOn w:val="TableNormal"/>
+    <w:basedOn w:val="Tabelanormal"/>
     <w:uiPriority w:val="70"/>
     <w:rsid w:val="00CB0664"/>
     <w:pPr>
@@ -10525,9 +14359,9 @@
       </w:tcPr>
     </w:tblStylePr>
   </w:style>
-  <w:style w:type="table" w:styleId="DarkList-Accent6">
+  <w:style w:type="table" w:styleId="ListaEscura-nfase6">
     <w:name w:val="Dark List Accent 6"/>
-    <w:basedOn w:val="TableNormal"/>
+    <w:basedOn w:val="Tabelanormal"/>
     <w:uiPriority w:val="70"/>
     <w:rsid w:val="00CB0664"/>
     <w:pPr>
@@ -10632,9 +14466,9 @@
       </w:tcPr>
     </w:tblStylePr>
   </w:style>
-  <w:style w:type="table" w:styleId="ColorfulShading">
+  <w:style w:type="table" w:styleId="SombreamentoColorido">
     <w:name w:val="Colorful Shading"/>
-    <w:basedOn w:val="TableNormal"/>
+    <w:basedOn w:val="Tabelanormal"/>
     <w:uiPriority w:val="71"/>
     <w:rsid w:val="00CB0664"/>
     <w:pPr>
@@ -10747,9 +14581,9 @@
       </w:rPr>
     </w:tblStylePr>
   </w:style>
-  <w:style w:type="table" w:styleId="ColorfulShading-Accent1">
+  <w:style w:type="table" w:styleId="SombreamentoEscuro-nfase1">
     <w:name w:val="Colorful Shading Accent 1"/>
-    <w:basedOn w:val="TableNormal"/>
+    <w:basedOn w:val="Tabelanormal"/>
     <w:uiPriority w:val="71"/>
     <w:rsid w:val="00CB0664"/>
     <w:pPr>
@@ -10862,9 +14696,9 @@
       </w:rPr>
     </w:tblStylePr>
   </w:style>
-  <w:style w:type="table" w:styleId="ColorfulShading-Accent2">
+  <w:style w:type="table" w:styleId="SombreamentoColorido-nfase2">
     <w:name w:val="Colorful Shading Accent 2"/>
-    <w:basedOn w:val="TableNormal"/>
+    <w:basedOn w:val="Tabelanormal"/>
     <w:uiPriority w:val="71"/>
     <w:rsid w:val="00CB0664"/>
     <w:pPr>
@@ -10977,9 +14811,9 @@
       </w:rPr>
     </w:tblStylePr>
   </w:style>
-  <w:style w:type="table" w:styleId="ColorfulShading-Accent3">
+  <w:style w:type="table" w:styleId="SombreamentoColorido-nfase3">
     <w:name w:val="Colorful Shading Accent 3"/>
-    <w:basedOn w:val="TableNormal"/>
+    <w:basedOn w:val="Tabelanormal"/>
     <w:uiPriority w:val="71"/>
     <w:rsid w:val="00CB0664"/>
     <w:pPr>
@@ -11082,9 +14916,9 @@
       </w:tcPr>
     </w:tblStylePr>
   </w:style>
-  <w:style w:type="table" w:styleId="ColorfulShading-Accent4">
+  <w:style w:type="table" w:styleId="SombreamentoColorido-nfase4">
     <w:name w:val="Colorful Shading Accent 4"/>
-    <w:basedOn w:val="TableNormal"/>
+    <w:basedOn w:val="Tabelanormal"/>
     <w:uiPriority w:val="71"/>
     <w:rsid w:val="00CB0664"/>
     <w:pPr>
@@ -11197,9 +15031,9 @@
       </w:rPr>
     </w:tblStylePr>
   </w:style>
-  <w:style w:type="table" w:styleId="ColorfulShading-Accent5">
+  <w:style w:type="table" w:styleId="SombreamentoColorido-nfase5">
     <w:name w:val="Colorful Shading Accent 5"/>
-    <w:basedOn w:val="TableNormal"/>
+    <w:basedOn w:val="Tabelanormal"/>
     <w:uiPriority w:val="71"/>
     <w:rsid w:val="00CB0664"/>
     <w:pPr>
@@ -11312,9 +15146,9 @@
       </w:rPr>
     </w:tblStylePr>
   </w:style>
-  <w:style w:type="table" w:styleId="ColorfulShading-Accent6">
+  <w:style w:type="table" w:styleId="SombreamentoColorido-nfase6">
     <w:name w:val="Colorful Shading Accent 6"/>
-    <w:basedOn w:val="TableNormal"/>
+    <w:basedOn w:val="Tabelanormal"/>
     <w:uiPriority w:val="71"/>
     <w:rsid w:val="00CB0664"/>
     <w:pPr>
@@ -11427,9 +15261,9 @@
       </w:rPr>
     </w:tblStylePr>
   </w:style>
-  <w:style w:type="table" w:styleId="ColorfulList">
+  <w:style w:type="table" w:styleId="ListaColorida">
     <w:name w:val="Colorful List"/>
-    <w:basedOn w:val="TableNormal"/>
+    <w:basedOn w:val="Tabelanormal"/>
     <w:uiPriority w:val="72"/>
     <w:rsid w:val="00CB0664"/>
     <w:pPr>
@@ -11506,9 +15340,9 @@
       </w:tcPr>
     </w:tblStylePr>
   </w:style>
-  <w:style w:type="table" w:styleId="ColorfulList-Accent1">
+  <w:style w:type="table" w:styleId="ListaColorida-nfase1">
     <w:name w:val="Colorful List Accent 1"/>
-    <w:basedOn w:val="TableNormal"/>
+    <w:basedOn w:val="Tabelanormal"/>
     <w:uiPriority w:val="72"/>
     <w:rsid w:val="00CB0664"/>
     <w:pPr>
@@ -11585,9 +15419,9 @@
       </w:tcPr>
     </w:tblStylePr>
   </w:style>
-  <w:style w:type="table" w:styleId="ColorfulList-Accent2">
+  <w:style w:type="table" w:styleId="ListaColorida-nfase2">
     <w:name w:val="Colorful List Accent 2"/>
-    <w:basedOn w:val="TableNormal"/>
+    <w:basedOn w:val="Tabelanormal"/>
     <w:uiPriority w:val="72"/>
     <w:rsid w:val="00CB0664"/>
     <w:pPr>
@@ -11664,9 +15498,9 @@
       </w:tcPr>
     </w:tblStylePr>
   </w:style>
-  <w:style w:type="table" w:styleId="ColorfulList-Accent3">
+  <w:style w:type="table" w:styleId="ListaColorida-nfase3">
     <w:name w:val="Colorful List Accent 3"/>
-    <w:basedOn w:val="TableNormal"/>
+    <w:basedOn w:val="Tabelanormal"/>
     <w:uiPriority w:val="72"/>
     <w:rsid w:val="00CB0664"/>
     <w:pPr>
@@ -11743,9 +15577,9 @@
       </w:tcPr>
     </w:tblStylePr>
   </w:style>
-  <w:style w:type="table" w:styleId="ColorfulList-Accent4">
+  <w:style w:type="table" w:styleId="ListaColorida-nfase4">
     <w:name w:val="Colorful List Accent 4"/>
-    <w:basedOn w:val="TableNormal"/>
+    <w:basedOn w:val="Tabelanormal"/>
     <w:uiPriority w:val="72"/>
     <w:rsid w:val="00CB0664"/>
     <w:pPr>
@@ -11822,9 +15656,9 @@
       </w:tcPr>
     </w:tblStylePr>
   </w:style>
-  <w:style w:type="table" w:styleId="ColorfulList-Accent5">
+  <w:style w:type="table" w:styleId="ListaColorida-nfase5">
     <w:name w:val="Colorful List Accent 5"/>
-    <w:basedOn w:val="TableNormal"/>
+    <w:basedOn w:val="Tabelanormal"/>
     <w:uiPriority w:val="72"/>
     <w:rsid w:val="00CB0664"/>
     <w:pPr>
@@ -11901,9 +15735,9 @@
       </w:tcPr>
     </w:tblStylePr>
   </w:style>
-  <w:style w:type="table" w:styleId="ColorfulList-Accent6">
+  <w:style w:type="table" w:styleId="ListaColorida-nfase6">
     <w:name w:val="Colorful List Accent 6"/>
-    <w:basedOn w:val="TableNormal"/>
+    <w:basedOn w:val="Tabelanormal"/>
     <w:uiPriority w:val="72"/>
     <w:rsid w:val="00CB0664"/>
     <w:pPr>
@@ -11980,9 +15814,9 @@
       </w:tcPr>
     </w:tblStylePr>
   </w:style>
-  <w:style w:type="table" w:styleId="ColorfulGrid">
+  <w:style w:type="table" w:styleId="GradeColorida">
     <w:name w:val="Colorful Grid"/>
-    <w:basedOn w:val="TableNormal"/>
+    <w:basedOn w:val="Tabelanormal"/>
     <w:uiPriority w:val="73"/>
     <w:rsid w:val="00CB0664"/>
     <w:pPr>
@@ -12053,9 +15887,9 @@
       </w:tcPr>
     </w:tblStylePr>
   </w:style>
-  <w:style w:type="table" w:styleId="ColorfulGrid-Accent1">
+  <w:style w:type="table" w:styleId="GradeColorida-nfase1">
     <w:name w:val="Colorful Grid Accent 1"/>
-    <w:basedOn w:val="TableNormal"/>
+    <w:basedOn w:val="Tabelanormal"/>
     <w:uiPriority w:val="73"/>
     <w:rsid w:val="00CB0664"/>
     <w:pPr>
@@ -12126,9 +15960,9 @@
       </w:tcPr>
     </w:tblStylePr>
   </w:style>
-  <w:style w:type="table" w:styleId="ColorfulGrid-Accent2">
+  <w:style w:type="table" w:styleId="GradeColorida-nfase2">
     <w:name w:val="Colorful Grid Accent 2"/>
-    <w:basedOn w:val="TableNormal"/>
+    <w:basedOn w:val="Tabelanormal"/>
     <w:uiPriority w:val="73"/>
     <w:rsid w:val="00CB0664"/>
     <w:pPr>
@@ -12199,9 +16033,9 @@
       </w:tcPr>
     </w:tblStylePr>
   </w:style>
-  <w:style w:type="table" w:styleId="ColorfulGrid-Accent3">
+  <w:style w:type="table" w:styleId="GradeColorida-nfase3">
     <w:name w:val="Colorful Grid Accent 3"/>
-    <w:basedOn w:val="TableNormal"/>
+    <w:basedOn w:val="Tabelanormal"/>
     <w:uiPriority w:val="73"/>
     <w:rsid w:val="00CB0664"/>
     <w:pPr>
@@ -12272,9 +16106,9 @@
       </w:tcPr>
     </w:tblStylePr>
   </w:style>
-  <w:style w:type="table" w:styleId="ColorfulGrid-Accent4">
+  <w:style w:type="table" w:styleId="GradeColorida-nfase4">
     <w:name w:val="Colorful Grid Accent 4"/>
-    <w:basedOn w:val="TableNormal"/>
+    <w:basedOn w:val="Tabelanormal"/>
     <w:uiPriority w:val="73"/>
     <w:rsid w:val="00CB0664"/>
     <w:pPr>
@@ -12345,9 +16179,9 @@
       </w:tcPr>
     </w:tblStylePr>
   </w:style>
-  <w:style w:type="table" w:styleId="ColorfulGrid-Accent5">
+  <w:style w:type="table" w:styleId="GradeColorida-nfase5">
     <w:name w:val="Colorful Grid Accent 5"/>
-    <w:basedOn w:val="TableNormal"/>
+    <w:basedOn w:val="Tabelanormal"/>
     <w:uiPriority w:val="73"/>
     <w:rsid w:val="00CB0664"/>
     <w:pPr>
@@ -12418,9 +16252,9 @@
       </w:tcPr>
     </w:tblStylePr>
   </w:style>
-  <w:style w:type="table" w:styleId="ColorfulGrid-Accent6">
+  <w:style w:type="table" w:styleId="GradeColorida-nfase6">
     <w:name w:val="Colorful Grid Accent 6"/>
-    <w:basedOn w:val="TableNormal"/>
+    <w:basedOn w:val="Tabelanormal"/>
     <w:uiPriority w:val="73"/>
     <w:rsid w:val="00CB0664"/>
     <w:pPr>

--- a/RelatórioFEITV.docx
+++ b/RelatórioFEITV.docx
@@ -4637,7 +4637,14 @@
           <w:b/>
           <w:sz w:val="26"/>
         </w:rPr>
-        <w:t xml:space="preserve">6. </w:t>
+        <w:t>7</w:t>
+      </w:r>
+      <w:r>
+        <w:rPr>
+          <w:b/>
+          <w:sz w:val="26"/>
+        </w:rPr>
+        <w:t xml:space="preserve">. </w:t>
       </w:r>
       <w:proofErr w:type="spellStart"/>
       <w:r>

--- a/RelatórioFEITV.docx
+++ b/RelatórioFEITV.docx
@@ -1383,3309 +1383,4451 @@
     <w:p>
       <w:pPr>
         <w:spacing w:after="80"/>
+        <w:rPr>
+          <w:b/>
+        </w:rPr>
       </w:pPr>
     </w:p>
     <w:p>
       <w:pPr>
+        <w:spacing w:after="80"/>
+        <w:rPr>
+          <w:b/>
+          <w:lang w:val="pt-BR"/>
+        </w:rPr>
+      </w:pPr>
+      <w:r>
+        <w:rPr>
+          <w:b/>
+          <w:lang w:val="pt-BR"/>
+        </w:rPr>
+        <w:t xml:space="preserve">CREATE TABLE </w:t>
+      </w:r>
+      <w:proofErr w:type="spellStart"/>
+      <w:r>
+        <w:rPr>
+          <w:b/>
+          <w:lang w:val="pt-BR"/>
+        </w:rPr>
+        <w:t>usuarios</w:t>
+      </w:r>
+      <w:proofErr w:type="spellEnd"/>
+      <w:r>
+        <w:rPr>
+          <w:b/>
+          <w:lang w:val="pt-BR"/>
+        </w:rPr>
+        <w:t xml:space="preserve"> (</w:t>
+      </w:r>
+    </w:p>
+    <w:p>
+      <w:pPr>
+        <w:spacing w:after="80"/>
+        <w:rPr>
+          <w:b/>
+          <w:lang w:val="pt-BR"/>
+        </w:rPr>
+      </w:pPr>
+      <w:r>
+        <w:rPr>
+          <w:b/>
+          <w:lang w:val="pt-BR"/>
+        </w:rPr>
+        <w:t>    id SERIAL PRIMARY KEY,</w:t>
+      </w:r>
+    </w:p>
+    <w:p>
+      <w:pPr>
+        <w:spacing w:after="80"/>
+        <w:rPr>
+          <w:b/>
+          <w:lang w:val="pt-BR"/>
+        </w:rPr>
+      </w:pPr>
+      <w:r>
+        <w:rPr>
+          <w:b/>
+          <w:lang w:val="pt-BR"/>
+        </w:rPr>
+        <w:t xml:space="preserve">    nome </w:t>
+      </w:r>
+      <w:proofErr w:type="gramStart"/>
+      <w:r>
+        <w:rPr>
+          <w:b/>
+          <w:lang w:val="pt-BR"/>
+        </w:rPr>
+        <w:t>VARCHAR(</w:t>
+      </w:r>
+      <w:proofErr w:type="gramEnd"/>
+      <w:r>
+        <w:rPr>
+          <w:b/>
+          <w:lang w:val="pt-BR"/>
+        </w:rPr>
+        <w:t>100) NOT NULL,</w:t>
+      </w:r>
+    </w:p>
+    <w:p>
+      <w:pPr>
+        <w:spacing w:after="80"/>
+        <w:rPr>
+          <w:b/>
+          <w:lang w:val="pt-BR"/>
+        </w:rPr>
+      </w:pPr>
+      <w:r>
+        <w:rPr>
+          <w:b/>
+          <w:lang w:val="pt-BR"/>
+        </w:rPr>
+        <w:t xml:space="preserve">    </w:t>
+      </w:r>
+      <w:proofErr w:type="spellStart"/>
+      <w:r>
+        <w:rPr>
+          <w:b/>
+          <w:lang w:val="pt-BR"/>
+        </w:rPr>
+        <w:t>email</w:t>
+      </w:r>
+      <w:proofErr w:type="spellEnd"/>
+      <w:r>
+        <w:rPr>
+          <w:b/>
+          <w:lang w:val="pt-BR"/>
+        </w:rPr>
+        <w:t xml:space="preserve"> </w:t>
+      </w:r>
+      <w:proofErr w:type="gramStart"/>
+      <w:r>
+        <w:rPr>
+          <w:b/>
+          <w:lang w:val="pt-BR"/>
+        </w:rPr>
+        <w:t>VARCHAR(</w:t>
+      </w:r>
+      <w:proofErr w:type="gramEnd"/>
+      <w:r>
+        <w:rPr>
+          <w:b/>
+          <w:lang w:val="pt-BR"/>
+        </w:rPr>
+        <w:t>120) NOT NULL UNIQUE,</w:t>
+      </w:r>
+    </w:p>
+    <w:p>
+      <w:pPr>
+        <w:spacing w:after="80"/>
+        <w:rPr>
+          <w:b/>
+          <w:lang w:val="pt-BR"/>
+        </w:rPr>
+      </w:pPr>
+      <w:r>
+        <w:rPr>
+          <w:b/>
+          <w:lang w:val="pt-BR"/>
+        </w:rPr>
+        <w:t xml:space="preserve">    senha </w:t>
+      </w:r>
+      <w:proofErr w:type="gramStart"/>
+      <w:r>
+        <w:rPr>
+          <w:b/>
+          <w:lang w:val="pt-BR"/>
+        </w:rPr>
+        <w:t>VARCHAR(</w:t>
+      </w:r>
+      <w:proofErr w:type="gramEnd"/>
+      <w:r>
+        <w:rPr>
+          <w:b/>
+          <w:lang w:val="pt-BR"/>
+        </w:rPr>
+        <w:t>60) NOT NULL</w:t>
+      </w:r>
+    </w:p>
+    <w:p>
+      <w:pPr>
+        <w:spacing w:after="80"/>
+        <w:rPr>
+          <w:b/>
+          <w:lang w:val="pt-BR"/>
+        </w:rPr>
+      </w:pPr>
+      <w:r>
+        <w:rPr>
+          <w:b/>
+          <w:lang w:val="pt-BR"/>
+        </w:rPr>
+        <w:t>);</w:t>
+      </w:r>
+    </w:p>
+    <w:p>
+      <w:pPr>
+        <w:spacing w:after="80"/>
+        <w:rPr>
+          <w:b/>
+          <w:lang w:val="pt-BR"/>
+        </w:rPr>
+      </w:pPr>
+    </w:p>
+    <w:p>
+      <w:pPr>
+        <w:spacing w:after="80"/>
+        <w:rPr>
+          <w:b/>
+          <w:lang w:val="pt-BR"/>
+        </w:rPr>
+      </w:pPr>
+      <w:r>
+        <w:rPr>
+          <w:b/>
+          <w:lang w:val="pt-BR"/>
+        </w:rPr>
+        <w:lastRenderedPageBreak/>
+        <w:t xml:space="preserve">CREATE TABLE </w:t>
+      </w:r>
+      <w:proofErr w:type="spellStart"/>
+      <w:r>
+        <w:rPr>
+          <w:b/>
+          <w:lang w:val="pt-BR"/>
+        </w:rPr>
+        <w:t>videos</w:t>
+      </w:r>
+      <w:proofErr w:type="spellEnd"/>
+      <w:r>
+        <w:rPr>
+          <w:b/>
+          <w:lang w:val="pt-BR"/>
+        </w:rPr>
+        <w:t xml:space="preserve"> (</w:t>
+      </w:r>
+    </w:p>
+    <w:p>
+      <w:pPr>
+        <w:spacing w:after="80"/>
+        <w:rPr>
+          <w:b/>
+          <w:lang w:val="pt-BR"/>
+        </w:rPr>
+      </w:pPr>
+      <w:r>
+        <w:rPr>
+          <w:b/>
+          <w:lang w:val="pt-BR"/>
+        </w:rPr>
+        <w:t>    id SERIAL PRIMARY KEY,</w:t>
+      </w:r>
+    </w:p>
+    <w:p>
+      <w:pPr>
+        <w:spacing w:after="80"/>
+        <w:rPr>
+          <w:b/>
+          <w:lang w:val="pt-BR"/>
+        </w:rPr>
+      </w:pPr>
+      <w:r>
+        <w:rPr>
+          <w:b/>
+          <w:lang w:val="pt-BR"/>
+        </w:rPr>
+        <w:t xml:space="preserve">    </w:t>
+      </w:r>
+      <w:proofErr w:type="gramStart"/>
+      <w:r>
+        <w:rPr>
+          <w:b/>
+          <w:lang w:val="pt-BR"/>
+        </w:rPr>
+        <w:t>titulo</w:t>
+      </w:r>
+      <w:proofErr w:type="gramEnd"/>
+      <w:r>
+        <w:rPr>
+          <w:b/>
+          <w:lang w:val="pt-BR"/>
+        </w:rPr>
+        <w:t xml:space="preserve"> </w:t>
+      </w:r>
+      <w:proofErr w:type="gramStart"/>
+      <w:r>
+        <w:rPr>
+          <w:b/>
+          <w:lang w:val="pt-BR"/>
+        </w:rPr>
+        <w:t>VARCHAR(</w:t>
+      </w:r>
+      <w:proofErr w:type="gramEnd"/>
+      <w:r>
+        <w:rPr>
+          <w:b/>
+          <w:lang w:val="pt-BR"/>
+        </w:rPr>
+        <w:t>150) NOT NULL,</w:t>
+      </w:r>
+    </w:p>
+    <w:p>
+      <w:pPr>
+        <w:spacing w:after="80"/>
+        <w:rPr>
+          <w:b/>
+          <w:lang w:val="pt-BR"/>
+        </w:rPr>
+      </w:pPr>
+      <w:r>
+        <w:rPr>
+          <w:b/>
+          <w:lang w:val="pt-BR"/>
+        </w:rPr>
+        <w:t xml:space="preserve">    </w:t>
+      </w:r>
+      <w:proofErr w:type="spellStart"/>
+      <w:r>
+        <w:rPr>
+          <w:b/>
+          <w:lang w:val="pt-BR"/>
+        </w:rPr>
+        <w:t>descricao</w:t>
+      </w:r>
+      <w:proofErr w:type="spellEnd"/>
+      <w:r>
+        <w:rPr>
+          <w:b/>
+          <w:lang w:val="pt-BR"/>
+        </w:rPr>
+        <w:t xml:space="preserve"> TEXT NOT NULL,</w:t>
+      </w:r>
+    </w:p>
+    <w:p>
+      <w:pPr>
+        <w:spacing w:after="80"/>
+        <w:rPr>
+          <w:b/>
+          <w:lang w:val="pt-BR"/>
+        </w:rPr>
+      </w:pPr>
+      <w:r>
+        <w:rPr>
+          <w:b/>
+          <w:lang w:val="pt-BR"/>
+        </w:rPr>
+        <w:t xml:space="preserve">    tipo </w:t>
+      </w:r>
+      <w:proofErr w:type="gramStart"/>
+      <w:r>
+        <w:rPr>
+          <w:b/>
+          <w:lang w:val="pt-BR"/>
+        </w:rPr>
+        <w:t>VARCHAR(</w:t>
+      </w:r>
+      <w:proofErr w:type="gramEnd"/>
+      <w:r>
+        <w:rPr>
+          <w:b/>
+          <w:lang w:val="pt-BR"/>
+        </w:rPr>
+        <w:t>10) NOT NULL CHECK (tipo IN ('Filme', 'Série')),</w:t>
+      </w:r>
+    </w:p>
+    <w:p>
+      <w:pPr>
+        <w:spacing w:after="80"/>
+        <w:rPr>
+          <w:b/>
+          <w:lang w:val="pt-BR"/>
+        </w:rPr>
+      </w:pPr>
+      <w:r>
+        <w:rPr>
+          <w:b/>
+          <w:lang w:val="pt-BR"/>
+        </w:rPr>
+        <w:t xml:space="preserve">    ano INT NOT NULL CHECK (ano BETWEEN 1900 AND </w:t>
+      </w:r>
+      <w:proofErr w:type="gramStart"/>
+      <w:r>
+        <w:rPr>
+          <w:b/>
+          <w:lang w:val="pt-BR"/>
+        </w:rPr>
+        <w:t>EXTRACT(</w:t>
+      </w:r>
+      <w:proofErr w:type="gramEnd"/>
+      <w:r>
+        <w:rPr>
+          <w:b/>
+          <w:lang w:val="pt-BR"/>
+        </w:rPr>
+        <w:t>YEAR FROM CURRENT_DATE</w:t>
+      </w:r>
+      <w:proofErr w:type="gramStart"/>
+      <w:r>
+        <w:rPr>
+          <w:b/>
+          <w:lang w:val="pt-BR"/>
+        </w:rPr>
+        <w:t>)::</w:t>
+      </w:r>
+      <w:proofErr w:type="gramEnd"/>
+      <w:r>
+        <w:rPr>
+          <w:b/>
+          <w:lang w:val="pt-BR"/>
+        </w:rPr>
+        <w:t>INT),</w:t>
+      </w:r>
+    </w:p>
+    <w:p>
+      <w:pPr>
+        <w:spacing w:after="80"/>
+        <w:rPr>
+          <w:b/>
+          <w:lang w:val="pt-BR"/>
+        </w:rPr>
+      </w:pPr>
+      <w:r>
+        <w:rPr>
+          <w:b/>
+          <w:lang w:val="pt-BR"/>
+        </w:rPr>
+        <w:t xml:space="preserve">    categoria </w:t>
+      </w:r>
+      <w:proofErr w:type="gramStart"/>
+      <w:r>
+        <w:rPr>
+          <w:b/>
+          <w:lang w:val="pt-BR"/>
+        </w:rPr>
+        <w:t>VARCHAR(</w:t>
+      </w:r>
+      <w:proofErr w:type="gramEnd"/>
+      <w:r>
+        <w:rPr>
+          <w:b/>
+          <w:lang w:val="pt-BR"/>
+        </w:rPr>
+        <w:t>60) NOT NULL,</w:t>
+      </w:r>
+    </w:p>
+    <w:p>
+      <w:pPr>
+        <w:spacing w:after="80"/>
+        <w:rPr>
+          <w:b/>
+          <w:lang w:val="pt-BR"/>
+        </w:rPr>
+      </w:pPr>
+      <w:r>
+        <w:rPr>
+          <w:b/>
+          <w:lang w:val="pt-BR"/>
+        </w:rPr>
+        <w:t xml:space="preserve">    detalhe </w:t>
+      </w:r>
+      <w:proofErr w:type="gramStart"/>
+      <w:r>
+        <w:rPr>
+          <w:b/>
+          <w:lang w:val="pt-BR"/>
+        </w:rPr>
+        <w:t>VARCHAR(</w:t>
+      </w:r>
+      <w:proofErr w:type="gramEnd"/>
+      <w:r>
+        <w:rPr>
+          <w:b/>
+          <w:lang w:val="pt-BR"/>
+        </w:rPr>
+        <w:t>120) NOT NULL,</w:t>
+      </w:r>
+    </w:p>
+    <w:p>
+      <w:pPr>
+        <w:spacing w:after="80"/>
+        <w:rPr>
+          <w:b/>
+          <w:lang w:val="pt-BR"/>
+        </w:rPr>
+      </w:pPr>
+      <w:r>
+        <w:rPr>
+          <w:b/>
+          <w:lang w:val="pt-BR"/>
+        </w:rPr>
+        <w:t>    likes INT NOT NULL DEFAULT 0 CHECK (likes &gt;= 0),</w:t>
+      </w:r>
+    </w:p>
+    <w:p>
+      <w:pPr>
+        <w:spacing w:after="80"/>
+        <w:rPr>
+          <w:b/>
+          <w:lang w:val="pt-BR"/>
+        </w:rPr>
+      </w:pPr>
+      <w:r>
+        <w:rPr>
+          <w:b/>
+          <w:lang w:val="pt-BR"/>
+        </w:rPr>
+        <w:t xml:space="preserve">    </w:t>
+      </w:r>
+      <w:proofErr w:type="spellStart"/>
+      <w:r>
+        <w:rPr>
+          <w:b/>
+          <w:lang w:val="pt-BR"/>
+        </w:rPr>
+        <w:t>dislikes</w:t>
+      </w:r>
+      <w:proofErr w:type="spellEnd"/>
+      <w:r>
+        <w:rPr>
+          <w:b/>
+          <w:lang w:val="pt-BR"/>
+        </w:rPr>
+        <w:t xml:space="preserve"> INT NOT NULL DEFAULT 0 CHECK (</w:t>
+      </w:r>
+      <w:proofErr w:type="spellStart"/>
+      <w:r>
+        <w:rPr>
+          <w:b/>
+          <w:lang w:val="pt-BR"/>
+        </w:rPr>
+        <w:t>dislikes</w:t>
+      </w:r>
+      <w:proofErr w:type="spellEnd"/>
+      <w:r>
+        <w:rPr>
+          <w:b/>
+          <w:lang w:val="pt-BR"/>
+        </w:rPr>
+        <w:t xml:space="preserve"> &gt;= 0)</w:t>
+      </w:r>
+    </w:p>
+    <w:p>
+      <w:pPr>
+        <w:spacing w:after="80"/>
+        <w:rPr>
+          <w:b/>
+          <w:lang w:val="pt-BR"/>
+        </w:rPr>
+      </w:pPr>
+      <w:r>
+        <w:rPr>
+          <w:b/>
+          <w:lang w:val="pt-BR"/>
+        </w:rPr>
+        <w:t>);</w:t>
+      </w:r>
+    </w:p>
+    <w:p>
+      <w:pPr>
+        <w:spacing w:after="80"/>
+        <w:rPr>
+          <w:b/>
+          <w:lang w:val="pt-BR"/>
+        </w:rPr>
+      </w:pPr>
+    </w:p>
+    <w:p>
+      <w:pPr>
+        <w:spacing w:after="80"/>
+        <w:rPr>
+          <w:b/>
+          <w:lang w:val="pt-BR"/>
+        </w:rPr>
+      </w:pPr>
+      <w:r>
+        <w:rPr>
+          <w:b/>
+          <w:lang w:val="pt-BR"/>
+        </w:rPr>
+        <w:t xml:space="preserve">CREATE TABLE </w:t>
+      </w:r>
+      <w:proofErr w:type="gramStart"/>
+      <w:r>
+        <w:rPr>
+          <w:b/>
+          <w:lang w:val="pt-BR"/>
+        </w:rPr>
+        <w:t>playlists</w:t>
+      </w:r>
+      <w:proofErr w:type="gramEnd"/>
+      <w:r>
+        <w:rPr>
+          <w:b/>
+          <w:lang w:val="pt-BR"/>
+        </w:rPr>
+        <w:t xml:space="preserve"> (</w:t>
+      </w:r>
+    </w:p>
+    <w:p>
+      <w:pPr>
+        <w:spacing w:after="80"/>
+        <w:rPr>
+          <w:b/>
+          <w:lang w:val="pt-BR"/>
+        </w:rPr>
+      </w:pPr>
+      <w:r>
+        <w:rPr>
+          <w:b/>
+          <w:lang w:val="pt-BR"/>
+        </w:rPr>
+        <w:t>    id SERIAL PRIMARY KEY,</w:t>
+      </w:r>
+    </w:p>
+    <w:p>
+      <w:pPr>
+        <w:spacing w:after="80"/>
+        <w:rPr>
+          <w:b/>
+          <w:lang w:val="pt-BR"/>
+        </w:rPr>
+      </w:pPr>
+      <w:r>
+        <w:rPr>
+          <w:b/>
+          <w:lang w:val="pt-BR"/>
+        </w:rPr>
+        <w:t xml:space="preserve">    </w:t>
+      </w:r>
+      <w:proofErr w:type="spellStart"/>
+      <w:r>
+        <w:rPr>
+          <w:b/>
+          <w:lang w:val="pt-BR"/>
+        </w:rPr>
+        <w:t>usuario_id</w:t>
+      </w:r>
+      <w:proofErr w:type="spellEnd"/>
+      <w:r>
+        <w:rPr>
+          <w:b/>
+          <w:lang w:val="pt-BR"/>
+        </w:rPr>
+        <w:t xml:space="preserve"> INT NOT NULL,</w:t>
+      </w:r>
+    </w:p>
+    <w:p>
+      <w:pPr>
+        <w:spacing w:after="80"/>
+        <w:rPr>
+          <w:b/>
+          <w:lang w:val="pt-BR"/>
+        </w:rPr>
+      </w:pPr>
+      <w:r>
+        <w:rPr>
+          <w:b/>
+          <w:lang w:val="pt-BR"/>
+        </w:rPr>
+        <w:t xml:space="preserve">    nome </w:t>
+      </w:r>
+      <w:proofErr w:type="gramStart"/>
+      <w:r>
+        <w:rPr>
+          <w:b/>
+          <w:lang w:val="pt-BR"/>
+        </w:rPr>
+        <w:t>VARCHAR(</w:t>
+      </w:r>
+      <w:proofErr w:type="gramEnd"/>
+      <w:r>
+        <w:rPr>
+          <w:b/>
+          <w:lang w:val="pt-BR"/>
+        </w:rPr>
+        <w:t>100) NOT NULL,</w:t>
+      </w:r>
+    </w:p>
+    <w:p>
+      <w:pPr>
+        <w:spacing w:after="80"/>
+        <w:rPr>
+          <w:b/>
+          <w:lang w:val="pt-BR"/>
+        </w:rPr>
+      </w:pPr>
+      <w:r>
+        <w:rPr>
+          <w:b/>
+          <w:lang w:val="pt-BR"/>
+        </w:rPr>
+        <w:t>    UNIQUE (</w:t>
+      </w:r>
+      <w:proofErr w:type="spellStart"/>
+      <w:r>
+        <w:rPr>
+          <w:b/>
+          <w:lang w:val="pt-BR"/>
+        </w:rPr>
+        <w:t>usuario_id</w:t>
+      </w:r>
+      <w:proofErr w:type="spellEnd"/>
+      <w:r>
+        <w:rPr>
+          <w:b/>
+          <w:lang w:val="pt-BR"/>
+        </w:rPr>
+        <w:t>, nome),</w:t>
+      </w:r>
+    </w:p>
+    <w:p>
+      <w:pPr>
+        <w:spacing w:after="80"/>
+        <w:rPr>
+          <w:b/>
+          <w:lang w:val="pt-BR"/>
+        </w:rPr>
+      </w:pPr>
+      <w:r>
+        <w:rPr>
+          <w:b/>
+          <w:lang w:val="pt-BR"/>
+        </w:rPr>
+        <w:t xml:space="preserve">    CONSTRAINT </w:t>
+      </w:r>
+      <w:proofErr w:type="spellStart"/>
+      <w:r>
+        <w:rPr>
+          <w:b/>
+          <w:lang w:val="pt-BR"/>
+        </w:rPr>
+        <w:t>fk_</w:t>
+      </w:r>
+      <w:proofErr w:type="gramStart"/>
+      <w:r>
+        <w:rPr>
+          <w:b/>
+          <w:lang w:val="pt-BR"/>
+        </w:rPr>
+        <w:t>playlists</w:t>
+      </w:r>
+      <w:proofErr w:type="gramEnd"/>
+      <w:r>
+        <w:rPr>
+          <w:b/>
+          <w:lang w:val="pt-BR"/>
+        </w:rPr>
+        <w:t>_usuario</w:t>
+      </w:r>
+      <w:proofErr w:type="spellEnd"/>
+    </w:p>
+    <w:p>
+      <w:pPr>
+        <w:spacing w:after="80"/>
+        <w:rPr>
+          <w:b/>
+          <w:lang w:val="pt-BR"/>
+        </w:rPr>
+      </w:pPr>
+      <w:r>
+        <w:rPr>
+          <w:b/>
+          <w:lang w:val="pt-BR"/>
+        </w:rPr>
+        <w:t>        FOREIGN KEY (</w:t>
+      </w:r>
+      <w:proofErr w:type="spellStart"/>
+      <w:r>
+        <w:rPr>
+          <w:b/>
+          <w:lang w:val="pt-BR"/>
+        </w:rPr>
+        <w:t>usuario_id</w:t>
+      </w:r>
+      <w:proofErr w:type="spellEnd"/>
+      <w:r>
+        <w:rPr>
+          <w:b/>
+          <w:lang w:val="pt-BR"/>
+        </w:rPr>
+        <w:t>)</w:t>
+      </w:r>
+    </w:p>
+    <w:p>
+      <w:pPr>
+        <w:spacing w:after="80"/>
+        <w:rPr>
+          <w:b/>
+          <w:lang w:val="pt-BR"/>
+        </w:rPr>
+      </w:pPr>
+      <w:r>
+        <w:rPr>
+          <w:b/>
+          <w:lang w:val="pt-BR"/>
+        </w:rPr>
+        <w:t xml:space="preserve">        REFERENCES </w:t>
+      </w:r>
+      <w:proofErr w:type="spellStart"/>
+      <w:r>
+        <w:rPr>
+          <w:b/>
+          <w:lang w:val="pt-BR"/>
+        </w:rPr>
+        <w:t>usuarios</w:t>
+      </w:r>
+      <w:proofErr w:type="spellEnd"/>
+      <w:r>
+        <w:rPr>
+          <w:b/>
+          <w:lang w:val="pt-BR"/>
+        </w:rPr>
+        <w:t>(id)</w:t>
+      </w:r>
+    </w:p>
+    <w:p>
+      <w:pPr>
+        <w:spacing w:after="80"/>
+        <w:rPr>
+          <w:b/>
+          <w:lang w:val="pt-BR"/>
+        </w:rPr>
+      </w:pPr>
+      <w:r>
+        <w:rPr>
+          <w:b/>
+          <w:lang w:val="pt-BR"/>
+        </w:rPr>
+        <w:t>        ON DELETE CASCADE</w:t>
+      </w:r>
+    </w:p>
+    <w:p>
+      <w:pPr>
+        <w:spacing w:after="80"/>
+        <w:rPr>
+          <w:b/>
+          <w:lang w:val="pt-BR"/>
+        </w:rPr>
+      </w:pPr>
+      <w:r>
+        <w:rPr>
+          <w:b/>
+          <w:lang w:val="pt-BR"/>
+        </w:rPr>
+        <w:t>);</w:t>
+      </w:r>
+    </w:p>
+    <w:p>
+      <w:pPr>
+        <w:spacing w:after="80"/>
+        <w:rPr>
+          <w:b/>
+          <w:lang w:val="pt-BR"/>
+        </w:rPr>
+      </w:pPr>
+    </w:p>
+    <w:p>
+      <w:pPr>
+        <w:spacing w:after="80"/>
+        <w:rPr>
+          <w:b/>
+          <w:lang w:val="pt-BR"/>
+        </w:rPr>
+      </w:pPr>
+      <w:r>
+        <w:rPr>
+          <w:b/>
+          <w:lang w:val="pt-BR"/>
+        </w:rPr>
+        <w:t xml:space="preserve">CREATE TABLE </w:t>
+      </w:r>
+      <w:proofErr w:type="spellStart"/>
+      <w:proofErr w:type="gramStart"/>
+      <w:r>
+        <w:rPr>
+          <w:b/>
+          <w:lang w:val="pt-BR"/>
+        </w:rPr>
+        <w:t>playlist</w:t>
+      </w:r>
+      <w:proofErr w:type="gramEnd"/>
+      <w:r>
+        <w:rPr>
+          <w:b/>
+          <w:lang w:val="pt-BR"/>
+        </w:rPr>
+        <w:t>_videos</w:t>
+      </w:r>
+      <w:proofErr w:type="spellEnd"/>
+      <w:r>
+        <w:rPr>
+          <w:b/>
+          <w:lang w:val="pt-BR"/>
+        </w:rPr>
+        <w:t xml:space="preserve"> (</w:t>
+      </w:r>
+    </w:p>
+    <w:p>
+      <w:pPr>
+        <w:spacing w:after="80"/>
+        <w:rPr>
+          <w:b/>
+          <w:lang w:val="pt-BR"/>
+        </w:rPr>
+      </w:pPr>
+      <w:r>
+        <w:rPr>
+          <w:b/>
+          <w:lang w:val="pt-BR"/>
+        </w:rPr>
+        <w:t xml:space="preserve">    </w:t>
+      </w:r>
+      <w:proofErr w:type="spellStart"/>
+      <w:proofErr w:type="gramStart"/>
+      <w:r>
+        <w:rPr>
+          <w:b/>
+          <w:lang w:val="pt-BR"/>
+        </w:rPr>
+        <w:t>playlist</w:t>
+      </w:r>
+      <w:proofErr w:type="gramEnd"/>
+      <w:r>
+        <w:rPr>
+          <w:b/>
+          <w:lang w:val="pt-BR"/>
+        </w:rPr>
+        <w:t>_id</w:t>
+      </w:r>
+      <w:proofErr w:type="spellEnd"/>
+      <w:r>
+        <w:rPr>
+          <w:b/>
+          <w:lang w:val="pt-BR"/>
+        </w:rPr>
+        <w:t xml:space="preserve"> INT NOT NULL,</w:t>
+      </w:r>
+    </w:p>
+    <w:p>
+      <w:pPr>
+        <w:spacing w:after="80"/>
+        <w:rPr>
+          <w:b/>
+          <w:lang w:val="pt-BR"/>
+        </w:rPr>
+      </w:pPr>
+      <w:r>
+        <w:rPr>
+          <w:b/>
+          <w:lang w:val="pt-BR"/>
+        </w:rPr>
+        <w:t xml:space="preserve">    </w:t>
+      </w:r>
+      <w:proofErr w:type="spellStart"/>
+      <w:r>
+        <w:rPr>
+          <w:b/>
+          <w:lang w:val="pt-BR"/>
+        </w:rPr>
+        <w:t>video_id</w:t>
+      </w:r>
+      <w:proofErr w:type="spellEnd"/>
+      <w:r>
+        <w:rPr>
+          <w:b/>
+          <w:lang w:val="pt-BR"/>
+        </w:rPr>
+        <w:t xml:space="preserve"> INT NOT NULL,</w:t>
+      </w:r>
+    </w:p>
+    <w:p>
+      <w:pPr>
+        <w:spacing w:after="80"/>
+        <w:rPr>
+          <w:b/>
+          <w:lang w:val="pt-BR"/>
+        </w:rPr>
+      </w:pPr>
+      <w:r>
+        <w:rPr>
+          <w:b/>
+          <w:lang w:val="pt-BR"/>
+        </w:rPr>
+        <w:t>    PRIMARY KEY (</w:t>
+      </w:r>
+      <w:proofErr w:type="spellStart"/>
+      <w:proofErr w:type="gramStart"/>
+      <w:r>
+        <w:rPr>
+          <w:b/>
+          <w:lang w:val="pt-BR"/>
+        </w:rPr>
+        <w:t>playlist</w:t>
+      </w:r>
+      <w:proofErr w:type="gramEnd"/>
+      <w:r>
+        <w:rPr>
+          <w:b/>
+          <w:lang w:val="pt-BR"/>
+        </w:rPr>
+        <w:t>_id</w:t>
+      </w:r>
+      <w:proofErr w:type="spellEnd"/>
+      <w:r>
+        <w:rPr>
+          <w:b/>
+          <w:lang w:val="pt-BR"/>
+        </w:rPr>
+        <w:t xml:space="preserve">, </w:t>
+      </w:r>
+      <w:proofErr w:type="spellStart"/>
+      <w:r>
+        <w:rPr>
+          <w:b/>
+          <w:lang w:val="pt-BR"/>
+        </w:rPr>
+        <w:t>video_id</w:t>
+      </w:r>
+      <w:proofErr w:type="spellEnd"/>
+      <w:r>
+        <w:rPr>
+          <w:b/>
+          <w:lang w:val="pt-BR"/>
+        </w:rPr>
+        <w:t>),</w:t>
+      </w:r>
+    </w:p>
+    <w:p>
+      <w:pPr>
+        <w:spacing w:after="80"/>
+        <w:rPr>
+          <w:b/>
+          <w:lang w:val="pt-BR"/>
+        </w:rPr>
+      </w:pPr>
+      <w:r>
+        <w:rPr>
+          <w:b/>
+          <w:lang w:val="pt-BR"/>
+        </w:rPr>
+        <w:t xml:space="preserve">    CONSTRAINT </w:t>
+      </w:r>
+      <w:proofErr w:type="spellStart"/>
+      <w:r>
+        <w:rPr>
+          <w:b/>
+          <w:lang w:val="pt-BR"/>
+        </w:rPr>
+        <w:t>fk_</w:t>
+      </w:r>
+      <w:proofErr w:type="gramStart"/>
+      <w:r>
+        <w:rPr>
+          <w:b/>
+          <w:lang w:val="pt-BR"/>
+        </w:rPr>
+        <w:t>playlist</w:t>
+      </w:r>
+      <w:proofErr w:type="gramEnd"/>
+      <w:r>
+        <w:rPr>
+          <w:b/>
+          <w:lang w:val="pt-BR"/>
+        </w:rPr>
+        <w:t>_videos_</w:t>
+      </w:r>
+      <w:proofErr w:type="gramStart"/>
+      <w:r>
+        <w:rPr>
+          <w:b/>
+          <w:lang w:val="pt-BR"/>
+        </w:rPr>
+        <w:t>playlist</w:t>
+      </w:r>
+      <w:proofErr w:type="spellEnd"/>
+      <w:proofErr w:type="gramEnd"/>
+    </w:p>
+    <w:p>
+      <w:pPr>
+        <w:spacing w:after="80"/>
+        <w:rPr>
+          <w:b/>
+          <w:lang w:val="pt-BR"/>
+        </w:rPr>
+      </w:pPr>
+      <w:r>
+        <w:rPr>
+          <w:b/>
+          <w:lang w:val="pt-BR"/>
+        </w:rPr>
+        <w:t>        FOREIGN KEY (</w:t>
+      </w:r>
+      <w:proofErr w:type="spellStart"/>
+      <w:proofErr w:type="gramStart"/>
+      <w:r>
+        <w:rPr>
+          <w:b/>
+          <w:lang w:val="pt-BR"/>
+        </w:rPr>
+        <w:t>playlist</w:t>
+      </w:r>
+      <w:proofErr w:type="gramEnd"/>
+      <w:r>
+        <w:rPr>
+          <w:b/>
+          <w:lang w:val="pt-BR"/>
+        </w:rPr>
+        <w:t>_id</w:t>
+      </w:r>
+      <w:proofErr w:type="spellEnd"/>
+      <w:r>
+        <w:rPr>
+          <w:b/>
+          <w:lang w:val="pt-BR"/>
+        </w:rPr>
+        <w:t>)</w:t>
+      </w:r>
+    </w:p>
+    <w:p>
+      <w:pPr>
+        <w:spacing w:after="80"/>
+        <w:rPr>
+          <w:b/>
+          <w:lang w:val="pt-BR"/>
+        </w:rPr>
+      </w:pPr>
+      <w:r>
+        <w:rPr>
+          <w:b/>
+          <w:lang w:val="pt-BR"/>
+        </w:rPr>
+        <w:t xml:space="preserve">        REFERENCES </w:t>
+      </w:r>
+      <w:proofErr w:type="gramStart"/>
+      <w:r>
+        <w:rPr>
+          <w:b/>
+          <w:lang w:val="pt-BR"/>
+        </w:rPr>
+        <w:t>playlists</w:t>
+      </w:r>
+      <w:proofErr w:type="gramEnd"/>
+      <w:r>
+        <w:rPr>
+          <w:b/>
+          <w:lang w:val="pt-BR"/>
+        </w:rPr>
+        <w:t>(id)</w:t>
+      </w:r>
+    </w:p>
+    <w:p>
+      <w:pPr>
+        <w:spacing w:after="80"/>
+        <w:rPr>
+          <w:b/>
+          <w:lang w:val="pt-BR"/>
+        </w:rPr>
+      </w:pPr>
+      <w:r>
+        <w:rPr>
+          <w:b/>
+          <w:lang w:val="pt-BR"/>
+        </w:rPr>
+        <w:t>        ON DELETE CASCADE,</w:t>
+      </w:r>
+    </w:p>
+    <w:p>
+      <w:pPr>
+        <w:spacing w:after="80"/>
+        <w:rPr>
+          <w:b/>
+          <w:lang w:val="pt-BR"/>
+        </w:rPr>
+      </w:pPr>
+      <w:r>
+        <w:rPr>
+          <w:b/>
+          <w:lang w:val="pt-BR"/>
+        </w:rPr>
+        <w:t xml:space="preserve">    CONSTRAINT </w:t>
+      </w:r>
+      <w:proofErr w:type="spellStart"/>
+      <w:r>
+        <w:rPr>
+          <w:b/>
+          <w:lang w:val="pt-BR"/>
+        </w:rPr>
+        <w:t>fk_</w:t>
+      </w:r>
+      <w:proofErr w:type="gramStart"/>
+      <w:r>
+        <w:rPr>
+          <w:b/>
+          <w:lang w:val="pt-BR"/>
+        </w:rPr>
+        <w:t>playlist</w:t>
+      </w:r>
+      <w:proofErr w:type="gramEnd"/>
+      <w:r>
+        <w:rPr>
+          <w:b/>
+          <w:lang w:val="pt-BR"/>
+        </w:rPr>
+        <w:t>_videos_video</w:t>
+      </w:r>
+      <w:proofErr w:type="spellEnd"/>
+    </w:p>
+    <w:p>
+      <w:pPr>
+        <w:spacing w:after="80"/>
+        <w:rPr>
+          <w:b/>
+          <w:lang w:val="pt-BR"/>
+        </w:rPr>
+      </w:pPr>
+      <w:r>
+        <w:rPr>
+          <w:b/>
+          <w:lang w:val="pt-BR"/>
+        </w:rPr>
+        <w:t>        FOREIGN KEY (</w:t>
+      </w:r>
+      <w:proofErr w:type="spellStart"/>
+      <w:r>
+        <w:rPr>
+          <w:b/>
+          <w:lang w:val="pt-BR"/>
+        </w:rPr>
+        <w:t>video_id</w:t>
+      </w:r>
+      <w:proofErr w:type="spellEnd"/>
+      <w:r>
+        <w:rPr>
+          <w:b/>
+          <w:lang w:val="pt-BR"/>
+        </w:rPr>
+        <w:t>)</w:t>
+      </w:r>
+    </w:p>
+    <w:p>
+      <w:pPr>
+        <w:spacing w:after="80"/>
+        <w:rPr>
+          <w:b/>
+          <w:lang w:val="pt-BR"/>
+        </w:rPr>
+      </w:pPr>
+      <w:r>
+        <w:rPr>
+          <w:b/>
+          <w:lang w:val="pt-BR"/>
+        </w:rPr>
+        <w:t xml:space="preserve">        REFERENCES </w:t>
+      </w:r>
+      <w:proofErr w:type="spellStart"/>
+      <w:r>
+        <w:rPr>
+          <w:b/>
+          <w:lang w:val="pt-BR"/>
+        </w:rPr>
+        <w:t>videos</w:t>
+      </w:r>
+      <w:proofErr w:type="spellEnd"/>
+      <w:r>
+        <w:rPr>
+          <w:b/>
+          <w:lang w:val="pt-BR"/>
+        </w:rPr>
+        <w:t>(id)</w:t>
+      </w:r>
+    </w:p>
+    <w:p>
+      <w:pPr>
+        <w:spacing w:after="80"/>
+        <w:rPr>
+          <w:b/>
+          <w:lang w:val="pt-BR"/>
+        </w:rPr>
+      </w:pPr>
+      <w:r>
+        <w:rPr>
+          <w:b/>
+          <w:lang w:val="pt-BR"/>
+        </w:rPr>
+        <w:t>        ON DELETE CASCADE</w:t>
+      </w:r>
+    </w:p>
+    <w:p>
+      <w:pPr>
+        <w:spacing w:after="80"/>
+        <w:rPr>
+          <w:b/>
+          <w:lang w:val="pt-BR"/>
+        </w:rPr>
+      </w:pPr>
+      <w:r>
+        <w:rPr>
+          <w:b/>
+          <w:lang w:val="pt-BR"/>
+        </w:rPr>
+        <w:t>);</w:t>
+      </w:r>
+    </w:p>
+    <w:p>
+      <w:pPr>
+        <w:spacing w:after="80"/>
+        <w:rPr>
+          <w:b/>
+          <w:lang w:val="pt-BR"/>
+        </w:rPr>
+      </w:pPr>
+    </w:p>
+    <w:p>
+      <w:pPr>
+        <w:spacing w:after="80"/>
+        <w:rPr>
+          <w:b/>
+          <w:lang w:val="pt-BR"/>
+        </w:rPr>
+      </w:pPr>
+      <w:r>
+        <w:rPr>
+          <w:b/>
+          <w:lang w:val="pt-BR"/>
+        </w:rPr>
+        <w:t xml:space="preserve">CREATE TABLE </w:t>
+      </w:r>
+      <w:proofErr w:type="spellStart"/>
+      <w:r>
+        <w:rPr>
+          <w:b/>
+          <w:lang w:val="pt-BR"/>
+        </w:rPr>
+        <w:t>reacoes</w:t>
+      </w:r>
+      <w:proofErr w:type="spellEnd"/>
+      <w:r>
+        <w:rPr>
+          <w:b/>
+          <w:lang w:val="pt-BR"/>
+        </w:rPr>
+        <w:t xml:space="preserve"> (</w:t>
+      </w:r>
+    </w:p>
+    <w:p>
+      <w:pPr>
+        <w:spacing w:after="80"/>
+        <w:rPr>
+          <w:b/>
+          <w:lang w:val="pt-BR"/>
+        </w:rPr>
+      </w:pPr>
+      <w:r>
+        <w:rPr>
+          <w:b/>
+          <w:lang w:val="pt-BR"/>
+        </w:rPr>
+        <w:t xml:space="preserve">    </w:t>
+      </w:r>
+      <w:proofErr w:type="spellStart"/>
+      <w:r>
+        <w:rPr>
+          <w:b/>
+          <w:lang w:val="pt-BR"/>
+        </w:rPr>
+        <w:t>usuario_id</w:t>
+      </w:r>
+      <w:proofErr w:type="spellEnd"/>
+      <w:r>
+        <w:rPr>
+          <w:b/>
+          <w:lang w:val="pt-BR"/>
+        </w:rPr>
+        <w:t xml:space="preserve"> INT NOT NULL,</w:t>
+      </w:r>
+    </w:p>
+    <w:p>
+      <w:pPr>
+        <w:spacing w:after="80"/>
+        <w:rPr>
+          <w:b/>
+          <w:lang w:val="pt-BR"/>
+        </w:rPr>
+      </w:pPr>
+      <w:r>
+        <w:rPr>
+          <w:b/>
+          <w:lang w:val="pt-BR"/>
+        </w:rPr>
+        <w:t xml:space="preserve">    </w:t>
+      </w:r>
+      <w:proofErr w:type="spellStart"/>
+      <w:r>
+        <w:rPr>
+          <w:b/>
+          <w:lang w:val="pt-BR"/>
+        </w:rPr>
+        <w:t>video_id</w:t>
+      </w:r>
+      <w:proofErr w:type="spellEnd"/>
+      <w:r>
+        <w:rPr>
+          <w:b/>
+          <w:lang w:val="pt-BR"/>
+        </w:rPr>
+        <w:t xml:space="preserve"> INT NOT NULL,</w:t>
+      </w:r>
+    </w:p>
+    <w:p>
+      <w:pPr>
+        <w:spacing w:after="80"/>
+        <w:rPr>
+          <w:b/>
+          <w:lang w:val="pt-BR"/>
+        </w:rPr>
+      </w:pPr>
+      <w:r>
+        <w:rPr>
+          <w:b/>
+          <w:lang w:val="pt-BR"/>
+        </w:rPr>
+        <w:t xml:space="preserve">    tipo </w:t>
+      </w:r>
+      <w:proofErr w:type="gramStart"/>
+      <w:r>
+        <w:rPr>
+          <w:b/>
+          <w:lang w:val="pt-BR"/>
+        </w:rPr>
+        <w:t>CHAR(</w:t>
+      </w:r>
+      <w:proofErr w:type="gramEnd"/>
+      <w:r>
+        <w:rPr>
+          <w:b/>
+          <w:lang w:val="pt-BR"/>
+        </w:rPr>
+        <w:t>1) NOT NULL CHECK (tipo IN ('L', 'D')),</w:t>
+      </w:r>
+    </w:p>
+    <w:p>
+      <w:pPr>
+        <w:spacing w:after="80"/>
+        <w:rPr>
+          <w:b/>
+          <w:lang w:val="pt-BR"/>
+        </w:rPr>
+      </w:pPr>
+      <w:r>
+        <w:rPr>
+          <w:b/>
+          <w:lang w:val="pt-BR"/>
+        </w:rPr>
+        <w:t>    PRIMARY KEY (</w:t>
+      </w:r>
+      <w:proofErr w:type="spellStart"/>
+      <w:r>
+        <w:rPr>
+          <w:b/>
+          <w:lang w:val="pt-BR"/>
+        </w:rPr>
+        <w:t>usuario_id</w:t>
+      </w:r>
+      <w:proofErr w:type="spellEnd"/>
+      <w:r>
+        <w:rPr>
+          <w:b/>
+          <w:lang w:val="pt-BR"/>
+        </w:rPr>
+        <w:t xml:space="preserve">, </w:t>
+      </w:r>
+      <w:proofErr w:type="spellStart"/>
+      <w:r>
+        <w:rPr>
+          <w:b/>
+          <w:lang w:val="pt-BR"/>
+        </w:rPr>
+        <w:t>video_id</w:t>
+      </w:r>
+      <w:proofErr w:type="spellEnd"/>
+      <w:r>
+        <w:rPr>
+          <w:b/>
+          <w:lang w:val="pt-BR"/>
+        </w:rPr>
+        <w:t>),</w:t>
+      </w:r>
+    </w:p>
+    <w:p>
+      <w:pPr>
+        <w:spacing w:after="80"/>
+        <w:rPr>
+          <w:b/>
+          <w:lang w:val="pt-BR"/>
+        </w:rPr>
+      </w:pPr>
+      <w:r>
+        <w:rPr>
+          <w:b/>
+          <w:lang w:val="pt-BR"/>
+        </w:rPr>
+        <w:t xml:space="preserve">    CONSTRAINT </w:t>
+      </w:r>
+      <w:proofErr w:type="spellStart"/>
+      <w:r>
+        <w:rPr>
+          <w:b/>
+          <w:lang w:val="pt-BR"/>
+        </w:rPr>
+        <w:t>fk_reacoes_usuario</w:t>
+      </w:r>
+      <w:proofErr w:type="spellEnd"/>
+    </w:p>
+    <w:p>
+      <w:pPr>
+        <w:spacing w:after="80"/>
+        <w:rPr>
+          <w:b/>
+          <w:lang w:val="pt-BR"/>
+        </w:rPr>
+      </w:pPr>
+      <w:r>
+        <w:rPr>
+          <w:b/>
+          <w:lang w:val="pt-BR"/>
+        </w:rPr>
+        <w:t>        FOREIGN KEY (</w:t>
+      </w:r>
+      <w:proofErr w:type="spellStart"/>
+      <w:r>
+        <w:rPr>
+          <w:b/>
+          <w:lang w:val="pt-BR"/>
+        </w:rPr>
+        <w:t>usuario_id</w:t>
+      </w:r>
+      <w:proofErr w:type="spellEnd"/>
+      <w:r>
+        <w:rPr>
+          <w:b/>
+          <w:lang w:val="pt-BR"/>
+        </w:rPr>
+        <w:t>)</w:t>
+      </w:r>
+    </w:p>
+    <w:p>
+      <w:pPr>
+        <w:spacing w:after="80"/>
+        <w:rPr>
+          <w:b/>
+          <w:lang w:val="pt-BR"/>
+        </w:rPr>
+      </w:pPr>
+      <w:r>
+        <w:rPr>
+          <w:b/>
+          <w:lang w:val="pt-BR"/>
+        </w:rPr>
+        <w:t xml:space="preserve">        REFERENCES </w:t>
+      </w:r>
+      <w:proofErr w:type="spellStart"/>
+      <w:r>
+        <w:rPr>
+          <w:b/>
+          <w:lang w:val="pt-BR"/>
+        </w:rPr>
+        <w:t>usuarios</w:t>
+      </w:r>
+      <w:proofErr w:type="spellEnd"/>
+      <w:r>
+        <w:rPr>
+          <w:b/>
+          <w:lang w:val="pt-BR"/>
+        </w:rPr>
+        <w:t>(id)</w:t>
+      </w:r>
+    </w:p>
+    <w:p>
+      <w:pPr>
+        <w:spacing w:after="80"/>
+        <w:rPr>
+          <w:b/>
+          <w:lang w:val="pt-BR"/>
+        </w:rPr>
+      </w:pPr>
+      <w:r>
+        <w:rPr>
+          <w:b/>
+          <w:lang w:val="pt-BR"/>
+        </w:rPr>
+        <w:t>        ON DELETE CASCADE,</w:t>
+      </w:r>
+    </w:p>
+    <w:p>
+      <w:pPr>
+        <w:spacing w:after="80"/>
+        <w:rPr>
+          <w:b/>
+          <w:lang w:val="pt-BR"/>
+        </w:rPr>
+      </w:pPr>
+      <w:r>
+        <w:rPr>
+          <w:b/>
+          <w:lang w:val="pt-BR"/>
+        </w:rPr>
+        <w:t xml:space="preserve">    CONSTRAINT </w:t>
+      </w:r>
+      <w:proofErr w:type="spellStart"/>
+      <w:r>
+        <w:rPr>
+          <w:b/>
+          <w:lang w:val="pt-BR"/>
+        </w:rPr>
+        <w:t>fk_reacoes_video</w:t>
+      </w:r>
+      <w:proofErr w:type="spellEnd"/>
+    </w:p>
+    <w:p>
+      <w:pPr>
+        <w:spacing w:after="80"/>
+        <w:rPr>
+          <w:b/>
+          <w:lang w:val="pt-BR"/>
+        </w:rPr>
+      </w:pPr>
+      <w:r>
+        <w:rPr>
+          <w:b/>
+          <w:lang w:val="pt-BR"/>
+        </w:rPr>
+        <w:t>        FOREIGN KEY (</w:t>
+      </w:r>
+      <w:proofErr w:type="spellStart"/>
+      <w:r>
+        <w:rPr>
+          <w:b/>
+          <w:lang w:val="pt-BR"/>
+        </w:rPr>
+        <w:t>video_id</w:t>
+      </w:r>
+      <w:proofErr w:type="spellEnd"/>
+      <w:r>
+        <w:rPr>
+          <w:b/>
+          <w:lang w:val="pt-BR"/>
+        </w:rPr>
+        <w:t>)</w:t>
+      </w:r>
+    </w:p>
+    <w:p>
+      <w:pPr>
+        <w:spacing w:after="80"/>
+        <w:rPr>
+          <w:b/>
+          <w:lang w:val="pt-BR"/>
+        </w:rPr>
+      </w:pPr>
+      <w:r>
+        <w:rPr>
+          <w:b/>
+          <w:lang w:val="pt-BR"/>
+        </w:rPr>
+        <w:t xml:space="preserve">        REFERENCES </w:t>
+      </w:r>
+      <w:proofErr w:type="spellStart"/>
+      <w:r>
+        <w:rPr>
+          <w:b/>
+          <w:lang w:val="pt-BR"/>
+        </w:rPr>
+        <w:t>videos</w:t>
+      </w:r>
+      <w:proofErr w:type="spellEnd"/>
+      <w:r>
+        <w:rPr>
+          <w:b/>
+          <w:lang w:val="pt-BR"/>
+        </w:rPr>
+        <w:t>(id)</w:t>
+      </w:r>
+    </w:p>
+    <w:p>
+      <w:pPr>
+        <w:spacing w:after="80"/>
+        <w:rPr>
+          <w:b/>
+          <w:lang w:val="pt-BR"/>
+        </w:rPr>
+      </w:pPr>
+      <w:r>
+        <w:rPr>
+          <w:b/>
+          <w:lang w:val="pt-BR"/>
+        </w:rPr>
+        <w:t>        ON DELETE CASCADE</w:t>
+      </w:r>
+    </w:p>
+    <w:p>
+      <w:pPr>
+        <w:spacing w:after="80"/>
+        <w:rPr>
+          <w:b/>
+          <w:lang w:val="pt-BR"/>
+        </w:rPr>
+      </w:pPr>
+      <w:r>
+        <w:rPr>
+          <w:b/>
+          <w:lang w:val="pt-BR"/>
+        </w:rPr>
+        <w:t>);</w:t>
+      </w:r>
+    </w:p>
+    <w:p>
+      <w:pPr>
+        <w:spacing w:after="80"/>
+        <w:rPr>
+          <w:b/>
+          <w:lang w:val="pt-BR"/>
+        </w:rPr>
+      </w:pPr>
+    </w:p>
+    <w:p>
+      <w:pPr>
+        <w:spacing w:after="80"/>
+        <w:rPr>
+          <w:b/>
+          <w:lang w:val="pt-BR"/>
+        </w:rPr>
+      </w:pPr>
+      <w:r>
+        <w:rPr>
+          <w:b/>
+          <w:lang w:val="pt-BR"/>
+        </w:rPr>
+        <w:t xml:space="preserve">INSERT INTO </w:t>
+      </w:r>
+      <w:proofErr w:type="spellStart"/>
+      <w:r>
+        <w:rPr>
+          <w:b/>
+          <w:lang w:val="pt-BR"/>
+        </w:rPr>
+        <w:t>videos</w:t>
+      </w:r>
+      <w:proofErr w:type="spellEnd"/>
+      <w:r>
+        <w:rPr>
+          <w:b/>
+          <w:lang w:val="pt-BR"/>
+        </w:rPr>
+        <w:t xml:space="preserve"> (</w:t>
+      </w:r>
+      <w:proofErr w:type="gramStart"/>
+      <w:r>
+        <w:rPr>
+          <w:b/>
+          <w:lang w:val="pt-BR"/>
+        </w:rPr>
+        <w:t>titulo</w:t>
+      </w:r>
+      <w:proofErr w:type="gramEnd"/>
+      <w:r>
+        <w:rPr>
+          <w:b/>
+          <w:lang w:val="pt-BR"/>
+        </w:rPr>
+        <w:t xml:space="preserve">, </w:t>
+      </w:r>
+      <w:proofErr w:type="spellStart"/>
+      <w:r>
+        <w:rPr>
+          <w:b/>
+          <w:lang w:val="pt-BR"/>
+        </w:rPr>
+        <w:t>descricao</w:t>
+      </w:r>
+      <w:proofErr w:type="spellEnd"/>
+      <w:r>
+        <w:rPr>
+          <w:b/>
+          <w:lang w:val="pt-BR"/>
+        </w:rPr>
+        <w:t xml:space="preserve">, tipo, ano, categoria, detalhe, likes, </w:t>
+      </w:r>
+      <w:proofErr w:type="spellStart"/>
+      <w:r>
+        <w:rPr>
+          <w:b/>
+          <w:lang w:val="pt-BR"/>
+        </w:rPr>
+        <w:t>dislikes</w:t>
+      </w:r>
+      <w:proofErr w:type="spellEnd"/>
+      <w:r>
+        <w:rPr>
+          <w:b/>
+          <w:lang w:val="pt-BR"/>
+        </w:rPr>
+        <w:t>) VALUES</w:t>
+      </w:r>
+    </w:p>
+    <w:p>
+      <w:pPr>
+        <w:spacing w:after="80"/>
+        <w:rPr>
+          <w:b/>
+          <w:lang w:val="pt-BR"/>
+        </w:rPr>
+      </w:pPr>
+      <w:r>
+        <w:rPr>
+          <w:b/>
+          <w:lang w:val="pt-BR"/>
+        </w:rPr>
+        <w:t xml:space="preserve">('Breaking </w:t>
+      </w:r>
+      <w:proofErr w:type="spellStart"/>
+      <w:r>
+        <w:rPr>
+          <w:b/>
+          <w:lang w:val="pt-BR"/>
+        </w:rPr>
+        <w:t>Bad</w:t>
+      </w:r>
+      <w:proofErr w:type="spellEnd"/>
+      <w:r>
+        <w:rPr>
+          <w:b/>
+          <w:lang w:val="pt-BR"/>
+        </w:rPr>
+        <w:t>', 'Um professor de química passa a produzir metanfetamina.', 'Série', 2008, 'Drama', '5 temporadas', 0, 0),</w:t>
+      </w:r>
+    </w:p>
+    <w:p>
+      <w:pPr>
+        <w:spacing w:after="80"/>
+        <w:rPr>
+          <w:b/>
+          <w:lang w:val="pt-BR"/>
+        </w:rPr>
+      </w:pPr>
+      <w:r>
+        <w:rPr>
+          <w:b/>
+          <w:lang w:val="pt-BR"/>
+        </w:rPr>
+        <w:t>('</w:t>
+      </w:r>
+      <w:proofErr w:type="spellStart"/>
+      <w:r>
+        <w:rPr>
+          <w:b/>
+          <w:lang w:val="pt-BR"/>
+        </w:rPr>
+        <w:t>Interstellar</w:t>
+      </w:r>
+      <w:proofErr w:type="spellEnd"/>
+      <w:r>
+        <w:rPr>
+          <w:b/>
+          <w:lang w:val="pt-BR"/>
+        </w:rPr>
+        <w:t>', 'Uma equipe viaja pelo espaço para salvar a humanidade.', 'Filme', 2014, 'Ficção Científica', 'Christopher Nolan', 0, 0),</w:t>
+      </w:r>
+    </w:p>
+    <w:p>
+      <w:pPr>
+        <w:spacing w:after="80"/>
+        <w:rPr>
+          <w:b/>
+          <w:lang w:val="pt-BR"/>
+        </w:rPr>
+      </w:pPr>
+      <w:r>
+        <w:rPr>
+          <w:b/>
+          <w:lang w:val="pt-BR"/>
+        </w:rPr>
+        <w:t>('</w:t>
+      </w:r>
+      <w:proofErr w:type="spellStart"/>
+      <w:r>
+        <w:rPr>
+          <w:b/>
+          <w:lang w:val="pt-BR"/>
+        </w:rPr>
+        <w:t>Stranger</w:t>
+      </w:r>
+      <w:proofErr w:type="spellEnd"/>
+      <w:r>
+        <w:rPr>
+          <w:b/>
+          <w:lang w:val="pt-BR"/>
+        </w:rPr>
+        <w:t xml:space="preserve"> </w:t>
+      </w:r>
+      <w:proofErr w:type="spellStart"/>
+      <w:r>
+        <w:rPr>
+          <w:b/>
+          <w:lang w:val="pt-BR"/>
+        </w:rPr>
+        <w:t>Things</w:t>
+      </w:r>
+      <w:proofErr w:type="spellEnd"/>
+      <w:r>
+        <w:rPr>
+          <w:b/>
+          <w:lang w:val="pt-BR"/>
+        </w:rPr>
+        <w:t>', 'Um grupo de amigos enfrenta eventos sobrenaturais.', 'Série', 2016, 'Ficção', '4 temporadas', 0, 0),</w:t>
+      </w:r>
+    </w:p>
+    <w:p>
+      <w:pPr>
+        <w:spacing w:after="80"/>
+        <w:rPr>
+          <w:b/>
+          <w:lang w:val="pt-BR"/>
+        </w:rPr>
+      </w:pPr>
+      <w:r>
+        <w:rPr>
+          <w:b/>
+          <w:lang w:val="pt-BR"/>
+        </w:rPr>
+        <w:t xml:space="preserve">('The </w:t>
+      </w:r>
+      <w:proofErr w:type="spellStart"/>
+      <w:r>
+        <w:rPr>
+          <w:b/>
+          <w:lang w:val="pt-BR"/>
+        </w:rPr>
+        <w:t>Dark</w:t>
+      </w:r>
+      <w:proofErr w:type="spellEnd"/>
+      <w:r>
+        <w:rPr>
+          <w:b/>
+          <w:lang w:val="pt-BR"/>
+        </w:rPr>
+        <w:t xml:space="preserve"> Knight', 'Batman enfrenta o Coringa em Gotham.', 'Filme', 2008, 'Ação', 'DC Comics', 0, 0),</w:t>
+      </w:r>
+    </w:p>
+    <w:p>
+      <w:pPr>
+        <w:spacing w:after="80"/>
+        <w:rPr>
+          <w:b/>
+          <w:lang w:val="pt-BR"/>
+        </w:rPr>
+      </w:pPr>
+      <w:r>
+        <w:rPr>
+          <w:b/>
+          <w:lang w:val="pt-BR"/>
+        </w:rPr>
+        <w:t>('The Office', 'Comédia sobre o cotidiano de um escritório.', 'Série', 2005, 'Comédia', '9 temporadas', 0, 0),</w:t>
+      </w:r>
+    </w:p>
+    <w:p>
+      <w:pPr>
+        <w:spacing w:after="80"/>
+        <w:rPr>
+          <w:b/>
+          <w:lang w:val="pt-BR"/>
+        </w:rPr>
+      </w:pPr>
+      <w:r>
+        <w:rPr>
+          <w:b/>
+          <w:lang w:val="pt-BR"/>
+        </w:rPr>
+        <w:t>('</w:t>
+      </w:r>
+      <w:proofErr w:type="spellStart"/>
+      <w:r>
+        <w:rPr>
+          <w:b/>
+          <w:lang w:val="pt-BR"/>
+        </w:rPr>
+        <w:t>Inception</w:t>
+      </w:r>
+      <w:proofErr w:type="spellEnd"/>
+      <w:r>
+        <w:rPr>
+          <w:b/>
+          <w:lang w:val="pt-BR"/>
+        </w:rPr>
+        <w:t>', 'Um ladrão invade sonhos para roubar segredos.', 'Filme', 2010, 'Ficção Científica', 'Christopher Nolan', 0, 0),</w:t>
+      </w:r>
+    </w:p>
+    <w:p>
+      <w:pPr>
+        <w:spacing w:after="80"/>
+        <w:rPr>
+          <w:b/>
+          <w:lang w:val="pt-BR"/>
+        </w:rPr>
+      </w:pPr>
+      <w:r>
+        <w:rPr>
+          <w:b/>
+          <w:lang w:val="pt-BR"/>
+        </w:rPr>
+        <w:t>('Friends', 'Seis amigos vivem situações engraçadas em Nova York.', 'Série', 1994, 'Comédia', '10 temporadas', 0, 0),</w:t>
+      </w:r>
+    </w:p>
+    <w:p>
+      <w:pPr>
+        <w:spacing w:after="80"/>
+        <w:rPr>
+          <w:b/>
+          <w:lang w:val="pt-BR"/>
+        </w:rPr>
+      </w:pPr>
+      <w:r>
+        <w:rPr>
+          <w:b/>
+          <w:lang w:val="pt-BR"/>
+        </w:rPr>
+        <w:t>('</w:t>
+      </w:r>
+      <w:proofErr w:type="spellStart"/>
+      <w:r>
+        <w:rPr>
+          <w:b/>
+          <w:lang w:val="pt-BR"/>
+        </w:rPr>
+        <w:t>Avengers</w:t>
+      </w:r>
+      <w:proofErr w:type="spellEnd"/>
+      <w:r>
+        <w:rPr>
+          <w:b/>
+          <w:lang w:val="pt-BR"/>
+        </w:rPr>
+        <w:t xml:space="preserve">: </w:t>
+      </w:r>
+      <w:proofErr w:type="spellStart"/>
+      <w:r>
+        <w:rPr>
+          <w:b/>
+          <w:lang w:val="pt-BR"/>
+        </w:rPr>
+        <w:t>Endgame</w:t>
+      </w:r>
+      <w:proofErr w:type="spellEnd"/>
+      <w:r>
+        <w:rPr>
+          <w:b/>
+          <w:lang w:val="pt-BR"/>
+        </w:rPr>
+        <w:t xml:space="preserve">', 'Os heróis restantes enfrentam Thanos pela última vez.', 'Filme', 2019, 'Ação', 'Marvel </w:t>
+      </w:r>
+      <w:proofErr w:type="spellStart"/>
+      <w:r>
+        <w:rPr>
+          <w:b/>
+          <w:lang w:val="pt-BR"/>
+        </w:rPr>
+        <w:t>Studios</w:t>
+      </w:r>
+      <w:proofErr w:type="spellEnd"/>
+      <w:r>
+        <w:rPr>
+          <w:b/>
+          <w:lang w:val="pt-BR"/>
+        </w:rPr>
+        <w:t>', 0, 0),</w:t>
+      </w:r>
+    </w:p>
+    <w:p>
+      <w:pPr>
+        <w:spacing w:after="80"/>
+        <w:rPr>
+          <w:b/>
+          <w:lang w:val="pt-BR"/>
+        </w:rPr>
+      </w:pPr>
+      <w:r>
+        <w:rPr>
+          <w:b/>
+          <w:lang w:val="pt-BR"/>
+        </w:rPr>
+        <w:t xml:space="preserve">('Black </w:t>
+      </w:r>
+      <w:proofErr w:type="spellStart"/>
+      <w:r>
+        <w:rPr>
+          <w:b/>
+          <w:lang w:val="pt-BR"/>
+        </w:rPr>
+        <w:t>Mirror</w:t>
+      </w:r>
+      <w:proofErr w:type="spellEnd"/>
+      <w:r>
+        <w:rPr>
+          <w:b/>
+          <w:lang w:val="pt-BR"/>
+        </w:rPr>
+        <w:t>', 'Série sobre os impactos da tecnologia na sociedade.', 'Série', 2011, 'Drama', 'Antologia', 0, 0),</w:t>
+      </w:r>
+    </w:p>
+    <w:p>
+      <w:pPr>
+        <w:spacing w:after="80"/>
+        <w:rPr>
+          <w:b/>
+          <w:lang w:val="pt-BR"/>
+        </w:rPr>
+      </w:pPr>
+      <w:r>
+        <w:rPr>
+          <w:b/>
+          <w:lang w:val="pt-BR"/>
+        </w:rPr>
+        <w:t>('Parasite', 'Uma família pobre se infiltra na casa de uma família rica.', 'Filme', 2019, 'Drama', 'Oscar de Melhor Filme', 0, 0),</w:t>
+      </w:r>
+    </w:p>
+    <w:p>
+      <w:pPr>
+        <w:spacing w:after="80"/>
+        <w:rPr>
+          <w:b/>
+          <w:lang w:val="pt-BR"/>
+        </w:rPr>
+      </w:pPr>
+      <w:r>
+        <w:rPr>
+          <w:b/>
+          <w:lang w:val="pt-BR"/>
+        </w:rPr>
+        <w:lastRenderedPageBreak/>
+        <w:t>('Avatar', 'Uma expedição humana entra em conflito com os nativos de Pandora.', 'Filme', 2009, 'Ficção Científica', 'James Cameron', 0, 0),</w:t>
+      </w:r>
+    </w:p>
+    <w:p>
+      <w:pPr>
+        <w:spacing w:after="80"/>
+        <w:rPr>
+          <w:b/>
+          <w:lang w:val="pt-BR"/>
+        </w:rPr>
+      </w:pPr>
+      <w:r>
+        <w:rPr>
+          <w:b/>
+          <w:lang w:val="pt-BR"/>
+        </w:rPr>
+        <w:t xml:space="preserve">('The </w:t>
+      </w:r>
+      <w:proofErr w:type="spellStart"/>
+      <w:r>
+        <w:rPr>
+          <w:b/>
+          <w:lang w:val="pt-BR"/>
+        </w:rPr>
+        <w:t>Witcher</w:t>
+      </w:r>
+      <w:proofErr w:type="spellEnd"/>
+      <w:r>
+        <w:rPr>
+          <w:b/>
+          <w:lang w:val="pt-BR"/>
+        </w:rPr>
+        <w:t>', 'Um caçador de monstros percorre um continente repleto de perigos.', 'Série', 2019, 'Fantasia', '3 temporadas', 0, 0);</w:t>
+      </w:r>
+    </w:p>
+    <w:p>
+      <w:pPr>
+        <w:spacing w:after="80"/>
+        <w:rPr>
+          <w:b/>
+          <w:lang w:val="pt-BR"/>
+        </w:rPr>
+      </w:pPr>
+    </w:p>
+    <w:p>
+      <w:pPr>
+        <w:spacing w:after="80"/>
+        <w:rPr>
+          <w:b/>
+          <w:u w:val="single"/>
+        </w:rPr>
+      </w:pPr>
+    </w:p>
+    <w:p>
+      <w:pPr>
         <w:spacing w:after="0" w:line="240" w:lineRule="auto"/>
         <w:ind w:left="340"/>
       </w:pPr>
-      <w:r>
-        <w:rPr>
-          <w:rFonts w:ascii="Courier New" w:hAnsi="Courier New"/>
-          <w:sz w:val="18"/>
-        </w:rPr>
-        <w:t xml:space="preserve">CREATE TABLE </w:t>
-      </w:r>
-      <w:proofErr w:type="spellStart"/>
-      <w:r>
-        <w:rPr>
-          <w:rFonts w:ascii="Courier New" w:hAnsi="Courier New"/>
-          <w:sz w:val="18"/>
-        </w:rPr>
-        <w:t>usuarios</w:t>
-      </w:r>
-      <w:proofErr w:type="spellEnd"/>
-      <w:r>
-        <w:rPr>
-          <w:rFonts w:ascii="Courier New" w:hAnsi="Courier New"/>
-          <w:sz w:val="18"/>
-        </w:rPr>
-        <w:t xml:space="preserve"> (</w:t>
-      </w:r>
     </w:p>
     <w:p>
       <w:pPr>
-        <w:spacing w:after="0" w:line="240" w:lineRule="auto"/>
-        <w:ind w:left="340"/>
-      </w:pPr>
-      <w:r>
-        <w:rPr>
-          <w:rFonts w:ascii="Courier New" w:hAnsi="Courier New"/>
-          <w:sz w:val="18"/>
-        </w:rPr>
-        <w:t xml:space="preserve">    id SERIAL PRIMARY KEY,</w:t>
+        <w:spacing w:after="120"/>
+      </w:pPr>
+      <w:proofErr w:type="spellStart"/>
+      <w:r>
+        <w:t>Os</w:t>
+      </w:r>
+      <w:proofErr w:type="spellEnd"/>
+      <w:r>
+        <w:t xml:space="preserve"> inserts </w:t>
+      </w:r>
+      <w:proofErr w:type="spellStart"/>
+      <w:r>
+        <w:t>iniciais</w:t>
+      </w:r>
+      <w:proofErr w:type="spellEnd"/>
+      <w:r>
+        <w:t xml:space="preserve"> </w:t>
+      </w:r>
+      <w:proofErr w:type="spellStart"/>
+      <w:r>
+        <w:t>servem</w:t>
+      </w:r>
+      <w:proofErr w:type="spellEnd"/>
+      <w:r>
+        <w:t xml:space="preserve"> para </w:t>
+      </w:r>
+      <w:proofErr w:type="spellStart"/>
+      <w:r>
+        <w:t>alimentar</w:t>
+      </w:r>
+      <w:proofErr w:type="spellEnd"/>
+      <w:r>
+        <w:t xml:space="preserve"> a </w:t>
+      </w:r>
+      <w:proofErr w:type="spellStart"/>
+      <w:r>
+        <w:t>tabela</w:t>
+      </w:r>
+      <w:proofErr w:type="spellEnd"/>
+      <w:r>
+        <w:t xml:space="preserve"> de </w:t>
+      </w:r>
+      <w:proofErr w:type="spellStart"/>
+      <w:r>
+        <w:t>vídeos</w:t>
+      </w:r>
+      <w:proofErr w:type="spellEnd"/>
+      <w:r>
+        <w:t xml:space="preserve"> e </w:t>
+      </w:r>
+      <w:proofErr w:type="spellStart"/>
+      <w:r>
+        <w:t>permitir</w:t>
+      </w:r>
+      <w:proofErr w:type="spellEnd"/>
+      <w:r>
+        <w:t xml:space="preserve"> testes de </w:t>
+      </w:r>
+      <w:proofErr w:type="spellStart"/>
+      <w:r>
+        <w:t>busca</w:t>
+      </w:r>
+      <w:proofErr w:type="spellEnd"/>
+      <w:r>
+        <w:t xml:space="preserve"> logo </w:t>
+      </w:r>
+      <w:proofErr w:type="spellStart"/>
+      <w:r>
+        <w:t>após</w:t>
+      </w:r>
+      <w:proofErr w:type="spellEnd"/>
+      <w:r>
+        <w:t xml:space="preserve"> a </w:t>
+      </w:r>
+      <w:proofErr w:type="spellStart"/>
+      <w:r>
+        <w:t>criação</w:t>
+      </w:r>
+      <w:proofErr w:type="spellEnd"/>
+      <w:r>
+        <w:t xml:space="preserve"> do banco. Assim, o </w:t>
+      </w:r>
+      <w:proofErr w:type="spellStart"/>
+      <w:r>
+        <w:t>sistema</w:t>
+      </w:r>
+      <w:proofErr w:type="spellEnd"/>
+      <w:r>
+        <w:t xml:space="preserve"> </w:t>
+      </w:r>
+      <w:proofErr w:type="spellStart"/>
+      <w:r>
+        <w:t>já</w:t>
+      </w:r>
+      <w:proofErr w:type="spellEnd"/>
+      <w:r>
+        <w:t xml:space="preserve"> </w:t>
+      </w:r>
+      <w:proofErr w:type="spellStart"/>
+      <w:r>
+        <w:t>abre</w:t>
+      </w:r>
+      <w:proofErr w:type="spellEnd"/>
+      <w:r>
+        <w:t xml:space="preserve"> com </w:t>
+      </w:r>
+      <w:proofErr w:type="spellStart"/>
+      <w:r>
+        <w:t>conteúdo</w:t>
+      </w:r>
+      <w:proofErr w:type="spellEnd"/>
+      <w:r>
+        <w:t xml:space="preserve"> </w:t>
+      </w:r>
+      <w:proofErr w:type="spellStart"/>
+      <w:r>
+        <w:t>disponível</w:t>
+      </w:r>
+      <w:proofErr w:type="spellEnd"/>
+      <w:r>
+        <w:t xml:space="preserve">, </w:t>
+      </w:r>
+      <w:proofErr w:type="spellStart"/>
+      <w:r>
+        <w:t>sem</w:t>
+      </w:r>
+      <w:proofErr w:type="spellEnd"/>
+      <w:r>
+        <w:t xml:space="preserve"> </w:t>
+      </w:r>
+      <w:proofErr w:type="spellStart"/>
+      <w:r>
+        <w:t>depender</w:t>
+      </w:r>
+      <w:proofErr w:type="spellEnd"/>
+      <w:r>
+        <w:t xml:space="preserve"> de </w:t>
+      </w:r>
+      <w:proofErr w:type="spellStart"/>
+      <w:r>
+        <w:t>cadastro</w:t>
+      </w:r>
+      <w:proofErr w:type="spellEnd"/>
+      <w:r>
+        <w:t xml:space="preserve"> manual de </w:t>
+      </w:r>
+      <w:proofErr w:type="spellStart"/>
+      <w:r>
+        <w:t>todos</w:t>
+      </w:r>
+      <w:proofErr w:type="spellEnd"/>
+      <w:r>
+        <w:t xml:space="preserve"> </w:t>
+      </w:r>
+      <w:proofErr w:type="spellStart"/>
+      <w:r>
+        <w:t>os</w:t>
+      </w:r>
+      <w:proofErr w:type="spellEnd"/>
+      <w:r>
+        <w:t xml:space="preserve"> </w:t>
+      </w:r>
+      <w:proofErr w:type="spellStart"/>
+      <w:proofErr w:type="gramStart"/>
+      <w:r>
+        <w:t>vídeos</w:t>
+      </w:r>
+      <w:proofErr w:type="spellEnd"/>
+      <w:r>
+        <w:t>(</w:t>
+      </w:r>
+      <w:proofErr w:type="spellStart"/>
+      <w:proofErr w:type="gramEnd"/>
+      <w:r>
+        <w:t>já</w:t>
+      </w:r>
+      <w:proofErr w:type="spellEnd"/>
+      <w:r>
+        <w:t xml:space="preserve"> </w:t>
+      </w:r>
+      <w:proofErr w:type="spellStart"/>
+      <w:r>
+        <w:t>que</w:t>
+      </w:r>
+      <w:proofErr w:type="spellEnd"/>
+      <w:r>
+        <w:t xml:space="preserve"> </w:t>
+      </w:r>
+      <w:proofErr w:type="spellStart"/>
+      <w:r>
+        <w:t>essa</w:t>
+      </w:r>
+      <w:proofErr w:type="spellEnd"/>
+      <w:r>
+        <w:t xml:space="preserve"> </w:t>
+      </w:r>
+      <w:proofErr w:type="spellStart"/>
+      <w:r>
+        <w:t>funcionalidade</w:t>
+      </w:r>
+      <w:proofErr w:type="spellEnd"/>
+      <w:r>
+        <w:t xml:space="preserve"> </w:t>
+      </w:r>
+      <w:proofErr w:type="spellStart"/>
+      <w:r>
+        <w:t>só</w:t>
+      </w:r>
+      <w:proofErr w:type="spellEnd"/>
+      <w:r>
+        <w:t xml:space="preserve"> era </w:t>
+      </w:r>
+      <w:proofErr w:type="spellStart"/>
+      <w:r>
+        <w:t>pra</w:t>
+      </w:r>
+      <w:proofErr w:type="spellEnd"/>
+      <w:r>
+        <w:t xml:space="preserve"> ser </w:t>
+      </w:r>
+      <w:proofErr w:type="spellStart"/>
+      <w:r>
+        <w:t>feita</w:t>
+      </w:r>
+      <w:proofErr w:type="spellEnd"/>
+      <w:r>
+        <w:t xml:space="preserve">, </w:t>
+      </w:r>
+      <w:proofErr w:type="spellStart"/>
+      <w:r>
+        <w:t>caso</w:t>
+      </w:r>
+      <w:proofErr w:type="spellEnd"/>
+      <w:r>
+        <w:t xml:space="preserve"> </w:t>
+      </w:r>
+      <w:proofErr w:type="spellStart"/>
+      <w:r>
+        <w:t>feito</w:t>
+      </w:r>
+      <w:proofErr w:type="spellEnd"/>
+      <w:r>
+        <w:t xml:space="preserve"> </w:t>
+      </w:r>
+      <w:proofErr w:type="spellStart"/>
+      <w:r>
+        <w:t>em</w:t>
+      </w:r>
+      <w:proofErr w:type="spellEnd"/>
+      <w:r>
+        <w:t xml:space="preserve"> </w:t>
+      </w:r>
+      <w:proofErr w:type="spellStart"/>
+      <w:r>
+        <w:t>dupla</w:t>
+      </w:r>
+      <w:proofErr w:type="spellEnd"/>
+      <w:r>
+        <w:t>)</w:t>
+      </w:r>
+      <w:r>
+        <w:t>.</w:t>
       </w:r>
     </w:p>
     <w:p>
       <w:pPr>
-        <w:spacing w:after="0" w:line="240" w:lineRule="auto"/>
-        <w:ind w:left="340"/>
-      </w:pPr>
-      <w:r>
-        <w:rPr>
-          <w:rFonts w:ascii="Courier New" w:hAnsi="Courier New"/>
-          <w:sz w:val="18"/>
-        </w:rPr>
-        <w:t xml:space="preserve">    </w:t>
-      </w:r>
-      <w:proofErr w:type="spellStart"/>
-      <w:r>
-        <w:rPr>
-          <w:rFonts w:ascii="Courier New" w:hAnsi="Courier New"/>
-          <w:sz w:val="18"/>
-        </w:rPr>
-        <w:t>nome</w:t>
-      </w:r>
-      <w:proofErr w:type="spellEnd"/>
-      <w:r>
-        <w:rPr>
-          <w:rFonts w:ascii="Courier New" w:hAnsi="Courier New"/>
-          <w:sz w:val="18"/>
-        </w:rPr>
-        <w:t xml:space="preserve"> </w:t>
-      </w:r>
-      <w:proofErr w:type="gramStart"/>
-      <w:r>
-        <w:rPr>
-          <w:rFonts w:ascii="Courier New" w:hAnsi="Courier New"/>
-          <w:sz w:val="18"/>
-        </w:rPr>
-        <w:t>VARCHAR(</w:t>
-      </w:r>
-      <w:proofErr w:type="gramEnd"/>
-      <w:r>
-        <w:rPr>
-          <w:rFonts w:ascii="Courier New" w:hAnsi="Courier New"/>
-          <w:sz w:val="18"/>
-        </w:rPr>
-        <w:t>100) NOT NULL,</w:t>
-      </w:r>
+        <w:spacing w:after="120"/>
+      </w:pPr>
     </w:p>
     <w:p>
       <w:pPr>
-        <w:spacing w:after="0" w:line="240" w:lineRule="auto"/>
-        <w:ind w:left="340"/>
-      </w:pPr>
-      <w:r>
-        <w:rPr>
-          <w:rFonts w:ascii="Courier New" w:hAnsi="Courier New"/>
-          <w:sz w:val="18"/>
-        </w:rPr>
-        <w:t xml:space="preserve">    email </w:t>
-      </w:r>
-      <w:proofErr w:type="gramStart"/>
-      <w:r>
-        <w:rPr>
-          <w:rFonts w:ascii="Courier New" w:hAnsi="Courier New"/>
-          <w:sz w:val="18"/>
-        </w:rPr>
-        <w:t>VARCHAR(</w:t>
-      </w:r>
-      <w:proofErr w:type="gramEnd"/>
-      <w:r>
-        <w:rPr>
-          <w:rFonts w:ascii="Courier New" w:hAnsi="Courier New"/>
-          <w:sz w:val="18"/>
-        </w:rPr>
-        <w:t>120) NOT NULL UNIQUE,</w:t>
-      </w:r>
+        <w:spacing w:before="120" w:after="80"/>
+      </w:pPr>
+      <w:r>
+        <w:rPr>
+          <w:b/>
+          <w:sz w:val="26"/>
+        </w:rPr>
+        <w:t xml:space="preserve">4. </w:t>
+      </w:r>
+      <w:proofErr w:type="spellStart"/>
+      <w:r>
+        <w:rPr>
+          <w:b/>
+          <w:sz w:val="26"/>
+        </w:rPr>
+        <w:t>Funcionalidades</w:t>
+      </w:r>
+      <w:proofErr w:type="spellEnd"/>
+      <w:r>
+        <w:rPr>
+          <w:b/>
+          <w:sz w:val="26"/>
+        </w:rPr>
+        <w:t xml:space="preserve"> </w:t>
+      </w:r>
+      <w:proofErr w:type="spellStart"/>
+      <w:r>
+        <w:rPr>
+          <w:b/>
+          <w:sz w:val="26"/>
+        </w:rPr>
+        <w:t>principais</w:t>
+      </w:r>
+      <w:proofErr w:type="spellEnd"/>
     </w:p>
     <w:p>
       <w:pPr>
-        <w:spacing w:after="0" w:line="240" w:lineRule="auto"/>
-        <w:ind w:left="340"/>
-      </w:pPr>
-      <w:r>
-        <w:rPr>
-          <w:rFonts w:ascii="Courier New" w:hAnsi="Courier New"/>
-          <w:sz w:val="18"/>
-        </w:rPr>
-        <w:t xml:space="preserve">    </w:t>
-      </w:r>
-      <w:proofErr w:type="spellStart"/>
-      <w:r>
-        <w:rPr>
-          <w:rFonts w:ascii="Courier New" w:hAnsi="Courier New"/>
-          <w:sz w:val="18"/>
-        </w:rPr>
+        <w:spacing w:after="120"/>
+      </w:pPr>
+      <w:proofErr w:type="spellStart"/>
+      <w:r>
+        <w:t>Cadastro</w:t>
+      </w:r>
+      <w:proofErr w:type="spellEnd"/>
+      <w:r>
+        <w:t xml:space="preserve"> de </w:t>
+      </w:r>
+      <w:proofErr w:type="spellStart"/>
+      <w:r>
+        <w:t>usuário</w:t>
+      </w:r>
+      <w:proofErr w:type="spellEnd"/>
+      <w:r>
+        <w:t xml:space="preserve">: a </w:t>
+      </w:r>
+      <w:proofErr w:type="spellStart"/>
+      <w:r>
+        <w:t>tela</w:t>
+      </w:r>
+      <w:proofErr w:type="spellEnd"/>
+      <w:r>
+        <w:t xml:space="preserve"> de </w:t>
+      </w:r>
+      <w:proofErr w:type="spellStart"/>
+      <w:r>
+        <w:t>cadastro</w:t>
+      </w:r>
+      <w:proofErr w:type="spellEnd"/>
+      <w:r>
+        <w:t xml:space="preserve"> </w:t>
+      </w:r>
+      <w:proofErr w:type="spellStart"/>
+      <w:r>
+        <w:t>recebe</w:t>
+      </w:r>
+      <w:proofErr w:type="spellEnd"/>
+      <w:r>
+        <w:t xml:space="preserve"> </w:t>
+      </w:r>
+      <w:proofErr w:type="spellStart"/>
+      <w:r>
+        <w:t>nome</w:t>
+      </w:r>
+      <w:proofErr w:type="spellEnd"/>
+      <w:r>
+        <w:t xml:space="preserve">, e-mail e </w:t>
+      </w:r>
+      <w:proofErr w:type="spellStart"/>
+      <w:r>
         <w:t>senha</w:t>
       </w:r>
       <w:proofErr w:type="spellEnd"/>
       <w:r>
-        <w:rPr>
-          <w:rFonts w:ascii="Courier New" w:hAnsi="Courier New"/>
-          <w:sz w:val="18"/>
-        </w:rPr>
+        <w:t xml:space="preserve">. O controller </w:t>
+      </w:r>
+      <w:proofErr w:type="spellStart"/>
+      <w:r>
+        <w:t>valida</w:t>
+      </w:r>
+      <w:proofErr w:type="spellEnd"/>
+      <w:r>
         <w:t xml:space="preserve"> </w:t>
       </w:r>
-      <w:proofErr w:type="gramStart"/>
-      <w:r>
-        <w:rPr>
-          <w:rFonts w:ascii="Courier New" w:hAnsi="Courier New"/>
-          <w:sz w:val="18"/>
-        </w:rPr>
-        <w:t>VARCHAR(</w:t>
-      </w:r>
-      <w:proofErr w:type="gramEnd"/>
-      <w:r>
-        <w:rPr>
-          <w:rFonts w:ascii="Courier New" w:hAnsi="Courier New"/>
-          <w:sz w:val="18"/>
-        </w:rPr>
-        <w:t>60) NOT NULL</w:t>
+      <w:proofErr w:type="spellStart"/>
+      <w:r>
+        <w:t>os</w:t>
+      </w:r>
+      <w:proofErr w:type="spellEnd"/>
+      <w:r>
+        <w:t xml:space="preserve"> dados </w:t>
+      </w:r>
+      <w:proofErr w:type="spellStart"/>
+      <w:r>
+        <w:t>mais</w:t>
+      </w:r>
+      <w:proofErr w:type="spellEnd"/>
+      <w:r>
+        <w:t xml:space="preserve"> </w:t>
+      </w:r>
+      <w:proofErr w:type="spellStart"/>
+      <w:r>
+        <w:t>básicos</w:t>
+      </w:r>
+      <w:proofErr w:type="spellEnd"/>
+      <w:r>
+        <w:t xml:space="preserve"> e o DAO </w:t>
+      </w:r>
+      <w:proofErr w:type="spellStart"/>
+      <w:r>
+        <w:t>grava</w:t>
+      </w:r>
+      <w:proofErr w:type="spellEnd"/>
+      <w:r>
+        <w:t xml:space="preserve"> as </w:t>
+      </w:r>
+      <w:proofErr w:type="spellStart"/>
+      <w:r>
+        <w:t>informações</w:t>
+      </w:r>
+      <w:proofErr w:type="spellEnd"/>
+      <w:r>
+        <w:t xml:space="preserve"> </w:t>
+      </w:r>
+      <w:proofErr w:type="spellStart"/>
+      <w:r>
+        <w:t>na</w:t>
+      </w:r>
+      <w:proofErr w:type="spellEnd"/>
+      <w:r>
+        <w:t xml:space="preserve"> </w:t>
+      </w:r>
+      <w:proofErr w:type="spellStart"/>
+      <w:r>
+        <w:t>tabela</w:t>
+      </w:r>
+      <w:proofErr w:type="spellEnd"/>
+      <w:r>
+        <w:t xml:space="preserve"> </w:t>
+      </w:r>
+      <w:proofErr w:type="spellStart"/>
+      <w:r>
+        <w:t>usuarios</w:t>
+      </w:r>
+      <w:proofErr w:type="spellEnd"/>
+      <w:r>
+        <w:t>.</w:t>
       </w:r>
     </w:p>
     <w:p>
       <w:pPr>
-        <w:spacing w:after="0" w:line="240" w:lineRule="auto"/>
-        <w:ind w:left="340"/>
-      </w:pPr>
-      <w:r>
-        <w:rPr>
-          <w:rFonts w:ascii="Courier New" w:hAnsi="Courier New"/>
-          <w:sz w:val="18"/>
-        </w:rPr>
-        <w:t>);</w:t>
+        <w:spacing w:after="120"/>
+      </w:pPr>
+      <w:r>
+        <w:t xml:space="preserve">Login: o </w:t>
+      </w:r>
+      <w:proofErr w:type="spellStart"/>
+      <w:r>
+        <w:t>usuário</w:t>
+      </w:r>
+      <w:proofErr w:type="spellEnd"/>
+      <w:r>
+        <w:t xml:space="preserve"> </w:t>
+      </w:r>
+      <w:proofErr w:type="spellStart"/>
+      <w:r>
+        <w:t>informa</w:t>
+      </w:r>
+      <w:proofErr w:type="spellEnd"/>
+      <w:r>
+        <w:t xml:space="preserve"> e-mail e </w:t>
+      </w:r>
+      <w:proofErr w:type="spellStart"/>
+      <w:r>
+        <w:t>senha</w:t>
+      </w:r>
+      <w:proofErr w:type="spellEnd"/>
+      <w:r>
+        <w:t xml:space="preserve">. Se </w:t>
+      </w:r>
+      <w:proofErr w:type="spellStart"/>
+      <w:r>
+        <w:t>os</w:t>
+      </w:r>
+      <w:proofErr w:type="spellEnd"/>
+      <w:r>
+        <w:t xml:space="preserve"> dados </w:t>
+      </w:r>
+      <w:proofErr w:type="spellStart"/>
+      <w:r>
+        <w:t>existirem</w:t>
+      </w:r>
+      <w:proofErr w:type="spellEnd"/>
+      <w:r>
+        <w:t xml:space="preserve"> no banco, o </w:t>
+      </w:r>
+      <w:proofErr w:type="spellStart"/>
+      <w:r>
+        <w:t>sistema</w:t>
+      </w:r>
+      <w:proofErr w:type="spellEnd"/>
+      <w:r>
+        <w:t xml:space="preserve"> libera o </w:t>
+      </w:r>
+      <w:proofErr w:type="spellStart"/>
+      <w:r>
+        <w:t>acesso</w:t>
+      </w:r>
+      <w:proofErr w:type="spellEnd"/>
+      <w:r>
+        <w:t xml:space="preserve"> à </w:t>
+      </w:r>
+      <w:proofErr w:type="spellStart"/>
+      <w:r>
+        <w:t>tela</w:t>
+      </w:r>
+      <w:proofErr w:type="spellEnd"/>
+      <w:r>
+        <w:t xml:space="preserve"> principal.</w:t>
       </w:r>
     </w:p>
     <w:p>
       <w:pPr>
-        <w:spacing w:after="0" w:line="240" w:lineRule="auto"/>
-        <w:ind w:left="340"/>
-      </w:pPr>
+        <w:spacing w:after="120"/>
+      </w:pPr>
+      <w:proofErr w:type="spellStart"/>
+      <w:r>
+        <w:t>Busca</w:t>
+      </w:r>
+      <w:proofErr w:type="spellEnd"/>
+      <w:r>
+        <w:t xml:space="preserve"> de </w:t>
+      </w:r>
+      <w:proofErr w:type="spellStart"/>
+      <w:r>
+        <w:t>vídeos</w:t>
+      </w:r>
+      <w:proofErr w:type="spellEnd"/>
+      <w:r>
+        <w:t xml:space="preserve">: </w:t>
+      </w:r>
+      <w:proofErr w:type="spellStart"/>
+      <w:r>
+        <w:t>na</w:t>
+      </w:r>
+      <w:proofErr w:type="spellEnd"/>
+      <w:r>
+        <w:t xml:space="preserve"> </w:t>
+      </w:r>
+      <w:proofErr w:type="spellStart"/>
+      <w:r>
+        <w:t>tela</w:t>
+      </w:r>
+      <w:proofErr w:type="spellEnd"/>
+      <w:r>
+        <w:t xml:space="preserve"> principal, o </w:t>
+      </w:r>
+      <w:proofErr w:type="spellStart"/>
+      <w:r>
+        <w:t>usuário</w:t>
+      </w:r>
+      <w:proofErr w:type="spellEnd"/>
+      <w:r>
+        <w:t xml:space="preserve"> </w:t>
+      </w:r>
+      <w:proofErr w:type="spellStart"/>
+      <w:r>
+        <w:t>digita</w:t>
+      </w:r>
+      <w:proofErr w:type="spellEnd"/>
+      <w:r>
+        <w:t xml:space="preserve"> </w:t>
+      </w:r>
+      <w:proofErr w:type="spellStart"/>
+      <w:r>
+        <w:t>parte</w:t>
+      </w:r>
+      <w:proofErr w:type="spellEnd"/>
+      <w:r>
+        <w:t xml:space="preserve"> do </w:t>
+      </w:r>
+      <w:proofErr w:type="spellStart"/>
+      <w:r>
+        <w:t>título</w:t>
+      </w:r>
+      <w:proofErr w:type="spellEnd"/>
+      <w:r>
+        <w:t xml:space="preserve"> e o </w:t>
+      </w:r>
+      <w:proofErr w:type="spellStart"/>
+      <w:r>
+        <w:t>sistema</w:t>
+      </w:r>
+      <w:proofErr w:type="spellEnd"/>
+      <w:r>
+        <w:t xml:space="preserve"> consulta a </w:t>
+      </w:r>
+      <w:proofErr w:type="spellStart"/>
+      <w:r>
+        <w:t>tabela</w:t>
+      </w:r>
+      <w:proofErr w:type="spellEnd"/>
+      <w:r>
+        <w:t xml:space="preserve"> videos. </w:t>
+      </w:r>
+      <w:proofErr w:type="spellStart"/>
+      <w:r>
+        <w:t>Os</w:t>
+      </w:r>
+      <w:proofErr w:type="spellEnd"/>
+      <w:r>
+        <w:t xml:space="preserve"> </w:t>
+      </w:r>
+      <w:proofErr w:type="spellStart"/>
+      <w:r>
+        <w:t>resultados</w:t>
+      </w:r>
+      <w:proofErr w:type="spellEnd"/>
+      <w:r>
+        <w:t xml:space="preserve"> </w:t>
+      </w:r>
+      <w:proofErr w:type="spellStart"/>
+      <w:r>
+        <w:t>aparecem</w:t>
+      </w:r>
+      <w:proofErr w:type="spellEnd"/>
+      <w:r>
+        <w:t xml:space="preserve"> </w:t>
+      </w:r>
+      <w:proofErr w:type="spellStart"/>
+      <w:r>
+        <w:t>na</w:t>
+      </w:r>
+      <w:proofErr w:type="spellEnd"/>
+      <w:r>
+        <w:t xml:space="preserve"> </w:t>
+      </w:r>
+      <w:proofErr w:type="spellStart"/>
+      <w:r>
+        <w:t>lista</w:t>
+      </w:r>
+      <w:proofErr w:type="spellEnd"/>
+      <w:r>
+        <w:t xml:space="preserve">, e </w:t>
+      </w:r>
+      <w:proofErr w:type="spellStart"/>
+      <w:r>
+        <w:t>ao</w:t>
+      </w:r>
+      <w:proofErr w:type="spellEnd"/>
+      <w:r>
+        <w:t xml:space="preserve"> </w:t>
+      </w:r>
+      <w:proofErr w:type="spellStart"/>
+      <w:r>
+        <w:t>selecionar</w:t>
+      </w:r>
+      <w:proofErr w:type="spellEnd"/>
+      <w:r>
+        <w:t xml:space="preserve"> um item </w:t>
+      </w:r>
+      <w:proofErr w:type="spellStart"/>
+      <w:r>
+        <w:t>os</w:t>
+      </w:r>
+      <w:proofErr w:type="spellEnd"/>
+      <w:r>
+        <w:t xml:space="preserve"> </w:t>
+      </w:r>
+      <w:proofErr w:type="spellStart"/>
+      <w:r>
+        <w:t>detalhes</w:t>
+      </w:r>
+      <w:proofErr w:type="spellEnd"/>
+      <w:r>
+        <w:t xml:space="preserve"> </w:t>
+      </w:r>
+      <w:proofErr w:type="spellStart"/>
+      <w:r>
+        <w:t>são</w:t>
+      </w:r>
+      <w:proofErr w:type="spellEnd"/>
+      <w:r>
+        <w:t xml:space="preserve"> </w:t>
+      </w:r>
+      <w:proofErr w:type="spellStart"/>
+      <w:r>
+        <w:t>mostrados</w:t>
+      </w:r>
+      <w:proofErr w:type="spellEnd"/>
+      <w:r>
+        <w:t xml:space="preserve"> </w:t>
+      </w:r>
+      <w:proofErr w:type="spellStart"/>
+      <w:r>
+        <w:t>na</w:t>
+      </w:r>
+      <w:proofErr w:type="spellEnd"/>
+      <w:r>
+        <w:t xml:space="preserve"> </w:t>
+      </w:r>
+      <w:proofErr w:type="spellStart"/>
+      <w:r>
+        <w:t>área</w:t>
+      </w:r>
+      <w:proofErr w:type="spellEnd"/>
+      <w:r>
+        <w:t xml:space="preserve"> de </w:t>
+      </w:r>
+      <w:proofErr w:type="spellStart"/>
+      <w:r>
+        <w:t>texto</w:t>
+      </w:r>
+      <w:proofErr w:type="spellEnd"/>
+      <w:r>
+        <w:t>.</w:t>
+      </w:r>
     </w:p>
     <w:p>
       <w:pPr>
-        <w:spacing w:after="0" w:line="240" w:lineRule="auto"/>
-        <w:ind w:left="340"/>
-      </w:pPr>
-      <w:r>
-        <w:rPr>
-          <w:rFonts w:ascii="Courier New" w:hAnsi="Courier New"/>
-          <w:sz w:val="18"/>
-        </w:rPr>
-        <w:t>CREATE TABLE videos (</w:t>
+        <w:spacing w:after="120"/>
+      </w:pPr>
+      <w:proofErr w:type="spellStart"/>
+      <w:r>
+        <w:t>Curtir</w:t>
+      </w:r>
+      <w:proofErr w:type="spellEnd"/>
+      <w:r>
+        <w:t xml:space="preserve"> e </w:t>
+      </w:r>
+      <w:proofErr w:type="spellStart"/>
+      <w:r>
+        <w:t>descurtir</w:t>
+      </w:r>
+      <w:proofErr w:type="spellEnd"/>
+      <w:r>
+        <w:t xml:space="preserve">: </w:t>
+      </w:r>
+      <w:proofErr w:type="spellStart"/>
+      <w:r>
+        <w:t>cada</w:t>
+      </w:r>
+      <w:proofErr w:type="spellEnd"/>
+      <w:r>
+        <w:t xml:space="preserve"> </w:t>
+      </w:r>
+      <w:proofErr w:type="spellStart"/>
+      <w:r>
+        <w:t>reação</w:t>
+      </w:r>
+      <w:proofErr w:type="spellEnd"/>
+      <w:r>
+        <w:t xml:space="preserve"> é </w:t>
+      </w:r>
+      <w:proofErr w:type="spellStart"/>
+      <w:r>
+        <w:t>registrada</w:t>
+      </w:r>
+      <w:proofErr w:type="spellEnd"/>
+      <w:r>
+        <w:t xml:space="preserve"> </w:t>
+      </w:r>
+      <w:proofErr w:type="spellStart"/>
+      <w:r>
+        <w:t>na</w:t>
+      </w:r>
+      <w:proofErr w:type="spellEnd"/>
+      <w:r>
+        <w:t xml:space="preserve"> </w:t>
+      </w:r>
+      <w:proofErr w:type="spellStart"/>
+      <w:r>
+        <w:t>tabela</w:t>
+      </w:r>
+      <w:proofErr w:type="spellEnd"/>
+      <w:r>
+        <w:t xml:space="preserve"> </w:t>
+      </w:r>
+      <w:proofErr w:type="spellStart"/>
+      <w:r>
+        <w:t>reacoes</w:t>
+      </w:r>
+      <w:proofErr w:type="spellEnd"/>
+      <w:r>
+        <w:t xml:space="preserve"> e </w:t>
+      </w:r>
+      <w:proofErr w:type="spellStart"/>
+      <w:r>
+        <w:t>atualiza</w:t>
+      </w:r>
+      <w:proofErr w:type="spellEnd"/>
+      <w:r>
+        <w:t xml:space="preserve"> </w:t>
+      </w:r>
+      <w:proofErr w:type="spellStart"/>
+      <w:r>
+        <w:t>os</w:t>
+      </w:r>
+      <w:proofErr w:type="spellEnd"/>
+      <w:r>
+        <w:t xml:space="preserve"> </w:t>
+      </w:r>
+      <w:proofErr w:type="spellStart"/>
+      <w:r>
+        <w:t>contadores</w:t>
+      </w:r>
+      <w:proofErr w:type="spellEnd"/>
+      <w:r>
+        <w:t xml:space="preserve"> likes e dislikes do </w:t>
+      </w:r>
+      <w:proofErr w:type="spellStart"/>
+      <w:r>
+        <w:t>vídeo</w:t>
+      </w:r>
+      <w:proofErr w:type="spellEnd"/>
+      <w:r>
+        <w:t>.</w:t>
       </w:r>
     </w:p>
     <w:p>
       <w:pPr>
-        <w:spacing w:after="0" w:line="240" w:lineRule="auto"/>
-        <w:ind w:left="340"/>
-      </w:pPr>
-      <w:r>
-        <w:rPr>
-          <w:rFonts w:ascii="Courier New" w:hAnsi="Courier New"/>
-          <w:sz w:val="18"/>
-        </w:rPr>
-        <w:t xml:space="preserve">    id SERIAL PRIMARY KEY,</w:t>
+        <w:spacing w:after="120"/>
+      </w:pPr>
+      <w:proofErr w:type="spellStart"/>
+      <w:r>
+        <w:t>Listas</w:t>
+      </w:r>
+      <w:proofErr w:type="spellEnd"/>
+      <w:r>
+        <w:t xml:space="preserve"> de </w:t>
+      </w:r>
+      <w:proofErr w:type="spellStart"/>
+      <w:r>
+        <w:t>reprodução</w:t>
+      </w:r>
+      <w:proofErr w:type="spellEnd"/>
+      <w:r>
+        <w:t xml:space="preserve">: o </w:t>
+      </w:r>
+      <w:proofErr w:type="spellStart"/>
+      <w:r>
+        <w:t>usuário</w:t>
+      </w:r>
+      <w:proofErr w:type="spellEnd"/>
+      <w:r>
+        <w:t xml:space="preserve"> </w:t>
+      </w:r>
+      <w:proofErr w:type="spellStart"/>
+      <w:r>
+        <w:t>pode</w:t>
+      </w:r>
+      <w:proofErr w:type="spellEnd"/>
+      <w:r>
+        <w:t xml:space="preserve"> </w:t>
+      </w:r>
+      <w:proofErr w:type="spellStart"/>
+      <w:r>
+        <w:t>criar</w:t>
+      </w:r>
+      <w:proofErr w:type="spellEnd"/>
+      <w:r>
+        <w:t xml:space="preserve">, </w:t>
+      </w:r>
+      <w:proofErr w:type="spellStart"/>
+      <w:r>
+        <w:t>renomear</w:t>
+      </w:r>
+      <w:proofErr w:type="spellEnd"/>
+      <w:r>
+        <w:t xml:space="preserve"> e </w:t>
+      </w:r>
+      <w:proofErr w:type="spellStart"/>
+      <w:r>
+        <w:t>excluir</w:t>
+      </w:r>
+      <w:proofErr w:type="spellEnd"/>
+      <w:r>
+        <w:t xml:space="preserve"> </w:t>
+      </w:r>
+      <w:proofErr w:type="spellStart"/>
+      <w:r>
+        <w:t>listas</w:t>
+      </w:r>
+      <w:proofErr w:type="spellEnd"/>
+      <w:r>
+        <w:t xml:space="preserve">, </w:t>
+      </w:r>
+      <w:proofErr w:type="spellStart"/>
+      <w:r>
+        <w:t>além</w:t>
+      </w:r>
+      <w:proofErr w:type="spellEnd"/>
+      <w:r>
+        <w:t xml:space="preserve"> de </w:t>
+      </w:r>
+      <w:proofErr w:type="spellStart"/>
+      <w:r>
+        <w:t>adicionar</w:t>
+      </w:r>
+      <w:proofErr w:type="spellEnd"/>
+      <w:r>
+        <w:t xml:space="preserve"> </w:t>
+      </w:r>
+      <w:proofErr w:type="spellStart"/>
+      <w:r>
+        <w:t>ou</w:t>
+      </w:r>
+      <w:proofErr w:type="spellEnd"/>
+      <w:r>
+        <w:t xml:space="preserve"> remover </w:t>
+      </w:r>
+      <w:proofErr w:type="spellStart"/>
+      <w:r>
+        <w:t>vídeos</w:t>
+      </w:r>
+      <w:proofErr w:type="spellEnd"/>
+      <w:r>
+        <w:t xml:space="preserve"> de </w:t>
+      </w:r>
+      <w:proofErr w:type="spellStart"/>
+      <w:r>
+        <w:t>cada</w:t>
+      </w:r>
+      <w:proofErr w:type="spellEnd"/>
+      <w:r>
+        <w:t xml:space="preserve"> </w:t>
+      </w:r>
+      <w:proofErr w:type="spellStart"/>
+      <w:r>
+        <w:t>lista</w:t>
+      </w:r>
+      <w:proofErr w:type="spellEnd"/>
+      <w:r>
+        <w:t>.</w:t>
       </w:r>
     </w:p>
     <w:p>
       <w:pPr>
-        <w:spacing w:after="0" w:line="240" w:lineRule="auto"/>
-        <w:ind w:left="340"/>
-      </w:pPr>
-      <w:r>
-        <w:rPr>
-          <w:rFonts w:ascii="Courier New" w:hAnsi="Courier New"/>
-          <w:sz w:val="18"/>
-        </w:rPr>
-        <w:t xml:space="preserve">    </w:t>
-      </w:r>
-      <w:proofErr w:type="spellStart"/>
-      <w:r>
-        <w:rPr>
-          <w:rFonts w:ascii="Courier New" w:hAnsi="Courier New"/>
-          <w:sz w:val="18"/>
-        </w:rPr>
-        <w:t>titulo</w:t>
-      </w:r>
-      <w:proofErr w:type="spellEnd"/>
-      <w:r>
-        <w:rPr>
-          <w:rFonts w:ascii="Courier New" w:hAnsi="Courier New"/>
-          <w:sz w:val="18"/>
-        </w:rPr>
-        <w:t xml:space="preserve"> </w:t>
-      </w:r>
-      <w:proofErr w:type="gramStart"/>
-      <w:r>
-        <w:rPr>
-          <w:rFonts w:ascii="Courier New" w:hAnsi="Courier New"/>
-          <w:sz w:val="18"/>
-        </w:rPr>
-        <w:t>VARCHAR(</w:t>
-      </w:r>
-      <w:proofErr w:type="gramEnd"/>
-      <w:r>
-        <w:rPr>
-          <w:rFonts w:ascii="Courier New" w:hAnsi="Courier New"/>
-          <w:sz w:val="18"/>
-        </w:rPr>
-        <w:t>150) NOT NULL,</w:t>
-      </w:r>
+        <w:spacing w:after="120"/>
+      </w:pPr>
     </w:p>
     <w:p>
       <w:pPr>
-        <w:spacing w:after="0" w:line="240" w:lineRule="auto"/>
-        <w:ind w:left="340"/>
-      </w:pPr>
-      <w:r>
-        <w:rPr>
-          <w:rFonts w:ascii="Courier New" w:hAnsi="Courier New"/>
-          <w:sz w:val="18"/>
-        </w:rPr>
-        <w:t xml:space="preserve">    </w:t>
-      </w:r>
-      <w:proofErr w:type="spellStart"/>
-      <w:r>
-        <w:rPr>
-          <w:rFonts w:ascii="Courier New" w:hAnsi="Courier New"/>
-          <w:sz w:val="18"/>
-        </w:rPr>
-        <w:t>descricao</w:t>
-      </w:r>
-      <w:proofErr w:type="spellEnd"/>
-      <w:r>
-        <w:rPr>
-          <w:rFonts w:ascii="Courier New" w:hAnsi="Courier New"/>
-          <w:sz w:val="18"/>
-        </w:rPr>
-        <w:t xml:space="preserve"> TEXT NOT NULL,</w:t>
-      </w:r>
+        <w:spacing w:before="120" w:after="80"/>
+      </w:pPr>
+      <w:r>
+        <w:rPr>
+          <w:b/>
+          <w:sz w:val="26"/>
+        </w:rPr>
+        <w:t xml:space="preserve">5. </w:t>
+      </w:r>
+      <w:proofErr w:type="spellStart"/>
+      <w:r>
+        <w:rPr>
+          <w:b/>
+          <w:sz w:val="26"/>
+        </w:rPr>
+        <w:t>Organização</w:t>
+      </w:r>
+      <w:proofErr w:type="spellEnd"/>
+      <w:r>
+        <w:rPr>
+          <w:b/>
+          <w:sz w:val="26"/>
+        </w:rPr>
+        <w:t xml:space="preserve"> do </w:t>
+      </w:r>
+      <w:proofErr w:type="spellStart"/>
+      <w:r>
+        <w:rPr>
+          <w:b/>
+          <w:sz w:val="26"/>
+        </w:rPr>
+        <w:t>código</w:t>
+      </w:r>
+      <w:proofErr w:type="spellEnd"/>
+      <w:r>
+        <w:rPr>
+          <w:b/>
+          <w:sz w:val="26"/>
+        </w:rPr>
+        <w:t xml:space="preserve"> e </w:t>
+      </w:r>
+      <w:proofErr w:type="spellStart"/>
+      <w:r>
+        <w:rPr>
+          <w:b/>
+          <w:sz w:val="26"/>
+        </w:rPr>
+        <w:t>funcionamento</w:t>
+      </w:r>
+      <w:proofErr w:type="spellEnd"/>
     </w:p>
     <w:p>
       <w:pPr>
-        <w:spacing w:after="0" w:line="240" w:lineRule="auto"/>
-        <w:ind w:left="340"/>
-      </w:pPr>
-      <w:r>
-        <w:rPr>
-          <w:rFonts w:ascii="Courier New" w:hAnsi="Courier New"/>
-          <w:sz w:val="18"/>
-        </w:rPr>
-        <w:t xml:space="preserve">    </w:t>
-      </w:r>
-      <w:proofErr w:type="spellStart"/>
-      <w:r>
-        <w:rPr>
-          <w:rFonts w:ascii="Courier New" w:hAnsi="Courier New"/>
-          <w:sz w:val="18"/>
-        </w:rPr>
-        <w:t>tipo</w:t>
-      </w:r>
-      <w:proofErr w:type="spellEnd"/>
-      <w:r>
-        <w:rPr>
-          <w:rFonts w:ascii="Courier New" w:hAnsi="Courier New"/>
-          <w:sz w:val="18"/>
-        </w:rPr>
+        <w:spacing w:after="120"/>
+      </w:pPr>
+      <w:r>
+        <w:t xml:space="preserve">A </w:t>
+      </w:r>
+      <w:proofErr w:type="spellStart"/>
+      <w:r>
+        <w:t>camada</w:t>
+      </w:r>
+      <w:proofErr w:type="spellEnd"/>
+      <w:r>
+        <w:t xml:space="preserve"> de model </w:t>
+      </w:r>
+      <w:proofErr w:type="spellStart"/>
+      <w:r>
+        <w:t>representa</w:t>
+      </w:r>
+      <w:proofErr w:type="spellEnd"/>
+      <w:r>
         <w:t xml:space="preserve"> </w:t>
       </w:r>
-      <w:proofErr w:type="gramStart"/>
-      <w:r>
-        <w:rPr>
-          <w:rFonts w:ascii="Courier New" w:hAnsi="Courier New"/>
-          <w:sz w:val="18"/>
-        </w:rPr>
-        <w:t>VARCHAR(</w:t>
-      </w:r>
-      <w:proofErr w:type="gramEnd"/>
-      <w:r>
-        <w:rPr>
-          <w:rFonts w:ascii="Courier New" w:hAnsi="Courier New"/>
-          <w:sz w:val="18"/>
-        </w:rPr>
-        <w:t>10) NOT NULL,</w:t>
+      <w:proofErr w:type="spellStart"/>
+      <w:r>
+        <w:t>os</w:t>
+      </w:r>
+      <w:proofErr w:type="spellEnd"/>
+      <w:r>
+        <w:t xml:space="preserve"> dados do </w:t>
+      </w:r>
+      <w:proofErr w:type="spellStart"/>
+      <w:r>
+        <w:t>sistema</w:t>
+      </w:r>
+      <w:proofErr w:type="spellEnd"/>
+      <w:r>
+        <w:t xml:space="preserve">. </w:t>
+      </w:r>
+      <w:proofErr w:type="spellStart"/>
+      <w:r>
+        <w:t>Usuario</w:t>
+      </w:r>
+      <w:proofErr w:type="spellEnd"/>
+      <w:r>
+        <w:t xml:space="preserve"> </w:t>
+      </w:r>
+      <w:proofErr w:type="spellStart"/>
+      <w:r>
+        <w:t>guarda</w:t>
+      </w:r>
+      <w:proofErr w:type="spellEnd"/>
+      <w:r>
+        <w:t xml:space="preserve"> o </w:t>
+      </w:r>
+      <w:proofErr w:type="spellStart"/>
+      <w:r>
+        <w:t>nome</w:t>
+      </w:r>
+      <w:proofErr w:type="spellEnd"/>
+      <w:r>
+        <w:t xml:space="preserve">, e-mail, </w:t>
+      </w:r>
+      <w:proofErr w:type="spellStart"/>
+      <w:r>
+        <w:t>senha</w:t>
+      </w:r>
+      <w:proofErr w:type="spellEnd"/>
+      <w:r>
+        <w:t xml:space="preserve"> e </w:t>
+      </w:r>
+      <w:proofErr w:type="spellStart"/>
+      <w:r>
+        <w:t>identificador</w:t>
+      </w:r>
+      <w:proofErr w:type="spellEnd"/>
+      <w:r>
+        <w:t xml:space="preserve">. </w:t>
+      </w:r>
+      <w:proofErr w:type="spellStart"/>
+      <w:r>
+        <w:t>SerieFilme</w:t>
+      </w:r>
+      <w:proofErr w:type="spellEnd"/>
+      <w:r>
+        <w:t xml:space="preserve"> </w:t>
+      </w:r>
+      <w:proofErr w:type="spellStart"/>
+      <w:r>
+        <w:t>representa</w:t>
+      </w:r>
+      <w:proofErr w:type="spellEnd"/>
+      <w:r>
+        <w:t xml:space="preserve"> o </w:t>
+      </w:r>
+      <w:proofErr w:type="spellStart"/>
+      <w:r>
+        <w:t>conteúdo</w:t>
+      </w:r>
+      <w:proofErr w:type="spellEnd"/>
+      <w:r>
+        <w:t xml:space="preserve"> </w:t>
+      </w:r>
+      <w:proofErr w:type="spellStart"/>
+      <w:r>
+        <w:t>exibido</w:t>
+      </w:r>
+      <w:proofErr w:type="spellEnd"/>
+      <w:r>
+        <w:t xml:space="preserve"> </w:t>
+      </w:r>
+      <w:proofErr w:type="spellStart"/>
+      <w:r>
+        <w:t>na</w:t>
+      </w:r>
+      <w:proofErr w:type="spellEnd"/>
+      <w:r>
+        <w:t xml:space="preserve"> </w:t>
+      </w:r>
+      <w:proofErr w:type="spellStart"/>
+      <w:r>
+        <w:t>busca</w:t>
+      </w:r>
+      <w:proofErr w:type="spellEnd"/>
+      <w:r>
+        <w:t xml:space="preserve"> e </w:t>
+      </w:r>
+      <w:proofErr w:type="spellStart"/>
+      <w:r>
+        <w:t>na</w:t>
+      </w:r>
+      <w:proofErr w:type="spellEnd"/>
+      <w:r>
+        <w:t xml:space="preserve"> </w:t>
+      </w:r>
+      <w:proofErr w:type="spellStart"/>
+      <w:r>
+        <w:t>lista</w:t>
+      </w:r>
+      <w:proofErr w:type="spellEnd"/>
+      <w:r>
+        <w:t xml:space="preserve">, </w:t>
+      </w:r>
+      <w:proofErr w:type="spellStart"/>
+      <w:r>
+        <w:t>enquanto</w:t>
+      </w:r>
+      <w:proofErr w:type="spellEnd"/>
+      <w:r>
+        <w:t xml:space="preserve"> </w:t>
+      </w:r>
+      <w:proofErr w:type="spellStart"/>
+      <w:r>
+        <w:t>ListaReproducao</w:t>
+      </w:r>
+      <w:proofErr w:type="spellEnd"/>
+      <w:r>
+        <w:t xml:space="preserve"> </w:t>
+      </w:r>
+      <w:proofErr w:type="spellStart"/>
+      <w:r>
+        <w:t>representa</w:t>
+      </w:r>
+      <w:proofErr w:type="spellEnd"/>
+      <w:r>
+        <w:t xml:space="preserve"> </w:t>
+      </w:r>
+      <w:proofErr w:type="spellStart"/>
+      <w:r>
+        <w:t>cada</w:t>
+      </w:r>
+      <w:proofErr w:type="spellEnd"/>
+      <w:r>
+        <w:t xml:space="preserve"> </w:t>
+      </w:r>
+      <w:proofErr w:type="spellStart"/>
+      <w:r>
+        <w:t>coleção</w:t>
+      </w:r>
+      <w:proofErr w:type="spellEnd"/>
+      <w:r>
+        <w:t xml:space="preserve"> </w:t>
+      </w:r>
+      <w:proofErr w:type="spellStart"/>
+      <w:r>
+        <w:t>criada</w:t>
+      </w:r>
+      <w:proofErr w:type="spellEnd"/>
+      <w:r>
+        <w:t xml:space="preserve"> </w:t>
+      </w:r>
+      <w:proofErr w:type="spellStart"/>
+      <w:r>
+        <w:t>pelo</w:t>
+      </w:r>
+      <w:proofErr w:type="spellEnd"/>
+      <w:r>
+        <w:t xml:space="preserve"> </w:t>
+      </w:r>
+      <w:proofErr w:type="spellStart"/>
+      <w:r>
+        <w:t>usuário</w:t>
+      </w:r>
+      <w:proofErr w:type="spellEnd"/>
+      <w:r>
+        <w:t>.</w:t>
       </w:r>
     </w:p>
     <w:p>
       <w:pPr>
-        <w:spacing w:after="0" w:line="240" w:lineRule="auto"/>
-        <w:ind w:left="340"/>
-      </w:pPr>
-      <w:r>
-        <w:rPr>
-          <w:rFonts w:ascii="Courier New" w:hAnsi="Courier New"/>
-          <w:sz w:val="18"/>
-        </w:rPr>
-        <w:t xml:space="preserve">    </w:t>
-      </w:r>
-      <w:proofErr w:type="spellStart"/>
-      <w:r>
-        <w:rPr>
-          <w:rFonts w:ascii="Courier New" w:hAnsi="Courier New"/>
-          <w:sz w:val="18"/>
-        </w:rPr>
-        <w:t>ano</w:t>
-      </w:r>
-      <w:proofErr w:type="spellEnd"/>
-      <w:r>
-        <w:rPr>
-          <w:rFonts w:ascii="Courier New" w:hAnsi="Courier New"/>
-          <w:sz w:val="18"/>
-        </w:rPr>
-        <w:t xml:space="preserve"> INT NOT NULL,</w:t>
+        <w:spacing w:after="120"/>
+      </w:pPr>
+      <w:r>
+        <w:t xml:space="preserve">A </w:t>
+      </w:r>
+      <w:proofErr w:type="spellStart"/>
+      <w:r>
+        <w:t>camada</w:t>
+      </w:r>
+      <w:proofErr w:type="spellEnd"/>
+      <w:r>
+        <w:t xml:space="preserve"> DAO </w:t>
+      </w:r>
+      <w:proofErr w:type="spellStart"/>
+      <w:r>
+        <w:t>faz</w:t>
+      </w:r>
+      <w:proofErr w:type="spellEnd"/>
+      <w:r>
+        <w:t xml:space="preserve"> a </w:t>
+      </w:r>
+      <w:proofErr w:type="spellStart"/>
+      <w:r>
+        <w:t>comunicação</w:t>
+      </w:r>
+      <w:proofErr w:type="spellEnd"/>
+      <w:r>
+        <w:t xml:space="preserve"> com o PostgreSQL. </w:t>
+      </w:r>
+      <w:proofErr w:type="spellStart"/>
+      <w:r>
+        <w:t>Conexao</w:t>
+      </w:r>
+      <w:proofErr w:type="spellEnd"/>
+      <w:r>
+        <w:t xml:space="preserve"> </w:t>
+      </w:r>
+      <w:proofErr w:type="spellStart"/>
+      <w:r>
+        <w:t>centraliza</w:t>
+      </w:r>
+      <w:proofErr w:type="spellEnd"/>
+      <w:r>
+        <w:t xml:space="preserve"> o </w:t>
+      </w:r>
+      <w:proofErr w:type="spellStart"/>
+      <w:r>
+        <w:t>acesso</w:t>
+      </w:r>
+      <w:proofErr w:type="spellEnd"/>
+      <w:r>
+        <w:t xml:space="preserve"> </w:t>
+      </w:r>
+      <w:proofErr w:type="spellStart"/>
+      <w:r>
+        <w:t>ao</w:t>
+      </w:r>
+      <w:proofErr w:type="spellEnd"/>
+      <w:r>
+        <w:t xml:space="preserve"> banco, </w:t>
+      </w:r>
+      <w:proofErr w:type="spellStart"/>
+      <w:r>
+        <w:t>UsuarioDAO</w:t>
+      </w:r>
+      <w:proofErr w:type="spellEnd"/>
+      <w:r>
+        <w:t xml:space="preserve"> </w:t>
+      </w:r>
+      <w:proofErr w:type="spellStart"/>
+      <w:r>
+        <w:t>trata</w:t>
+      </w:r>
+      <w:proofErr w:type="spellEnd"/>
+      <w:r>
+        <w:t xml:space="preserve"> </w:t>
+      </w:r>
+      <w:proofErr w:type="spellStart"/>
+      <w:r>
+        <w:t>os</w:t>
+      </w:r>
+      <w:proofErr w:type="spellEnd"/>
+      <w:r>
+        <w:t xml:space="preserve"> </w:t>
+      </w:r>
+      <w:proofErr w:type="spellStart"/>
+      <w:r>
+        <w:t>cadastros</w:t>
+      </w:r>
+      <w:proofErr w:type="spellEnd"/>
+      <w:r>
+        <w:t xml:space="preserve"> e </w:t>
+      </w:r>
+      <w:proofErr w:type="spellStart"/>
+      <w:r>
+        <w:t>autenticação</w:t>
+      </w:r>
+      <w:proofErr w:type="spellEnd"/>
+      <w:r>
+        <w:t xml:space="preserve">, </w:t>
+      </w:r>
+      <w:proofErr w:type="spellStart"/>
+      <w:r>
+        <w:t>VideoDAO</w:t>
+      </w:r>
+      <w:proofErr w:type="spellEnd"/>
+      <w:r>
+        <w:t xml:space="preserve"> </w:t>
+      </w:r>
+      <w:proofErr w:type="spellStart"/>
+      <w:r>
+        <w:t>faz</w:t>
+      </w:r>
+      <w:proofErr w:type="spellEnd"/>
+      <w:r>
+        <w:t xml:space="preserve"> a </w:t>
+      </w:r>
+      <w:proofErr w:type="spellStart"/>
+      <w:r>
+        <w:t>leitura</w:t>
+      </w:r>
+      <w:proofErr w:type="spellEnd"/>
+      <w:r>
+        <w:t xml:space="preserve"> dos </w:t>
+      </w:r>
+      <w:proofErr w:type="spellStart"/>
+      <w:r>
+        <w:t>vídeos</w:t>
+      </w:r>
+      <w:proofErr w:type="spellEnd"/>
+      <w:r>
+        <w:t xml:space="preserve">, </w:t>
+      </w:r>
+      <w:proofErr w:type="spellStart"/>
+      <w:r>
+        <w:t>ListaReproducaoDAO</w:t>
+      </w:r>
+      <w:proofErr w:type="spellEnd"/>
+      <w:r>
+        <w:t xml:space="preserve"> </w:t>
+      </w:r>
+      <w:proofErr w:type="spellStart"/>
+      <w:r>
+        <w:t>controla</w:t>
+      </w:r>
+      <w:proofErr w:type="spellEnd"/>
+      <w:r>
+        <w:t xml:space="preserve"> as </w:t>
+      </w:r>
+      <w:proofErr w:type="spellStart"/>
+      <w:r>
+        <w:t>listas</w:t>
+      </w:r>
+      <w:proofErr w:type="spellEnd"/>
+      <w:r>
+        <w:t xml:space="preserve"> e </w:t>
+      </w:r>
+      <w:proofErr w:type="spellStart"/>
+      <w:r>
+        <w:t>ReacaoDAO</w:t>
+      </w:r>
+      <w:proofErr w:type="spellEnd"/>
+      <w:r>
+        <w:t xml:space="preserve"> </w:t>
+      </w:r>
+      <w:proofErr w:type="spellStart"/>
+      <w:r>
+        <w:t>registra</w:t>
+      </w:r>
+      <w:proofErr w:type="spellEnd"/>
+      <w:r>
+        <w:t xml:space="preserve"> </w:t>
+      </w:r>
+      <w:proofErr w:type="spellStart"/>
+      <w:r>
+        <w:t>curtir</w:t>
+      </w:r>
+      <w:proofErr w:type="spellEnd"/>
+      <w:r>
+        <w:t xml:space="preserve"> e </w:t>
+      </w:r>
+      <w:proofErr w:type="spellStart"/>
+      <w:r>
+        <w:t>descurtir</w:t>
+      </w:r>
+      <w:proofErr w:type="spellEnd"/>
+      <w:r>
+        <w:t>.</w:t>
       </w:r>
     </w:p>
     <w:p>
       <w:pPr>
-        <w:spacing w:after="0" w:line="240" w:lineRule="auto"/>
-        <w:ind w:left="340"/>
-      </w:pPr>
-      <w:r>
-        <w:rPr>
-          <w:rFonts w:ascii="Courier New" w:hAnsi="Courier New"/>
-          <w:sz w:val="18"/>
-        </w:rPr>
-        <w:lastRenderedPageBreak/>
-        <w:t xml:space="preserve">    </w:t>
-      </w:r>
-      <w:proofErr w:type="spellStart"/>
-      <w:r>
-        <w:rPr>
-          <w:rFonts w:ascii="Courier New" w:hAnsi="Courier New"/>
-          <w:sz w:val="18"/>
-        </w:rPr>
-        <w:t>categoria</w:t>
-      </w:r>
-      <w:proofErr w:type="spellEnd"/>
-      <w:r>
-        <w:rPr>
-          <w:rFonts w:ascii="Courier New" w:hAnsi="Courier New"/>
-          <w:sz w:val="18"/>
-        </w:rPr>
+        <w:spacing w:after="120"/>
+      </w:pPr>
+      <w:r>
+        <w:t xml:space="preserve">A </w:t>
+      </w:r>
+      <w:proofErr w:type="spellStart"/>
+      <w:r>
+        <w:t>camada</w:t>
+      </w:r>
+      <w:proofErr w:type="spellEnd"/>
+      <w:r>
+        <w:t xml:space="preserve"> controller </w:t>
+      </w:r>
+      <w:proofErr w:type="spellStart"/>
+      <w:r>
+        <w:t>fica</w:t>
+      </w:r>
+      <w:proofErr w:type="spellEnd"/>
+      <w:r>
+        <w:t xml:space="preserve"> entre </w:t>
+      </w:r>
+      <w:proofErr w:type="spellStart"/>
+      <w:proofErr w:type="gramStart"/>
+      <w:r>
+        <w:t>a</w:t>
+      </w:r>
+      <w:proofErr w:type="spellEnd"/>
+      <w:proofErr w:type="gramEnd"/>
+      <w:r>
+        <w:t xml:space="preserve"> interface e o banco. Ela </w:t>
+      </w:r>
+      <w:proofErr w:type="spellStart"/>
+      <w:r>
+        <w:t>organiza</w:t>
+      </w:r>
+      <w:proofErr w:type="spellEnd"/>
+      <w:r>
+        <w:t xml:space="preserve"> as </w:t>
+      </w:r>
+      <w:proofErr w:type="spellStart"/>
+      <w:r>
+        <w:t>chamadas</w:t>
+      </w:r>
+      <w:proofErr w:type="spellEnd"/>
+      <w:r>
+        <w:t xml:space="preserve">, </w:t>
+      </w:r>
+      <w:proofErr w:type="spellStart"/>
+      <w:r>
+        <w:t>trata</w:t>
+      </w:r>
+      <w:proofErr w:type="spellEnd"/>
+      <w:r>
         <w:t xml:space="preserve"> </w:t>
       </w:r>
-      <w:proofErr w:type="gramStart"/>
-      <w:r>
-        <w:rPr>
-          <w:rFonts w:ascii="Courier New" w:hAnsi="Courier New"/>
-          <w:sz w:val="18"/>
-        </w:rPr>
-        <w:t>VARCHAR(</w:t>
-      </w:r>
-      <w:proofErr w:type="gramEnd"/>
-      <w:r>
-        <w:rPr>
-          <w:rFonts w:ascii="Courier New" w:hAnsi="Courier New"/>
-          <w:sz w:val="18"/>
-        </w:rPr>
-        <w:t>60) NOT NULL,</w:t>
+      <w:proofErr w:type="spellStart"/>
+      <w:r>
+        <w:t>os</w:t>
+      </w:r>
+      <w:proofErr w:type="spellEnd"/>
+      <w:r>
+        <w:t xml:space="preserve"> </w:t>
+      </w:r>
+      <w:proofErr w:type="spellStart"/>
+      <w:r>
+        <w:t>erros</w:t>
+      </w:r>
+      <w:proofErr w:type="spellEnd"/>
+      <w:r>
+        <w:t xml:space="preserve"> </w:t>
+      </w:r>
+      <w:proofErr w:type="spellStart"/>
+      <w:r>
+        <w:t>mais</w:t>
+      </w:r>
+      <w:proofErr w:type="spellEnd"/>
+      <w:r>
+        <w:t xml:space="preserve"> simples e </w:t>
+      </w:r>
+      <w:proofErr w:type="spellStart"/>
+      <w:r>
+        <w:t>evita</w:t>
+      </w:r>
+      <w:proofErr w:type="spellEnd"/>
+      <w:r>
+        <w:t xml:space="preserve"> </w:t>
+      </w:r>
+      <w:proofErr w:type="spellStart"/>
+      <w:r>
+        <w:t>que</w:t>
+      </w:r>
+      <w:proofErr w:type="spellEnd"/>
+      <w:r>
+        <w:t xml:space="preserve"> a </w:t>
+      </w:r>
+      <w:proofErr w:type="spellStart"/>
+      <w:r>
+        <w:t>tela</w:t>
+      </w:r>
+      <w:proofErr w:type="spellEnd"/>
+      <w:r>
+        <w:t xml:space="preserve"> precise lidar </w:t>
+      </w:r>
+      <w:proofErr w:type="spellStart"/>
+      <w:r>
+        <w:t>diretamente</w:t>
+      </w:r>
+      <w:proofErr w:type="spellEnd"/>
+      <w:r>
+        <w:t xml:space="preserve"> com SQL.</w:t>
       </w:r>
     </w:p>
     <w:p>
       <w:pPr>
-        <w:spacing w:after="0" w:line="240" w:lineRule="auto"/>
-        <w:ind w:left="340"/>
-      </w:pPr>
-      <w:r>
-        <w:rPr>
-          <w:rFonts w:ascii="Courier New" w:hAnsi="Courier New"/>
-          <w:sz w:val="18"/>
-        </w:rPr>
-        <w:t xml:space="preserve">    </w:t>
-      </w:r>
-      <w:proofErr w:type="spellStart"/>
-      <w:r>
-        <w:rPr>
-          <w:rFonts w:ascii="Courier New" w:hAnsi="Courier New"/>
-          <w:sz w:val="18"/>
-        </w:rPr>
-        <w:t>detalhe</w:t>
-      </w:r>
-      <w:proofErr w:type="spellEnd"/>
-      <w:r>
-        <w:rPr>
-          <w:rFonts w:ascii="Courier New" w:hAnsi="Courier New"/>
-          <w:sz w:val="18"/>
-        </w:rPr>
+        <w:spacing w:after="120"/>
+      </w:pPr>
+      <w:r>
+        <w:t xml:space="preserve">Na </w:t>
+      </w:r>
+      <w:proofErr w:type="spellStart"/>
+      <w:r>
+        <w:t>camada</w:t>
+      </w:r>
+      <w:proofErr w:type="spellEnd"/>
+      <w:r>
+        <w:t xml:space="preserve"> view, </w:t>
+      </w:r>
+      <w:proofErr w:type="spellStart"/>
+      <w:r>
+        <w:t>cada</w:t>
+      </w:r>
+      <w:proofErr w:type="spellEnd"/>
+      <w:r>
         <w:t xml:space="preserve"> </w:t>
       </w:r>
+      <w:proofErr w:type="spellStart"/>
+      <w:r>
+        <w:t>janela</w:t>
+      </w:r>
+      <w:proofErr w:type="spellEnd"/>
+      <w:r>
+        <w:t xml:space="preserve"> </w:t>
+      </w:r>
+      <w:proofErr w:type="spellStart"/>
+      <w:r>
+        <w:t>foi</w:t>
+      </w:r>
+      <w:proofErr w:type="spellEnd"/>
+      <w:r>
+        <w:t xml:space="preserve"> </w:t>
+      </w:r>
+      <w:proofErr w:type="spellStart"/>
+      <w:r>
+        <w:t>feita</w:t>
+      </w:r>
+      <w:proofErr w:type="spellEnd"/>
+      <w:r>
+        <w:t xml:space="preserve"> </w:t>
+      </w:r>
+      <w:proofErr w:type="spellStart"/>
+      <w:r>
+        <w:t>em</w:t>
+      </w:r>
+      <w:proofErr w:type="spellEnd"/>
+      <w:r>
+        <w:t xml:space="preserve"> </w:t>
+      </w:r>
+      <w:proofErr w:type="spellStart"/>
+      <w:r>
+        <w:t>JFrame</w:t>
+      </w:r>
+      <w:proofErr w:type="spellEnd"/>
+      <w:r>
+        <w:t xml:space="preserve">, </w:t>
+      </w:r>
+      <w:proofErr w:type="spellStart"/>
+      <w:r>
+        <w:t>seguindo</w:t>
+      </w:r>
+      <w:proofErr w:type="spellEnd"/>
+      <w:r>
+        <w:t xml:space="preserve"> </w:t>
+      </w:r>
       <w:proofErr w:type="gramStart"/>
       <w:r>
-        <w:rPr>
-          <w:rFonts w:ascii="Courier New" w:hAnsi="Courier New"/>
-          <w:sz w:val="18"/>
-        </w:rPr>
-        <w:t>VARCHAR(</w:t>
+        <w:t>a</w:t>
       </w:r>
       <w:proofErr w:type="gramEnd"/>
       <w:r>
-        <w:rPr>
-          <w:rFonts w:ascii="Courier New" w:hAnsi="Courier New"/>
-          <w:sz w:val="18"/>
-        </w:rPr>
-        <w:t>120) NOT NULL,</w:t>
+        <w:t xml:space="preserve"> </w:t>
+      </w:r>
+      <w:proofErr w:type="spellStart"/>
+      <w:r>
+        <w:t>ideia</w:t>
+      </w:r>
+      <w:proofErr w:type="spellEnd"/>
+      <w:r>
+        <w:t xml:space="preserve"> </w:t>
+      </w:r>
+      <w:proofErr w:type="spellStart"/>
+      <w:r>
+        <w:t>mostrada</w:t>
+      </w:r>
+      <w:proofErr w:type="spellEnd"/>
+      <w:r>
+        <w:t xml:space="preserve"> </w:t>
+      </w:r>
+      <w:proofErr w:type="spellStart"/>
+      <w:r>
+        <w:t>em</w:t>
+      </w:r>
+      <w:proofErr w:type="spellEnd"/>
+      <w:r>
+        <w:t xml:space="preserve"> aula. A </w:t>
+      </w:r>
+      <w:proofErr w:type="spellStart"/>
+      <w:r>
+        <w:t>primeira</w:t>
+      </w:r>
+      <w:proofErr w:type="spellEnd"/>
+      <w:r>
+        <w:t xml:space="preserve"> </w:t>
+      </w:r>
+      <w:proofErr w:type="spellStart"/>
+      <w:r>
+        <w:t>tela</w:t>
+      </w:r>
+      <w:proofErr w:type="spellEnd"/>
+      <w:r>
+        <w:t xml:space="preserve"> </w:t>
+      </w:r>
+      <w:proofErr w:type="spellStart"/>
+      <w:r>
+        <w:t>apresenta</w:t>
+      </w:r>
+      <w:proofErr w:type="spellEnd"/>
+      <w:r>
+        <w:t xml:space="preserve"> as </w:t>
+      </w:r>
+      <w:proofErr w:type="spellStart"/>
+      <w:r>
+        <w:t>opções</w:t>
+      </w:r>
+      <w:proofErr w:type="spellEnd"/>
+      <w:r>
+        <w:t xml:space="preserve"> de </w:t>
+      </w:r>
+      <w:proofErr w:type="spellStart"/>
+      <w:r>
+        <w:t>cadastrar</w:t>
+      </w:r>
+      <w:proofErr w:type="spellEnd"/>
+      <w:r>
+        <w:t xml:space="preserve"> </w:t>
+      </w:r>
+      <w:proofErr w:type="spellStart"/>
+      <w:r>
+        <w:t>ou</w:t>
+      </w:r>
+      <w:proofErr w:type="spellEnd"/>
+      <w:r>
+        <w:t xml:space="preserve"> </w:t>
+      </w:r>
+      <w:proofErr w:type="spellStart"/>
+      <w:r>
+        <w:t>entrar</w:t>
+      </w:r>
+      <w:proofErr w:type="spellEnd"/>
+      <w:r>
+        <w:t xml:space="preserve">. </w:t>
+      </w:r>
+      <w:proofErr w:type="spellStart"/>
+      <w:r>
+        <w:t>Depois</w:t>
+      </w:r>
+      <w:proofErr w:type="spellEnd"/>
+      <w:r>
+        <w:t xml:space="preserve"> do login, a </w:t>
+      </w:r>
+      <w:proofErr w:type="spellStart"/>
+      <w:r>
+        <w:t>tela</w:t>
+      </w:r>
+      <w:proofErr w:type="spellEnd"/>
+      <w:r>
+        <w:t xml:space="preserve"> principal </w:t>
+      </w:r>
+      <w:proofErr w:type="spellStart"/>
+      <w:r>
+        <w:t>exibe</w:t>
+      </w:r>
+      <w:proofErr w:type="spellEnd"/>
+      <w:r>
+        <w:t xml:space="preserve"> as abas de </w:t>
+      </w:r>
+      <w:proofErr w:type="spellStart"/>
+      <w:r>
+        <w:t>busca</w:t>
+      </w:r>
+      <w:proofErr w:type="spellEnd"/>
+      <w:r>
+        <w:t xml:space="preserve">, </w:t>
+      </w:r>
+      <w:proofErr w:type="spellStart"/>
+      <w:r>
+        <w:t>listas</w:t>
+      </w:r>
+      <w:proofErr w:type="spellEnd"/>
+      <w:r>
+        <w:t xml:space="preserve"> de </w:t>
+      </w:r>
+      <w:proofErr w:type="spellStart"/>
+      <w:r>
+        <w:t>reprodução</w:t>
+      </w:r>
+      <w:proofErr w:type="spellEnd"/>
+      <w:r>
+        <w:t xml:space="preserve"> e </w:t>
+      </w:r>
+      <w:proofErr w:type="spellStart"/>
+      <w:r>
+        <w:t>perfil</w:t>
+      </w:r>
+      <w:proofErr w:type="spellEnd"/>
+      <w:r>
+        <w:t xml:space="preserve">, </w:t>
+      </w:r>
+      <w:proofErr w:type="spellStart"/>
+      <w:r>
+        <w:t>permitindo</w:t>
+      </w:r>
+      <w:proofErr w:type="spellEnd"/>
+      <w:r>
+        <w:t xml:space="preserve"> o </w:t>
+      </w:r>
+      <w:proofErr w:type="spellStart"/>
+      <w:r>
+        <w:t>uso</w:t>
+      </w:r>
+      <w:proofErr w:type="spellEnd"/>
+      <w:r>
+        <w:t xml:space="preserve"> do </w:t>
+      </w:r>
+      <w:proofErr w:type="spellStart"/>
+      <w:r>
+        <w:t>sistema</w:t>
+      </w:r>
+      <w:proofErr w:type="spellEnd"/>
+      <w:r>
+        <w:t xml:space="preserve"> de forma simples e </w:t>
+      </w:r>
+      <w:proofErr w:type="spellStart"/>
+      <w:r>
+        <w:t>direta</w:t>
+      </w:r>
+      <w:proofErr w:type="spellEnd"/>
+      <w:r>
+        <w:t>.</w:t>
       </w:r>
     </w:p>
     <w:p>
       <w:pPr>
-        <w:spacing w:after="0" w:line="240" w:lineRule="auto"/>
-        <w:ind w:left="340"/>
-      </w:pPr>
-      <w:r>
-        <w:rPr>
-          <w:rFonts w:ascii="Courier New" w:hAnsi="Courier New"/>
-          <w:sz w:val="18"/>
-        </w:rPr>
-        <w:t xml:space="preserve">    likes INT NOT NULL DEFAULT 0,</w:t>
-      </w:r>
+        <w:spacing w:after="120"/>
+      </w:pPr>
     </w:p>
     <w:p>
       <w:pPr>
-        <w:spacing w:after="0" w:line="240" w:lineRule="auto"/>
-        <w:ind w:left="340"/>
-      </w:pPr>
-      <w:r>
-        <w:rPr>
-          <w:rFonts w:ascii="Courier New" w:hAnsi="Courier New"/>
-          <w:sz w:val="18"/>
-        </w:rPr>
-        <w:t xml:space="preserve">    dislikes INT NOT NULL DEFAULT 0</w:t>
-      </w:r>
+        <w:spacing w:before="120" w:after="80"/>
+      </w:pPr>
+      <w:r>
+        <w:rPr>
+          <w:b/>
+          <w:sz w:val="26"/>
+        </w:rPr>
+        <w:lastRenderedPageBreak/>
+        <w:t xml:space="preserve">6. </w:t>
+      </w:r>
+      <w:proofErr w:type="spellStart"/>
+      <w:r>
+        <w:rPr>
+          <w:b/>
+          <w:sz w:val="26"/>
+        </w:rPr>
+        <w:t>Conclusão</w:t>
+      </w:r>
+      <w:proofErr w:type="spellEnd"/>
     </w:p>
     <w:p>
       <w:pPr>
-        <w:spacing w:after="0" w:line="240" w:lineRule="auto"/>
-        <w:ind w:left="340"/>
-      </w:pPr>
-      <w:r>
-        <w:rPr>
-          <w:rFonts w:ascii="Courier New" w:hAnsi="Courier New"/>
-          <w:sz w:val="18"/>
-        </w:rPr>
-        <w:t>);</w:t>
+        <w:spacing w:after="120"/>
+      </w:pPr>
+      <w:r>
+        <w:t xml:space="preserve">O </w:t>
+      </w:r>
+      <w:proofErr w:type="spellStart"/>
+      <w:r>
+        <w:t>projeto</w:t>
+      </w:r>
+      <w:proofErr w:type="spellEnd"/>
+      <w:r>
+        <w:t xml:space="preserve"> </w:t>
+      </w:r>
+      <w:proofErr w:type="spellStart"/>
+      <w:r>
+        <w:t>FEItv</w:t>
+      </w:r>
+      <w:proofErr w:type="spellEnd"/>
+      <w:r>
+        <w:t xml:space="preserve"> </w:t>
+      </w:r>
+      <w:proofErr w:type="spellStart"/>
+      <w:r>
+        <w:t>reuniu</w:t>
+      </w:r>
+      <w:proofErr w:type="spellEnd"/>
+      <w:r>
+        <w:t xml:space="preserve"> </w:t>
+      </w:r>
+      <w:proofErr w:type="spellStart"/>
+      <w:r>
+        <w:t>conceitos</w:t>
+      </w:r>
+      <w:proofErr w:type="spellEnd"/>
+      <w:r>
+        <w:t xml:space="preserve"> </w:t>
+      </w:r>
+      <w:r>
+        <w:t>POO</w:t>
+      </w:r>
+      <w:r>
+        <w:t xml:space="preserve">, banco de dados e interface </w:t>
+      </w:r>
+      <w:proofErr w:type="spellStart"/>
+      <w:r>
+        <w:t>gráfica</w:t>
+      </w:r>
+      <w:proofErr w:type="spellEnd"/>
+      <w:r>
+        <w:t xml:space="preserve"> </w:t>
+      </w:r>
+      <w:proofErr w:type="spellStart"/>
+      <w:r>
+        <w:t>em</w:t>
+      </w:r>
+      <w:proofErr w:type="spellEnd"/>
+      <w:r>
+        <w:t xml:space="preserve"> </w:t>
+      </w:r>
+      <w:proofErr w:type="spellStart"/>
+      <w:r>
+        <w:t>uma</w:t>
+      </w:r>
+      <w:proofErr w:type="spellEnd"/>
+      <w:r>
+        <w:t xml:space="preserve"> </w:t>
+      </w:r>
+      <w:proofErr w:type="spellStart"/>
+      <w:r>
+        <w:t>aplicação</w:t>
+      </w:r>
+      <w:proofErr w:type="spellEnd"/>
+      <w:r>
+        <w:t xml:space="preserve"> </w:t>
+      </w:r>
+      <w:proofErr w:type="spellStart"/>
+      <w:r>
+        <w:t>única</w:t>
+      </w:r>
+      <w:proofErr w:type="spellEnd"/>
+      <w:r>
+        <w:t xml:space="preserve">. A </w:t>
+      </w:r>
+      <w:proofErr w:type="spellStart"/>
+      <w:r>
+        <w:t>separação</w:t>
+      </w:r>
+      <w:proofErr w:type="spellEnd"/>
+      <w:r>
+        <w:t xml:space="preserve"> entre </w:t>
+      </w:r>
+      <w:proofErr w:type="spellStart"/>
+      <w:r>
+        <w:t>telas</w:t>
+      </w:r>
+      <w:proofErr w:type="spellEnd"/>
+      <w:r>
+        <w:t xml:space="preserve">, </w:t>
+      </w:r>
+      <w:proofErr w:type="spellStart"/>
+      <w:r>
+        <w:t>controle</w:t>
+      </w:r>
+      <w:proofErr w:type="spellEnd"/>
+      <w:r>
+        <w:t xml:space="preserve">, entre outros </w:t>
+      </w:r>
+      <w:proofErr w:type="spellStart"/>
+      <w:r>
+        <w:t>fatores</w:t>
+      </w:r>
+      <w:proofErr w:type="spellEnd"/>
+      <w:r>
+        <w:t xml:space="preserve">, </w:t>
+      </w:r>
+      <w:proofErr w:type="spellStart"/>
+      <w:r>
+        <w:t>ajud</w:t>
+      </w:r>
+      <w:r>
+        <w:t>aram</w:t>
+      </w:r>
+      <w:proofErr w:type="spellEnd"/>
+      <w:r>
+        <w:t xml:space="preserve"> a </w:t>
+      </w:r>
+      <w:proofErr w:type="spellStart"/>
+      <w:r>
+        <w:t>manter</w:t>
+      </w:r>
+      <w:proofErr w:type="spellEnd"/>
+      <w:r>
+        <w:t xml:space="preserve"> o </w:t>
+      </w:r>
+      <w:proofErr w:type="spellStart"/>
+      <w:r>
+        <w:t>código</w:t>
+      </w:r>
+      <w:proofErr w:type="spellEnd"/>
+      <w:r>
+        <w:t xml:space="preserve"> </w:t>
+      </w:r>
+      <w:proofErr w:type="spellStart"/>
+      <w:r>
+        <w:t>organizado</w:t>
+      </w:r>
+      <w:proofErr w:type="spellEnd"/>
+      <w:r>
+        <w:t xml:space="preserve"> e </w:t>
+      </w:r>
+      <w:proofErr w:type="spellStart"/>
+      <w:r>
+        <w:t>próximo</w:t>
+      </w:r>
+      <w:proofErr w:type="spellEnd"/>
+      <w:r>
+        <w:t xml:space="preserve"> do </w:t>
+      </w:r>
+      <w:proofErr w:type="spellStart"/>
+      <w:r>
+        <w:t>conteúdo</w:t>
+      </w:r>
+      <w:proofErr w:type="spellEnd"/>
+      <w:r>
+        <w:t xml:space="preserve"> visto </w:t>
+      </w:r>
+      <w:proofErr w:type="spellStart"/>
+      <w:r>
+        <w:t>em</w:t>
+      </w:r>
+      <w:proofErr w:type="spellEnd"/>
+      <w:r>
+        <w:t xml:space="preserve"> aula.</w:t>
       </w:r>
     </w:p>
     <w:p>
       <w:pPr>
-        <w:spacing w:after="0" w:line="240" w:lineRule="auto"/>
-        <w:ind w:left="340"/>
-      </w:pPr>
+        <w:spacing w:after="120"/>
+      </w:pPr>
+      <w:r>
+        <w:t xml:space="preserve">Sob esse </w:t>
+      </w:r>
+      <w:proofErr w:type="spellStart"/>
+      <w:r>
+        <w:t>viés</w:t>
+      </w:r>
+      <w:proofErr w:type="spellEnd"/>
+      <w:r>
+        <w:t xml:space="preserve">, o </w:t>
+      </w:r>
+      <w:proofErr w:type="spellStart"/>
+      <w:r>
+        <w:t>sistema</w:t>
+      </w:r>
+      <w:proofErr w:type="spellEnd"/>
+      <w:r>
+        <w:t xml:space="preserve"> </w:t>
+      </w:r>
+      <w:proofErr w:type="spellStart"/>
+      <w:r>
+        <w:t>entrega</w:t>
+      </w:r>
+      <w:proofErr w:type="spellEnd"/>
+      <w:r>
+        <w:t xml:space="preserve"> para o </w:t>
+      </w:r>
+      <w:proofErr w:type="spellStart"/>
+      <w:r>
+        <w:t>usuário</w:t>
+      </w:r>
+      <w:proofErr w:type="spellEnd"/>
+      <w:r>
+        <w:t xml:space="preserve"> as </w:t>
+      </w:r>
+      <w:proofErr w:type="spellStart"/>
+      <w:r>
+        <w:t>funções</w:t>
+      </w:r>
+      <w:proofErr w:type="spellEnd"/>
+      <w:r>
+        <w:t xml:space="preserve"> de: </w:t>
+      </w:r>
+      <w:proofErr w:type="spellStart"/>
+      <w:r>
+        <w:t>criar</w:t>
+      </w:r>
+      <w:proofErr w:type="spellEnd"/>
+      <w:r>
+        <w:t xml:space="preserve"> </w:t>
+      </w:r>
+      <w:proofErr w:type="spellStart"/>
+      <w:r>
+        <w:t>conta</w:t>
+      </w:r>
+      <w:proofErr w:type="spellEnd"/>
+      <w:r>
+        <w:t xml:space="preserve">, </w:t>
+      </w:r>
+      <w:proofErr w:type="spellStart"/>
+      <w:r>
+        <w:t>entrar</w:t>
+      </w:r>
+      <w:proofErr w:type="spellEnd"/>
+      <w:r>
+        <w:t xml:space="preserve">, </w:t>
+      </w:r>
+      <w:proofErr w:type="spellStart"/>
+      <w:r>
+        <w:t>procurar</w:t>
+      </w:r>
+      <w:proofErr w:type="spellEnd"/>
+      <w:r>
+        <w:t xml:space="preserve"> </w:t>
+      </w:r>
+      <w:proofErr w:type="spellStart"/>
+      <w:r>
+        <w:t>vídeos</w:t>
+      </w:r>
+      <w:proofErr w:type="spellEnd"/>
+      <w:r>
+        <w:t xml:space="preserve">, </w:t>
+      </w:r>
+      <w:proofErr w:type="spellStart"/>
+      <w:r>
+        <w:t>reagir</w:t>
+      </w:r>
+      <w:proofErr w:type="spellEnd"/>
+      <w:r>
+        <w:t xml:space="preserve"> </w:t>
+      </w:r>
+      <w:proofErr w:type="spellStart"/>
+      <w:r>
+        <w:t>aos</w:t>
+      </w:r>
+      <w:proofErr w:type="spellEnd"/>
+      <w:r>
+        <w:t xml:space="preserve"> </w:t>
+      </w:r>
+      <w:proofErr w:type="spellStart"/>
+      <w:proofErr w:type="gramStart"/>
+      <w:r>
+        <w:t>conteúdos</w:t>
+      </w:r>
+      <w:proofErr w:type="spellEnd"/>
+      <w:r>
+        <w:t>(</w:t>
+      </w:r>
+      <w:proofErr w:type="gramEnd"/>
+      <w:r>
+        <w:t xml:space="preserve">like e </w:t>
+      </w:r>
+      <w:proofErr w:type="spellStart"/>
+      <w:r>
+        <w:t>deslike</w:t>
+      </w:r>
+      <w:proofErr w:type="spellEnd"/>
+      <w:r>
+        <w:t xml:space="preserve">) e </w:t>
+      </w:r>
+      <w:proofErr w:type="spellStart"/>
+      <w:r>
+        <w:t>montar</w:t>
+      </w:r>
+      <w:proofErr w:type="spellEnd"/>
+      <w:r>
+        <w:t xml:space="preserve"> </w:t>
+      </w:r>
+      <w:proofErr w:type="spellStart"/>
+      <w:r>
+        <w:t>suas</w:t>
+      </w:r>
+      <w:proofErr w:type="spellEnd"/>
+      <w:r>
+        <w:t xml:space="preserve"> </w:t>
+      </w:r>
+      <w:proofErr w:type="spellStart"/>
+      <w:r>
+        <w:t>próprias</w:t>
+      </w:r>
+      <w:proofErr w:type="spellEnd"/>
+      <w:r>
+        <w:t xml:space="preserve"> </w:t>
+      </w:r>
+      <w:proofErr w:type="spellStart"/>
+      <w:r>
+        <w:t>listas</w:t>
+      </w:r>
+      <w:proofErr w:type="spellEnd"/>
+      <w:r>
+        <w:t xml:space="preserve"> de </w:t>
+      </w:r>
+      <w:proofErr w:type="spellStart"/>
+      <w:r>
+        <w:t>reprodução</w:t>
+      </w:r>
+      <w:proofErr w:type="spellEnd"/>
+      <w:r>
+        <w:t xml:space="preserve">. O </w:t>
+      </w:r>
+      <w:proofErr w:type="spellStart"/>
+      <w:r>
+        <w:t>projeto</w:t>
+      </w:r>
+      <w:proofErr w:type="spellEnd"/>
+      <w:r>
+        <w:t xml:space="preserve"> </w:t>
+      </w:r>
+      <w:proofErr w:type="spellStart"/>
+      <w:r>
+        <w:t>também</w:t>
+      </w:r>
+      <w:proofErr w:type="spellEnd"/>
+      <w:r>
+        <w:t xml:space="preserve"> </w:t>
+      </w:r>
+      <w:proofErr w:type="spellStart"/>
+      <w:r>
+        <w:t>serviu</w:t>
+      </w:r>
+      <w:proofErr w:type="spellEnd"/>
+      <w:r>
+        <w:t xml:space="preserve"> para </w:t>
+      </w:r>
+      <w:proofErr w:type="spellStart"/>
+      <w:r>
+        <w:t>praticar</w:t>
+      </w:r>
+      <w:proofErr w:type="spellEnd"/>
+      <w:r>
+        <w:t xml:space="preserve"> o </w:t>
+      </w:r>
+      <w:proofErr w:type="spellStart"/>
+      <w:r>
+        <w:t>uso</w:t>
+      </w:r>
+      <w:proofErr w:type="spellEnd"/>
+      <w:r>
+        <w:t xml:space="preserve"> de </w:t>
+      </w:r>
+      <w:proofErr w:type="spellStart"/>
+      <w:r>
+        <w:t>JFrame</w:t>
+      </w:r>
+      <w:proofErr w:type="spellEnd"/>
+      <w:r>
+        <w:t xml:space="preserve">, JDBC, SQL e MVC </w:t>
+      </w:r>
+      <w:proofErr w:type="spellStart"/>
+      <w:r>
+        <w:t>em</w:t>
+      </w:r>
+      <w:proofErr w:type="spellEnd"/>
+      <w:r>
+        <w:t xml:space="preserve"> um </w:t>
+      </w:r>
+      <w:proofErr w:type="spellStart"/>
+      <w:r>
+        <w:t>cenário</w:t>
+      </w:r>
+      <w:proofErr w:type="spellEnd"/>
+      <w:r>
+        <w:t xml:space="preserve"> </w:t>
+      </w:r>
+      <w:proofErr w:type="spellStart"/>
+      <w:r>
+        <w:t>realista</w:t>
+      </w:r>
+      <w:proofErr w:type="spellEnd"/>
+      <w:r>
+        <w:t xml:space="preserve"> de </w:t>
+      </w:r>
+      <w:proofErr w:type="spellStart"/>
+      <w:r>
+        <w:t>aplicação</w:t>
+      </w:r>
+      <w:proofErr w:type="spellEnd"/>
+      <w:r>
+        <w:t>.</w:t>
+      </w:r>
     </w:p>
     <w:p>
       <w:pPr>
-        <w:spacing w:after="0" w:line="240" w:lineRule="auto"/>
-        <w:ind w:left="340"/>
-      </w:pPr>
-      <w:r>
-        <w:rPr>
-          <w:rFonts w:ascii="Courier New" w:hAnsi="Courier New"/>
-          <w:sz w:val="18"/>
-        </w:rPr>
-        <w:t>CREATE TABLE playlists (</w:t>
-      </w:r>
+        <w:spacing w:after="120"/>
+      </w:pPr>
     </w:p>
     <w:p>
       <w:pPr>
-        <w:spacing w:after="0" w:line="240" w:lineRule="auto"/>
-        <w:ind w:left="340"/>
-      </w:pPr>
-      <w:r>
-        <w:rPr>
-          <w:rFonts w:ascii="Courier New" w:hAnsi="Courier New"/>
-          <w:sz w:val="18"/>
-        </w:rPr>
-        <w:t xml:space="preserve">    id SERIAL PRIMARY KEY,</w:t>
-      </w:r>
+        <w:spacing w:before="120" w:after="80"/>
+        <w:rPr>
+          <w:b/>
+          <w:sz w:val="26"/>
+        </w:rPr>
+      </w:pPr>
+      <w:r>
+        <w:rPr>
+          <w:b/>
+          <w:sz w:val="26"/>
+        </w:rPr>
+        <w:t>7</w:t>
+      </w:r>
+      <w:r>
+        <w:rPr>
+          <w:b/>
+          <w:sz w:val="26"/>
+        </w:rPr>
+        <w:t xml:space="preserve">. </w:t>
+      </w:r>
+      <w:proofErr w:type="spellStart"/>
+      <w:r>
+        <w:rPr>
+          <w:b/>
+          <w:sz w:val="26"/>
+        </w:rPr>
+        <w:t>Diagrama</w:t>
+      </w:r>
+      <w:proofErr w:type="spellEnd"/>
+      <w:r>
+        <w:rPr>
+          <w:b/>
+          <w:sz w:val="26"/>
+        </w:rPr>
+        <w:t xml:space="preserve"> do </w:t>
+      </w:r>
+      <w:proofErr w:type="spellStart"/>
+      <w:r>
+        <w:rPr>
+          <w:b/>
+          <w:sz w:val="26"/>
+        </w:rPr>
+        <w:t>Projeto</w:t>
+      </w:r>
+      <w:proofErr w:type="spellEnd"/>
     </w:p>
     <w:p>
       <w:pPr>
-        <w:spacing w:after="0" w:line="240" w:lineRule="auto"/>
-        <w:ind w:left="340"/>
-      </w:pPr>
-      <w:r>
-        <w:rPr>
-          <w:rFonts w:ascii="Courier New" w:hAnsi="Courier New"/>
-          <w:sz w:val="18"/>
-        </w:rPr>
-        <w:t xml:space="preserve">    </w:t>
-      </w:r>
-      <w:proofErr w:type="spellStart"/>
-      <w:r>
-        <w:rPr>
-          <w:rFonts w:ascii="Courier New" w:hAnsi="Courier New"/>
-          <w:sz w:val="18"/>
-        </w:rPr>
-        <w:t>usuario_id</w:t>
-      </w:r>
-      <w:proofErr w:type="spellEnd"/>
-      <w:r>
-        <w:rPr>
-          <w:rFonts w:ascii="Courier New" w:hAnsi="Courier New"/>
-          <w:sz w:val="18"/>
-        </w:rPr>
-        <w:t xml:space="preserve"> INT NOT NULL REFERENCES </w:t>
-      </w:r>
-      <w:proofErr w:type="spellStart"/>
-      <w:r>
-        <w:rPr>
-          <w:rFonts w:ascii="Courier New" w:hAnsi="Courier New"/>
-          <w:sz w:val="18"/>
-        </w:rPr>
-        <w:t>usuarios</w:t>
-      </w:r>
-      <w:proofErr w:type="spellEnd"/>
-      <w:r>
-        <w:rPr>
-          <w:rFonts w:ascii="Courier New" w:hAnsi="Courier New"/>
-          <w:sz w:val="18"/>
-        </w:rPr>
-        <w:t>(id) ON DELETE CASCADE,</w:t>
-      </w:r>
+        <w:spacing w:before="120" w:after="80"/>
+      </w:pPr>
     </w:p>
     <w:p>
       <w:pPr>
-        <w:spacing w:after="0" w:line="240" w:lineRule="auto"/>
-        <w:ind w:left="340"/>
-      </w:pPr>
-      <w:r>
-        <w:rPr>
-          <w:rFonts w:ascii="Courier New" w:hAnsi="Courier New"/>
-          <w:sz w:val="18"/>
-        </w:rPr>
-        <w:t xml:space="preserve">    </w:t>
-      </w:r>
-      <w:proofErr w:type="spellStart"/>
-      <w:r>
-        <w:rPr>
-          <w:rFonts w:ascii="Courier New" w:hAnsi="Courier New"/>
-          <w:sz w:val="18"/>
-        </w:rPr>
-        <w:t>nome</w:t>
-      </w:r>
-      <w:proofErr w:type="spellEnd"/>
-      <w:r>
-        <w:rPr>
-          <w:rFonts w:ascii="Courier New" w:hAnsi="Courier New"/>
-          <w:sz w:val="18"/>
-        </w:rPr>
-        <w:t xml:space="preserve"> </w:t>
-      </w:r>
-      <w:proofErr w:type="gramStart"/>
-      <w:r>
-        <w:rPr>
-          <w:rFonts w:ascii="Courier New" w:hAnsi="Courier New"/>
-          <w:sz w:val="18"/>
-        </w:rPr>
-        <w:t>VARCHAR(</w:t>
-      </w:r>
-      <w:proofErr w:type="gramEnd"/>
-      <w:r>
-        <w:rPr>
-          <w:rFonts w:ascii="Courier New" w:hAnsi="Courier New"/>
-          <w:sz w:val="18"/>
-        </w:rPr>
-        <w:t>100) NOT NULL,</w:t>
-      </w:r>
-    </w:p>
-    <w:p>
-      <w:pPr>
-        <w:spacing w:after="0" w:line="240" w:lineRule="auto"/>
-        <w:ind w:left="340"/>
-      </w:pPr>
-      <w:r>
-        <w:rPr>
-          <w:rFonts w:ascii="Courier New" w:hAnsi="Courier New"/>
-          <w:sz w:val="18"/>
-        </w:rPr>
-        <w:t xml:space="preserve">    UNIQUE (</w:t>
-      </w:r>
-      <w:proofErr w:type="spellStart"/>
-      <w:r>
-        <w:rPr>
-          <w:rFonts w:ascii="Courier New" w:hAnsi="Courier New"/>
-          <w:sz w:val="18"/>
-        </w:rPr>
-        <w:t>usuario_id</w:t>
-      </w:r>
-      <w:proofErr w:type="spellEnd"/>
-      <w:r>
-        <w:rPr>
-          <w:rFonts w:ascii="Courier New" w:hAnsi="Courier New"/>
-          <w:sz w:val="18"/>
-        </w:rPr>
-        <w:t xml:space="preserve">, </w:t>
-      </w:r>
-      <w:proofErr w:type="spellStart"/>
-      <w:r>
-        <w:rPr>
-          <w:rFonts w:ascii="Courier New" w:hAnsi="Courier New"/>
-          <w:sz w:val="18"/>
-        </w:rPr>
-        <w:t>nome</w:t>
-      </w:r>
-      <w:proofErr w:type="spellEnd"/>
-      <w:r>
-        <w:rPr>
-          <w:rFonts w:ascii="Courier New" w:hAnsi="Courier New"/>
-          <w:sz w:val="18"/>
-        </w:rPr>
-        <w:t>)</w:t>
-      </w:r>
-    </w:p>
-    <w:p>
-      <w:pPr>
-        <w:spacing w:after="0" w:line="240" w:lineRule="auto"/>
-        <w:ind w:left="340"/>
-      </w:pPr>
-      <w:r>
-        <w:rPr>
-          <w:rFonts w:ascii="Courier New" w:hAnsi="Courier New"/>
-          <w:sz w:val="18"/>
-        </w:rPr>
-        <w:t>);</w:t>
-      </w:r>
-    </w:p>
-    <w:p>
-      <w:pPr>
-        <w:spacing w:after="0" w:line="240" w:lineRule="auto"/>
-        <w:ind w:left="340"/>
-      </w:pPr>
-    </w:p>
-    <w:p>
-      <w:pPr>
-        <w:spacing w:after="0" w:line="240" w:lineRule="auto"/>
-        <w:ind w:left="340"/>
-      </w:pPr>
-      <w:r>
-        <w:rPr>
-          <w:rFonts w:ascii="Courier New" w:hAnsi="Courier New"/>
-          <w:sz w:val="18"/>
-        </w:rPr>
-        <w:t xml:space="preserve">CREATE TABLE </w:t>
-      </w:r>
-      <w:proofErr w:type="spellStart"/>
-      <w:r>
-        <w:rPr>
-          <w:rFonts w:ascii="Courier New" w:hAnsi="Courier New"/>
-          <w:sz w:val="18"/>
-        </w:rPr>
-        <w:t>playlist_videos</w:t>
-      </w:r>
-      <w:proofErr w:type="spellEnd"/>
-      <w:r>
-        <w:rPr>
-          <w:rFonts w:ascii="Courier New" w:hAnsi="Courier New"/>
-          <w:sz w:val="18"/>
-        </w:rPr>
-        <w:t xml:space="preserve"> (</w:t>
-      </w:r>
-    </w:p>
-    <w:p>
-      <w:pPr>
-        <w:spacing w:after="0" w:line="240" w:lineRule="auto"/>
-        <w:ind w:left="340"/>
-      </w:pPr>
-      <w:r>
-        <w:rPr>
-          <w:rFonts w:ascii="Courier New" w:hAnsi="Courier New"/>
-          <w:sz w:val="18"/>
-        </w:rPr>
-        <w:t xml:space="preserve">    </w:t>
-      </w:r>
-      <w:proofErr w:type="spellStart"/>
-      <w:r>
-        <w:rPr>
-          <w:rFonts w:ascii="Courier New" w:hAnsi="Courier New"/>
-          <w:sz w:val="18"/>
-        </w:rPr>
-        <w:t>playlist_id</w:t>
-      </w:r>
-      <w:proofErr w:type="spellEnd"/>
-      <w:r>
-        <w:rPr>
-          <w:rFonts w:ascii="Courier New" w:hAnsi="Courier New"/>
-          <w:sz w:val="18"/>
-        </w:rPr>
-        <w:t xml:space="preserve"> INT NOT NULL REFERENCES playlists(id) ON DELETE CASCADE,</w:t>
-      </w:r>
-    </w:p>
-    <w:p>
-      <w:pPr>
-        <w:spacing w:after="0" w:line="240" w:lineRule="auto"/>
-        <w:ind w:left="340"/>
-      </w:pPr>
-      <w:r>
-        <w:rPr>
-          <w:rFonts w:ascii="Courier New" w:hAnsi="Courier New"/>
-          <w:sz w:val="18"/>
-        </w:rPr>
-        <w:t xml:space="preserve">    </w:t>
-      </w:r>
-      <w:proofErr w:type="spellStart"/>
-      <w:r>
-        <w:rPr>
-          <w:rFonts w:ascii="Courier New" w:hAnsi="Courier New"/>
-          <w:sz w:val="18"/>
-        </w:rPr>
-        <w:t>video_id</w:t>
-      </w:r>
-      <w:proofErr w:type="spellEnd"/>
-      <w:r>
-        <w:rPr>
-          <w:rFonts w:ascii="Courier New" w:hAnsi="Courier New"/>
-          <w:sz w:val="18"/>
-        </w:rPr>
-        <w:t xml:space="preserve"> INT NOT NULL REFERENCES videos(id) ON DELETE CASCADE,</w:t>
-      </w:r>
-    </w:p>
-    <w:p>
-      <w:pPr>
-        <w:spacing w:after="0" w:line="240" w:lineRule="auto"/>
-        <w:ind w:left="340"/>
-      </w:pPr>
-      <w:r>
-        <w:rPr>
-          <w:rFonts w:ascii="Courier New" w:hAnsi="Courier New"/>
-          <w:sz w:val="18"/>
-        </w:rPr>
-        <w:t xml:space="preserve">    PRIMARY KEY (</w:t>
-      </w:r>
-      <w:proofErr w:type="spellStart"/>
-      <w:r>
-        <w:rPr>
-          <w:rFonts w:ascii="Courier New" w:hAnsi="Courier New"/>
-          <w:sz w:val="18"/>
-        </w:rPr>
-        <w:t>playlist_id</w:t>
-      </w:r>
-      <w:proofErr w:type="spellEnd"/>
-      <w:r>
-        <w:rPr>
-          <w:rFonts w:ascii="Courier New" w:hAnsi="Courier New"/>
-          <w:sz w:val="18"/>
-        </w:rPr>
-        <w:t xml:space="preserve">, </w:t>
-      </w:r>
-      <w:proofErr w:type="spellStart"/>
-      <w:r>
-        <w:rPr>
-          <w:rFonts w:ascii="Courier New" w:hAnsi="Courier New"/>
-          <w:sz w:val="18"/>
-        </w:rPr>
-        <w:t>video_id</w:t>
-      </w:r>
-      <w:proofErr w:type="spellEnd"/>
-      <w:r>
-        <w:rPr>
-          <w:rFonts w:ascii="Courier New" w:hAnsi="Courier New"/>
-          <w:sz w:val="18"/>
-        </w:rPr>
-        <w:t>)</w:t>
-      </w:r>
-    </w:p>
-    <w:p>
-      <w:pPr>
-        <w:spacing w:after="0" w:line="240" w:lineRule="auto"/>
-        <w:ind w:left="340"/>
-      </w:pPr>
-      <w:r>
-        <w:rPr>
-          <w:rFonts w:ascii="Courier New" w:hAnsi="Courier New"/>
-          <w:sz w:val="18"/>
-        </w:rPr>
-        <w:t>);</w:t>
-      </w:r>
-    </w:p>
-    <w:p>
-      <w:pPr>
-        <w:spacing w:after="0" w:line="240" w:lineRule="auto"/>
-        <w:ind w:left="340"/>
-      </w:pPr>
-    </w:p>
-    <w:p>
-      <w:pPr>
-        <w:spacing w:after="0" w:line="240" w:lineRule="auto"/>
-        <w:ind w:left="340"/>
-      </w:pPr>
-      <w:r>
-        <w:rPr>
-          <w:rFonts w:ascii="Courier New" w:hAnsi="Courier New"/>
-          <w:sz w:val="18"/>
-        </w:rPr>
-        <w:t xml:space="preserve">CREATE TABLE </w:t>
-      </w:r>
-      <w:proofErr w:type="spellStart"/>
-      <w:r>
-        <w:rPr>
-          <w:rFonts w:ascii="Courier New" w:hAnsi="Courier New"/>
-          <w:sz w:val="18"/>
-        </w:rPr>
-        <w:t>reacoes</w:t>
-      </w:r>
-      <w:proofErr w:type="spellEnd"/>
-      <w:r>
-        <w:rPr>
-          <w:rFonts w:ascii="Courier New" w:hAnsi="Courier New"/>
-          <w:sz w:val="18"/>
-        </w:rPr>
-        <w:t xml:space="preserve"> (</w:t>
-      </w:r>
-    </w:p>
-    <w:p>
-      <w:pPr>
-        <w:spacing w:after="0" w:line="240" w:lineRule="auto"/>
-        <w:ind w:left="340"/>
-      </w:pPr>
-      <w:r>
-        <w:rPr>
-          <w:rFonts w:ascii="Courier New" w:hAnsi="Courier New"/>
-          <w:sz w:val="18"/>
-        </w:rPr>
-        <w:t xml:space="preserve">    </w:t>
-      </w:r>
-      <w:proofErr w:type="spellStart"/>
-      <w:r>
-        <w:rPr>
-          <w:rFonts w:ascii="Courier New" w:hAnsi="Courier New"/>
-          <w:sz w:val="18"/>
-        </w:rPr>
-        <w:t>usuario_id</w:t>
-      </w:r>
-      <w:proofErr w:type="spellEnd"/>
-      <w:r>
-        <w:rPr>
-          <w:rFonts w:ascii="Courier New" w:hAnsi="Courier New"/>
-          <w:sz w:val="18"/>
-        </w:rPr>
-        <w:t xml:space="preserve"> INT NOT NULL REFERENCES </w:t>
-      </w:r>
-      <w:proofErr w:type="spellStart"/>
-      <w:r>
-        <w:rPr>
-          <w:rFonts w:ascii="Courier New" w:hAnsi="Courier New"/>
-          <w:sz w:val="18"/>
-        </w:rPr>
-        <w:t>usuarios</w:t>
-      </w:r>
-      <w:proofErr w:type="spellEnd"/>
-      <w:r>
-        <w:rPr>
-          <w:rFonts w:ascii="Courier New" w:hAnsi="Courier New"/>
-          <w:sz w:val="18"/>
-        </w:rPr>
-        <w:t>(id) ON DELETE CASCADE,</w:t>
-      </w:r>
-    </w:p>
-    <w:p>
-      <w:pPr>
-        <w:spacing w:after="0" w:line="240" w:lineRule="auto"/>
-        <w:ind w:left="340"/>
-      </w:pPr>
-      <w:r>
-        <w:rPr>
-          <w:rFonts w:ascii="Courier New" w:hAnsi="Courier New"/>
-          <w:sz w:val="18"/>
-        </w:rPr>
-        <w:t xml:space="preserve">    </w:t>
-      </w:r>
-      <w:proofErr w:type="spellStart"/>
-      <w:r>
-        <w:rPr>
-          <w:rFonts w:ascii="Courier New" w:hAnsi="Courier New"/>
-          <w:sz w:val="18"/>
-        </w:rPr>
-        <w:t>video_id</w:t>
-      </w:r>
-      <w:proofErr w:type="spellEnd"/>
-      <w:r>
-        <w:rPr>
-          <w:rFonts w:ascii="Courier New" w:hAnsi="Courier New"/>
-          <w:sz w:val="18"/>
-        </w:rPr>
-        <w:t xml:space="preserve"> INT NOT NULL REFERENCES videos(id) ON DELETE CASCADE,</w:t>
-      </w:r>
-    </w:p>
-    <w:p>
-      <w:pPr>
-        <w:spacing w:after="0" w:line="240" w:lineRule="auto"/>
-        <w:ind w:left="340"/>
-      </w:pPr>
-      <w:r>
-        <w:rPr>
-          <w:rFonts w:ascii="Courier New" w:hAnsi="Courier New"/>
-          <w:sz w:val="18"/>
-        </w:rPr>
-        <w:t xml:space="preserve">    </w:t>
-      </w:r>
-      <w:proofErr w:type="spellStart"/>
-      <w:r>
-        <w:rPr>
-          <w:rFonts w:ascii="Courier New" w:hAnsi="Courier New"/>
-          <w:sz w:val="18"/>
-        </w:rPr>
-        <w:t>tipo</w:t>
-      </w:r>
-      <w:proofErr w:type="spellEnd"/>
-      <w:r>
-        <w:rPr>
-          <w:rFonts w:ascii="Courier New" w:hAnsi="Courier New"/>
-          <w:sz w:val="18"/>
-        </w:rPr>
-        <w:t xml:space="preserve"> </w:t>
-      </w:r>
-      <w:proofErr w:type="gramStart"/>
-      <w:r>
-        <w:rPr>
-          <w:rFonts w:ascii="Courier New" w:hAnsi="Courier New"/>
-          <w:sz w:val="18"/>
-        </w:rPr>
-        <w:t>CHAR(</w:t>
-      </w:r>
-      <w:proofErr w:type="gramEnd"/>
-      <w:r>
-        <w:rPr>
-          <w:rFonts w:ascii="Courier New" w:hAnsi="Courier New"/>
-          <w:sz w:val="18"/>
-        </w:rPr>
-        <w:t>1) NOT NULL,</w:t>
-      </w:r>
-    </w:p>
-    <w:p>
-      <w:pPr>
-        <w:spacing w:after="0" w:line="240" w:lineRule="auto"/>
-        <w:ind w:left="340"/>
-      </w:pPr>
-      <w:r>
-        <w:rPr>
-          <w:rFonts w:ascii="Courier New" w:hAnsi="Courier New"/>
-          <w:sz w:val="18"/>
-        </w:rPr>
-        <w:t xml:space="preserve">    PRIMARY KEY (</w:t>
-      </w:r>
-      <w:proofErr w:type="spellStart"/>
-      <w:r>
-        <w:rPr>
-          <w:rFonts w:ascii="Courier New" w:hAnsi="Courier New"/>
-          <w:sz w:val="18"/>
-        </w:rPr>
-        <w:t>usuario_id</w:t>
-      </w:r>
-      <w:proofErr w:type="spellEnd"/>
-      <w:r>
-        <w:rPr>
-          <w:rFonts w:ascii="Courier New" w:hAnsi="Courier New"/>
-          <w:sz w:val="18"/>
-        </w:rPr>
-        <w:t xml:space="preserve">, </w:t>
-      </w:r>
-      <w:proofErr w:type="spellStart"/>
-      <w:r>
-        <w:rPr>
-          <w:rFonts w:ascii="Courier New" w:hAnsi="Courier New"/>
-          <w:sz w:val="18"/>
-        </w:rPr>
-        <w:t>video_id</w:t>
-      </w:r>
-      <w:proofErr w:type="spellEnd"/>
-      <w:r>
-        <w:rPr>
-          <w:rFonts w:ascii="Courier New" w:hAnsi="Courier New"/>
-          <w:sz w:val="18"/>
-        </w:rPr>
-        <w:t>)</w:t>
-      </w:r>
-    </w:p>
-    <w:p>
-      <w:pPr>
-        <w:spacing w:after="0" w:line="240" w:lineRule="auto"/>
-        <w:ind w:left="340"/>
-        <w:rPr>
-          <w:rFonts w:ascii="Courier New" w:hAnsi="Courier New"/>
-          <w:sz w:val="18"/>
-        </w:rPr>
-      </w:pPr>
-      <w:r>
-        <w:rPr>
-          <w:rFonts w:ascii="Courier New" w:hAnsi="Courier New"/>
-          <w:sz w:val="18"/>
-        </w:rPr>
-        <w:t>);</w:t>
-      </w:r>
-    </w:p>
-    <w:p>
-      <w:pPr>
-        <w:spacing w:after="0" w:line="240" w:lineRule="auto"/>
-        <w:ind w:left="340"/>
-      </w:pPr>
-    </w:p>
-    <w:p>
-      <w:pPr>
         <w:spacing w:after="120"/>
       </w:pPr>
-      <w:proofErr w:type="spellStart"/>
-      <w:r>
-        <w:t>Os</w:t>
-      </w:r>
-      <w:proofErr w:type="spellEnd"/>
-      <w:r>
-        <w:t xml:space="preserve"> inserts </w:t>
-      </w:r>
-      <w:proofErr w:type="spellStart"/>
-      <w:r>
-        <w:t>iniciais</w:t>
-      </w:r>
-      <w:proofErr w:type="spellEnd"/>
-      <w:r>
-        <w:t xml:space="preserve"> </w:t>
-      </w:r>
-      <w:proofErr w:type="spellStart"/>
-      <w:r>
-        <w:t>servem</w:t>
-      </w:r>
-      <w:proofErr w:type="spellEnd"/>
-      <w:r>
-        <w:t xml:space="preserve"> para </w:t>
-      </w:r>
-      <w:proofErr w:type="spellStart"/>
-      <w:r>
-        <w:t>alimentar</w:t>
-      </w:r>
-      <w:proofErr w:type="spellEnd"/>
-      <w:r>
-        <w:t xml:space="preserve"> a </w:t>
-      </w:r>
-      <w:proofErr w:type="spellStart"/>
-      <w:r>
-        <w:t>tabela</w:t>
-      </w:r>
-      <w:proofErr w:type="spellEnd"/>
-      <w:r>
-        <w:t xml:space="preserve"> de </w:t>
-      </w:r>
-      <w:proofErr w:type="spellStart"/>
-      <w:r>
-        <w:t>vídeos</w:t>
-      </w:r>
-      <w:proofErr w:type="spellEnd"/>
-      <w:r>
-        <w:t xml:space="preserve"> e </w:t>
-      </w:r>
-      <w:proofErr w:type="spellStart"/>
-      <w:r>
-        <w:t>permitir</w:t>
-      </w:r>
-      <w:proofErr w:type="spellEnd"/>
-      <w:r>
-        <w:t xml:space="preserve"> testes de </w:t>
-      </w:r>
-      <w:proofErr w:type="spellStart"/>
-      <w:r>
-        <w:t>busca</w:t>
-      </w:r>
-      <w:proofErr w:type="spellEnd"/>
-      <w:r>
-        <w:t xml:space="preserve"> logo </w:t>
-      </w:r>
-      <w:proofErr w:type="spellStart"/>
-      <w:r>
-        <w:t>após</w:t>
-      </w:r>
-      <w:proofErr w:type="spellEnd"/>
-      <w:r>
-        <w:t xml:space="preserve"> a </w:t>
-      </w:r>
-      <w:proofErr w:type="spellStart"/>
-      <w:r>
-        <w:t>criação</w:t>
-      </w:r>
-      <w:proofErr w:type="spellEnd"/>
-      <w:r>
-        <w:t xml:space="preserve"> do banco. Assim, o </w:t>
-      </w:r>
-      <w:proofErr w:type="spellStart"/>
-      <w:r>
-        <w:t>sistema</w:t>
-      </w:r>
-      <w:proofErr w:type="spellEnd"/>
-      <w:r>
-        <w:t xml:space="preserve"> </w:t>
-      </w:r>
-      <w:proofErr w:type="spellStart"/>
-      <w:r>
-        <w:t>já</w:t>
-      </w:r>
-      <w:proofErr w:type="spellEnd"/>
-      <w:r>
-        <w:t xml:space="preserve"> </w:t>
-      </w:r>
-      <w:proofErr w:type="spellStart"/>
-      <w:r>
-        <w:t>abre</w:t>
-      </w:r>
-      <w:proofErr w:type="spellEnd"/>
-      <w:r>
-        <w:t xml:space="preserve"> com </w:t>
-      </w:r>
-      <w:proofErr w:type="spellStart"/>
-      <w:r>
-        <w:t>conteúdo</w:t>
-      </w:r>
-      <w:proofErr w:type="spellEnd"/>
-      <w:r>
-        <w:t xml:space="preserve"> </w:t>
-      </w:r>
-      <w:proofErr w:type="spellStart"/>
-      <w:r>
-        <w:t>disponível</w:t>
-      </w:r>
-      <w:proofErr w:type="spellEnd"/>
-      <w:r>
-        <w:t xml:space="preserve">, </w:t>
-      </w:r>
-      <w:proofErr w:type="spellStart"/>
-      <w:r>
-        <w:t>sem</w:t>
-      </w:r>
-      <w:proofErr w:type="spellEnd"/>
-      <w:r>
-        <w:t xml:space="preserve"> </w:t>
-      </w:r>
-      <w:proofErr w:type="spellStart"/>
-      <w:r>
-        <w:t>depender</w:t>
-      </w:r>
-      <w:proofErr w:type="spellEnd"/>
-      <w:r>
-        <w:t xml:space="preserve"> de </w:t>
-      </w:r>
-      <w:proofErr w:type="spellStart"/>
-      <w:r>
-        <w:t>cadastro</w:t>
-      </w:r>
-      <w:proofErr w:type="spellEnd"/>
-      <w:r>
-        <w:t xml:space="preserve"> manual de </w:t>
-      </w:r>
-      <w:proofErr w:type="spellStart"/>
-      <w:r>
-        <w:t>todos</w:t>
-      </w:r>
-      <w:proofErr w:type="spellEnd"/>
-      <w:r>
-        <w:t xml:space="preserve"> </w:t>
-      </w:r>
-      <w:proofErr w:type="spellStart"/>
-      <w:r>
-        <w:t>os</w:t>
-      </w:r>
-      <w:proofErr w:type="spellEnd"/>
-      <w:r>
-        <w:t xml:space="preserve"> </w:t>
-      </w:r>
-      <w:proofErr w:type="spellStart"/>
-      <w:proofErr w:type="gramStart"/>
-      <w:r>
-        <w:t>vídeos</w:t>
-      </w:r>
-      <w:proofErr w:type="spellEnd"/>
-      <w:r>
-        <w:t>(</w:t>
-      </w:r>
-      <w:proofErr w:type="spellStart"/>
-      <w:proofErr w:type="gramEnd"/>
-      <w:r>
-        <w:t>já</w:t>
-      </w:r>
-      <w:proofErr w:type="spellEnd"/>
-      <w:r>
-        <w:t xml:space="preserve"> </w:t>
-      </w:r>
-      <w:proofErr w:type="spellStart"/>
-      <w:r>
-        <w:t>que</w:t>
-      </w:r>
-      <w:proofErr w:type="spellEnd"/>
-      <w:r>
-        <w:t xml:space="preserve"> </w:t>
-      </w:r>
-      <w:proofErr w:type="spellStart"/>
-      <w:r>
-        <w:t>essa</w:t>
-      </w:r>
-      <w:proofErr w:type="spellEnd"/>
-      <w:r>
-        <w:t xml:space="preserve"> </w:t>
-      </w:r>
-      <w:proofErr w:type="spellStart"/>
-      <w:r>
-        <w:t>funcionalidade</w:t>
-      </w:r>
-      <w:proofErr w:type="spellEnd"/>
-      <w:r>
-        <w:t xml:space="preserve"> </w:t>
-      </w:r>
-      <w:proofErr w:type="spellStart"/>
-      <w:r>
-        <w:t>só</w:t>
-      </w:r>
-      <w:proofErr w:type="spellEnd"/>
-      <w:r>
-        <w:t xml:space="preserve"> era </w:t>
-      </w:r>
-      <w:proofErr w:type="spellStart"/>
-      <w:r>
-        <w:t>pra</w:t>
-      </w:r>
-      <w:proofErr w:type="spellEnd"/>
-      <w:r>
-        <w:t xml:space="preserve"> ser </w:t>
-      </w:r>
-      <w:proofErr w:type="spellStart"/>
-      <w:r>
-        <w:t>feita</w:t>
-      </w:r>
-      <w:proofErr w:type="spellEnd"/>
-      <w:r>
-        <w:t xml:space="preserve">, </w:t>
-      </w:r>
-      <w:proofErr w:type="spellStart"/>
-      <w:r>
-        <w:t>caso</w:t>
-      </w:r>
-      <w:proofErr w:type="spellEnd"/>
-      <w:r>
-        <w:t xml:space="preserve"> </w:t>
-      </w:r>
-      <w:proofErr w:type="spellStart"/>
-      <w:r>
-        <w:t>feito</w:t>
-      </w:r>
-      <w:proofErr w:type="spellEnd"/>
-      <w:r>
-        <w:t xml:space="preserve"> </w:t>
-      </w:r>
-      <w:proofErr w:type="spellStart"/>
-      <w:r>
-        <w:t>em</w:t>
-      </w:r>
-      <w:proofErr w:type="spellEnd"/>
-      <w:r>
-        <w:t xml:space="preserve"> </w:t>
-      </w:r>
-      <w:proofErr w:type="spellStart"/>
-      <w:r>
-        <w:t>dupla</w:t>
-      </w:r>
-      <w:proofErr w:type="spellEnd"/>
-      <w:r>
-        <w:t>)</w:t>
-      </w:r>
-      <w:r>
-        <w:t>.</w:t>
-      </w:r>
-    </w:p>
-    <w:p>
-      <w:pPr>
-        <w:spacing w:after="120"/>
-      </w:pPr>
-    </w:p>
-    <w:p>
-      <w:pPr>
-        <w:spacing w:before="120" w:after="80"/>
-      </w:pPr>
-      <w:r>
-        <w:rPr>
-          <w:b/>
-          <w:sz w:val="26"/>
-        </w:rPr>
-        <w:t xml:space="preserve">4. </w:t>
-      </w:r>
-      <w:proofErr w:type="spellStart"/>
-      <w:r>
-        <w:rPr>
-          <w:b/>
-          <w:sz w:val="26"/>
-        </w:rPr>
-        <w:t>Funcionalidades</w:t>
-      </w:r>
-      <w:proofErr w:type="spellEnd"/>
-      <w:r>
-        <w:rPr>
-          <w:b/>
-          <w:sz w:val="26"/>
-        </w:rPr>
-        <w:t xml:space="preserve"> </w:t>
-      </w:r>
-      <w:proofErr w:type="spellStart"/>
-      <w:r>
-        <w:rPr>
-          <w:b/>
-          <w:sz w:val="26"/>
-        </w:rPr>
-        <w:t>principais</w:t>
-      </w:r>
-      <w:proofErr w:type="spellEnd"/>
-    </w:p>
-    <w:p>
-      <w:pPr>
-        <w:spacing w:after="120"/>
-      </w:pPr>
-      <w:proofErr w:type="spellStart"/>
-      <w:r>
-        <w:t>Cadastro</w:t>
-      </w:r>
-      <w:proofErr w:type="spellEnd"/>
-      <w:r>
-        <w:t xml:space="preserve"> de </w:t>
-      </w:r>
-      <w:proofErr w:type="spellStart"/>
-      <w:r>
-        <w:t>usuário</w:t>
-      </w:r>
-      <w:proofErr w:type="spellEnd"/>
-      <w:r>
-        <w:t xml:space="preserve">: a </w:t>
-      </w:r>
-      <w:proofErr w:type="spellStart"/>
-      <w:r>
-        <w:t>tela</w:t>
-      </w:r>
-      <w:proofErr w:type="spellEnd"/>
-      <w:r>
-        <w:t xml:space="preserve"> de </w:t>
-      </w:r>
-      <w:proofErr w:type="spellStart"/>
-      <w:r>
-        <w:t>cadastro</w:t>
-      </w:r>
-      <w:proofErr w:type="spellEnd"/>
-      <w:r>
-        <w:t xml:space="preserve"> </w:t>
-      </w:r>
-      <w:proofErr w:type="spellStart"/>
-      <w:r>
-        <w:t>recebe</w:t>
-      </w:r>
-      <w:proofErr w:type="spellEnd"/>
-      <w:r>
-        <w:t xml:space="preserve"> </w:t>
-      </w:r>
-      <w:proofErr w:type="spellStart"/>
-      <w:r>
-        <w:t>nome</w:t>
-      </w:r>
-      <w:proofErr w:type="spellEnd"/>
-      <w:r>
-        <w:t xml:space="preserve">, e-mail e </w:t>
-      </w:r>
-      <w:proofErr w:type="spellStart"/>
-      <w:r>
-        <w:t>senha</w:t>
-      </w:r>
-      <w:proofErr w:type="spellEnd"/>
-      <w:r>
-        <w:t xml:space="preserve">. O controller </w:t>
-      </w:r>
-      <w:proofErr w:type="spellStart"/>
-      <w:r>
-        <w:t>valida</w:t>
-      </w:r>
-      <w:proofErr w:type="spellEnd"/>
-      <w:r>
-        <w:t xml:space="preserve"> </w:t>
-      </w:r>
-      <w:proofErr w:type="spellStart"/>
-      <w:r>
-        <w:t>os</w:t>
-      </w:r>
-      <w:proofErr w:type="spellEnd"/>
-      <w:r>
-        <w:t xml:space="preserve"> dados </w:t>
-      </w:r>
-      <w:proofErr w:type="spellStart"/>
-      <w:r>
-        <w:t>mais</w:t>
-      </w:r>
-      <w:proofErr w:type="spellEnd"/>
-      <w:r>
-        <w:t xml:space="preserve"> </w:t>
-      </w:r>
-      <w:proofErr w:type="spellStart"/>
-      <w:r>
-        <w:t>básicos</w:t>
-      </w:r>
-      <w:proofErr w:type="spellEnd"/>
-      <w:r>
-        <w:t xml:space="preserve"> e o DAO </w:t>
-      </w:r>
-      <w:proofErr w:type="spellStart"/>
-      <w:r>
-        <w:t>grava</w:t>
-      </w:r>
-      <w:proofErr w:type="spellEnd"/>
-      <w:r>
-        <w:t xml:space="preserve"> as </w:t>
-      </w:r>
-      <w:proofErr w:type="spellStart"/>
-      <w:r>
-        <w:t>informações</w:t>
-      </w:r>
-      <w:proofErr w:type="spellEnd"/>
-      <w:r>
-        <w:t xml:space="preserve"> </w:t>
-      </w:r>
-      <w:proofErr w:type="spellStart"/>
-      <w:r>
-        <w:t>na</w:t>
-      </w:r>
-      <w:proofErr w:type="spellEnd"/>
-      <w:r>
-        <w:t xml:space="preserve"> </w:t>
-      </w:r>
-      <w:proofErr w:type="spellStart"/>
-      <w:r>
-        <w:t>tabela</w:t>
-      </w:r>
-      <w:proofErr w:type="spellEnd"/>
-      <w:r>
-        <w:t xml:space="preserve"> </w:t>
-      </w:r>
-      <w:proofErr w:type="spellStart"/>
-      <w:r>
-        <w:t>usuarios</w:t>
-      </w:r>
-      <w:proofErr w:type="spellEnd"/>
-      <w:r>
-        <w:t>.</w:t>
-      </w:r>
-    </w:p>
-    <w:p>
-      <w:pPr>
-        <w:spacing w:after="120"/>
-      </w:pPr>
-      <w:r>
-        <w:t xml:space="preserve">Login: o </w:t>
-      </w:r>
-      <w:proofErr w:type="spellStart"/>
-      <w:r>
-        <w:t>usuário</w:t>
-      </w:r>
-      <w:proofErr w:type="spellEnd"/>
-      <w:r>
-        <w:t xml:space="preserve"> </w:t>
-      </w:r>
-      <w:proofErr w:type="spellStart"/>
-      <w:r>
-        <w:t>informa</w:t>
-      </w:r>
-      <w:proofErr w:type="spellEnd"/>
-      <w:r>
-        <w:t xml:space="preserve"> e-mail e </w:t>
-      </w:r>
-      <w:proofErr w:type="spellStart"/>
-      <w:r>
-        <w:t>senha</w:t>
-      </w:r>
-      <w:proofErr w:type="spellEnd"/>
-      <w:r>
-        <w:t xml:space="preserve">. Se </w:t>
-      </w:r>
-      <w:proofErr w:type="spellStart"/>
-      <w:r>
-        <w:t>os</w:t>
-      </w:r>
-      <w:proofErr w:type="spellEnd"/>
-      <w:r>
-        <w:t xml:space="preserve"> dados </w:t>
-      </w:r>
-      <w:proofErr w:type="spellStart"/>
-      <w:r>
-        <w:t>existirem</w:t>
-      </w:r>
-      <w:proofErr w:type="spellEnd"/>
-      <w:r>
-        <w:t xml:space="preserve"> no banco, o </w:t>
-      </w:r>
-      <w:proofErr w:type="spellStart"/>
-      <w:r>
-        <w:t>sistema</w:t>
-      </w:r>
-      <w:proofErr w:type="spellEnd"/>
-      <w:r>
-        <w:t xml:space="preserve"> libera o </w:t>
-      </w:r>
-      <w:proofErr w:type="spellStart"/>
-      <w:r>
-        <w:t>acesso</w:t>
-      </w:r>
-      <w:proofErr w:type="spellEnd"/>
-      <w:r>
-        <w:t xml:space="preserve"> à </w:t>
-      </w:r>
-      <w:proofErr w:type="spellStart"/>
-      <w:r>
-        <w:t>tela</w:t>
-      </w:r>
-      <w:proofErr w:type="spellEnd"/>
-      <w:r>
-        <w:t xml:space="preserve"> principal.</w:t>
-      </w:r>
-    </w:p>
-    <w:p>
-      <w:pPr>
-        <w:spacing w:after="120"/>
-      </w:pPr>
-      <w:proofErr w:type="spellStart"/>
-      <w:r>
-        <w:t>Busca</w:t>
-      </w:r>
-      <w:proofErr w:type="spellEnd"/>
-      <w:r>
-        <w:t xml:space="preserve"> de </w:t>
-      </w:r>
-      <w:proofErr w:type="spellStart"/>
-      <w:r>
-        <w:t>vídeos</w:t>
-      </w:r>
-      <w:proofErr w:type="spellEnd"/>
-      <w:r>
-        <w:t xml:space="preserve">: </w:t>
-      </w:r>
-      <w:proofErr w:type="spellStart"/>
-      <w:r>
-        <w:t>na</w:t>
-      </w:r>
-      <w:proofErr w:type="spellEnd"/>
-      <w:r>
-        <w:t xml:space="preserve"> </w:t>
-      </w:r>
-      <w:proofErr w:type="spellStart"/>
-      <w:r>
-        <w:t>tela</w:t>
-      </w:r>
-      <w:proofErr w:type="spellEnd"/>
-      <w:r>
-        <w:t xml:space="preserve"> principal, o </w:t>
-      </w:r>
-      <w:proofErr w:type="spellStart"/>
-      <w:r>
-        <w:t>usuário</w:t>
-      </w:r>
-      <w:proofErr w:type="spellEnd"/>
-      <w:r>
-        <w:t xml:space="preserve"> </w:t>
-      </w:r>
-      <w:proofErr w:type="spellStart"/>
-      <w:r>
-        <w:t>digita</w:t>
-      </w:r>
-      <w:proofErr w:type="spellEnd"/>
-      <w:r>
-        <w:t xml:space="preserve"> </w:t>
-      </w:r>
-      <w:proofErr w:type="spellStart"/>
-      <w:r>
-        <w:t>parte</w:t>
-      </w:r>
-      <w:proofErr w:type="spellEnd"/>
-      <w:r>
-        <w:t xml:space="preserve"> do </w:t>
-      </w:r>
-      <w:proofErr w:type="spellStart"/>
-      <w:r>
-        <w:t>título</w:t>
-      </w:r>
-      <w:proofErr w:type="spellEnd"/>
-      <w:r>
-        <w:t xml:space="preserve"> e o </w:t>
-      </w:r>
-      <w:proofErr w:type="spellStart"/>
-      <w:r>
-        <w:t>sistema</w:t>
-      </w:r>
-      <w:proofErr w:type="spellEnd"/>
-      <w:r>
-        <w:t xml:space="preserve"> consulta a </w:t>
-      </w:r>
-      <w:proofErr w:type="spellStart"/>
-      <w:r>
-        <w:t>tabela</w:t>
-      </w:r>
-      <w:proofErr w:type="spellEnd"/>
-      <w:r>
-        <w:t xml:space="preserve"> videos. </w:t>
-      </w:r>
-      <w:proofErr w:type="spellStart"/>
-      <w:r>
-        <w:t>Os</w:t>
-      </w:r>
-      <w:proofErr w:type="spellEnd"/>
-      <w:r>
-        <w:t xml:space="preserve"> </w:t>
-      </w:r>
-      <w:proofErr w:type="spellStart"/>
-      <w:r>
-        <w:t>resultados</w:t>
-      </w:r>
-      <w:proofErr w:type="spellEnd"/>
-      <w:r>
-        <w:t xml:space="preserve"> </w:t>
-      </w:r>
-      <w:proofErr w:type="spellStart"/>
-      <w:r>
-        <w:t>aparecem</w:t>
-      </w:r>
-      <w:proofErr w:type="spellEnd"/>
-      <w:r>
-        <w:t xml:space="preserve"> </w:t>
-      </w:r>
-      <w:proofErr w:type="spellStart"/>
-      <w:r>
-        <w:t>na</w:t>
-      </w:r>
-      <w:proofErr w:type="spellEnd"/>
-      <w:r>
-        <w:t xml:space="preserve"> </w:t>
-      </w:r>
-      <w:proofErr w:type="spellStart"/>
-      <w:r>
-        <w:t>lista</w:t>
-      </w:r>
-      <w:proofErr w:type="spellEnd"/>
-      <w:r>
-        <w:t xml:space="preserve">, e </w:t>
-      </w:r>
-      <w:proofErr w:type="spellStart"/>
-      <w:r>
-        <w:t>ao</w:t>
-      </w:r>
-      <w:proofErr w:type="spellEnd"/>
-      <w:r>
-        <w:t xml:space="preserve"> </w:t>
-      </w:r>
-      <w:proofErr w:type="spellStart"/>
-      <w:r>
-        <w:t>selecionar</w:t>
-      </w:r>
-      <w:proofErr w:type="spellEnd"/>
-      <w:r>
-        <w:t xml:space="preserve"> um item </w:t>
-      </w:r>
-      <w:proofErr w:type="spellStart"/>
-      <w:r>
-        <w:t>os</w:t>
-      </w:r>
-      <w:proofErr w:type="spellEnd"/>
-      <w:r>
-        <w:t xml:space="preserve"> </w:t>
-      </w:r>
-      <w:proofErr w:type="spellStart"/>
-      <w:r>
-        <w:t>detalhes</w:t>
-      </w:r>
-      <w:proofErr w:type="spellEnd"/>
-      <w:r>
-        <w:t xml:space="preserve"> </w:t>
-      </w:r>
-      <w:proofErr w:type="spellStart"/>
-      <w:r>
-        <w:t>são</w:t>
-      </w:r>
-      <w:proofErr w:type="spellEnd"/>
-      <w:r>
-        <w:t xml:space="preserve"> </w:t>
-      </w:r>
-      <w:proofErr w:type="spellStart"/>
-      <w:r>
-        <w:t>mostrados</w:t>
-      </w:r>
-      <w:proofErr w:type="spellEnd"/>
-      <w:r>
-        <w:t xml:space="preserve"> </w:t>
-      </w:r>
-      <w:proofErr w:type="spellStart"/>
-      <w:r>
-        <w:t>na</w:t>
-      </w:r>
-      <w:proofErr w:type="spellEnd"/>
-      <w:r>
-        <w:t xml:space="preserve"> </w:t>
-      </w:r>
-      <w:proofErr w:type="spellStart"/>
-      <w:r>
-        <w:t>área</w:t>
-      </w:r>
-      <w:proofErr w:type="spellEnd"/>
-      <w:r>
-        <w:t xml:space="preserve"> de </w:t>
-      </w:r>
-      <w:proofErr w:type="spellStart"/>
-      <w:r>
-        <w:t>texto</w:t>
-      </w:r>
-      <w:proofErr w:type="spellEnd"/>
-      <w:r>
-        <w:t>.</w:t>
-      </w:r>
-    </w:p>
-    <w:p>
-      <w:pPr>
-        <w:spacing w:after="120"/>
-      </w:pPr>
-      <w:proofErr w:type="spellStart"/>
-      <w:r>
-        <w:t>Curtir</w:t>
-      </w:r>
-      <w:proofErr w:type="spellEnd"/>
-      <w:r>
-        <w:t xml:space="preserve"> e </w:t>
-      </w:r>
-      <w:proofErr w:type="spellStart"/>
-      <w:r>
-        <w:t>descurtir</w:t>
-      </w:r>
-      <w:proofErr w:type="spellEnd"/>
-      <w:r>
-        <w:t xml:space="preserve">: </w:t>
-      </w:r>
-      <w:proofErr w:type="spellStart"/>
-      <w:r>
-        <w:t>cada</w:t>
-      </w:r>
-      <w:proofErr w:type="spellEnd"/>
-      <w:r>
-        <w:t xml:space="preserve"> </w:t>
-      </w:r>
-      <w:proofErr w:type="spellStart"/>
-      <w:r>
-        <w:t>reação</w:t>
-      </w:r>
-      <w:proofErr w:type="spellEnd"/>
-      <w:r>
-        <w:t xml:space="preserve"> é </w:t>
-      </w:r>
-      <w:proofErr w:type="spellStart"/>
-      <w:r>
-        <w:t>registrada</w:t>
-      </w:r>
-      <w:proofErr w:type="spellEnd"/>
-      <w:r>
-        <w:t xml:space="preserve"> </w:t>
-      </w:r>
-      <w:proofErr w:type="spellStart"/>
-      <w:r>
-        <w:t>na</w:t>
-      </w:r>
-      <w:proofErr w:type="spellEnd"/>
-      <w:r>
-        <w:t xml:space="preserve"> </w:t>
-      </w:r>
-      <w:proofErr w:type="spellStart"/>
-      <w:r>
-        <w:t>tabela</w:t>
-      </w:r>
-      <w:proofErr w:type="spellEnd"/>
-      <w:r>
-        <w:t xml:space="preserve"> </w:t>
-      </w:r>
-      <w:proofErr w:type="spellStart"/>
-      <w:r>
-        <w:t>reacoes</w:t>
-      </w:r>
-      <w:proofErr w:type="spellEnd"/>
-      <w:r>
-        <w:t xml:space="preserve"> e </w:t>
-      </w:r>
-      <w:proofErr w:type="spellStart"/>
-      <w:r>
-        <w:t>atualiza</w:t>
-      </w:r>
-      <w:proofErr w:type="spellEnd"/>
-      <w:r>
-        <w:t xml:space="preserve"> </w:t>
-      </w:r>
-      <w:proofErr w:type="spellStart"/>
-      <w:r>
-        <w:t>os</w:t>
-      </w:r>
-      <w:proofErr w:type="spellEnd"/>
-      <w:r>
-        <w:t xml:space="preserve"> </w:t>
-      </w:r>
-      <w:proofErr w:type="spellStart"/>
-      <w:r>
-        <w:t>contadores</w:t>
-      </w:r>
-      <w:proofErr w:type="spellEnd"/>
-      <w:r>
-        <w:t xml:space="preserve"> likes e dislikes do </w:t>
-      </w:r>
-      <w:proofErr w:type="spellStart"/>
-      <w:r>
-        <w:t>vídeo</w:t>
-      </w:r>
-      <w:proofErr w:type="spellEnd"/>
-      <w:r>
-        <w:t>.</w:t>
-      </w:r>
-    </w:p>
-    <w:p>
-      <w:pPr>
-        <w:spacing w:after="120"/>
-      </w:pPr>
-      <w:proofErr w:type="spellStart"/>
-      <w:r>
-        <w:t>Listas</w:t>
-      </w:r>
-      <w:proofErr w:type="spellEnd"/>
-      <w:r>
-        <w:t xml:space="preserve"> de </w:t>
-      </w:r>
-      <w:proofErr w:type="spellStart"/>
-      <w:r>
-        <w:t>reprodução</w:t>
-      </w:r>
-      <w:proofErr w:type="spellEnd"/>
-      <w:r>
-        <w:t xml:space="preserve">: o </w:t>
-      </w:r>
-      <w:proofErr w:type="spellStart"/>
-      <w:r>
-        <w:t>usuário</w:t>
-      </w:r>
-      <w:proofErr w:type="spellEnd"/>
-      <w:r>
-        <w:t xml:space="preserve"> </w:t>
-      </w:r>
-      <w:proofErr w:type="spellStart"/>
-      <w:r>
-        <w:t>pode</w:t>
-      </w:r>
-      <w:proofErr w:type="spellEnd"/>
-      <w:r>
-        <w:t xml:space="preserve"> </w:t>
-      </w:r>
-      <w:proofErr w:type="spellStart"/>
-      <w:r>
-        <w:t>criar</w:t>
-      </w:r>
-      <w:proofErr w:type="spellEnd"/>
-      <w:r>
-        <w:t xml:space="preserve">, </w:t>
-      </w:r>
-      <w:proofErr w:type="spellStart"/>
-      <w:r>
-        <w:t>renomear</w:t>
-      </w:r>
-      <w:proofErr w:type="spellEnd"/>
-      <w:r>
-        <w:t xml:space="preserve"> e </w:t>
-      </w:r>
-      <w:proofErr w:type="spellStart"/>
-      <w:r>
-        <w:t>excluir</w:t>
-      </w:r>
-      <w:proofErr w:type="spellEnd"/>
-      <w:r>
-        <w:t xml:space="preserve"> </w:t>
-      </w:r>
-      <w:proofErr w:type="spellStart"/>
-      <w:r>
-        <w:t>listas</w:t>
-      </w:r>
-      <w:proofErr w:type="spellEnd"/>
-      <w:r>
-        <w:t xml:space="preserve">, </w:t>
-      </w:r>
-      <w:proofErr w:type="spellStart"/>
-      <w:r>
-        <w:t>além</w:t>
-      </w:r>
-      <w:proofErr w:type="spellEnd"/>
-      <w:r>
-        <w:t xml:space="preserve"> de </w:t>
-      </w:r>
-      <w:proofErr w:type="spellStart"/>
-      <w:r>
-        <w:t>adicionar</w:t>
-      </w:r>
-      <w:proofErr w:type="spellEnd"/>
-      <w:r>
-        <w:t xml:space="preserve"> </w:t>
-      </w:r>
-      <w:proofErr w:type="spellStart"/>
-      <w:r>
-        <w:t>ou</w:t>
-      </w:r>
-      <w:proofErr w:type="spellEnd"/>
-      <w:r>
-        <w:t xml:space="preserve"> remover </w:t>
-      </w:r>
-      <w:proofErr w:type="spellStart"/>
-      <w:r>
-        <w:t>vídeos</w:t>
-      </w:r>
-      <w:proofErr w:type="spellEnd"/>
-      <w:r>
-        <w:t xml:space="preserve"> de </w:t>
-      </w:r>
-      <w:proofErr w:type="spellStart"/>
-      <w:r>
-        <w:t>cada</w:t>
-      </w:r>
-      <w:proofErr w:type="spellEnd"/>
-      <w:r>
-        <w:t xml:space="preserve"> </w:t>
-      </w:r>
-      <w:proofErr w:type="spellStart"/>
-      <w:r>
-        <w:t>lista</w:t>
-      </w:r>
-      <w:proofErr w:type="spellEnd"/>
-      <w:r>
-        <w:t>.</w:t>
-      </w:r>
-    </w:p>
-    <w:p>
-      <w:pPr>
-        <w:spacing w:after="120"/>
-      </w:pPr>
-    </w:p>
-    <w:p>
-      <w:pPr>
-        <w:spacing w:before="120" w:after="80"/>
-      </w:pPr>
-      <w:r>
-        <w:rPr>
-          <w:b/>
-          <w:sz w:val="26"/>
-        </w:rPr>
-        <w:t xml:space="preserve">5. </w:t>
-      </w:r>
-      <w:proofErr w:type="spellStart"/>
-      <w:r>
-        <w:rPr>
-          <w:b/>
-          <w:sz w:val="26"/>
-        </w:rPr>
-        <w:t>Organização</w:t>
-      </w:r>
-      <w:proofErr w:type="spellEnd"/>
-      <w:r>
-        <w:rPr>
-          <w:b/>
-          <w:sz w:val="26"/>
-        </w:rPr>
-        <w:t xml:space="preserve"> do </w:t>
-      </w:r>
-      <w:proofErr w:type="spellStart"/>
-      <w:r>
-        <w:rPr>
-          <w:b/>
-          <w:sz w:val="26"/>
-        </w:rPr>
-        <w:t>código</w:t>
-      </w:r>
-      <w:proofErr w:type="spellEnd"/>
-      <w:r>
-        <w:rPr>
-          <w:b/>
-          <w:sz w:val="26"/>
-        </w:rPr>
-        <w:t xml:space="preserve"> e </w:t>
-      </w:r>
-      <w:proofErr w:type="spellStart"/>
-      <w:r>
-        <w:rPr>
-          <w:b/>
-          <w:sz w:val="26"/>
-        </w:rPr>
-        <w:t>funcionamento</w:t>
-      </w:r>
-      <w:proofErr w:type="spellEnd"/>
-    </w:p>
-    <w:p>
-      <w:pPr>
-        <w:spacing w:after="120"/>
-      </w:pPr>
-      <w:r>
-        <w:t xml:space="preserve">A </w:t>
-      </w:r>
-      <w:proofErr w:type="spellStart"/>
-      <w:r>
-        <w:t>camada</w:t>
-      </w:r>
-      <w:proofErr w:type="spellEnd"/>
-      <w:r>
-        <w:t xml:space="preserve"> de model </w:t>
-      </w:r>
-      <w:proofErr w:type="spellStart"/>
-      <w:r>
-        <w:t>representa</w:t>
-      </w:r>
-      <w:proofErr w:type="spellEnd"/>
-      <w:r>
-        <w:t xml:space="preserve"> </w:t>
-      </w:r>
-      <w:proofErr w:type="spellStart"/>
-      <w:r>
-        <w:t>os</w:t>
-      </w:r>
-      <w:proofErr w:type="spellEnd"/>
-      <w:r>
-        <w:t xml:space="preserve"> dados do </w:t>
-      </w:r>
-      <w:proofErr w:type="spellStart"/>
-      <w:r>
-        <w:t>sistema</w:t>
-      </w:r>
-      <w:proofErr w:type="spellEnd"/>
-      <w:r>
-        <w:t xml:space="preserve">. </w:t>
-      </w:r>
-      <w:proofErr w:type="spellStart"/>
-      <w:r>
-        <w:t>Usuario</w:t>
-      </w:r>
-      <w:proofErr w:type="spellEnd"/>
-      <w:r>
-        <w:t xml:space="preserve"> </w:t>
-      </w:r>
-      <w:proofErr w:type="spellStart"/>
-      <w:r>
-        <w:t>guarda</w:t>
-      </w:r>
-      <w:proofErr w:type="spellEnd"/>
-      <w:r>
-        <w:t xml:space="preserve"> o </w:t>
-      </w:r>
-      <w:proofErr w:type="spellStart"/>
-      <w:r>
-        <w:t>nome</w:t>
-      </w:r>
-      <w:proofErr w:type="spellEnd"/>
-      <w:r>
-        <w:t xml:space="preserve">, e-mail, </w:t>
-      </w:r>
-      <w:proofErr w:type="spellStart"/>
-      <w:r>
-        <w:t>senha</w:t>
-      </w:r>
-      <w:proofErr w:type="spellEnd"/>
-      <w:r>
-        <w:t xml:space="preserve"> e </w:t>
-      </w:r>
-      <w:proofErr w:type="spellStart"/>
-      <w:r>
-        <w:t>identificador</w:t>
-      </w:r>
-      <w:proofErr w:type="spellEnd"/>
-      <w:r>
-        <w:t xml:space="preserve">. </w:t>
-      </w:r>
-      <w:proofErr w:type="spellStart"/>
-      <w:r>
-        <w:t>SerieFilme</w:t>
-      </w:r>
-      <w:proofErr w:type="spellEnd"/>
-      <w:r>
-        <w:t xml:space="preserve"> </w:t>
-      </w:r>
-      <w:proofErr w:type="spellStart"/>
-      <w:r>
-        <w:t>representa</w:t>
-      </w:r>
-      <w:proofErr w:type="spellEnd"/>
-      <w:r>
-        <w:t xml:space="preserve"> o </w:t>
-      </w:r>
-      <w:proofErr w:type="spellStart"/>
-      <w:r>
-        <w:t>conteúdo</w:t>
-      </w:r>
-      <w:proofErr w:type="spellEnd"/>
-      <w:r>
-        <w:t xml:space="preserve"> </w:t>
-      </w:r>
-      <w:proofErr w:type="spellStart"/>
-      <w:r>
-        <w:t>exibido</w:t>
-      </w:r>
-      <w:proofErr w:type="spellEnd"/>
-      <w:r>
-        <w:t xml:space="preserve"> </w:t>
-      </w:r>
-      <w:proofErr w:type="spellStart"/>
-      <w:r>
-        <w:t>na</w:t>
-      </w:r>
-      <w:proofErr w:type="spellEnd"/>
-      <w:r>
-        <w:t xml:space="preserve"> </w:t>
-      </w:r>
-      <w:proofErr w:type="spellStart"/>
-      <w:r>
-        <w:t>busca</w:t>
-      </w:r>
-      <w:proofErr w:type="spellEnd"/>
-      <w:r>
-        <w:t xml:space="preserve"> e </w:t>
-      </w:r>
-      <w:proofErr w:type="spellStart"/>
-      <w:r>
-        <w:t>na</w:t>
-      </w:r>
-      <w:proofErr w:type="spellEnd"/>
-      <w:r>
-        <w:t xml:space="preserve"> </w:t>
-      </w:r>
-      <w:proofErr w:type="spellStart"/>
-      <w:r>
-        <w:t>lista</w:t>
-      </w:r>
-      <w:proofErr w:type="spellEnd"/>
-      <w:r>
-        <w:t xml:space="preserve">, </w:t>
-      </w:r>
-      <w:proofErr w:type="spellStart"/>
-      <w:r>
-        <w:t>enquanto</w:t>
-      </w:r>
-      <w:proofErr w:type="spellEnd"/>
-      <w:r>
-        <w:t xml:space="preserve"> </w:t>
-      </w:r>
-      <w:proofErr w:type="spellStart"/>
-      <w:r>
-        <w:t>ListaReproducao</w:t>
-      </w:r>
-      <w:proofErr w:type="spellEnd"/>
-      <w:r>
-        <w:t xml:space="preserve"> </w:t>
-      </w:r>
-      <w:proofErr w:type="spellStart"/>
-      <w:r>
-        <w:t>representa</w:t>
-      </w:r>
-      <w:proofErr w:type="spellEnd"/>
-      <w:r>
-        <w:t xml:space="preserve"> </w:t>
-      </w:r>
-      <w:proofErr w:type="spellStart"/>
-      <w:r>
-        <w:t>cada</w:t>
-      </w:r>
-      <w:proofErr w:type="spellEnd"/>
-      <w:r>
-        <w:t xml:space="preserve"> </w:t>
-      </w:r>
-      <w:proofErr w:type="spellStart"/>
-      <w:r>
-        <w:t>coleção</w:t>
-      </w:r>
-      <w:proofErr w:type="spellEnd"/>
-      <w:r>
-        <w:t xml:space="preserve"> </w:t>
-      </w:r>
-      <w:proofErr w:type="spellStart"/>
-      <w:r>
-        <w:t>criada</w:t>
-      </w:r>
-      <w:proofErr w:type="spellEnd"/>
-      <w:r>
-        <w:t xml:space="preserve"> </w:t>
-      </w:r>
-      <w:proofErr w:type="spellStart"/>
-      <w:r>
-        <w:t>pelo</w:t>
-      </w:r>
-      <w:proofErr w:type="spellEnd"/>
-      <w:r>
-        <w:t xml:space="preserve"> </w:t>
-      </w:r>
-      <w:proofErr w:type="spellStart"/>
-      <w:r>
-        <w:t>usuário</w:t>
-      </w:r>
-      <w:proofErr w:type="spellEnd"/>
-      <w:r>
-        <w:t>.</w:t>
-      </w:r>
-    </w:p>
-    <w:p>
-      <w:pPr>
-        <w:spacing w:after="120"/>
-      </w:pPr>
-      <w:r>
-        <w:lastRenderedPageBreak/>
-        <w:t xml:space="preserve">A </w:t>
-      </w:r>
-      <w:proofErr w:type="spellStart"/>
-      <w:r>
-        <w:t>camada</w:t>
-      </w:r>
-      <w:proofErr w:type="spellEnd"/>
-      <w:r>
-        <w:t xml:space="preserve"> DAO </w:t>
-      </w:r>
-      <w:proofErr w:type="spellStart"/>
-      <w:r>
-        <w:t>faz</w:t>
-      </w:r>
-      <w:proofErr w:type="spellEnd"/>
-      <w:r>
-        <w:t xml:space="preserve"> a </w:t>
-      </w:r>
-      <w:proofErr w:type="spellStart"/>
-      <w:r>
-        <w:t>comunicação</w:t>
-      </w:r>
-      <w:proofErr w:type="spellEnd"/>
-      <w:r>
-        <w:t xml:space="preserve"> com o PostgreSQL. </w:t>
-      </w:r>
-      <w:proofErr w:type="spellStart"/>
-      <w:r>
-        <w:t>Conexao</w:t>
-      </w:r>
-      <w:proofErr w:type="spellEnd"/>
-      <w:r>
-        <w:t xml:space="preserve"> </w:t>
-      </w:r>
-      <w:proofErr w:type="spellStart"/>
-      <w:r>
-        <w:t>centraliza</w:t>
-      </w:r>
-      <w:proofErr w:type="spellEnd"/>
-      <w:r>
-        <w:t xml:space="preserve"> o </w:t>
-      </w:r>
-      <w:proofErr w:type="spellStart"/>
-      <w:r>
-        <w:t>acesso</w:t>
-      </w:r>
-      <w:proofErr w:type="spellEnd"/>
-      <w:r>
-        <w:t xml:space="preserve"> </w:t>
-      </w:r>
-      <w:proofErr w:type="spellStart"/>
-      <w:r>
-        <w:t>ao</w:t>
-      </w:r>
-      <w:proofErr w:type="spellEnd"/>
-      <w:r>
-        <w:t xml:space="preserve"> banco, </w:t>
-      </w:r>
-      <w:proofErr w:type="spellStart"/>
-      <w:r>
-        <w:t>UsuarioDAO</w:t>
-      </w:r>
-      <w:proofErr w:type="spellEnd"/>
-      <w:r>
-        <w:t xml:space="preserve"> </w:t>
-      </w:r>
-      <w:proofErr w:type="spellStart"/>
-      <w:r>
-        <w:t>trata</w:t>
-      </w:r>
-      <w:proofErr w:type="spellEnd"/>
-      <w:r>
-        <w:t xml:space="preserve"> </w:t>
-      </w:r>
-      <w:proofErr w:type="spellStart"/>
-      <w:r>
-        <w:t>os</w:t>
-      </w:r>
-      <w:proofErr w:type="spellEnd"/>
-      <w:r>
-        <w:t xml:space="preserve"> </w:t>
-      </w:r>
-      <w:proofErr w:type="spellStart"/>
-      <w:r>
-        <w:t>cadastros</w:t>
-      </w:r>
-      <w:proofErr w:type="spellEnd"/>
-      <w:r>
-        <w:t xml:space="preserve"> e </w:t>
-      </w:r>
-      <w:proofErr w:type="spellStart"/>
-      <w:r>
-        <w:t>autenticação</w:t>
-      </w:r>
-      <w:proofErr w:type="spellEnd"/>
-      <w:r>
-        <w:t xml:space="preserve">, </w:t>
-      </w:r>
-      <w:proofErr w:type="spellStart"/>
-      <w:r>
-        <w:t>VideoDAO</w:t>
-      </w:r>
-      <w:proofErr w:type="spellEnd"/>
-      <w:r>
-        <w:t xml:space="preserve"> </w:t>
-      </w:r>
-      <w:proofErr w:type="spellStart"/>
-      <w:r>
-        <w:t>faz</w:t>
-      </w:r>
-      <w:proofErr w:type="spellEnd"/>
-      <w:r>
-        <w:t xml:space="preserve"> a </w:t>
-      </w:r>
-      <w:proofErr w:type="spellStart"/>
-      <w:r>
-        <w:t>leitura</w:t>
-      </w:r>
-      <w:proofErr w:type="spellEnd"/>
-      <w:r>
-        <w:t xml:space="preserve"> dos </w:t>
-      </w:r>
-      <w:proofErr w:type="spellStart"/>
-      <w:r>
-        <w:t>vídeos</w:t>
-      </w:r>
-      <w:proofErr w:type="spellEnd"/>
-      <w:r>
-        <w:t xml:space="preserve">, </w:t>
-      </w:r>
-      <w:proofErr w:type="spellStart"/>
-      <w:r>
-        <w:t>ListaReproducaoDAO</w:t>
-      </w:r>
-      <w:proofErr w:type="spellEnd"/>
-      <w:r>
-        <w:t xml:space="preserve"> </w:t>
-      </w:r>
-      <w:proofErr w:type="spellStart"/>
-      <w:r>
-        <w:t>controla</w:t>
-      </w:r>
-      <w:proofErr w:type="spellEnd"/>
-      <w:r>
-        <w:t xml:space="preserve"> as </w:t>
-      </w:r>
-      <w:proofErr w:type="spellStart"/>
-      <w:r>
-        <w:t>listas</w:t>
-      </w:r>
-      <w:proofErr w:type="spellEnd"/>
-      <w:r>
-        <w:t xml:space="preserve"> e </w:t>
-      </w:r>
-      <w:proofErr w:type="spellStart"/>
-      <w:r>
-        <w:t>ReacaoDAO</w:t>
-      </w:r>
-      <w:proofErr w:type="spellEnd"/>
-      <w:r>
-        <w:t xml:space="preserve"> </w:t>
-      </w:r>
-      <w:proofErr w:type="spellStart"/>
-      <w:r>
-        <w:t>registra</w:t>
-      </w:r>
-      <w:proofErr w:type="spellEnd"/>
-      <w:r>
-        <w:t xml:space="preserve"> </w:t>
-      </w:r>
-      <w:proofErr w:type="spellStart"/>
-      <w:r>
-        <w:t>curtir</w:t>
-      </w:r>
-      <w:proofErr w:type="spellEnd"/>
-      <w:r>
-        <w:t xml:space="preserve"> e </w:t>
-      </w:r>
-      <w:proofErr w:type="spellStart"/>
-      <w:r>
-        <w:t>descurtir</w:t>
-      </w:r>
-      <w:proofErr w:type="spellEnd"/>
-      <w:r>
-        <w:t>.</w:t>
-      </w:r>
-    </w:p>
-    <w:p>
-      <w:pPr>
-        <w:spacing w:after="120"/>
-      </w:pPr>
-      <w:r>
-        <w:t xml:space="preserve">A </w:t>
-      </w:r>
-      <w:proofErr w:type="spellStart"/>
-      <w:r>
-        <w:t>camada</w:t>
-      </w:r>
-      <w:proofErr w:type="spellEnd"/>
-      <w:r>
-        <w:t xml:space="preserve"> controller </w:t>
-      </w:r>
-      <w:proofErr w:type="spellStart"/>
-      <w:r>
-        <w:t>fica</w:t>
-      </w:r>
-      <w:proofErr w:type="spellEnd"/>
-      <w:r>
-        <w:t xml:space="preserve"> entre </w:t>
-      </w:r>
-      <w:proofErr w:type="spellStart"/>
-      <w:proofErr w:type="gramStart"/>
-      <w:r>
-        <w:t>a</w:t>
-      </w:r>
-      <w:proofErr w:type="spellEnd"/>
-      <w:proofErr w:type="gramEnd"/>
-      <w:r>
-        <w:t xml:space="preserve"> interface e o banco. Ela </w:t>
-      </w:r>
-      <w:proofErr w:type="spellStart"/>
-      <w:r>
-        <w:t>organiza</w:t>
-      </w:r>
-      <w:proofErr w:type="spellEnd"/>
-      <w:r>
-        <w:t xml:space="preserve"> as </w:t>
-      </w:r>
-      <w:proofErr w:type="spellStart"/>
-      <w:r>
-        <w:t>chamadas</w:t>
-      </w:r>
-      <w:proofErr w:type="spellEnd"/>
-      <w:r>
-        <w:t xml:space="preserve">, </w:t>
-      </w:r>
-      <w:proofErr w:type="spellStart"/>
-      <w:r>
-        <w:t>trata</w:t>
-      </w:r>
-      <w:proofErr w:type="spellEnd"/>
-      <w:r>
-        <w:t xml:space="preserve"> </w:t>
-      </w:r>
-      <w:proofErr w:type="spellStart"/>
-      <w:r>
-        <w:t>os</w:t>
-      </w:r>
-      <w:proofErr w:type="spellEnd"/>
-      <w:r>
-        <w:t xml:space="preserve"> </w:t>
-      </w:r>
-      <w:proofErr w:type="spellStart"/>
-      <w:r>
-        <w:t>erros</w:t>
-      </w:r>
-      <w:proofErr w:type="spellEnd"/>
-      <w:r>
-        <w:t xml:space="preserve"> </w:t>
-      </w:r>
-      <w:proofErr w:type="spellStart"/>
-      <w:r>
-        <w:t>mais</w:t>
-      </w:r>
-      <w:proofErr w:type="spellEnd"/>
-      <w:r>
-        <w:t xml:space="preserve"> simples e </w:t>
-      </w:r>
-      <w:proofErr w:type="spellStart"/>
-      <w:r>
-        <w:t>evita</w:t>
-      </w:r>
-      <w:proofErr w:type="spellEnd"/>
-      <w:r>
-        <w:t xml:space="preserve"> </w:t>
-      </w:r>
-      <w:proofErr w:type="spellStart"/>
-      <w:r>
-        <w:t>que</w:t>
-      </w:r>
-      <w:proofErr w:type="spellEnd"/>
-      <w:r>
-        <w:t xml:space="preserve"> a </w:t>
-      </w:r>
-      <w:proofErr w:type="spellStart"/>
-      <w:r>
-        <w:t>tela</w:t>
-      </w:r>
-      <w:proofErr w:type="spellEnd"/>
-      <w:r>
-        <w:t xml:space="preserve"> precise lidar </w:t>
-      </w:r>
-      <w:proofErr w:type="spellStart"/>
-      <w:r>
-        <w:t>diretamente</w:t>
-      </w:r>
-      <w:proofErr w:type="spellEnd"/>
-      <w:r>
-        <w:t xml:space="preserve"> com SQL.</w:t>
-      </w:r>
-    </w:p>
-    <w:p>
-      <w:pPr>
-        <w:spacing w:after="120"/>
-      </w:pPr>
-      <w:r>
-        <w:t xml:space="preserve">Na </w:t>
-      </w:r>
-      <w:proofErr w:type="spellStart"/>
-      <w:r>
-        <w:t>camada</w:t>
-      </w:r>
-      <w:proofErr w:type="spellEnd"/>
-      <w:r>
-        <w:t xml:space="preserve"> view, </w:t>
-      </w:r>
-      <w:proofErr w:type="spellStart"/>
-      <w:r>
-        <w:t>cada</w:t>
-      </w:r>
-      <w:proofErr w:type="spellEnd"/>
-      <w:r>
-        <w:t xml:space="preserve"> </w:t>
-      </w:r>
-      <w:proofErr w:type="spellStart"/>
-      <w:r>
-        <w:t>janela</w:t>
-      </w:r>
-      <w:proofErr w:type="spellEnd"/>
-      <w:r>
-        <w:t xml:space="preserve"> </w:t>
-      </w:r>
-      <w:proofErr w:type="spellStart"/>
-      <w:r>
-        <w:t>foi</w:t>
-      </w:r>
-      <w:proofErr w:type="spellEnd"/>
-      <w:r>
-        <w:t xml:space="preserve"> </w:t>
-      </w:r>
-      <w:proofErr w:type="spellStart"/>
-      <w:r>
-        <w:t>feita</w:t>
-      </w:r>
-      <w:proofErr w:type="spellEnd"/>
-      <w:r>
-        <w:t xml:space="preserve"> </w:t>
-      </w:r>
-      <w:proofErr w:type="spellStart"/>
-      <w:r>
-        <w:t>em</w:t>
-      </w:r>
-      <w:proofErr w:type="spellEnd"/>
-      <w:r>
-        <w:t xml:space="preserve"> </w:t>
-      </w:r>
-      <w:proofErr w:type="spellStart"/>
-      <w:r>
-        <w:t>JFrame</w:t>
-      </w:r>
-      <w:proofErr w:type="spellEnd"/>
-      <w:r>
-        <w:t xml:space="preserve">, </w:t>
-      </w:r>
-      <w:proofErr w:type="spellStart"/>
-      <w:r>
-        <w:t>seguindo</w:t>
-      </w:r>
-      <w:proofErr w:type="spellEnd"/>
-      <w:r>
-        <w:t xml:space="preserve"> </w:t>
-      </w:r>
-      <w:proofErr w:type="gramStart"/>
-      <w:r>
-        <w:t>a</w:t>
-      </w:r>
-      <w:proofErr w:type="gramEnd"/>
-      <w:r>
-        <w:t xml:space="preserve"> </w:t>
-      </w:r>
-      <w:proofErr w:type="spellStart"/>
-      <w:r>
-        <w:t>ideia</w:t>
-      </w:r>
-      <w:proofErr w:type="spellEnd"/>
-      <w:r>
-        <w:t xml:space="preserve"> </w:t>
-      </w:r>
-      <w:proofErr w:type="spellStart"/>
-      <w:r>
-        <w:t>mostrada</w:t>
-      </w:r>
-      <w:proofErr w:type="spellEnd"/>
-      <w:r>
-        <w:t xml:space="preserve"> </w:t>
-      </w:r>
-      <w:proofErr w:type="spellStart"/>
-      <w:r>
-        <w:t>em</w:t>
-      </w:r>
-      <w:proofErr w:type="spellEnd"/>
-      <w:r>
-        <w:t xml:space="preserve"> aula. A </w:t>
-      </w:r>
-      <w:proofErr w:type="spellStart"/>
-      <w:r>
-        <w:t>primeira</w:t>
-      </w:r>
-      <w:proofErr w:type="spellEnd"/>
-      <w:r>
-        <w:t xml:space="preserve"> </w:t>
-      </w:r>
-      <w:proofErr w:type="spellStart"/>
-      <w:r>
-        <w:t>tela</w:t>
-      </w:r>
-      <w:proofErr w:type="spellEnd"/>
-      <w:r>
-        <w:t xml:space="preserve"> </w:t>
-      </w:r>
-      <w:proofErr w:type="spellStart"/>
-      <w:r>
-        <w:t>apresenta</w:t>
-      </w:r>
-      <w:proofErr w:type="spellEnd"/>
-      <w:r>
-        <w:t xml:space="preserve"> as </w:t>
-      </w:r>
-      <w:proofErr w:type="spellStart"/>
-      <w:r>
-        <w:t>opções</w:t>
-      </w:r>
-      <w:proofErr w:type="spellEnd"/>
-      <w:r>
-        <w:t xml:space="preserve"> de </w:t>
-      </w:r>
-      <w:proofErr w:type="spellStart"/>
-      <w:r>
-        <w:t>cadastrar</w:t>
-      </w:r>
-      <w:proofErr w:type="spellEnd"/>
-      <w:r>
-        <w:t xml:space="preserve"> </w:t>
-      </w:r>
-      <w:proofErr w:type="spellStart"/>
-      <w:r>
-        <w:t>ou</w:t>
-      </w:r>
-      <w:proofErr w:type="spellEnd"/>
-      <w:r>
-        <w:t xml:space="preserve"> </w:t>
-      </w:r>
-      <w:proofErr w:type="spellStart"/>
-      <w:r>
-        <w:t>entrar</w:t>
-      </w:r>
-      <w:proofErr w:type="spellEnd"/>
-      <w:r>
-        <w:t xml:space="preserve">. </w:t>
-      </w:r>
-      <w:proofErr w:type="spellStart"/>
-      <w:r>
-        <w:t>Depois</w:t>
-      </w:r>
-      <w:proofErr w:type="spellEnd"/>
-      <w:r>
-        <w:t xml:space="preserve"> do login, a </w:t>
-      </w:r>
-      <w:proofErr w:type="spellStart"/>
-      <w:r>
-        <w:t>tela</w:t>
-      </w:r>
-      <w:proofErr w:type="spellEnd"/>
-      <w:r>
-        <w:t xml:space="preserve"> principal </w:t>
-      </w:r>
-      <w:proofErr w:type="spellStart"/>
-      <w:r>
-        <w:t>exibe</w:t>
-      </w:r>
-      <w:proofErr w:type="spellEnd"/>
-      <w:r>
-        <w:t xml:space="preserve"> as abas de </w:t>
-      </w:r>
-      <w:proofErr w:type="spellStart"/>
-      <w:r>
-        <w:t>busca</w:t>
-      </w:r>
-      <w:proofErr w:type="spellEnd"/>
-      <w:r>
-        <w:t xml:space="preserve">, </w:t>
-      </w:r>
-      <w:proofErr w:type="spellStart"/>
-      <w:r>
-        <w:t>listas</w:t>
-      </w:r>
-      <w:proofErr w:type="spellEnd"/>
-      <w:r>
-        <w:t xml:space="preserve"> de </w:t>
-      </w:r>
-      <w:proofErr w:type="spellStart"/>
-      <w:r>
-        <w:t>reprodução</w:t>
-      </w:r>
-      <w:proofErr w:type="spellEnd"/>
-      <w:r>
-        <w:t xml:space="preserve"> e </w:t>
-      </w:r>
-      <w:proofErr w:type="spellStart"/>
-      <w:r>
-        <w:t>perfil</w:t>
-      </w:r>
-      <w:proofErr w:type="spellEnd"/>
-      <w:r>
-        <w:t xml:space="preserve">, </w:t>
-      </w:r>
-      <w:proofErr w:type="spellStart"/>
-      <w:r>
-        <w:t>permitindo</w:t>
-      </w:r>
-      <w:proofErr w:type="spellEnd"/>
-      <w:r>
-        <w:t xml:space="preserve"> o </w:t>
-      </w:r>
-      <w:proofErr w:type="spellStart"/>
-      <w:r>
-        <w:t>uso</w:t>
-      </w:r>
-      <w:proofErr w:type="spellEnd"/>
-      <w:r>
-        <w:t xml:space="preserve"> do </w:t>
-      </w:r>
-      <w:proofErr w:type="spellStart"/>
-      <w:r>
-        <w:t>sistema</w:t>
-      </w:r>
-      <w:proofErr w:type="spellEnd"/>
-      <w:r>
-        <w:t xml:space="preserve"> de forma simples e </w:t>
-      </w:r>
-      <w:proofErr w:type="spellStart"/>
-      <w:r>
-        <w:t>direta</w:t>
-      </w:r>
-      <w:proofErr w:type="spellEnd"/>
-      <w:r>
-        <w:t>.</w:t>
-      </w:r>
-    </w:p>
-    <w:p>
-      <w:pPr>
-        <w:spacing w:after="120"/>
-      </w:pPr>
-    </w:p>
-    <w:p>
-      <w:pPr>
-        <w:spacing w:before="120" w:after="80"/>
-      </w:pPr>
-      <w:r>
-        <w:rPr>
-          <w:b/>
-          <w:sz w:val="26"/>
-        </w:rPr>
-        <w:t xml:space="preserve">6. </w:t>
-      </w:r>
-      <w:proofErr w:type="spellStart"/>
-      <w:r>
-        <w:rPr>
-          <w:b/>
-          <w:sz w:val="26"/>
-        </w:rPr>
-        <w:t>Conclusão</w:t>
-      </w:r>
-      <w:proofErr w:type="spellEnd"/>
-    </w:p>
-    <w:p>
-      <w:pPr>
-        <w:spacing w:after="120"/>
-      </w:pPr>
-      <w:r>
-        <w:t xml:space="preserve">O </w:t>
-      </w:r>
-      <w:proofErr w:type="spellStart"/>
-      <w:r>
-        <w:t>projeto</w:t>
-      </w:r>
-      <w:proofErr w:type="spellEnd"/>
-      <w:r>
-        <w:t xml:space="preserve"> </w:t>
-      </w:r>
-      <w:proofErr w:type="spellStart"/>
-      <w:r>
-        <w:t>FEItv</w:t>
-      </w:r>
-      <w:proofErr w:type="spellEnd"/>
-      <w:r>
-        <w:t xml:space="preserve"> </w:t>
-      </w:r>
-      <w:proofErr w:type="spellStart"/>
-      <w:r>
-        <w:t>reuniu</w:t>
-      </w:r>
-      <w:proofErr w:type="spellEnd"/>
-      <w:r>
-        <w:t xml:space="preserve"> </w:t>
-      </w:r>
-      <w:proofErr w:type="spellStart"/>
-      <w:r>
-        <w:t>conceitos</w:t>
-      </w:r>
-      <w:proofErr w:type="spellEnd"/>
-      <w:r>
-        <w:t xml:space="preserve"> </w:t>
-      </w:r>
-      <w:r>
-        <w:t>POO</w:t>
-      </w:r>
-      <w:r>
-        <w:t xml:space="preserve">, banco de dados e interface </w:t>
-      </w:r>
-      <w:proofErr w:type="spellStart"/>
-      <w:r>
-        <w:t>gráfica</w:t>
-      </w:r>
-      <w:proofErr w:type="spellEnd"/>
-      <w:r>
-        <w:t xml:space="preserve"> </w:t>
-      </w:r>
-      <w:proofErr w:type="spellStart"/>
-      <w:r>
-        <w:t>em</w:t>
-      </w:r>
-      <w:proofErr w:type="spellEnd"/>
-      <w:r>
-        <w:t xml:space="preserve"> </w:t>
-      </w:r>
-      <w:proofErr w:type="spellStart"/>
-      <w:r>
-        <w:t>uma</w:t>
-      </w:r>
-      <w:proofErr w:type="spellEnd"/>
-      <w:r>
-        <w:t xml:space="preserve"> </w:t>
-      </w:r>
-      <w:proofErr w:type="spellStart"/>
-      <w:r>
-        <w:t>aplicação</w:t>
-      </w:r>
-      <w:proofErr w:type="spellEnd"/>
-      <w:r>
-        <w:t xml:space="preserve"> </w:t>
-      </w:r>
-      <w:proofErr w:type="spellStart"/>
-      <w:r>
-        <w:t>única</w:t>
-      </w:r>
-      <w:proofErr w:type="spellEnd"/>
-      <w:r>
-        <w:t xml:space="preserve">. A </w:t>
-      </w:r>
-      <w:proofErr w:type="spellStart"/>
-      <w:r>
-        <w:t>separação</w:t>
-      </w:r>
-      <w:proofErr w:type="spellEnd"/>
-      <w:r>
-        <w:t xml:space="preserve"> entre </w:t>
-      </w:r>
-      <w:proofErr w:type="spellStart"/>
-      <w:r>
-        <w:t>telas</w:t>
-      </w:r>
-      <w:proofErr w:type="spellEnd"/>
-      <w:r>
-        <w:t xml:space="preserve">, </w:t>
-      </w:r>
-      <w:proofErr w:type="spellStart"/>
-      <w:r>
-        <w:t>controle</w:t>
-      </w:r>
-      <w:proofErr w:type="spellEnd"/>
-      <w:r>
-        <w:t xml:space="preserve">, entre outros </w:t>
-      </w:r>
-      <w:proofErr w:type="spellStart"/>
-      <w:r>
-        <w:t>fatores</w:t>
-      </w:r>
-      <w:proofErr w:type="spellEnd"/>
-      <w:r>
-        <w:t xml:space="preserve">, </w:t>
-      </w:r>
-      <w:proofErr w:type="spellStart"/>
-      <w:r>
-        <w:t>ajud</w:t>
-      </w:r>
-      <w:r>
-        <w:t>aram</w:t>
-      </w:r>
-      <w:proofErr w:type="spellEnd"/>
-      <w:r>
-        <w:t xml:space="preserve"> a </w:t>
-      </w:r>
-      <w:proofErr w:type="spellStart"/>
-      <w:r>
-        <w:t>manter</w:t>
-      </w:r>
-      <w:proofErr w:type="spellEnd"/>
-      <w:r>
-        <w:t xml:space="preserve"> o </w:t>
-      </w:r>
-      <w:proofErr w:type="spellStart"/>
-      <w:r>
-        <w:t>código</w:t>
-      </w:r>
-      <w:proofErr w:type="spellEnd"/>
-      <w:r>
-        <w:t xml:space="preserve"> </w:t>
-      </w:r>
-      <w:proofErr w:type="spellStart"/>
-      <w:r>
-        <w:t>organizado</w:t>
-      </w:r>
-      <w:proofErr w:type="spellEnd"/>
-      <w:r>
-        <w:t xml:space="preserve"> e </w:t>
-      </w:r>
-      <w:proofErr w:type="spellStart"/>
-      <w:r>
-        <w:t>próximo</w:t>
-      </w:r>
-      <w:proofErr w:type="spellEnd"/>
-      <w:r>
-        <w:t xml:space="preserve"> do </w:t>
-      </w:r>
-      <w:proofErr w:type="spellStart"/>
-      <w:r>
-        <w:t>conteúdo</w:t>
-      </w:r>
-      <w:proofErr w:type="spellEnd"/>
-      <w:r>
-        <w:t xml:space="preserve"> visto </w:t>
-      </w:r>
-      <w:proofErr w:type="spellStart"/>
-      <w:r>
-        <w:t>em</w:t>
-      </w:r>
-      <w:proofErr w:type="spellEnd"/>
-      <w:r>
-        <w:t xml:space="preserve"> aula.</w:t>
-      </w:r>
-    </w:p>
-    <w:p>
-      <w:pPr>
-        <w:spacing w:after="120"/>
-      </w:pPr>
-      <w:r>
-        <w:t xml:space="preserve">Sob esse </w:t>
-      </w:r>
-      <w:proofErr w:type="spellStart"/>
-      <w:r>
-        <w:t>viés</w:t>
-      </w:r>
-      <w:proofErr w:type="spellEnd"/>
-      <w:r>
-        <w:t xml:space="preserve">, o </w:t>
-      </w:r>
-      <w:proofErr w:type="spellStart"/>
-      <w:r>
-        <w:t>sistema</w:t>
-      </w:r>
-      <w:proofErr w:type="spellEnd"/>
-      <w:r>
-        <w:t xml:space="preserve"> </w:t>
-      </w:r>
-      <w:proofErr w:type="spellStart"/>
-      <w:r>
-        <w:t>entrega</w:t>
-      </w:r>
-      <w:proofErr w:type="spellEnd"/>
-      <w:r>
-        <w:t xml:space="preserve"> para o </w:t>
-      </w:r>
-      <w:proofErr w:type="spellStart"/>
-      <w:r>
-        <w:t>usuário</w:t>
-      </w:r>
-      <w:proofErr w:type="spellEnd"/>
-      <w:r>
-        <w:t xml:space="preserve"> as </w:t>
-      </w:r>
-      <w:proofErr w:type="spellStart"/>
-      <w:r>
-        <w:t>funções</w:t>
-      </w:r>
-      <w:proofErr w:type="spellEnd"/>
-      <w:r>
-        <w:t xml:space="preserve"> de: </w:t>
-      </w:r>
-      <w:proofErr w:type="spellStart"/>
-      <w:r>
-        <w:t>criar</w:t>
-      </w:r>
-      <w:proofErr w:type="spellEnd"/>
-      <w:r>
-        <w:t xml:space="preserve"> </w:t>
-      </w:r>
-      <w:proofErr w:type="spellStart"/>
-      <w:r>
-        <w:t>conta</w:t>
-      </w:r>
-      <w:proofErr w:type="spellEnd"/>
-      <w:r>
-        <w:t xml:space="preserve">, </w:t>
-      </w:r>
-      <w:proofErr w:type="spellStart"/>
-      <w:r>
-        <w:t>entrar</w:t>
-      </w:r>
-      <w:proofErr w:type="spellEnd"/>
-      <w:r>
-        <w:t xml:space="preserve">, </w:t>
-      </w:r>
-      <w:proofErr w:type="spellStart"/>
-      <w:r>
-        <w:t>procurar</w:t>
-      </w:r>
-      <w:proofErr w:type="spellEnd"/>
-      <w:r>
-        <w:t xml:space="preserve"> </w:t>
-      </w:r>
-      <w:proofErr w:type="spellStart"/>
-      <w:r>
-        <w:t>vídeos</w:t>
-      </w:r>
-      <w:proofErr w:type="spellEnd"/>
-      <w:r>
-        <w:t xml:space="preserve">, </w:t>
-      </w:r>
-      <w:proofErr w:type="spellStart"/>
-      <w:r>
-        <w:t>reagir</w:t>
-      </w:r>
-      <w:proofErr w:type="spellEnd"/>
-      <w:r>
-        <w:t xml:space="preserve"> </w:t>
-      </w:r>
-      <w:proofErr w:type="spellStart"/>
-      <w:r>
-        <w:t>aos</w:t>
-      </w:r>
-      <w:proofErr w:type="spellEnd"/>
-      <w:r>
-        <w:t xml:space="preserve"> </w:t>
-      </w:r>
-      <w:proofErr w:type="spellStart"/>
-      <w:proofErr w:type="gramStart"/>
-      <w:r>
-        <w:t>conteúdos</w:t>
-      </w:r>
-      <w:proofErr w:type="spellEnd"/>
-      <w:r>
-        <w:t>(</w:t>
-      </w:r>
-      <w:proofErr w:type="gramEnd"/>
-      <w:r>
-        <w:t xml:space="preserve">like e </w:t>
-      </w:r>
-      <w:proofErr w:type="spellStart"/>
-      <w:r>
-        <w:t>deslike</w:t>
-      </w:r>
-      <w:proofErr w:type="spellEnd"/>
-      <w:r>
-        <w:t xml:space="preserve">) e </w:t>
-      </w:r>
-      <w:proofErr w:type="spellStart"/>
-      <w:r>
-        <w:t>montar</w:t>
-      </w:r>
-      <w:proofErr w:type="spellEnd"/>
-      <w:r>
-        <w:t xml:space="preserve"> </w:t>
-      </w:r>
-      <w:proofErr w:type="spellStart"/>
-      <w:r>
-        <w:t>suas</w:t>
-      </w:r>
-      <w:proofErr w:type="spellEnd"/>
-      <w:r>
-        <w:t xml:space="preserve"> </w:t>
-      </w:r>
-      <w:proofErr w:type="spellStart"/>
-      <w:r>
-        <w:t>próprias</w:t>
-      </w:r>
-      <w:proofErr w:type="spellEnd"/>
-      <w:r>
-        <w:t xml:space="preserve"> </w:t>
-      </w:r>
-      <w:proofErr w:type="spellStart"/>
-      <w:r>
-        <w:t>listas</w:t>
-      </w:r>
-      <w:proofErr w:type="spellEnd"/>
-      <w:r>
-        <w:t xml:space="preserve"> de </w:t>
-      </w:r>
-      <w:proofErr w:type="spellStart"/>
-      <w:r>
-        <w:t>reprodução</w:t>
-      </w:r>
-      <w:proofErr w:type="spellEnd"/>
-      <w:r>
-        <w:t xml:space="preserve">. O </w:t>
-      </w:r>
-      <w:proofErr w:type="spellStart"/>
-      <w:r>
-        <w:t>projeto</w:t>
-      </w:r>
-      <w:proofErr w:type="spellEnd"/>
-      <w:r>
-        <w:t xml:space="preserve"> </w:t>
-      </w:r>
-      <w:proofErr w:type="spellStart"/>
-      <w:r>
-        <w:t>também</w:t>
-      </w:r>
-      <w:proofErr w:type="spellEnd"/>
-      <w:r>
-        <w:t xml:space="preserve"> </w:t>
-      </w:r>
-      <w:proofErr w:type="spellStart"/>
-      <w:r>
-        <w:t>serviu</w:t>
-      </w:r>
-      <w:proofErr w:type="spellEnd"/>
-      <w:r>
-        <w:t xml:space="preserve"> para </w:t>
-      </w:r>
-      <w:proofErr w:type="spellStart"/>
-      <w:r>
-        <w:t>praticar</w:t>
-      </w:r>
-      <w:proofErr w:type="spellEnd"/>
-      <w:r>
-        <w:t xml:space="preserve"> o </w:t>
-      </w:r>
-      <w:proofErr w:type="spellStart"/>
-      <w:r>
-        <w:t>uso</w:t>
-      </w:r>
-      <w:proofErr w:type="spellEnd"/>
-      <w:r>
-        <w:t xml:space="preserve"> de </w:t>
-      </w:r>
-      <w:proofErr w:type="spellStart"/>
-      <w:r>
-        <w:t>JFrame</w:t>
-      </w:r>
-      <w:proofErr w:type="spellEnd"/>
-      <w:r>
-        <w:t xml:space="preserve">, JDBC, SQL e MVC </w:t>
-      </w:r>
-      <w:proofErr w:type="spellStart"/>
-      <w:r>
-        <w:t>em</w:t>
-      </w:r>
-      <w:proofErr w:type="spellEnd"/>
-      <w:r>
-        <w:t xml:space="preserve"> um </w:t>
-      </w:r>
-      <w:proofErr w:type="spellStart"/>
-      <w:r>
-        <w:t>cenário</w:t>
-      </w:r>
-      <w:proofErr w:type="spellEnd"/>
-      <w:r>
-        <w:t xml:space="preserve"> </w:t>
-      </w:r>
-      <w:proofErr w:type="spellStart"/>
-      <w:r>
-        <w:t>realista</w:t>
-      </w:r>
-      <w:proofErr w:type="spellEnd"/>
-      <w:r>
-        <w:t xml:space="preserve"> de </w:t>
-      </w:r>
-      <w:proofErr w:type="spellStart"/>
-      <w:r>
-        <w:t>aplicação</w:t>
-      </w:r>
-      <w:proofErr w:type="spellEnd"/>
-      <w:r>
-        <w:t>.</w:t>
-      </w:r>
-    </w:p>
-    <w:p>
-      <w:pPr>
-        <w:spacing w:after="120"/>
-      </w:pPr>
-    </w:p>
-    <w:p>
-      <w:pPr>
-        <w:spacing w:before="120" w:after="80"/>
-        <w:rPr>
-          <w:b/>
-          <w:sz w:val="26"/>
-        </w:rPr>
-      </w:pPr>
-      <w:r>
-        <w:rPr>
-          <w:b/>
-          <w:sz w:val="26"/>
-        </w:rPr>
-        <w:t>7</w:t>
-      </w:r>
-      <w:r>
-        <w:rPr>
-          <w:b/>
-          <w:sz w:val="26"/>
-        </w:rPr>
-        <w:t xml:space="preserve">. </w:t>
-      </w:r>
-      <w:proofErr w:type="spellStart"/>
-      <w:r>
-        <w:rPr>
-          <w:b/>
-          <w:sz w:val="26"/>
-        </w:rPr>
-        <w:t>Diagrama</w:t>
-      </w:r>
-      <w:proofErr w:type="spellEnd"/>
-      <w:r>
-        <w:rPr>
-          <w:b/>
-          <w:sz w:val="26"/>
-        </w:rPr>
-        <w:t xml:space="preserve"> do </w:t>
-      </w:r>
-      <w:proofErr w:type="spellStart"/>
-      <w:r>
-        <w:rPr>
-          <w:b/>
-          <w:sz w:val="26"/>
-        </w:rPr>
-        <w:t>Projeto</w:t>
-      </w:r>
-      <w:proofErr w:type="spellEnd"/>
-    </w:p>
-    <w:p>
-      <w:pPr>
-        <w:spacing w:before="120" w:after="80"/>
-      </w:pPr>
-    </w:p>
-    <w:p>
-      <w:pPr>
-        <w:spacing w:after="120"/>
-      </w:pPr>
       <w:r>
         <w:rPr>
           <w:noProof/>
         </w:rPr>
-        <w:lastRenderedPageBreak/>
         <w:drawing>
           <wp:inline distT="0" distB="0" distL="0" distR="0" wp14:anchorId="0110CE3C" wp14:editId="1F29F4D9">
             <wp:extent cx="5972810" cy="3984625"/>
@@ -5555,7 +6697,6 @@
   <w:style w:type="character" w:default="1" w:styleId="Fontepargpadro">
     <w:name w:val="Default Paragraph Font"/>
     <w:uiPriority w:val="1"/>
-    <w:semiHidden/>
     <w:unhideWhenUsed/>
   </w:style>
   <w:style w:type="table" w:default="1" w:styleId="Tabelanormal">
